--- a/document-merge-service/kt_so/templatefiles/selbstdeklaration-bauabschluss.docx
+++ b/document-merge-service/kt_so/templatefiles/selbstdeklaration-bauabschluss.docx
@@ -36,12 +36,21 @@
             <w:pPr>
               <w:pStyle w:val="Platzhalter"/>
             </w:pPr>
+            <w:proofErr w:type="gramStart"/>
             <w:r>
               <w:rPr>
                 <w:b/>
                 <w:bCs/>
               </w:rPr>
-              <w:t>{{ LEITBEHOERDE_NAME }}</w:t>
+              <w:t>{{ LEITBEHOERDE</w:t>
+            </w:r>
+            <w:proofErr w:type="gramEnd"/>
+            <w:r>
+              <w:rPr>
+                <w:b/>
+                <w:bCs/>
+              </w:rPr>
+              <w:t>_NAME }}</w:t>
             </w:r>
           </w:p>
           <w:sdt>
@@ -90,12 +99,21 @@
                 <w:szCs w:val="18"/>
               </w:rPr>
             </w:pPr>
-            <w:r>
-              <w:rPr>
-                <w:sz w:val="18"/>
-                <w:szCs w:val="18"/>
-              </w:rPr>
-              <w:t>{{ LEITBEHOERDE_ADRESSE_1 }}</w:t>
+            <w:proofErr w:type="gramStart"/>
+            <w:r>
+              <w:rPr>
+                <w:sz w:val="18"/>
+                <w:szCs w:val="18"/>
+              </w:rPr>
+              <w:t>{{ LEITBEHOERDE</w:t>
+            </w:r>
+            <w:proofErr w:type="gramEnd"/>
+            <w:r>
+              <w:rPr>
+                <w:sz w:val="18"/>
+                <w:szCs w:val="18"/>
+              </w:rPr>
+              <w:t>_ADRESSE_1 }}</w:t>
             </w:r>
           </w:p>
           <w:p>
@@ -106,12 +124,21 @@
                 <w:szCs w:val="18"/>
               </w:rPr>
             </w:pPr>
-            <w:r>
-              <w:rPr>
-                <w:sz w:val="18"/>
-                <w:szCs w:val="18"/>
-              </w:rPr>
-              <w:t>{{ LEITBEHOERDE_ADRESSE_2 }}</w:t>
+            <w:proofErr w:type="gramStart"/>
+            <w:r>
+              <w:rPr>
+                <w:sz w:val="18"/>
+                <w:szCs w:val="18"/>
+              </w:rPr>
+              <w:t>{{ LEITBEHOERDE</w:t>
+            </w:r>
+            <w:proofErr w:type="gramEnd"/>
+            <w:r>
+              <w:rPr>
+                <w:sz w:val="18"/>
+                <w:szCs w:val="18"/>
+              </w:rPr>
+              <w:t>_ADRESSE_2 }}</w:t>
             </w:r>
           </w:p>
         </w:tc>
@@ -212,8 +239,13 @@
             <w:pPr>
               <w:pStyle w:val="Platzhalter"/>
             </w:pPr>
-            <w:r>
-              <w:t>{{ DOSSIER_NUMMER }}</w:t>
+            <w:proofErr w:type="gramStart"/>
+            <w:r>
+              <w:t>{{ DOSSIER</w:t>
+            </w:r>
+            <w:proofErr w:type="gramEnd"/>
+            <w:r>
+              <w:t>_NUMMER }}</w:t>
             </w:r>
           </w:p>
         </w:tc>
@@ -275,7 +307,27 @@
                 <w:sz w:val="18"/>
                 <w:szCs w:val="18"/>
               </w:rPr>
-              <w:t>{%p for G in ALLE_GESUCHSTELLER_LISTE %}</w:t>
+              <w:t xml:space="preserve">{%p </w:t>
+            </w:r>
+            <w:proofErr w:type="spellStart"/>
+            <w:r>
+              <w:rPr>
+                <w:rFonts w:ascii="Consolas" w:hAnsi="Consolas" w:cs="Arial"/>
+                <w:color w:val="00B050"/>
+                <w:sz w:val="18"/>
+                <w:szCs w:val="18"/>
+              </w:rPr>
+              <w:t>for</w:t>
+            </w:r>
+            <w:proofErr w:type="spellEnd"/>
+            <w:r>
+              <w:rPr>
+                <w:rFonts w:ascii="Consolas" w:hAnsi="Consolas" w:cs="Arial"/>
+                <w:color w:val="00B050"/>
+                <w:sz w:val="18"/>
+                <w:szCs w:val="18"/>
+              </w:rPr>
+              <w:t xml:space="preserve"> G in ALLE_GESUCHSTELLER_LISTE %}</w:t>
             </w:r>
           </w:p>
           <w:p>
@@ -313,7 +365,47 @@
                 <w:sz w:val="18"/>
                 <w:szCs w:val="18"/>
               </w:rPr>
-              <w:t xml:space="preserve"> if ALLE_GESUCHSTELLER_LISTE|length &gt; 1 %}</w:t>
+              <w:t xml:space="preserve"> </w:t>
+            </w:r>
+            <w:proofErr w:type="spellStart"/>
+            <w:r>
+              <w:rPr>
+                <w:rFonts w:ascii="Consolas" w:hAnsi="Consolas" w:cs="Arial"/>
+                <w:color w:val="00B050"/>
+                <w:sz w:val="18"/>
+                <w:szCs w:val="18"/>
+              </w:rPr>
+              <w:t>if</w:t>
+            </w:r>
+            <w:proofErr w:type="spellEnd"/>
+            <w:r>
+              <w:rPr>
+                <w:rFonts w:ascii="Consolas" w:hAnsi="Consolas" w:cs="Arial"/>
+                <w:color w:val="00B050"/>
+                <w:sz w:val="18"/>
+                <w:szCs w:val="18"/>
+              </w:rPr>
+              <w:t xml:space="preserve"> </w:t>
+            </w:r>
+            <w:proofErr w:type="spellStart"/>
+            <w:r>
+              <w:rPr>
+                <w:rFonts w:ascii="Consolas" w:hAnsi="Consolas" w:cs="Arial"/>
+                <w:color w:val="00B050"/>
+                <w:sz w:val="18"/>
+                <w:szCs w:val="18"/>
+              </w:rPr>
+              <w:t>ALLE_GESUCHSTELLER_LISTE|length</w:t>
+            </w:r>
+            <w:proofErr w:type="spellEnd"/>
+            <w:r>
+              <w:rPr>
+                <w:rFonts w:ascii="Consolas" w:hAnsi="Consolas" w:cs="Arial"/>
+                <w:color w:val="00B050"/>
+                <w:sz w:val="18"/>
+                <w:szCs w:val="18"/>
+              </w:rPr>
+              <w:t xml:space="preserve"> &gt; 1 %}</w:t>
             </w:r>
           </w:p>
           <w:p>
@@ -336,11 +428,19 @@
               </w:rPr>
               <w:tab/>
             </w:r>
+            <w:proofErr w:type="gramStart"/>
             <w:r>
               <w:rPr>
                 <w:rStyle w:val="PlatzhalterZchn"/>
               </w:rPr>
-              <w:t>{{ G.NAME }}</w:t>
+              <w:t>{{ G.NAME</w:t>
+            </w:r>
+            <w:proofErr w:type="gramEnd"/>
+            <w:r>
+              <w:rPr>
+                <w:rStyle w:val="PlatzhalterZchn"/>
+              </w:rPr>
+              <w:t xml:space="preserve"> }}</w:t>
             </w:r>
             <w:r>
               <w:t xml:space="preserve">, </w:t>
@@ -369,7 +469,27 @@
                 <w:sz w:val="18"/>
                 <w:szCs w:val="18"/>
               </w:rPr>
-              <w:t>{%p if G.VERTRETER_NAME %}</w:t>
+              <w:t xml:space="preserve">{%p </w:t>
+            </w:r>
+            <w:proofErr w:type="spellStart"/>
+            <w:r>
+              <w:rPr>
+                <w:rFonts w:ascii="Consolas" w:hAnsi="Consolas" w:cs="Arial"/>
+                <w:color w:val="00B050"/>
+                <w:sz w:val="18"/>
+                <w:szCs w:val="18"/>
+              </w:rPr>
+              <w:t>if</w:t>
+            </w:r>
+            <w:proofErr w:type="spellEnd"/>
+            <w:r>
+              <w:rPr>
+                <w:rFonts w:ascii="Consolas" w:hAnsi="Consolas" w:cs="Arial"/>
+                <w:color w:val="00B050"/>
+                <w:sz w:val="18"/>
+                <w:szCs w:val="18"/>
+              </w:rPr>
+              <w:t xml:space="preserve"> G.VERTRETER_NAME %}</w:t>
             </w:r>
           </w:p>
           <w:p>
@@ -384,11 +504,19 @@
             <w:pPr>
               <w:ind w:left="357"/>
             </w:pPr>
+            <w:proofErr w:type="gramStart"/>
             <w:r>
               <w:rPr>
                 <w:rStyle w:val="PlatzhalterZchn"/>
               </w:rPr>
-              <w:t>{{ G.VERTRETER_NAME }}</w:t>
+              <w:t>{{ G.VERTRETER</w:t>
+            </w:r>
+            <w:proofErr w:type="gramEnd"/>
+            <w:r>
+              <w:rPr>
+                <w:rStyle w:val="PlatzhalterZchn"/>
+              </w:rPr>
+              <w:t>_NAME }}</w:t>
             </w:r>
             <w:r>
               <w:t xml:space="preserve">, </w:t>
@@ -417,7 +545,27 @@
                 <w:sz w:val="18"/>
                 <w:szCs w:val="18"/>
               </w:rPr>
-              <w:t>{%p endif %}</w:t>
+              <w:t xml:space="preserve">{%p </w:t>
+            </w:r>
+            <w:proofErr w:type="spellStart"/>
+            <w:r>
+              <w:rPr>
+                <w:rFonts w:ascii="Consolas" w:hAnsi="Consolas" w:cs="Arial"/>
+                <w:color w:val="00B050"/>
+                <w:sz w:val="18"/>
+                <w:szCs w:val="18"/>
+              </w:rPr>
+              <w:t>endif</w:t>
+            </w:r>
+            <w:proofErr w:type="spellEnd"/>
+            <w:r>
+              <w:rPr>
+                <w:rFonts w:ascii="Consolas" w:hAnsi="Consolas" w:cs="Arial"/>
+                <w:color w:val="00B050"/>
+                <w:sz w:val="18"/>
+                <w:szCs w:val="18"/>
+              </w:rPr>
+              <w:t xml:space="preserve"> %}</w:t>
             </w:r>
           </w:p>
           <w:p>
@@ -456,6 +604,7 @@
               </w:rPr>
               <w:t xml:space="preserve"> </w:t>
             </w:r>
+            <w:proofErr w:type="spellStart"/>
             <w:r>
               <w:rPr>
                 <w:rFonts w:ascii="Consolas" w:hAnsi="Consolas" w:cs="Arial"/>
@@ -465,6 +614,7 @@
               </w:rPr>
               <w:t>else</w:t>
             </w:r>
+            <w:proofErr w:type="spellEnd"/>
             <w:r>
               <w:rPr>
                 <w:rFonts w:ascii="Consolas" w:hAnsi="Consolas" w:cs="Arial"/>
@@ -476,11 +626,19 @@
             </w:r>
           </w:p>
           <w:p>
+            <w:proofErr w:type="gramStart"/>
             <w:r>
               <w:rPr>
                 <w:rStyle w:val="PlatzhalterZchn"/>
               </w:rPr>
-              <w:t>{{ G.NAME }}</w:t>
+              <w:t>{{ G.NAME</w:t>
+            </w:r>
+            <w:proofErr w:type="gramEnd"/>
+            <w:r>
+              <w:rPr>
+                <w:rStyle w:val="PlatzhalterZchn"/>
+              </w:rPr>
+              <w:t xml:space="preserve"> }}</w:t>
             </w:r>
             <w:r>
               <w:t xml:space="preserve">, </w:t>
@@ -508,7 +666,27 @@
                 <w:sz w:val="18"/>
                 <w:szCs w:val="18"/>
               </w:rPr>
-              <w:t>{%p if G.VERTRETER_NAME %}</w:t>
+              <w:t xml:space="preserve">{%p </w:t>
+            </w:r>
+            <w:proofErr w:type="spellStart"/>
+            <w:r>
+              <w:rPr>
+                <w:rFonts w:ascii="Consolas" w:hAnsi="Consolas" w:cs="Arial"/>
+                <w:color w:val="00B050"/>
+                <w:sz w:val="18"/>
+                <w:szCs w:val="18"/>
+              </w:rPr>
+              <w:t>if</w:t>
+            </w:r>
+            <w:proofErr w:type="spellEnd"/>
+            <w:r>
+              <w:rPr>
+                <w:rFonts w:ascii="Consolas" w:hAnsi="Consolas" w:cs="Arial"/>
+                <w:color w:val="00B050"/>
+                <w:sz w:val="18"/>
+                <w:szCs w:val="18"/>
+              </w:rPr>
+              <w:t xml:space="preserve"> G.VERTRETER_NAME %}</w:t>
             </w:r>
           </w:p>
           <w:p>
@@ -517,11 +695,19 @@
             </w:r>
           </w:p>
           <w:p>
+            <w:proofErr w:type="gramStart"/>
             <w:r>
               <w:rPr>
                 <w:rStyle w:val="PlatzhalterZchn"/>
               </w:rPr>
-              <w:t>{{ G.VERTRETER_NAME }}</w:t>
+              <w:t>{{ G.VERTRETER</w:t>
+            </w:r>
+            <w:proofErr w:type="gramEnd"/>
+            <w:r>
+              <w:rPr>
+                <w:rStyle w:val="PlatzhalterZchn"/>
+              </w:rPr>
+              <w:t>_NAME }}</w:t>
             </w:r>
             <w:r>
               <w:t xml:space="preserve">, </w:t>
@@ -549,7 +735,27 @@
                 <w:sz w:val="18"/>
                 <w:szCs w:val="18"/>
               </w:rPr>
-              <w:t>{%p endif %}</w:t>
+              <w:t xml:space="preserve">{%p </w:t>
+            </w:r>
+            <w:proofErr w:type="spellStart"/>
+            <w:r>
+              <w:rPr>
+                <w:rFonts w:ascii="Consolas" w:hAnsi="Consolas"/>
+                <w:color w:val="00B050"/>
+                <w:sz w:val="18"/>
+                <w:szCs w:val="18"/>
+              </w:rPr>
+              <w:t>endif</w:t>
+            </w:r>
+            <w:proofErr w:type="spellEnd"/>
+            <w:r>
+              <w:rPr>
+                <w:rFonts w:ascii="Consolas" w:hAnsi="Consolas"/>
+                <w:color w:val="00B050"/>
+                <w:sz w:val="18"/>
+                <w:szCs w:val="18"/>
+              </w:rPr>
+              <w:t xml:space="preserve"> %}</w:t>
             </w:r>
           </w:p>
           <w:p>
@@ -586,7 +792,27 @@
                 <w:sz w:val="18"/>
                 <w:szCs w:val="18"/>
               </w:rPr>
-              <w:t xml:space="preserve"> endif %}</w:t>
+              <w:t xml:space="preserve"> </w:t>
+            </w:r>
+            <w:proofErr w:type="spellStart"/>
+            <w:r>
+              <w:rPr>
+                <w:rFonts w:ascii="Consolas" w:hAnsi="Consolas"/>
+                <w:color w:val="00B050"/>
+                <w:sz w:val="18"/>
+                <w:szCs w:val="18"/>
+              </w:rPr>
+              <w:t>endif</w:t>
+            </w:r>
+            <w:proofErr w:type="spellEnd"/>
+            <w:r>
+              <w:rPr>
+                <w:rFonts w:ascii="Consolas" w:hAnsi="Consolas"/>
+                <w:color w:val="00B050"/>
+                <w:sz w:val="18"/>
+                <w:szCs w:val="18"/>
+              </w:rPr>
+              <w:t xml:space="preserve"> %}</w:t>
             </w:r>
           </w:p>
           <w:p>
@@ -604,7 +830,27 @@
                 <w:sz w:val="18"/>
                 <w:szCs w:val="18"/>
               </w:rPr>
-              <w:t>{%p endfor %}</w:t>
+              <w:t xml:space="preserve">{%p </w:t>
+            </w:r>
+            <w:proofErr w:type="spellStart"/>
+            <w:r>
+              <w:rPr>
+                <w:rFonts w:ascii="Consolas" w:hAnsi="Consolas" w:cs="Arial"/>
+                <w:color w:val="00B050"/>
+                <w:sz w:val="18"/>
+                <w:szCs w:val="18"/>
+              </w:rPr>
+              <w:t>endfor</w:t>
+            </w:r>
+            <w:proofErr w:type="spellEnd"/>
+            <w:r>
+              <w:rPr>
+                <w:rFonts w:ascii="Consolas" w:hAnsi="Consolas" w:cs="Arial"/>
+                <w:color w:val="00B050"/>
+                <w:sz w:val="18"/>
+                <w:szCs w:val="18"/>
+              </w:rPr>
+              <w:t xml:space="preserve"> %}</w:t>
             </w:r>
           </w:p>
         </w:tc>
@@ -667,7 +913,27 @@
                 <w:sz w:val="18"/>
                 <w:szCs w:val="18"/>
               </w:rPr>
-              <w:t xml:space="preserve">{%p if </w:t>
+              <w:t xml:space="preserve">{%p </w:t>
+            </w:r>
+            <w:proofErr w:type="spellStart"/>
+            <w:r>
+              <w:rPr>
+                <w:rFonts w:ascii="Consolas" w:hAnsi="Consolas" w:cs="Arial"/>
+                <w:color w:val="00B050"/>
+                <w:sz w:val="18"/>
+                <w:szCs w:val="18"/>
+              </w:rPr>
+              <w:t>if</w:t>
+            </w:r>
+            <w:proofErr w:type="spellEnd"/>
+            <w:r>
+              <w:rPr>
+                <w:rFonts w:ascii="Consolas" w:hAnsi="Consolas" w:cs="Arial"/>
+                <w:color w:val="00B050"/>
+                <w:sz w:val="18"/>
+                <w:szCs w:val="18"/>
+              </w:rPr>
+              <w:t xml:space="preserve"> </w:t>
             </w:r>
             <w:r>
               <w:rPr>
@@ -704,7 +970,27 @@
                 <w:sz w:val="18"/>
                 <w:szCs w:val="18"/>
               </w:rPr>
-              <w:t>{%p for G in ALLE_</w:t>
+              <w:t xml:space="preserve">{%p </w:t>
+            </w:r>
+            <w:proofErr w:type="spellStart"/>
+            <w:r>
+              <w:rPr>
+                <w:rFonts w:ascii="Consolas" w:hAnsi="Consolas" w:cs="Arial"/>
+                <w:color w:val="00B050"/>
+                <w:sz w:val="18"/>
+                <w:szCs w:val="18"/>
+              </w:rPr>
+              <w:t>for</w:t>
+            </w:r>
+            <w:proofErr w:type="spellEnd"/>
+            <w:r>
+              <w:rPr>
+                <w:rFonts w:ascii="Consolas" w:hAnsi="Consolas" w:cs="Arial"/>
+                <w:color w:val="00B050"/>
+                <w:sz w:val="18"/>
+                <w:szCs w:val="18"/>
+              </w:rPr>
+              <w:t xml:space="preserve"> G in ALLE_</w:t>
             </w:r>
             <w:r>
               <w:rPr>
@@ -760,7 +1046,37 @@
                 <w:sz w:val="18"/>
                 <w:szCs w:val="18"/>
               </w:rPr>
-              <w:t xml:space="preserve"> if ALLE_</w:t>
+              <w:t xml:space="preserve"> </w:t>
+            </w:r>
+            <w:proofErr w:type="spellStart"/>
+            <w:r>
+              <w:rPr>
+                <w:rFonts w:ascii="Consolas" w:hAnsi="Consolas" w:cs="Arial"/>
+                <w:color w:val="00B050"/>
+                <w:sz w:val="18"/>
+                <w:szCs w:val="18"/>
+              </w:rPr>
+              <w:t>if</w:t>
+            </w:r>
+            <w:proofErr w:type="spellEnd"/>
+            <w:r>
+              <w:rPr>
+                <w:rFonts w:ascii="Consolas" w:hAnsi="Consolas" w:cs="Arial"/>
+                <w:color w:val="00B050"/>
+                <w:sz w:val="18"/>
+                <w:szCs w:val="18"/>
+              </w:rPr>
+              <w:t xml:space="preserve"> </w:t>
+            </w:r>
+            <w:proofErr w:type="spellStart"/>
+            <w:r>
+              <w:rPr>
+                <w:rFonts w:ascii="Consolas" w:hAnsi="Consolas" w:cs="Arial"/>
+                <w:color w:val="00B050"/>
+                <w:sz w:val="18"/>
+                <w:szCs w:val="18"/>
+              </w:rPr>
+              <w:t>ALLE_</w:t>
             </w:r>
             <w:r>
               <w:rPr>
@@ -778,7 +1094,17 @@
                 <w:sz w:val="18"/>
                 <w:szCs w:val="18"/>
               </w:rPr>
-              <w:t>_LISTE|length &gt; 1 %}</w:t>
+              <w:t>_LISTE|length</w:t>
+            </w:r>
+            <w:proofErr w:type="spellEnd"/>
+            <w:r>
+              <w:rPr>
+                <w:rFonts w:ascii="Consolas" w:hAnsi="Consolas" w:cs="Arial"/>
+                <w:color w:val="00B050"/>
+                <w:sz w:val="18"/>
+                <w:szCs w:val="18"/>
+              </w:rPr>
+              <w:t xml:space="preserve"> &gt; 1 %}</w:t>
             </w:r>
           </w:p>
           <w:p>
@@ -795,11 +1121,19 @@
                 <w:szCs w:val="22"/>
               </w:rPr>
             </w:pPr>
+            <w:proofErr w:type="gramStart"/>
             <w:r>
               <w:rPr>
                 <w:rStyle w:val="PlatzhalterZchn"/>
               </w:rPr>
-              <w:t>{{ G.NAME }}</w:t>
+              <w:t>{{ G.NAME</w:t>
+            </w:r>
+            <w:proofErr w:type="gramEnd"/>
+            <w:r>
+              <w:rPr>
+                <w:rStyle w:val="PlatzhalterZchn"/>
+              </w:rPr>
+              <w:t xml:space="preserve"> }}</w:t>
             </w:r>
             <w:r>
               <w:t xml:space="preserve">, </w:t>
@@ -828,7 +1162,27 @@
                 <w:sz w:val="18"/>
                 <w:szCs w:val="18"/>
               </w:rPr>
-              <w:t>{%p if G.VERTRETER_NAME %}</w:t>
+              <w:t xml:space="preserve">{%p </w:t>
+            </w:r>
+            <w:proofErr w:type="spellStart"/>
+            <w:r>
+              <w:rPr>
+                <w:rFonts w:ascii="Consolas" w:hAnsi="Consolas" w:cs="Arial"/>
+                <w:color w:val="00B050"/>
+                <w:sz w:val="18"/>
+                <w:szCs w:val="18"/>
+              </w:rPr>
+              <w:t>if</w:t>
+            </w:r>
+            <w:proofErr w:type="spellEnd"/>
+            <w:r>
+              <w:rPr>
+                <w:rFonts w:ascii="Consolas" w:hAnsi="Consolas" w:cs="Arial"/>
+                <w:color w:val="00B050"/>
+                <w:sz w:val="18"/>
+                <w:szCs w:val="18"/>
+              </w:rPr>
+              <w:t xml:space="preserve"> G.VERTRETER_NAME %}</w:t>
             </w:r>
           </w:p>
           <w:p>
@@ -846,11 +1200,19 @@
                 <w:color w:val="00B050"/>
               </w:rPr>
             </w:pPr>
+            <w:proofErr w:type="gramStart"/>
             <w:r>
               <w:rPr>
                 <w:rStyle w:val="PlatzhalterZchn"/>
               </w:rPr>
-              <w:t>{{ G.VERTRETER_NAME }}</w:t>
+              <w:t>{{ G.VERTRETER</w:t>
+            </w:r>
+            <w:proofErr w:type="gramEnd"/>
+            <w:r>
+              <w:rPr>
+                <w:rStyle w:val="PlatzhalterZchn"/>
+              </w:rPr>
+              <w:t>_NAME }}</w:t>
             </w:r>
             <w:r>
               <w:t xml:space="preserve">, </w:t>
@@ -879,7 +1241,27 @@
                 <w:sz w:val="18"/>
                 <w:szCs w:val="18"/>
               </w:rPr>
-              <w:t>{%p endif %}</w:t>
+              <w:t xml:space="preserve">{%p </w:t>
+            </w:r>
+            <w:proofErr w:type="spellStart"/>
+            <w:r>
+              <w:rPr>
+                <w:rFonts w:ascii="Consolas" w:hAnsi="Consolas" w:cs="Arial"/>
+                <w:color w:val="00B050"/>
+                <w:sz w:val="18"/>
+                <w:szCs w:val="18"/>
+              </w:rPr>
+              <w:t>endif</w:t>
+            </w:r>
+            <w:proofErr w:type="spellEnd"/>
+            <w:r>
+              <w:rPr>
+                <w:rFonts w:ascii="Consolas" w:hAnsi="Consolas" w:cs="Arial"/>
+                <w:color w:val="00B050"/>
+                <w:sz w:val="18"/>
+                <w:szCs w:val="18"/>
+              </w:rPr>
+              <w:t xml:space="preserve"> %}</w:t>
             </w:r>
           </w:p>
           <w:p>
@@ -916,15 +1298,43 @@
                 <w:sz w:val="18"/>
                 <w:szCs w:val="18"/>
               </w:rPr>
-              <w:t xml:space="preserve"> else %}</w:t>
-            </w:r>
-          </w:p>
-          <w:p>
+              <w:t xml:space="preserve"> </w:t>
+            </w:r>
+            <w:proofErr w:type="spellStart"/>
+            <w:r>
+              <w:rPr>
+                <w:rFonts w:ascii="Consolas" w:hAnsi="Consolas" w:cs="Arial"/>
+                <w:color w:val="00B050"/>
+                <w:sz w:val="18"/>
+                <w:szCs w:val="18"/>
+              </w:rPr>
+              <w:t>else</w:t>
+            </w:r>
+            <w:proofErr w:type="spellEnd"/>
+            <w:r>
+              <w:rPr>
+                <w:rFonts w:ascii="Consolas" w:hAnsi="Consolas" w:cs="Arial"/>
+                <w:color w:val="00B050"/>
+                <w:sz w:val="18"/>
+                <w:szCs w:val="18"/>
+              </w:rPr>
+              <w:t xml:space="preserve"> %}</w:t>
+            </w:r>
+          </w:p>
+          <w:p>
+            <w:proofErr w:type="gramStart"/>
             <w:r>
               <w:rPr>
                 <w:rStyle w:val="PlatzhalterZchn"/>
               </w:rPr>
-              <w:t>{{ G.NAME }}</w:t>
+              <w:t>{{ G.NAME</w:t>
+            </w:r>
+            <w:proofErr w:type="gramEnd"/>
+            <w:r>
+              <w:rPr>
+                <w:rStyle w:val="PlatzhalterZchn"/>
+              </w:rPr>
+              <w:t xml:space="preserve"> }}</w:t>
             </w:r>
             <w:r>
               <w:t xml:space="preserve">, </w:t>
@@ -952,7 +1362,27 @@
                 <w:sz w:val="18"/>
                 <w:szCs w:val="18"/>
               </w:rPr>
-              <w:t>{%p if G.VERTRETER_NAME %}</w:t>
+              <w:t xml:space="preserve">{%p </w:t>
+            </w:r>
+            <w:proofErr w:type="spellStart"/>
+            <w:r>
+              <w:rPr>
+                <w:rFonts w:ascii="Consolas" w:hAnsi="Consolas" w:cs="Arial"/>
+                <w:color w:val="00B050"/>
+                <w:sz w:val="18"/>
+                <w:szCs w:val="18"/>
+              </w:rPr>
+              <w:t>if</w:t>
+            </w:r>
+            <w:proofErr w:type="spellEnd"/>
+            <w:r>
+              <w:rPr>
+                <w:rFonts w:ascii="Consolas" w:hAnsi="Consolas" w:cs="Arial"/>
+                <w:color w:val="00B050"/>
+                <w:sz w:val="18"/>
+                <w:szCs w:val="18"/>
+              </w:rPr>
+              <w:t xml:space="preserve"> G.VERTRETER_NAME %}</w:t>
             </w:r>
           </w:p>
           <w:p>
@@ -967,11 +1397,19 @@
             <w:pPr>
               <w:ind w:left="37"/>
             </w:pPr>
+            <w:proofErr w:type="gramStart"/>
             <w:r>
               <w:rPr>
                 <w:rStyle w:val="PlatzhalterZchn"/>
               </w:rPr>
-              <w:t>{{ G.VERTRETER_NAME }}</w:t>
+              <w:t>{{ G.VERTRETER</w:t>
+            </w:r>
+            <w:proofErr w:type="gramEnd"/>
+            <w:r>
+              <w:rPr>
+                <w:rStyle w:val="PlatzhalterZchn"/>
+              </w:rPr>
+              <w:t>_NAME }}</w:t>
             </w:r>
             <w:r>
               <w:t xml:space="preserve">, </w:t>
@@ -999,7 +1437,27 @@
                 <w:sz w:val="18"/>
                 <w:szCs w:val="18"/>
               </w:rPr>
-              <w:t>{%p endif %}</w:t>
+              <w:t xml:space="preserve">{%p </w:t>
+            </w:r>
+            <w:proofErr w:type="spellStart"/>
+            <w:r>
+              <w:rPr>
+                <w:rFonts w:ascii="Consolas" w:hAnsi="Consolas" w:cs="Arial"/>
+                <w:color w:val="00B050"/>
+                <w:sz w:val="18"/>
+                <w:szCs w:val="18"/>
+              </w:rPr>
+              <w:t>endif</w:t>
+            </w:r>
+            <w:proofErr w:type="spellEnd"/>
+            <w:r>
+              <w:rPr>
+                <w:rFonts w:ascii="Consolas" w:hAnsi="Consolas" w:cs="Arial"/>
+                <w:color w:val="00B050"/>
+                <w:sz w:val="18"/>
+                <w:szCs w:val="18"/>
+              </w:rPr>
+              <w:t xml:space="preserve"> %}</w:t>
             </w:r>
           </w:p>
           <w:p>
@@ -1018,7 +1476,27 @@
                 <w:sz w:val="18"/>
                 <w:szCs w:val="18"/>
               </w:rPr>
-              <w:t>{%p endif %}</w:t>
+              <w:t xml:space="preserve">{%p </w:t>
+            </w:r>
+            <w:proofErr w:type="spellStart"/>
+            <w:r>
+              <w:rPr>
+                <w:rFonts w:ascii="Consolas" w:hAnsi="Consolas" w:cs="Arial"/>
+                <w:color w:val="00B050"/>
+                <w:sz w:val="18"/>
+                <w:szCs w:val="18"/>
+              </w:rPr>
+              <w:t>endif</w:t>
+            </w:r>
+            <w:proofErr w:type="spellEnd"/>
+            <w:r>
+              <w:rPr>
+                <w:rFonts w:ascii="Consolas" w:hAnsi="Consolas" w:cs="Arial"/>
+                <w:color w:val="00B050"/>
+                <w:sz w:val="18"/>
+                <w:szCs w:val="18"/>
+              </w:rPr>
+              <w:t xml:space="preserve"> %}</w:t>
             </w:r>
           </w:p>
           <w:p>
@@ -1037,7 +1515,27 @@
                 <w:sz w:val="18"/>
                 <w:szCs w:val="18"/>
               </w:rPr>
-              <w:t>{%p endfor %}</w:t>
+              <w:t xml:space="preserve">{%p </w:t>
+            </w:r>
+            <w:proofErr w:type="spellStart"/>
+            <w:r>
+              <w:rPr>
+                <w:rFonts w:ascii="Consolas" w:hAnsi="Consolas" w:cs="Arial"/>
+                <w:color w:val="00B050"/>
+                <w:sz w:val="18"/>
+                <w:szCs w:val="18"/>
+              </w:rPr>
+              <w:t>endfor</w:t>
+            </w:r>
+            <w:proofErr w:type="spellEnd"/>
+            <w:r>
+              <w:rPr>
+                <w:rFonts w:ascii="Consolas" w:hAnsi="Consolas" w:cs="Arial"/>
+                <w:color w:val="00B050"/>
+                <w:sz w:val="18"/>
+                <w:szCs w:val="18"/>
+              </w:rPr>
+              <w:t xml:space="preserve"> %}</w:t>
             </w:r>
           </w:p>
           <w:p>
@@ -1056,7 +1554,17 @@
                 <w:sz w:val="18"/>
                 <w:szCs w:val="18"/>
               </w:rPr>
-              <w:t>{%p el</w:t>
+              <w:t xml:space="preserve">{%p </w:t>
+            </w:r>
+            <w:proofErr w:type="spellStart"/>
+            <w:r>
+              <w:rPr>
+                <w:rFonts w:ascii="Consolas" w:hAnsi="Consolas" w:cs="Arial"/>
+                <w:color w:val="00B050"/>
+                <w:sz w:val="18"/>
+                <w:szCs w:val="18"/>
+              </w:rPr>
+              <w:t>el</w:t>
             </w:r>
             <w:r>
               <w:rPr>
@@ -1065,8 +1573,9 @@
                 <w:sz w:val="18"/>
                 <w:szCs w:val="18"/>
               </w:rPr>
-              <w:t xml:space="preserve">if </w:t>
-            </w:r>
+              <w:t>if</w:t>
+            </w:r>
+            <w:proofErr w:type="spellEnd"/>
             <w:r>
               <w:rPr>
                 <w:rFonts w:ascii="Consolas" w:hAnsi="Consolas"/>
@@ -1074,6 +1583,15 @@
                 <w:sz w:val="18"/>
                 <w:szCs w:val="18"/>
               </w:rPr>
+              <w:t xml:space="preserve"> </w:t>
+            </w:r>
+            <w:r>
+              <w:rPr>
+                <w:rFonts w:ascii="Consolas" w:hAnsi="Consolas"/>
+                <w:color w:val="00B050"/>
+                <w:sz w:val="18"/>
+                <w:szCs w:val="18"/>
+              </w:rPr>
               <w:t>GESUCHSTELLER</w:t>
             </w:r>
             <w:r>
@@ -1125,8 +1643,9 @@
                 <w:sz w:val="18"/>
                 <w:szCs w:val="18"/>
               </w:rPr>
-              <w:t xml:space="preserve"> elif </w:t>
-            </w:r>
+              <w:t xml:space="preserve"> </w:t>
+            </w:r>
+            <w:proofErr w:type="spellStart"/>
             <w:r>
               <w:rPr>
                 <w:rFonts w:ascii="Consolas" w:hAnsi="Consolas"/>
@@ -1134,6 +1653,25 @@
                 <w:sz w:val="18"/>
                 <w:szCs w:val="18"/>
               </w:rPr>
+              <w:t>elif</w:t>
+            </w:r>
+            <w:proofErr w:type="spellEnd"/>
+            <w:r>
+              <w:rPr>
+                <w:rFonts w:ascii="Consolas" w:hAnsi="Consolas"/>
+                <w:color w:val="00B050"/>
+                <w:sz w:val="18"/>
+                <w:szCs w:val="18"/>
+              </w:rPr>
+              <w:t xml:space="preserve"> </w:t>
+            </w:r>
+            <w:r>
+              <w:rPr>
+                <w:rFonts w:ascii="Consolas" w:hAnsi="Consolas"/>
+                <w:color w:val="00B050"/>
+                <w:sz w:val="18"/>
+                <w:szCs w:val="18"/>
+              </w:rPr>
               <w:t>GESUCHSTELLER</w:t>
             </w:r>
             <w:r>
@@ -1185,7 +1723,27 @@
                 <w:sz w:val="18"/>
                 <w:szCs w:val="18"/>
               </w:rPr>
-              <w:t xml:space="preserve"> else %}</w:t>
+              <w:t xml:space="preserve"> </w:t>
+            </w:r>
+            <w:proofErr w:type="spellStart"/>
+            <w:r>
+              <w:rPr>
+                <w:rFonts w:ascii="Consolas" w:hAnsi="Consolas"/>
+                <w:color w:val="00B050"/>
+                <w:sz w:val="18"/>
+                <w:szCs w:val="18"/>
+              </w:rPr>
+              <w:t>else</w:t>
+            </w:r>
+            <w:proofErr w:type="spellEnd"/>
+            <w:r>
+              <w:rPr>
+                <w:rFonts w:ascii="Consolas" w:hAnsi="Consolas"/>
+                <w:color w:val="00B050"/>
+                <w:sz w:val="18"/>
+                <w:szCs w:val="18"/>
+              </w:rPr>
+              <w:t xml:space="preserve"> %}</w:t>
             </w:r>
           </w:p>
           <w:p>
@@ -1209,7 +1767,27 @@
                 <w:sz w:val="18"/>
                 <w:szCs w:val="18"/>
               </w:rPr>
-              <w:t>{%p endif %}</w:t>
+              <w:t xml:space="preserve">{%p </w:t>
+            </w:r>
+            <w:proofErr w:type="spellStart"/>
+            <w:r>
+              <w:rPr>
+                <w:rFonts w:ascii="Consolas" w:hAnsi="Consolas" w:cs="Arial"/>
+                <w:color w:val="00B050"/>
+                <w:sz w:val="18"/>
+                <w:szCs w:val="18"/>
+              </w:rPr>
+              <w:t>endif</w:t>
+            </w:r>
+            <w:proofErr w:type="spellEnd"/>
+            <w:r>
+              <w:rPr>
+                <w:rFonts w:ascii="Consolas" w:hAnsi="Consolas" w:cs="Arial"/>
+                <w:color w:val="00B050"/>
+                <w:sz w:val="18"/>
+                <w:szCs w:val="18"/>
+              </w:rPr>
+              <w:t xml:space="preserve"> %}</w:t>
             </w:r>
             <w:bookmarkEnd w:id="0"/>
           </w:p>
@@ -1272,7 +1850,27 @@
                 <w:sz w:val="18"/>
                 <w:szCs w:val="18"/>
               </w:rPr>
-              <w:t xml:space="preserve">{%p if </w:t>
+              <w:t xml:space="preserve">{%p </w:t>
+            </w:r>
+            <w:proofErr w:type="spellStart"/>
+            <w:r>
+              <w:rPr>
+                <w:rFonts w:ascii="Consolas" w:hAnsi="Consolas" w:cs="Arial"/>
+                <w:color w:val="00B050"/>
+                <w:sz w:val="18"/>
+                <w:szCs w:val="18"/>
+              </w:rPr>
+              <w:t>if</w:t>
+            </w:r>
+            <w:proofErr w:type="spellEnd"/>
+            <w:r>
+              <w:rPr>
+                <w:rFonts w:ascii="Consolas" w:hAnsi="Consolas" w:cs="Arial"/>
+                <w:color w:val="00B050"/>
+                <w:sz w:val="18"/>
+                <w:szCs w:val="18"/>
+              </w:rPr>
+              <w:t xml:space="preserve"> </w:t>
             </w:r>
             <w:r>
               <w:rPr>
@@ -1327,7 +1925,27 @@
                 <w:sz w:val="18"/>
                 <w:szCs w:val="18"/>
               </w:rPr>
-              <w:t>{%p for G in ALLE_</w:t>
+              <w:t xml:space="preserve">{%p </w:t>
+            </w:r>
+            <w:proofErr w:type="spellStart"/>
+            <w:r>
+              <w:rPr>
+                <w:rFonts w:ascii="Consolas" w:hAnsi="Consolas" w:cs="Arial"/>
+                <w:color w:val="00B050"/>
+                <w:sz w:val="18"/>
+                <w:szCs w:val="18"/>
+              </w:rPr>
+              <w:t>for</w:t>
+            </w:r>
+            <w:proofErr w:type="spellEnd"/>
+            <w:r>
+              <w:rPr>
+                <w:rFonts w:ascii="Consolas" w:hAnsi="Consolas" w:cs="Arial"/>
+                <w:color w:val="00B050"/>
+                <w:sz w:val="18"/>
+                <w:szCs w:val="18"/>
+              </w:rPr>
+              <w:t xml:space="preserve"> G in ALLE_</w:t>
             </w:r>
             <w:r>
               <w:rPr>
@@ -1383,7 +2001,37 @@
                 <w:sz w:val="18"/>
                 <w:szCs w:val="18"/>
               </w:rPr>
-              <w:t xml:space="preserve"> if ALLE_</w:t>
+              <w:t xml:space="preserve"> </w:t>
+            </w:r>
+            <w:proofErr w:type="spellStart"/>
+            <w:r>
+              <w:rPr>
+                <w:rFonts w:ascii="Consolas" w:hAnsi="Consolas" w:cs="Arial"/>
+                <w:color w:val="00B050"/>
+                <w:sz w:val="18"/>
+                <w:szCs w:val="18"/>
+              </w:rPr>
+              <w:t>if</w:t>
+            </w:r>
+            <w:proofErr w:type="spellEnd"/>
+            <w:r>
+              <w:rPr>
+                <w:rFonts w:ascii="Consolas" w:hAnsi="Consolas" w:cs="Arial"/>
+                <w:color w:val="00B050"/>
+                <w:sz w:val="18"/>
+                <w:szCs w:val="18"/>
+              </w:rPr>
+              <w:t xml:space="preserve"> </w:t>
+            </w:r>
+            <w:proofErr w:type="spellStart"/>
+            <w:r>
+              <w:rPr>
+                <w:rFonts w:ascii="Consolas" w:hAnsi="Consolas" w:cs="Arial"/>
+                <w:color w:val="00B050"/>
+                <w:sz w:val="18"/>
+                <w:szCs w:val="18"/>
+              </w:rPr>
+              <w:t>ALLE_</w:t>
             </w:r>
             <w:r>
               <w:rPr>
@@ -1401,7 +2049,17 @@
                 <w:sz w:val="18"/>
                 <w:szCs w:val="18"/>
               </w:rPr>
-              <w:t>_LISTE|length &gt; 1 %}</w:t>
+              <w:t>_LISTE|length</w:t>
+            </w:r>
+            <w:proofErr w:type="spellEnd"/>
+            <w:r>
+              <w:rPr>
+                <w:rFonts w:ascii="Consolas" w:hAnsi="Consolas" w:cs="Arial"/>
+                <w:color w:val="00B050"/>
+                <w:sz w:val="18"/>
+                <w:szCs w:val="18"/>
+              </w:rPr>
+              <w:t xml:space="preserve"> &gt; 1 %}</w:t>
             </w:r>
           </w:p>
           <w:p>
@@ -1418,11 +2076,19 @@
                 <w:szCs w:val="22"/>
               </w:rPr>
             </w:pPr>
+            <w:proofErr w:type="gramStart"/>
             <w:r>
               <w:rPr>
                 <w:rStyle w:val="PlatzhalterZchn"/>
               </w:rPr>
-              <w:t>{{ G.NAME }}</w:t>
+              <w:t>{{ G.NAME</w:t>
+            </w:r>
+            <w:proofErr w:type="gramEnd"/>
+            <w:r>
+              <w:rPr>
+                <w:rStyle w:val="PlatzhalterZchn"/>
+              </w:rPr>
+              <w:t xml:space="preserve"> }}</w:t>
             </w:r>
             <w:r>
               <w:t xml:space="preserve">, </w:t>
@@ -1451,7 +2117,27 @@
                 <w:sz w:val="18"/>
                 <w:szCs w:val="18"/>
               </w:rPr>
-              <w:t>{%p if G.VERTRETER_NAME %}</w:t>
+              <w:t xml:space="preserve">{%p </w:t>
+            </w:r>
+            <w:proofErr w:type="spellStart"/>
+            <w:r>
+              <w:rPr>
+                <w:rFonts w:ascii="Consolas" w:hAnsi="Consolas" w:cs="Arial"/>
+                <w:color w:val="00B050"/>
+                <w:sz w:val="18"/>
+                <w:szCs w:val="18"/>
+              </w:rPr>
+              <w:t>if</w:t>
+            </w:r>
+            <w:proofErr w:type="spellEnd"/>
+            <w:r>
+              <w:rPr>
+                <w:rFonts w:ascii="Consolas" w:hAnsi="Consolas" w:cs="Arial"/>
+                <w:color w:val="00B050"/>
+                <w:sz w:val="18"/>
+                <w:szCs w:val="18"/>
+              </w:rPr>
+              <w:t xml:space="preserve"> G.VERTRETER_NAME %}</w:t>
             </w:r>
           </w:p>
           <w:p>
@@ -1467,11 +2153,19 @@
             <w:pPr>
               <w:ind w:left="357"/>
             </w:pPr>
+            <w:proofErr w:type="gramStart"/>
             <w:r>
               <w:rPr>
                 <w:rStyle w:val="PlatzhalterZchn"/>
               </w:rPr>
-              <w:t>{{ G.VERTRETER_NAME }}</w:t>
+              <w:t>{{ G.VERTRETER</w:t>
+            </w:r>
+            <w:proofErr w:type="gramEnd"/>
+            <w:r>
+              <w:rPr>
+                <w:rStyle w:val="PlatzhalterZchn"/>
+              </w:rPr>
+              <w:t>_NAME }}</w:t>
             </w:r>
             <w:r>
               <w:t xml:space="preserve">, </w:t>
@@ -1500,7 +2194,27 @@
                 <w:sz w:val="18"/>
                 <w:szCs w:val="18"/>
               </w:rPr>
-              <w:t>{%p endif %}</w:t>
+              <w:t xml:space="preserve">{%p </w:t>
+            </w:r>
+            <w:proofErr w:type="spellStart"/>
+            <w:r>
+              <w:rPr>
+                <w:rFonts w:ascii="Consolas" w:hAnsi="Consolas" w:cs="Arial"/>
+                <w:color w:val="00B050"/>
+                <w:sz w:val="18"/>
+                <w:szCs w:val="18"/>
+              </w:rPr>
+              <w:t>endif</w:t>
+            </w:r>
+            <w:proofErr w:type="spellEnd"/>
+            <w:r>
+              <w:rPr>
+                <w:rFonts w:ascii="Consolas" w:hAnsi="Consolas" w:cs="Arial"/>
+                <w:color w:val="00B050"/>
+                <w:sz w:val="18"/>
+                <w:szCs w:val="18"/>
+              </w:rPr>
+              <w:t xml:space="preserve"> %}</w:t>
             </w:r>
           </w:p>
           <w:p>
@@ -1537,15 +2251,43 @@
                 <w:sz w:val="18"/>
                 <w:szCs w:val="18"/>
               </w:rPr>
-              <w:t xml:space="preserve"> else %}</w:t>
-            </w:r>
-          </w:p>
-          <w:p>
+              <w:t xml:space="preserve"> </w:t>
+            </w:r>
+            <w:proofErr w:type="spellStart"/>
+            <w:r>
+              <w:rPr>
+                <w:rFonts w:ascii="Consolas" w:hAnsi="Consolas" w:cs="Arial"/>
+                <w:color w:val="00B050"/>
+                <w:sz w:val="18"/>
+                <w:szCs w:val="18"/>
+              </w:rPr>
+              <w:t>else</w:t>
+            </w:r>
+            <w:proofErr w:type="spellEnd"/>
+            <w:r>
+              <w:rPr>
+                <w:rFonts w:ascii="Consolas" w:hAnsi="Consolas" w:cs="Arial"/>
+                <w:color w:val="00B050"/>
+                <w:sz w:val="18"/>
+                <w:szCs w:val="18"/>
+              </w:rPr>
+              <w:t xml:space="preserve"> %}</w:t>
+            </w:r>
+          </w:p>
+          <w:p>
+            <w:proofErr w:type="gramStart"/>
             <w:r>
               <w:rPr>
                 <w:rStyle w:val="PlatzhalterZchn"/>
               </w:rPr>
-              <w:t>{{ G.NAME }}</w:t>
+              <w:t>{{ G.NAME</w:t>
+            </w:r>
+            <w:proofErr w:type="gramEnd"/>
+            <w:r>
+              <w:rPr>
+                <w:rStyle w:val="PlatzhalterZchn"/>
+              </w:rPr>
+              <w:t xml:space="preserve"> }}</w:t>
             </w:r>
             <w:r>
               <w:t xml:space="preserve">, </w:t>
@@ -1573,7 +2315,27 @@
                 <w:sz w:val="18"/>
                 <w:szCs w:val="18"/>
               </w:rPr>
-              <w:t>{%p if G.VERTRETER_NAME %}</w:t>
+              <w:t xml:space="preserve">{%p </w:t>
+            </w:r>
+            <w:proofErr w:type="spellStart"/>
+            <w:r>
+              <w:rPr>
+                <w:rFonts w:ascii="Consolas" w:hAnsi="Consolas" w:cs="Arial"/>
+                <w:color w:val="00B050"/>
+                <w:sz w:val="18"/>
+                <w:szCs w:val="18"/>
+              </w:rPr>
+              <w:t>if</w:t>
+            </w:r>
+            <w:proofErr w:type="spellEnd"/>
+            <w:r>
+              <w:rPr>
+                <w:rFonts w:ascii="Consolas" w:hAnsi="Consolas" w:cs="Arial"/>
+                <w:color w:val="00B050"/>
+                <w:sz w:val="18"/>
+                <w:szCs w:val="18"/>
+              </w:rPr>
+              <w:t xml:space="preserve"> G.VERTRETER_NAME %}</w:t>
             </w:r>
           </w:p>
           <w:p>
@@ -1588,11 +2350,19 @@
             <w:pPr>
               <w:ind w:left="37"/>
             </w:pPr>
+            <w:proofErr w:type="gramStart"/>
             <w:r>
               <w:rPr>
                 <w:rStyle w:val="PlatzhalterZchn"/>
               </w:rPr>
-              <w:t>{{ G.VERTRETER_NAME }}</w:t>
+              <w:t>{{ G.VERTRETER</w:t>
+            </w:r>
+            <w:proofErr w:type="gramEnd"/>
+            <w:r>
+              <w:rPr>
+                <w:rStyle w:val="PlatzhalterZchn"/>
+              </w:rPr>
+              <w:t>_NAME }}</w:t>
             </w:r>
             <w:r>
               <w:t xml:space="preserve">, </w:t>
@@ -1620,7 +2390,27 @@
                 <w:sz w:val="18"/>
                 <w:szCs w:val="18"/>
               </w:rPr>
-              <w:t>{%p endif %}</w:t>
+              <w:t xml:space="preserve">{%p </w:t>
+            </w:r>
+            <w:proofErr w:type="spellStart"/>
+            <w:r>
+              <w:rPr>
+                <w:rFonts w:ascii="Consolas" w:hAnsi="Consolas" w:cs="Arial"/>
+                <w:color w:val="00B050"/>
+                <w:sz w:val="18"/>
+                <w:szCs w:val="18"/>
+              </w:rPr>
+              <w:t>endif</w:t>
+            </w:r>
+            <w:proofErr w:type="spellEnd"/>
+            <w:r>
+              <w:rPr>
+                <w:rFonts w:ascii="Consolas" w:hAnsi="Consolas" w:cs="Arial"/>
+                <w:color w:val="00B050"/>
+                <w:sz w:val="18"/>
+                <w:szCs w:val="18"/>
+              </w:rPr>
+              <w:t xml:space="preserve"> %}</w:t>
             </w:r>
           </w:p>
           <w:p>
@@ -1639,7 +2429,27 @@
                 <w:sz w:val="18"/>
                 <w:szCs w:val="18"/>
               </w:rPr>
-              <w:t>{%p endif %}</w:t>
+              <w:t xml:space="preserve">{%p </w:t>
+            </w:r>
+            <w:proofErr w:type="spellStart"/>
+            <w:r>
+              <w:rPr>
+                <w:rFonts w:ascii="Consolas" w:hAnsi="Consolas" w:cs="Arial"/>
+                <w:color w:val="00B050"/>
+                <w:sz w:val="18"/>
+                <w:szCs w:val="18"/>
+              </w:rPr>
+              <w:t>endif</w:t>
+            </w:r>
+            <w:proofErr w:type="spellEnd"/>
+            <w:r>
+              <w:rPr>
+                <w:rFonts w:ascii="Consolas" w:hAnsi="Consolas" w:cs="Arial"/>
+                <w:color w:val="00B050"/>
+                <w:sz w:val="18"/>
+                <w:szCs w:val="18"/>
+              </w:rPr>
+              <w:t xml:space="preserve"> %}</w:t>
             </w:r>
           </w:p>
           <w:p>
@@ -1658,7 +2468,27 @@
                 <w:sz w:val="18"/>
                 <w:szCs w:val="18"/>
               </w:rPr>
-              <w:t>{%p endfor %}</w:t>
+              <w:t xml:space="preserve">{%p </w:t>
+            </w:r>
+            <w:proofErr w:type="spellStart"/>
+            <w:r>
+              <w:rPr>
+                <w:rFonts w:ascii="Consolas" w:hAnsi="Consolas" w:cs="Arial"/>
+                <w:color w:val="00B050"/>
+                <w:sz w:val="18"/>
+                <w:szCs w:val="18"/>
+              </w:rPr>
+              <w:t>endfor</w:t>
+            </w:r>
+            <w:proofErr w:type="spellEnd"/>
+            <w:r>
+              <w:rPr>
+                <w:rFonts w:ascii="Consolas" w:hAnsi="Consolas" w:cs="Arial"/>
+                <w:color w:val="00B050"/>
+                <w:sz w:val="18"/>
+                <w:szCs w:val="18"/>
+              </w:rPr>
+              <w:t xml:space="preserve"> %}</w:t>
             </w:r>
           </w:p>
           <w:p>
@@ -1677,7 +2507,17 @@
                 <w:sz w:val="18"/>
                 <w:szCs w:val="18"/>
               </w:rPr>
-              <w:t>{%p el</w:t>
+              <w:t xml:space="preserve">{%p </w:t>
+            </w:r>
+            <w:proofErr w:type="spellStart"/>
+            <w:r>
+              <w:rPr>
+                <w:rFonts w:ascii="Consolas" w:hAnsi="Consolas" w:cs="Arial"/>
+                <w:color w:val="00B050"/>
+                <w:sz w:val="18"/>
+                <w:szCs w:val="18"/>
+              </w:rPr>
+              <w:t>el</w:t>
             </w:r>
             <w:r>
               <w:rPr>
@@ -1686,8 +2526,9 @@
                 <w:sz w:val="18"/>
                 <w:szCs w:val="18"/>
               </w:rPr>
-              <w:t xml:space="preserve">if </w:t>
-            </w:r>
+              <w:t>if</w:t>
+            </w:r>
+            <w:proofErr w:type="spellEnd"/>
             <w:r>
               <w:rPr>
                 <w:rFonts w:ascii="Consolas" w:hAnsi="Consolas"/>
@@ -1695,6 +2536,15 @@
                 <w:sz w:val="18"/>
                 <w:szCs w:val="18"/>
               </w:rPr>
+              <w:t xml:space="preserve"> </w:t>
+            </w:r>
+            <w:r>
+              <w:rPr>
+                <w:rFonts w:ascii="Consolas" w:hAnsi="Consolas"/>
+                <w:color w:val="00B050"/>
+                <w:sz w:val="18"/>
+                <w:szCs w:val="18"/>
+              </w:rPr>
               <w:t>GESUCHSTELLER</w:t>
             </w:r>
             <w:r>
@@ -1746,8 +2596,9 @@
                 <w:sz w:val="18"/>
                 <w:szCs w:val="18"/>
               </w:rPr>
-              <w:t xml:space="preserve"> elif </w:t>
-            </w:r>
+              <w:t xml:space="preserve"> </w:t>
+            </w:r>
+            <w:proofErr w:type="spellStart"/>
             <w:r>
               <w:rPr>
                 <w:rFonts w:ascii="Consolas" w:hAnsi="Consolas"/>
@@ -1755,6 +2606,25 @@
                 <w:sz w:val="18"/>
                 <w:szCs w:val="18"/>
               </w:rPr>
+              <w:t>elif</w:t>
+            </w:r>
+            <w:proofErr w:type="spellEnd"/>
+            <w:r>
+              <w:rPr>
+                <w:rFonts w:ascii="Consolas" w:hAnsi="Consolas"/>
+                <w:color w:val="00B050"/>
+                <w:sz w:val="18"/>
+                <w:szCs w:val="18"/>
+              </w:rPr>
+              <w:t xml:space="preserve"> </w:t>
+            </w:r>
+            <w:r>
+              <w:rPr>
+                <w:rFonts w:ascii="Consolas" w:hAnsi="Consolas"/>
+                <w:color w:val="00B050"/>
+                <w:sz w:val="18"/>
+                <w:szCs w:val="18"/>
+              </w:rPr>
               <w:t>GESUCHSTELLER</w:t>
             </w:r>
             <w:r>
@@ -1806,7 +2676,27 @@
                 <w:sz w:val="18"/>
                 <w:szCs w:val="18"/>
               </w:rPr>
-              <w:t xml:space="preserve"> else %}</w:t>
+              <w:t xml:space="preserve"> </w:t>
+            </w:r>
+            <w:proofErr w:type="spellStart"/>
+            <w:r>
+              <w:rPr>
+                <w:rFonts w:ascii="Consolas" w:hAnsi="Consolas"/>
+                <w:color w:val="00B050"/>
+                <w:sz w:val="18"/>
+                <w:szCs w:val="18"/>
+              </w:rPr>
+              <w:t>else</w:t>
+            </w:r>
+            <w:proofErr w:type="spellEnd"/>
+            <w:r>
+              <w:rPr>
+                <w:rFonts w:ascii="Consolas" w:hAnsi="Consolas"/>
+                <w:color w:val="00B050"/>
+                <w:sz w:val="18"/>
+                <w:szCs w:val="18"/>
+              </w:rPr>
+              <w:t xml:space="preserve"> %}</w:t>
             </w:r>
           </w:p>
           <w:p>
@@ -1822,7 +2712,27 @@
                 <w:sz w:val="18"/>
                 <w:szCs w:val="18"/>
               </w:rPr>
-              <w:t>{%p endif %}</w:t>
+              <w:t xml:space="preserve">{%p </w:t>
+            </w:r>
+            <w:proofErr w:type="spellStart"/>
+            <w:r>
+              <w:rPr>
+                <w:rFonts w:ascii="Consolas" w:hAnsi="Consolas" w:cs="Arial"/>
+                <w:color w:val="00B050"/>
+                <w:sz w:val="18"/>
+                <w:szCs w:val="18"/>
+              </w:rPr>
+              <w:t>endif</w:t>
+            </w:r>
+            <w:proofErr w:type="spellEnd"/>
+            <w:r>
+              <w:rPr>
+                <w:rFonts w:ascii="Consolas" w:hAnsi="Consolas" w:cs="Arial"/>
+                <w:color w:val="00B050"/>
+                <w:sz w:val="18"/>
+                <w:szCs w:val="18"/>
+              </w:rPr>
+              <w:t xml:space="preserve"> %}</w:t>
             </w:r>
           </w:p>
         </w:tc>
@@ -1873,8 +2783,13 @@
             <w:pPr>
               <w:pStyle w:val="Platzhalter"/>
             </w:pPr>
-            <w:r>
-              <w:t>{{ BESCHREIBUNG_BAUVORHABEN }}</w:t>
+            <w:proofErr w:type="gramStart"/>
+            <w:r>
+              <w:t>{{ BESCHREIBUNG</w:t>
+            </w:r>
+            <w:proofErr w:type="gramEnd"/>
+            <w:r>
+              <w:t>_BAUVORHABEN }}</w:t>
             </w:r>
           </w:p>
         </w:tc>
@@ -1919,8 +2834,13 @@
               </w:rPr>
             </w:pPr>
             <w:bookmarkStart w:id="1" w:name="_Hlk176878812"/>
-            <w:r>
-              <w:t>{{ ADRESSE }}</w:t>
+            <w:proofErr w:type="gramStart"/>
+            <w:r>
+              <w:t>{{ ADRESSE</w:t>
+            </w:r>
+            <w:proofErr w:type="gramEnd"/>
+            <w:r>
+              <w:t xml:space="preserve"> }}</w:t>
             </w:r>
             <w:bookmarkEnd w:id="1"/>
           </w:p>
@@ -1971,12 +2891,14 @@
             <w:pPr>
               <w:pStyle w:val="Platzhalter"/>
             </w:pPr>
+            <w:proofErr w:type="gramStart"/>
             <w:r>
               <w:t xml:space="preserve">{{ </w:t>
             </w:r>
             <w:r>
               <w:t>GRUNDSTUECK</w:t>
             </w:r>
+            <w:proofErr w:type="gramEnd"/>
             <w:r>
               <w:t xml:space="preserve"> }}</w:t>
             </w:r>
@@ -2019,8 +2941,13 @@
             <w:pPr>
               <w:pStyle w:val="Platzhalter"/>
             </w:pPr>
-            <w:r>
-              <w:t>{{ NUTZUNGSPLANUNG_GRUNDNUTZUNG }}</w:t>
+            <w:proofErr w:type="gramStart"/>
+            <w:r>
+              <w:t>{{ NUTZUNGSPLANUNG</w:t>
+            </w:r>
+            <w:proofErr w:type="gramEnd"/>
+            <w:r>
+              <w:t>_GRUNDNUTZUNG }}</w:t>
             </w:r>
           </w:p>
         </w:tc>
@@ -2070,8 +2997,13 @@
             <w:pPr>
               <w:pStyle w:val="Platzhalter"/>
             </w:pPr>
-            <w:r>
-              <w:t>{{ BAUEINGABE_DATUM }}</w:t>
+            <w:proofErr w:type="gramStart"/>
+            <w:r>
+              <w:t>{{ BAUEINGABE</w:t>
+            </w:r>
+            <w:proofErr w:type="gramEnd"/>
+            <w:r>
+              <w:t>_DATUM }}</w:t>
             </w:r>
           </w:p>
         </w:tc>
@@ -2109,11 +3041,19 @@
             <w:shd w:val="clear" w:color="auto" w:fill="auto"/>
           </w:tcPr>
           <w:p>
+            <w:proofErr w:type="gramStart"/>
             <w:r>
               <w:rPr>
                 <w:rStyle w:val="PlatzhalterZchn"/>
               </w:rPr>
-              <w:t>{{ PUBLIKATION_START }}</w:t>
+              <w:t>{{ PUBLIKATION</w:t>
+            </w:r>
+            <w:proofErr w:type="gramEnd"/>
+            <w:r>
+              <w:rPr>
+                <w:rStyle w:val="PlatzhalterZchn"/>
+              </w:rPr>
+              <w:t>_START }}</w:t>
             </w:r>
             <w:r>
               <w:t xml:space="preserve"> </w:t>
@@ -2492,13 +3432,23 @@
               </w:rPr>
               <w:t xml:space="preserve">Die </w:t>
             </w:r>
+            <w:proofErr w:type="gramStart"/>
             <w:r>
               <w:rPr>
                 <w:rStyle w:val="PlatzhalterZchn"/>
                 <w:b/>
                 <w:bCs/>
               </w:rPr>
-              <w:t>{{ LEITBEHOERDE_NAME }}</w:t>
+              <w:t>{{ LEITBEHOERDE</w:t>
+            </w:r>
+            <w:proofErr w:type="gramEnd"/>
+            <w:r>
+              <w:rPr>
+                <w:rStyle w:val="PlatzhalterZchn"/>
+                <w:b/>
+                <w:bCs/>
+              </w:rPr>
+              <w:t>_NAME }}</w:t>
             </w:r>
             <w:r>
               <w:rPr>
@@ -3059,13 +4009,23 @@
         <w:szCs w:val="18"/>
       </w:rPr>
     </w:pPr>
+    <w:proofErr w:type="gramStart"/>
     <w:r>
       <w:rPr>
         <w:rStyle w:val="PlatzhalterZchn"/>
         <w:sz w:val="16"/>
         <w:szCs w:val="16"/>
       </w:rPr>
-      <w:t>{{ LEITBEHOERDE_NAME }}</w:t>
+      <w:t>{{ LEITBEHOERDE</w:t>
+    </w:r>
+    <w:proofErr w:type="gramEnd"/>
+    <w:r>
+      <w:rPr>
+        <w:rStyle w:val="PlatzhalterZchn"/>
+        <w:sz w:val="16"/>
+        <w:szCs w:val="16"/>
+      </w:rPr>
+      <w:t>_NAME }}</w:t>
     </w:r>
     <w:r>
       <w:rPr>
@@ -3294,13 +4254,23 @@
         <w:szCs w:val="18"/>
       </w:rPr>
     </w:pPr>
+    <w:proofErr w:type="gramStart"/>
     <w:r>
       <w:rPr>
         <w:rStyle w:val="PlatzhalterZchn"/>
         <w:sz w:val="16"/>
         <w:szCs w:val="16"/>
       </w:rPr>
-      <w:t>{{ LEITBEHOERDE_NAME }}</w:t>
+      <w:t>{{ LEITBEHOERDE</w:t>
+    </w:r>
+    <w:proofErr w:type="gramEnd"/>
+    <w:r>
+      <w:rPr>
+        <w:rStyle w:val="PlatzhalterZchn"/>
+        <w:sz w:val="16"/>
+        <w:szCs w:val="16"/>
+      </w:rPr>
+      <w:t>_NAME }}</w:t>
     </w:r>
     <w:r>
       <w:rPr>
@@ -3543,8 +4513,21 @@
       <w:spacing w:before="360" w:after="120"/>
       <w:jc w:val="right"/>
     </w:pPr>
+    <w:proofErr w:type="gramStart"/>
     <w:r>
-      <w:t xml:space="preserve">{{ "GEMEINDE_WAPPEN" |image(None, </w:t>
+      <w:t>{{ "</w:t>
+    </w:r>
+    <w:proofErr w:type="gramEnd"/>
+    <w:r>
+      <w:t>GEMEINDE_WAPPEN" |</w:t>
+    </w:r>
+    <w:proofErr w:type="spellStart"/>
+    <w:r>
+      <w:t>image</w:t>
+    </w:r>
+    <w:proofErr w:type="spellEnd"/>
+    <w:r>
+      <w:t xml:space="preserve">(None, </w:t>
     </w:r>
     <w:r>
       <w:t>None</w:t>
@@ -6885,19 +7868,15 @@
     <w:basedOn w:val="Standard"/>
     <w:link w:val="PlatzhalterZchn"/>
     <w:qFormat/>
-    <w:rsid w:val="00903B5C"/>
-    <w:rPr>
-      <w:color w:val="00B050"/>
-    </w:rPr>
+    <w:rsid w:val="004C30B8"/>
   </w:style>
   <w:style w:type="character" w:customStyle="1" w:styleId="PlatzhalterZchn">
     <w:name w:val="Platzhalter Zchn"/>
     <w:basedOn w:val="Absatz-Standardschriftart"/>
     <w:link w:val="Platzhalter"/>
-    <w:rsid w:val="00903B5C"/>
+    <w:rsid w:val="004C30B8"/>
     <w:rPr>
       <w:rFonts w:ascii="Arial" w:eastAsia="Times New Roman" w:hAnsi="Arial" w:cs="Times New Roman"/>
-      <w:color w:val="00B050"/>
       <w:sz w:val="22"/>
       <w:szCs w:val="20"/>
       <w:lang w:val="de-CH" w:eastAsia="de-DE"/>
@@ -7302,6 +8281,7 @@
     <w:rsid w:val="00C60BAB"/>
     <w:rsid w:val="00E30D57"/>
     <w:rsid w:val="00EB25E0"/>
+    <w:rsid w:val="00FA34C7"/>
   </w:rsids>
   <m:mathPr>
     <m:mathFont m:val="Cambria Math"/>

--- a/document-merge-service/kt_so/templatefiles/selbstdeklaration-bauabschluss.docx
+++ b/document-merge-service/kt_so/templatefiles/selbstdeklaration-bauabschluss.docx
@@ -1,6 +1,6 @@
 
 <file path=word/document.xml><?xml version="1.0" encoding="utf-8"?>
-<w:document xmlns:wpc="http://schemas.microsoft.com/office/word/2010/wordprocessingCanvas" xmlns:cx="http://schemas.microsoft.com/office/drawing/2014/chartex" xmlns:cx1="http://schemas.microsoft.com/office/drawing/2015/9/8/chartex" xmlns:cx2="http://schemas.microsoft.com/office/drawing/2015/10/21/chartex" xmlns:cx3="http://schemas.microsoft.com/office/drawing/2016/5/9/chartex" xmlns:cx4="http://schemas.microsoft.com/office/drawing/2016/5/10/chartex" xmlns:cx5="http://schemas.microsoft.com/office/drawing/2016/5/11/chartex" xmlns:cx6="http://schemas.microsoft.com/office/drawing/2016/5/12/chartex" xmlns:cx7="http://schemas.microsoft.com/office/drawing/2016/5/13/chartex" xmlns:cx8="http://schemas.microsoft.com/office/drawing/2016/5/14/chartex" xmlns:mc="http://schemas.openxmlformats.org/markup-compatibility/2006" xmlns:aink="http://schemas.microsoft.com/office/drawing/2016/ink" xmlns:am3d="http://schemas.microsoft.com/office/drawing/2017/model3d" xmlns:o="urn:schemas-microsoft-com:office:office" xmlns:oel="http://schemas.microsoft.com/office/2019/extlst" xmlns:r="http://schemas.openxmlformats.org/officeDocument/2006/relationships" xmlns:m="http://schemas.openxmlformats.org/officeDocument/2006/math" xmlns:v="urn:schemas-microsoft-com:vml" xmlns:wp14="http://schemas.microsoft.com/office/word/2010/wordprocessingDrawing" xmlns:wp="http://schemas.openxmlformats.org/drawingml/2006/wordprocessingDrawing" xmlns:w10="urn:schemas-microsoft-com:office:word" xmlns:w="http://schemas.openxmlformats.org/wordprocessingml/2006/main" xmlns:w14="http://schemas.microsoft.com/office/word/2010/wordml" xmlns:w15="http://schemas.microsoft.com/office/word/2012/wordml" xmlns:w16cex="http://schemas.microsoft.com/office/word/2018/wordml/cex" xmlns:w16cid="http://schemas.microsoft.com/office/word/2016/wordml/cid" xmlns:w16="http://schemas.microsoft.com/office/word/2018/wordml" xmlns:w16du="http://schemas.microsoft.com/office/word/2023/wordml/word16du" xmlns:w16sdtdh="http://schemas.microsoft.com/office/word/2020/wordml/sdtdatahash" xmlns:w16se="http://schemas.microsoft.com/office/word/2015/wordml/symex" xmlns:wpg="http://schemas.microsoft.com/office/word/2010/wordprocessingGroup" xmlns:wpi="http://schemas.microsoft.com/office/word/2010/wordprocessingInk" xmlns:wne="http://schemas.microsoft.com/office/word/2006/wordml" xmlns:wps="http://schemas.microsoft.com/office/word/2010/wordprocessingShape" mc:Ignorable="w14 w15 w16se w16cid w16 w16cex w16sdtdh w16du wp14">
+<w:document xmlns:wpc="http://schemas.microsoft.com/office/word/2010/wordprocessingCanvas" xmlns:cx="http://schemas.microsoft.com/office/drawing/2014/chartex" xmlns:cx1="http://schemas.microsoft.com/office/drawing/2015/9/8/chartex" xmlns:cx2="http://schemas.microsoft.com/office/drawing/2015/10/21/chartex" xmlns:cx3="http://schemas.microsoft.com/office/drawing/2016/5/9/chartex" xmlns:cx4="http://schemas.microsoft.com/office/drawing/2016/5/10/chartex" xmlns:cx5="http://schemas.microsoft.com/office/drawing/2016/5/11/chartex" xmlns:cx6="http://schemas.microsoft.com/office/drawing/2016/5/12/chartex" xmlns:cx7="http://schemas.microsoft.com/office/drawing/2016/5/13/chartex" xmlns:cx8="http://schemas.microsoft.com/office/drawing/2016/5/14/chartex" xmlns:mc="http://schemas.openxmlformats.org/markup-compatibility/2006" xmlns:aink="http://schemas.microsoft.com/office/drawing/2016/ink" xmlns:am3d="http://schemas.microsoft.com/office/drawing/2017/model3d" xmlns:o="urn:schemas-microsoft-com:office:office" xmlns:oel="http://schemas.microsoft.com/office/2019/extlst" xmlns:r="http://schemas.openxmlformats.org/officeDocument/2006/relationships" xmlns:m="http://schemas.openxmlformats.org/officeDocument/2006/math" xmlns:v="urn:schemas-microsoft-com:vml" xmlns:wp14="http://schemas.microsoft.com/office/word/2010/wordprocessingDrawing" xmlns:wp="http://schemas.openxmlformats.org/drawingml/2006/wordprocessingDrawing" xmlns:w10="urn:schemas-microsoft-com:office:word" xmlns:w="http://schemas.openxmlformats.org/wordprocessingml/2006/main" xmlns:w14="http://schemas.microsoft.com/office/word/2010/wordml" xmlns:w15="http://schemas.microsoft.com/office/word/2012/wordml" xmlns:w16cex="http://schemas.microsoft.com/office/word/2018/wordml/cex" xmlns:w16cid="http://schemas.microsoft.com/office/word/2016/wordml/cid" xmlns:w16="http://schemas.microsoft.com/office/word/2018/wordml" xmlns:w16du="http://schemas.microsoft.com/office/word/2023/wordml/word16du" xmlns:w16sdtdh="http://schemas.microsoft.com/office/word/2020/wordml/sdtdatahash" xmlns:w16sdtfl="http://schemas.microsoft.com/office/word/2024/wordml/sdtformatlock" xmlns:w16se="http://schemas.microsoft.com/office/word/2015/wordml/symex" xmlns:wpg="http://schemas.microsoft.com/office/word/2010/wordprocessingGroup" xmlns:wpi="http://schemas.microsoft.com/office/word/2010/wordprocessingInk" xmlns:wne="http://schemas.microsoft.com/office/word/2006/wordml" xmlns:wps="http://schemas.microsoft.com/office/word/2010/wordprocessingShape" mc:Ignorable="w14 w15 w16se w16cid w16 w16cex w16sdtdh w16sdtfl w16du wp14">
   <w:body>
     <w:tbl>
       <w:tblPr>
@@ -36,21 +36,12 @@
             <w:pPr>
               <w:pStyle w:val="Platzhalter"/>
             </w:pPr>
-            <w:proofErr w:type="gramStart"/>
             <w:r>
               <w:rPr>
                 <w:b/>
                 <w:bCs/>
               </w:rPr>
-              <w:t>{{ LEITBEHOERDE</w:t>
-            </w:r>
-            <w:proofErr w:type="gramEnd"/>
-            <w:r>
-              <w:rPr>
-                <w:b/>
-                <w:bCs/>
-              </w:rPr>
-              <w:t>_NAME }}</w:t>
+              <w:t>{{ LEITBEHOERDE_NAME }}</w:t>
             </w:r>
           </w:p>
           <w:sdt>
@@ -99,21 +90,12 @@
                 <w:szCs w:val="18"/>
               </w:rPr>
             </w:pPr>
-            <w:proofErr w:type="gramStart"/>
-            <w:r>
-              <w:rPr>
-                <w:sz w:val="18"/>
-                <w:szCs w:val="18"/>
-              </w:rPr>
-              <w:t>{{ LEITBEHOERDE</w:t>
-            </w:r>
-            <w:proofErr w:type="gramEnd"/>
-            <w:r>
-              <w:rPr>
-                <w:sz w:val="18"/>
-                <w:szCs w:val="18"/>
-              </w:rPr>
-              <w:t>_ADRESSE_1 }}</w:t>
+            <w:r>
+              <w:rPr>
+                <w:sz w:val="18"/>
+                <w:szCs w:val="18"/>
+              </w:rPr>
+              <w:t>{{ LEITBEHOERDE_ADRESSE_1 }}</w:t>
             </w:r>
           </w:p>
           <w:p>
@@ -124,21 +106,12 @@
                 <w:szCs w:val="18"/>
               </w:rPr>
             </w:pPr>
-            <w:proofErr w:type="gramStart"/>
-            <w:r>
-              <w:rPr>
-                <w:sz w:val="18"/>
-                <w:szCs w:val="18"/>
-              </w:rPr>
-              <w:t>{{ LEITBEHOERDE</w:t>
-            </w:r>
-            <w:proofErr w:type="gramEnd"/>
-            <w:r>
-              <w:rPr>
-                <w:sz w:val="18"/>
-                <w:szCs w:val="18"/>
-              </w:rPr>
-              <w:t>_ADRESSE_2 }}</w:t>
+            <w:r>
+              <w:rPr>
+                <w:sz w:val="18"/>
+                <w:szCs w:val="18"/>
+              </w:rPr>
+              <w:t>{{ LEITBEHOERDE_ADRESSE_2 }}</w:t>
             </w:r>
           </w:p>
         </w:tc>
@@ -239,13 +212,8 @@
             <w:pPr>
               <w:pStyle w:val="Platzhalter"/>
             </w:pPr>
-            <w:proofErr w:type="gramStart"/>
-            <w:r>
-              <w:t>{{ DOSSIER</w:t>
-            </w:r>
-            <w:proofErr w:type="gramEnd"/>
-            <w:r>
-              <w:t>_NUMMER }}</w:t>
+            <w:r>
+              <w:t>{{ DOSSIER_NUMMER }}</w:t>
             </w:r>
           </w:p>
         </w:tc>
@@ -307,27 +275,7 @@
                 <w:sz w:val="18"/>
                 <w:szCs w:val="18"/>
               </w:rPr>
-              <w:t xml:space="preserve">{%p </w:t>
-            </w:r>
-            <w:proofErr w:type="spellStart"/>
-            <w:r>
-              <w:rPr>
-                <w:rFonts w:ascii="Consolas" w:hAnsi="Consolas" w:cs="Arial"/>
-                <w:color w:val="00B050"/>
-                <w:sz w:val="18"/>
-                <w:szCs w:val="18"/>
-              </w:rPr>
-              <w:t>for</w:t>
-            </w:r>
-            <w:proofErr w:type="spellEnd"/>
-            <w:r>
-              <w:rPr>
-                <w:rFonts w:ascii="Consolas" w:hAnsi="Consolas" w:cs="Arial"/>
-                <w:color w:val="00B050"/>
-                <w:sz w:val="18"/>
-                <w:szCs w:val="18"/>
-              </w:rPr>
-              <w:t xml:space="preserve"> G in ALLE_GESUCHSTELLER_LISTE %}</w:t>
+              <w:t>{%p for G in ALLE_GESUCHSTELLER_LISTE %}</w:t>
             </w:r>
           </w:p>
           <w:p>
@@ -365,47 +313,7 @@
                 <w:sz w:val="18"/>
                 <w:szCs w:val="18"/>
               </w:rPr>
-              <w:t xml:space="preserve"> </w:t>
-            </w:r>
-            <w:proofErr w:type="spellStart"/>
-            <w:r>
-              <w:rPr>
-                <w:rFonts w:ascii="Consolas" w:hAnsi="Consolas" w:cs="Arial"/>
-                <w:color w:val="00B050"/>
-                <w:sz w:val="18"/>
-                <w:szCs w:val="18"/>
-              </w:rPr>
-              <w:t>if</w:t>
-            </w:r>
-            <w:proofErr w:type="spellEnd"/>
-            <w:r>
-              <w:rPr>
-                <w:rFonts w:ascii="Consolas" w:hAnsi="Consolas" w:cs="Arial"/>
-                <w:color w:val="00B050"/>
-                <w:sz w:val="18"/>
-                <w:szCs w:val="18"/>
-              </w:rPr>
-              <w:t xml:space="preserve"> </w:t>
-            </w:r>
-            <w:proofErr w:type="spellStart"/>
-            <w:r>
-              <w:rPr>
-                <w:rFonts w:ascii="Consolas" w:hAnsi="Consolas" w:cs="Arial"/>
-                <w:color w:val="00B050"/>
-                <w:sz w:val="18"/>
-                <w:szCs w:val="18"/>
-              </w:rPr>
-              <w:t>ALLE_GESUCHSTELLER_LISTE|length</w:t>
-            </w:r>
-            <w:proofErr w:type="spellEnd"/>
-            <w:r>
-              <w:rPr>
-                <w:rFonts w:ascii="Consolas" w:hAnsi="Consolas" w:cs="Arial"/>
-                <w:color w:val="00B050"/>
-                <w:sz w:val="18"/>
-                <w:szCs w:val="18"/>
-              </w:rPr>
-              <w:t xml:space="preserve"> &gt; 1 %}</w:t>
+              <w:t xml:space="preserve"> if ALLE_GESUCHSTELLER_LISTE|length &gt; 1 %}</w:t>
             </w:r>
           </w:p>
           <w:p>
@@ -428,19 +336,11 @@
               </w:rPr>
               <w:tab/>
             </w:r>
-            <w:proofErr w:type="gramStart"/>
             <w:r>
               <w:rPr>
                 <w:rStyle w:val="PlatzhalterZchn"/>
               </w:rPr>
-              <w:t>{{ G.NAME</w:t>
-            </w:r>
-            <w:proofErr w:type="gramEnd"/>
-            <w:r>
-              <w:rPr>
-                <w:rStyle w:val="PlatzhalterZchn"/>
-              </w:rPr>
-              <w:t xml:space="preserve"> }}</w:t>
+              <w:t>{{ G.NAME }}</w:t>
             </w:r>
             <w:r>
               <w:t xml:space="preserve">, </w:t>
@@ -469,27 +369,7 @@
                 <w:sz w:val="18"/>
                 <w:szCs w:val="18"/>
               </w:rPr>
-              <w:t xml:space="preserve">{%p </w:t>
-            </w:r>
-            <w:proofErr w:type="spellStart"/>
-            <w:r>
-              <w:rPr>
-                <w:rFonts w:ascii="Consolas" w:hAnsi="Consolas" w:cs="Arial"/>
-                <w:color w:val="00B050"/>
-                <w:sz w:val="18"/>
-                <w:szCs w:val="18"/>
-              </w:rPr>
-              <w:t>if</w:t>
-            </w:r>
-            <w:proofErr w:type="spellEnd"/>
-            <w:r>
-              <w:rPr>
-                <w:rFonts w:ascii="Consolas" w:hAnsi="Consolas" w:cs="Arial"/>
-                <w:color w:val="00B050"/>
-                <w:sz w:val="18"/>
-                <w:szCs w:val="18"/>
-              </w:rPr>
-              <w:t xml:space="preserve"> G.VERTRETER_NAME %}</w:t>
+              <w:t>{%p if G.VERTRETER_NAME %}</w:t>
             </w:r>
           </w:p>
           <w:p>
@@ -504,19 +384,11 @@
             <w:pPr>
               <w:ind w:left="357"/>
             </w:pPr>
-            <w:proofErr w:type="gramStart"/>
             <w:r>
               <w:rPr>
                 <w:rStyle w:val="PlatzhalterZchn"/>
               </w:rPr>
-              <w:t>{{ G.VERTRETER</w:t>
-            </w:r>
-            <w:proofErr w:type="gramEnd"/>
-            <w:r>
-              <w:rPr>
-                <w:rStyle w:val="PlatzhalterZchn"/>
-              </w:rPr>
-              <w:t>_NAME }}</w:t>
+              <w:t>{{ G.VERTRETER_NAME }}</w:t>
             </w:r>
             <w:r>
               <w:t xml:space="preserve">, </w:t>
@@ -545,19 +417,54 @@
                 <w:sz w:val="18"/>
                 <w:szCs w:val="18"/>
               </w:rPr>
-              <w:t xml:space="preserve">{%p </w:t>
-            </w:r>
-            <w:proofErr w:type="spellStart"/>
-            <w:r>
-              <w:rPr>
-                <w:rFonts w:ascii="Consolas" w:hAnsi="Consolas" w:cs="Arial"/>
-                <w:color w:val="00B050"/>
-                <w:sz w:val="18"/>
-                <w:szCs w:val="18"/>
-              </w:rPr>
-              <w:t>endif</w:t>
-            </w:r>
-            <w:proofErr w:type="spellEnd"/>
+              <w:t>{%p endif %}</w:t>
+            </w:r>
+          </w:p>
+          <w:p>
+            <w:pPr>
+              <w:rPr>
+                <w:rFonts w:ascii="Consolas" w:hAnsi="Consolas" w:cs="Arial"/>
+                <w:color w:val="00B050"/>
+                <w:sz w:val="18"/>
+                <w:szCs w:val="18"/>
+              </w:rPr>
+            </w:pPr>
+            <w:r>
+              <w:rPr>
+                <w:rFonts w:ascii="Consolas" w:hAnsi="Consolas" w:cs="Arial"/>
+                <w:color w:val="00B050"/>
+                <w:sz w:val="18"/>
+                <w:szCs w:val="18"/>
+              </w:rPr>
+              <w:t>{%</w:t>
+            </w:r>
+            <w:r>
+              <w:rPr>
+                <w:rFonts w:ascii="Consolas" w:hAnsi="Consolas" w:cs="Arial"/>
+                <w:color w:val="00B050"/>
+                <w:sz w:val="18"/>
+                <w:szCs w:val="18"/>
+              </w:rPr>
+              <w:t>p</w:t>
+            </w:r>
+            <w:r>
+              <w:rPr>
+                <w:rFonts w:ascii="Consolas" w:hAnsi="Consolas" w:cs="Arial"/>
+                <w:color w:val="00B050"/>
+                <w:sz w:val="18"/>
+                <w:szCs w:val="18"/>
+              </w:rPr>
+              <w:t xml:space="preserve"> </w:t>
+            </w:r>
+            <w:r>
+              <w:rPr>
+                <w:rFonts w:ascii="Consolas" w:hAnsi="Consolas" w:cs="Arial"/>
+                <w:color w:val="00B050"/>
+                <w:sz w:val="18"/>
+                <w:szCs w:val="18"/>
+              </w:rPr>
+              <w:t>else</w:t>
+            </w:r>
             <w:r>
               <w:rPr>
                 <w:rFonts w:ascii="Consolas" w:hAnsi="Consolas" w:cs="Arial"/>
@@ -569,6 +476,23 @@
             </w:r>
           </w:p>
           <w:p>
+            <w:r>
+              <w:rPr>
+                <w:rStyle w:val="PlatzhalterZchn"/>
+              </w:rPr>
+              <w:t>{{ G.NAME }}</w:t>
+            </w:r>
+            <w:r>
+              <w:t xml:space="preserve">, </w:t>
+            </w:r>
+            <w:r>
+              <w:rPr>
+                <w:rStyle w:val="PlatzhalterZchn"/>
+              </w:rPr>
+              <w:t>{{ G.ADRESSE }}</w:t>
+            </w:r>
+          </w:p>
+          <w:p>
             <w:pPr>
               <w:rPr>
                 <w:rFonts w:ascii="Consolas" w:hAnsi="Consolas" w:cs="Arial"/>
@@ -584,11 +508,71 @@
                 <w:sz w:val="18"/>
                 <w:szCs w:val="18"/>
               </w:rPr>
+              <w:t>{%p if G.VERTRETER_NAME %}</w:t>
+            </w:r>
+          </w:p>
+          <w:p>
+            <w:r>
+              <w:t>vertreten durch</w:t>
+            </w:r>
+          </w:p>
+          <w:p>
+            <w:r>
+              <w:rPr>
+                <w:rStyle w:val="PlatzhalterZchn"/>
+              </w:rPr>
+              <w:t>{{ G.VERTRETER_NAME }}</w:t>
+            </w:r>
+            <w:r>
+              <w:t xml:space="preserve">, </w:t>
+            </w:r>
+            <w:r>
+              <w:rPr>
+                <w:rStyle w:val="PlatzhalterZchn"/>
+              </w:rPr>
+              <w:t>{{ G.VERTRETER_ADRESSE }}</w:t>
+            </w:r>
+          </w:p>
+          <w:p>
+            <w:pPr>
+              <w:rPr>
+                <w:rFonts w:ascii="Consolas" w:hAnsi="Consolas"/>
+                <w:color w:val="00B050"/>
+                <w:sz w:val="18"/>
+                <w:szCs w:val="18"/>
+              </w:rPr>
+            </w:pPr>
+            <w:r>
+              <w:rPr>
+                <w:rFonts w:ascii="Consolas" w:hAnsi="Consolas"/>
+                <w:color w:val="00B050"/>
+                <w:sz w:val="18"/>
+                <w:szCs w:val="18"/>
+              </w:rPr>
+              <w:t>{%p endif %}</w:t>
+            </w:r>
+          </w:p>
+          <w:p>
+            <w:pPr>
+              <w:rPr>
+                <w:rFonts w:ascii="Consolas" w:hAnsi="Consolas" w:cs="Arial"/>
+                <w:color w:val="00B050"/>
+                <w:sz w:val="18"/>
+                <w:szCs w:val="18"/>
+              </w:rPr>
+            </w:pPr>
+            <w:r>
+              <w:rPr>
+                <w:rFonts w:ascii="Consolas" w:hAnsi="Consolas"/>
+                <w:color w:val="00B050"/>
+                <w:sz w:val="18"/>
+                <w:szCs w:val="18"/>
+              </w:rPr>
               <w:t>{%</w:t>
             </w:r>
             <w:r>
               <w:rPr>
-                <w:rFonts w:ascii="Consolas" w:hAnsi="Consolas" w:cs="Arial"/>
+                <w:rFonts w:ascii="Consolas" w:hAnsi="Consolas"/>
                 <w:color w:val="00B050"/>
                 <w:sz w:val="18"/>
                 <w:szCs w:val="18"/>
@@ -597,66 +581,20 @@
             </w:r>
             <w:r>
               <w:rPr>
-                <w:rFonts w:ascii="Consolas" w:hAnsi="Consolas" w:cs="Arial"/>
-                <w:color w:val="00B050"/>
-                <w:sz w:val="18"/>
-                <w:szCs w:val="18"/>
-              </w:rPr>
-              <w:t xml:space="preserve"> </w:t>
-            </w:r>
-            <w:proofErr w:type="spellStart"/>
-            <w:r>
-              <w:rPr>
-                <w:rFonts w:ascii="Consolas" w:hAnsi="Consolas" w:cs="Arial"/>
-                <w:color w:val="00B050"/>
-                <w:sz w:val="18"/>
-                <w:szCs w:val="18"/>
-              </w:rPr>
-              <w:t>else</w:t>
-            </w:r>
-            <w:proofErr w:type="spellEnd"/>
-            <w:r>
-              <w:rPr>
-                <w:rFonts w:ascii="Consolas" w:hAnsi="Consolas" w:cs="Arial"/>
-                <w:color w:val="00B050"/>
-                <w:sz w:val="18"/>
-                <w:szCs w:val="18"/>
-              </w:rPr>
-              <w:t xml:space="preserve"> %}</w:t>
-            </w:r>
-          </w:p>
-          <w:p>
-            <w:proofErr w:type="gramStart"/>
-            <w:r>
-              <w:rPr>
-                <w:rStyle w:val="PlatzhalterZchn"/>
-              </w:rPr>
-              <w:t>{{ G.NAME</w:t>
-            </w:r>
-            <w:proofErr w:type="gramEnd"/>
-            <w:r>
-              <w:rPr>
-                <w:rStyle w:val="PlatzhalterZchn"/>
-              </w:rPr>
-              <w:t xml:space="preserve"> }}</w:t>
-            </w:r>
-            <w:r>
-              <w:t xml:space="preserve">, </w:t>
-            </w:r>
-            <w:r>
-              <w:rPr>
-                <w:rStyle w:val="PlatzhalterZchn"/>
-              </w:rPr>
-              <w:t>{{ G.ADRESSE }}</w:t>
+                <w:rFonts w:ascii="Consolas" w:hAnsi="Consolas"/>
+                <w:color w:val="00B050"/>
+                <w:sz w:val="18"/>
+                <w:szCs w:val="18"/>
+              </w:rPr>
+              <w:t xml:space="preserve"> endif %}</w:t>
             </w:r>
           </w:p>
           <w:p>
             <w:pPr>
               <w:rPr>
-                <w:rFonts w:ascii="Consolas" w:hAnsi="Consolas" w:cs="Arial"/>
-                <w:color w:val="00B050"/>
-                <w:sz w:val="18"/>
-                <w:szCs w:val="18"/>
+                <w:rFonts w:cs="Arial"/>
+                <w:color w:val="00B050"/>
+                <w:szCs w:val="22"/>
               </w:rPr>
             </w:pPr>
             <w:r>
@@ -666,191 +604,7 @@
                 <w:sz w:val="18"/>
                 <w:szCs w:val="18"/>
               </w:rPr>
-              <w:t xml:space="preserve">{%p </w:t>
-            </w:r>
-            <w:proofErr w:type="spellStart"/>
-            <w:r>
-              <w:rPr>
-                <w:rFonts w:ascii="Consolas" w:hAnsi="Consolas" w:cs="Arial"/>
-                <w:color w:val="00B050"/>
-                <w:sz w:val="18"/>
-                <w:szCs w:val="18"/>
-              </w:rPr>
-              <w:t>if</w:t>
-            </w:r>
-            <w:proofErr w:type="spellEnd"/>
-            <w:r>
-              <w:rPr>
-                <w:rFonts w:ascii="Consolas" w:hAnsi="Consolas" w:cs="Arial"/>
-                <w:color w:val="00B050"/>
-                <w:sz w:val="18"/>
-                <w:szCs w:val="18"/>
-              </w:rPr>
-              <w:t xml:space="preserve"> G.VERTRETER_NAME %}</w:t>
-            </w:r>
-          </w:p>
-          <w:p>
-            <w:r>
-              <w:t>vertreten durch</w:t>
-            </w:r>
-          </w:p>
-          <w:p>
-            <w:proofErr w:type="gramStart"/>
-            <w:r>
-              <w:rPr>
-                <w:rStyle w:val="PlatzhalterZchn"/>
-              </w:rPr>
-              <w:t>{{ G.VERTRETER</w:t>
-            </w:r>
-            <w:proofErr w:type="gramEnd"/>
-            <w:r>
-              <w:rPr>
-                <w:rStyle w:val="PlatzhalterZchn"/>
-              </w:rPr>
-              <w:t>_NAME }}</w:t>
-            </w:r>
-            <w:r>
-              <w:t xml:space="preserve">, </w:t>
-            </w:r>
-            <w:r>
-              <w:rPr>
-                <w:rStyle w:val="PlatzhalterZchn"/>
-              </w:rPr>
-              <w:t>{{ G.VERTRETER_ADRESSE }}</w:t>
-            </w:r>
-          </w:p>
-          <w:p>
-            <w:pPr>
-              <w:rPr>
-                <w:rFonts w:ascii="Consolas" w:hAnsi="Consolas"/>
-                <w:color w:val="00B050"/>
-                <w:sz w:val="18"/>
-                <w:szCs w:val="18"/>
-              </w:rPr>
-            </w:pPr>
-            <w:r>
-              <w:rPr>
-                <w:rFonts w:ascii="Consolas" w:hAnsi="Consolas"/>
-                <w:color w:val="00B050"/>
-                <w:sz w:val="18"/>
-                <w:szCs w:val="18"/>
-              </w:rPr>
-              <w:t xml:space="preserve">{%p </w:t>
-            </w:r>
-            <w:proofErr w:type="spellStart"/>
-            <w:r>
-              <w:rPr>
-                <w:rFonts w:ascii="Consolas" w:hAnsi="Consolas"/>
-                <w:color w:val="00B050"/>
-                <w:sz w:val="18"/>
-                <w:szCs w:val="18"/>
-              </w:rPr>
-              <w:t>endif</w:t>
-            </w:r>
-            <w:proofErr w:type="spellEnd"/>
-            <w:r>
-              <w:rPr>
-                <w:rFonts w:ascii="Consolas" w:hAnsi="Consolas"/>
-                <w:color w:val="00B050"/>
-                <w:sz w:val="18"/>
-                <w:szCs w:val="18"/>
-              </w:rPr>
-              <w:t xml:space="preserve"> %}</w:t>
-            </w:r>
-          </w:p>
-          <w:p>
-            <w:pPr>
-              <w:rPr>
-                <w:rFonts w:ascii="Consolas" w:hAnsi="Consolas" w:cs="Arial"/>
-                <w:color w:val="00B050"/>
-                <w:sz w:val="18"/>
-                <w:szCs w:val="18"/>
-              </w:rPr>
-            </w:pPr>
-            <w:r>
-              <w:rPr>
-                <w:rFonts w:ascii="Consolas" w:hAnsi="Consolas"/>
-                <w:color w:val="00B050"/>
-                <w:sz w:val="18"/>
-                <w:szCs w:val="18"/>
-              </w:rPr>
-              <w:t>{%</w:t>
-            </w:r>
-            <w:r>
-              <w:rPr>
-                <w:rFonts w:ascii="Consolas" w:hAnsi="Consolas"/>
-                <w:color w:val="00B050"/>
-                <w:sz w:val="18"/>
-                <w:szCs w:val="18"/>
-              </w:rPr>
-              <w:t>p</w:t>
-            </w:r>
-            <w:r>
-              <w:rPr>
-                <w:rFonts w:ascii="Consolas" w:hAnsi="Consolas"/>
-                <w:color w:val="00B050"/>
-                <w:sz w:val="18"/>
-                <w:szCs w:val="18"/>
-              </w:rPr>
-              <w:t xml:space="preserve"> </w:t>
-            </w:r>
-            <w:proofErr w:type="spellStart"/>
-            <w:r>
-              <w:rPr>
-                <w:rFonts w:ascii="Consolas" w:hAnsi="Consolas"/>
-                <w:color w:val="00B050"/>
-                <w:sz w:val="18"/>
-                <w:szCs w:val="18"/>
-              </w:rPr>
-              <w:t>endif</w:t>
-            </w:r>
-            <w:proofErr w:type="spellEnd"/>
-            <w:r>
-              <w:rPr>
-                <w:rFonts w:ascii="Consolas" w:hAnsi="Consolas"/>
-                <w:color w:val="00B050"/>
-                <w:sz w:val="18"/>
-                <w:szCs w:val="18"/>
-              </w:rPr>
-              <w:t xml:space="preserve"> %}</w:t>
-            </w:r>
-          </w:p>
-          <w:p>
-            <w:pPr>
-              <w:rPr>
-                <w:rFonts w:cs="Arial"/>
-                <w:color w:val="00B050"/>
-                <w:szCs w:val="22"/>
-              </w:rPr>
-            </w:pPr>
-            <w:r>
-              <w:rPr>
-                <w:rFonts w:ascii="Consolas" w:hAnsi="Consolas" w:cs="Arial"/>
-                <w:color w:val="00B050"/>
-                <w:sz w:val="18"/>
-                <w:szCs w:val="18"/>
-              </w:rPr>
-              <w:t xml:space="preserve">{%p </w:t>
-            </w:r>
-            <w:proofErr w:type="spellStart"/>
-            <w:r>
-              <w:rPr>
-                <w:rFonts w:ascii="Consolas" w:hAnsi="Consolas" w:cs="Arial"/>
-                <w:color w:val="00B050"/>
-                <w:sz w:val="18"/>
-                <w:szCs w:val="18"/>
-              </w:rPr>
-              <w:t>endfor</w:t>
-            </w:r>
-            <w:proofErr w:type="spellEnd"/>
-            <w:r>
-              <w:rPr>
-                <w:rFonts w:ascii="Consolas" w:hAnsi="Consolas" w:cs="Arial"/>
-                <w:color w:val="00B050"/>
-                <w:sz w:val="18"/>
-                <w:szCs w:val="18"/>
-              </w:rPr>
-              <w:t xml:space="preserve"> %}</w:t>
+              <w:t>{%p endfor %}</w:t>
             </w:r>
           </w:p>
         </w:tc>
@@ -913,27 +667,7 @@
                 <w:sz w:val="18"/>
                 <w:szCs w:val="18"/>
               </w:rPr>
-              <w:t xml:space="preserve">{%p </w:t>
-            </w:r>
-            <w:proofErr w:type="spellStart"/>
-            <w:r>
-              <w:rPr>
-                <w:rFonts w:ascii="Consolas" w:hAnsi="Consolas" w:cs="Arial"/>
-                <w:color w:val="00B050"/>
-                <w:sz w:val="18"/>
-                <w:szCs w:val="18"/>
-              </w:rPr>
-              <w:t>if</w:t>
-            </w:r>
-            <w:proofErr w:type="spellEnd"/>
-            <w:r>
-              <w:rPr>
-                <w:rFonts w:ascii="Consolas" w:hAnsi="Consolas" w:cs="Arial"/>
-                <w:color w:val="00B050"/>
-                <w:sz w:val="18"/>
-                <w:szCs w:val="18"/>
-              </w:rPr>
-              <w:t xml:space="preserve"> </w:t>
+              <w:t xml:space="preserve">{%p if </w:t>
             </w:r>
             <w:r>
               <w:rPr>
@@ -970,27 +704,7 @@
                 <w:sz w:val="18"/>
                 <w:szCs w:val="18"/>
               </w:rPr>
-              <w:t xml:space="preserve">{%p </w:t>
-            </w:r>
-            <w:proofErr w:type="spellStart"/>
-            <w:r>
-              <w:rPr>
-                <w:rFonts w:ascii="Consolas" w:hAnsi="Consolas" w:cs="Arial"/>
-                <w:color w:val="00B050"/>
-                <w:sz w:val="18"/>
-                <w:szCs w:val="18"/>
-              </w:rPr>
-              <w:t>for</w:t>
-            </w:r>
-            <w:proofErr w:type="spellEnd"/>
-            <w:r>
-              <w:rPr>
-                <w:rFonts w:ascii="Consolas" w:hAnsi="Consolas" w:cs="Arial"/>
-                <w:color w:val="00B050"/>
-                <w:sz w:val="18"/>
-                <w:szCs w:val="18"/>
-              </w:rPr>
-              <w:t xml:space="preserve"> G in ALLE_</w:t>
+              <w:t>{%p for G in ALLE_</w:t>
             </w:r>
             <w:r>
               <w:rPr>
@@ -1046,37 +760,7 @@
                 <w:sz w:val="18"/>
                 <w:szCs w:val="18"/>
               </w:rPr>
-              <w:t xml:space="preserve"> </w:t>
-            </w:r>
-            <w:proofErr w:type="spellStart"/>
-            <w:r>
-              <w:rPr>
-                <w:rFonts w:ascii="Consolas" w:hAnsi="Consolas" w:cs="Arial"/>
-                <w:color w:val="00B050"/>
-                <w:sz w:val="18"/>
-                <w:szCs w:val="18"/>
-              </w:rPr>
-              <w:t>if</w:t>
-            </w:r>
-            <w:proofErr w:type="spellEnd"/>
-            <w:r>
-              <w:rPr>
-                <w:rFonts w:ascii="Consolas" w:hAnsi="Consolas" w:cs="Arial"/>
-                <w:color w:val="00B050"/>
-                <w:sz w:val="18"/>
-                <w:szCs w:val="18"/>
-              </w:rPr>
-              <w:t xml:space="preserve"> </w:t>
-            </w:r>
-            <w:proofErr w:type="spellStart"/>
-            <w:r>
-              <w:rPr>
-                <w:rFonts w:ascii="Consolas" w:hAnsi="Consolas" w:cs="Arial"/>
-                <w:color w:val="00B050"/>
-                <w:sz w:val="18"/>
-                <w:szCs w:val="18"/>
-              </w:rPr>
-              <w:t>ALLE_</w:t>
+              <w:t xml:space="preserve"> if ALLE_</w:t>
             </w:r>
             <w:r>
               <w:rPr>
@@ -1094,17 +778,7 @@
                 <w:sz w:val="18"/>
                 <w:szCs w:val="18"/>
               </w:rPr>
-              <w:t>_LISTE|length</w:t>
-            </w:r>
-            <w:proofErr w:type="spellEnd"/>
-            <w:r>
-              <w:rPr>
-                <w:rFonts w:ascii="Consolas" w:hAnsi="Consolas" w:cs="Arial"/>
-                <w:color w:val="00B050"/>
-                <w:sz w:val="18"/>
-                <w:szCs w:val="18"/>
-              </w:rPr>
-              <w:t xml:space="preserve"> &gt; 1 %}</w:t>
+              <w:t>_LISTE|length &gt; 1 %}</w:t>
             </w:r>
           </w:p>
           <w:p>
@@ -1121,19 +795,11 @@
                 <w:szCs w:val="22"/>
               </w:rPr>
             </w:pPr>
-            <w:proofErr w:type="gramStart"/>
             <w:r>
               <w:rPr>
                 <w:rStyle w:val="PlatzhalterZchn"/>
               </w:rPr>
-              <w:t>{{ G.NAME</w:t>
-            </w:r>
-            <w:proofErr w:type="gramEnd"/>
-            <w:r>
-              <w:rPr>
-                <w:rStyle w:val="PlatzhalterZchn"/>
-              </w:rPr>
-              <w:t xml:space="preserve"> }}</w:t>
+              <w:t>{{ G.NAME }}</w:t>
             </w:r>
             <w:r>
               <w:t xml:space="preserve">, </w:t>
@@ -1162,27 +828,7 @@
                 <w:sz w:val="18"/>
                 <w:szCs w:val="18"/>
               </w:rPr>
-              <w:t xml:space="preserve">{%p </w:t>
-            </w:r>
-            <w:proofErr w:type="spellStart"/>
-            <w:r>
-              <w:rPr>
-                <w:rFonts w:ascii="Consolas" w:hAnsi="Consolas" w:cs="Arial"/>
-                <w:color w:val="00B050"/>
-                <w:sz w:val="18"/>
-                <w:szCs w:val="18"/>
-              </w:rPr>
-              <w:t>if</w:t>
-            </w:r>
-            <w:proofErr w:type="spellEnd"/>
-            <w:r>
-              <w:rPr>
-                <w:rFonts w:ascii="Consolas" w:hAnsi="Consolas" w:cs="Arial"/>
-                <w:color w:val="00B050"/>
-                <w:sz w:val="18"/>
-                <w:szCs w:val="18"/>
-              </w:rPr>
-              <w:t xml:space="preserve"> G.VERTRETER_NAME %}</w:t>
+              <w:t>{%p if G.VERTRETER_NAME %}</w:t>
             </w:r>
           </w:p>
           <w:p>
@@ -1200,19 +846,11 @@
                 <w:color w:val="00B050"/>
               </w:rPr>
             </w:pPr>
-            <w:proofErr w:type="gramStart"/>
             <w:r>
               <w:rPr>
                 <w:rStyle w:val="PlatzhalterZchn"/>
               </w:rPr>
-              <w:t>{{ G.VERTRETER</w:t>
-            </w:r>
-            <w:proofErr w:type="gramEnd"/>
-            <w:r>
-              <w:rPr>
-                <w:rStyle w:val="PlatzhalterZchn"/>
-              </w:rPr>
-              <w:t>_NAME }}</w:t>
+              <w:t>{{ G.VERTRETER_NAME }}</w:t>
             </w:r>
             <w:r>
               <w:t xml:space="preserve">, </w:t>
@@ -1241,27 +879,7 @@
                 <w:sz w:val="18"/>
                 <w:szCs w:val="18"/>
               </w:rPr>
-              <w:t xml:space="preserve">{%p </w:t>
-            </w:r>
-            <w:proofErr w:type="spellStart"/>
-            <w:r>
-              <w:rPr>
-                <w:rFonts w:ascii="Consolas" w:hAnsi="Consolas" w:cs="Arial"/>
-                <w:color w:val="00B050"/>
-                <w:sz w:val="18"/>
-                <w:szCs w:val="18"/>
-              </w:rPr>
-              <w:t>endif</w:t>
-            </w:r>
-            <w:proofErr w:type="spellEnd"/>
-            <w:r>
-              <w:rPr>
-                <w:rFonts w:ascii="Consolas" w:hAnsi="Consolas" w:cs="Arial"/>
-                <w:color w:val="00B050"/>
-                <w:sz w:val="18"/>
-                <w:szCs w:val="18"/>
-              </w:rPr>
-              <w:t xml:space="preserve"> %}</w:t>
+              <w:t>{%p endif %}</w:t>
             </w:r>
           </w:p>
           <w:p>
@@ -1298,51 +916,23 @@
                 <w:sz w:val="18"/>
                 <w:szCs w:val="18"/>
               </w:rPr>
-              <w:t xml:space="preserve"> </w:t>
-            </w:r>
-            <w:proofErr w:type="spellStart"/>
-            <w:r>
-              <w:rPr>
-                <w:rFonts w:ascii="Consolas" w:hAnsi="Consolas" w:cs="Arial"/>
-                <w:color w:val="00B050"/>
-                <w:sz w:val="18"/>
-                <w:szCs w:val="18"/>
-              </w:rPr>
-              <w:t>else</w:t>
-            </w:r>
-            <w:proofErr w:type="spellEnd"/>
-            <w:r>
-              <w:rPr>
-                <w:rFonts w:ascii="Consolas" w:hAnsi="Consolas" w:cs="Arial"/>
-                <w:color w:val="00B050"/>
-                <w:sz w:val="18"/>
-                <w:szCs w:val="18"/>
-              </w:rPr>
-              <w:t xml:space="preserve"> %}</w:t>
-            </w:r>
-          </w:p>
-          <w:p>
-            <w:proofErr w:type="gramStart"/>
+              <w:t xml:space="preserve"> else %}</w:t>
+            </w:r>
+          </w:p>
+          <w:p>
             <w:r>
               <w:rPr>
                 <w:rStyle w:val="PlatzhalterZchn"/>
               </w:rPr>
-              <w:t>{{ G.NAME</w:t>
-            </w:r>
-            <w:proofErr w:type="gramEnd"/>
+              <w:t>{{ G.NAME }}</w:t>
+            </w:r>
+            <w:r>
+              <w:t xml:space="preserve">, </w:t>
+            </w:r>
             <w:r>
               <w:rPr>
                 <w:rStyle w:val="PlatzhalterZchn"/>
               </w:rPr>
-              <w:t xml:space="preserve"> }}</w:t>
-            </w:r>
-            <w:r>
-              <w:t xml:space="preserve">, </w:t>
-            </w:r>
-            <w:r>
-              <w:rPr>
-                <w:rStyle w:val="PlatzhalterZchn"/>
-              </w:rPr>
               <w:t>{{ G.ADRESSE }}</w:t>
             </w:r>
           </w:p>
@@ -1362,27 +952,7 @@
                 <w:sz w:val="18"/>
                 <w:szCs w:val="18"/>
               </w:rPr>
-              <w:t xml:space="preserve">{%p </w:t>
-            </w:r>
-            <w:proofErr w:type="spellStart"/>
-            <w:r>
-              <w:rPr>
-                <w:rFonts w:ascii="Consolas" w:hAnsi="Consolas" w:cs="Arial"/>
-                <w:color w:val="00B050"/>
-                <w:sz w:val="18"/>
-                <w:szCs w:val="18"/>
-              </w:rPr>
-              <w:t>if</w:t>
-            </w:r>
-            <w:proofErr w:type="spellEnd"/>
-            <w:r>
-              <w:rPr>
-                <w:rFonts w:ascii="Consolas" w:hAnsi="Consolas" w:cs="Arial"/>
-                <w:color w:val="00B050"/>
-                <w:sz w:val="18"/>
-                <w:szCs w:val="18"/>
-              </w:rPr>
-              <w:t xml:space="preserve"> G.VERTRETER_NAME %}</w:t>
+              <w:t>{%p if G.VERTRETER_NAME %}</w:t>
             </w:r>
           </w:p>
           <w:p>
@@ -1397,27 +967,19 @@
             <w:pPr>
               <w:ind w:left="37"/>
             </w:pPr>
-            <w:proofErr w:type="gramStart"/>
             <w:r>
               <w:rPr>
                 <w:rStyle w:val="PlatzhalterZchn"/>
               </w:rPr>
-              <w:t>{{ G.VERTRETER</w:t>
-            </w:r>
-            <w:proofErr w:type="gramEnd"/>
+              <w:t>{{ G.VERTRETER_NAME }}</w:t>
+            </w:r>
+            <w:r>
+              <w:t xml:space="preserve">, </w:t>
+            </w:r>
             <w:r>
               <w:rPr>
                 <w:rStyle w:val="PlatzhalterZchn"/>
               </w:rPr>
-              <w:t>_NAME }}</w:t>
-            </w:r>
-            <w:r>
-              <w:t xml:space="preserve">, </w:t>
-            </w:r>
-            <w:r>
-              <w:rPr>
-                <w:rStyle w:val="PlatzhalterZchn"/>
-              </w:rPr>
               <w:t>{{ G.VERTRETER_ADRESSE }}</w:t>
             </w:r>
           </w:p>
@@ -1437,27 +999,7 @@
                 <w:sz w:val="18"/>
                 <w:szCs w:val="18"/>
               </w:rPr>
-              <w:t xml:space="preserve">{%p </w:t>
-            </w:r>
-            <w:proofErr w:type="spellStart"/>
-            <w:r>
-              <w:rPr>
-                <w:rFonts w:ascii="Consolas" w:hAnsi="Consolas" w:cs="Arial"/>
-                <w:color w:val="00B050"/>
-                <w:sz w:val="18"/>
-                <w:szCs w:val="18"/>
-              </w:rPr>
-              <w:t>endif</w:t>
-            </w:r>
-            <w:proofErr w:type="spellEnd"/>
-            <w:r>
-              <w:rPr>
-                <w:rFonts w:ascii="Consolas" w:hAnsi="Consolas" w:cs="Arial"/>
-                <w:color w:val="00B050"/>
-                <w:sz w:val="18"/>
-                <w:szCs w:val="18"/>
-              </w:rPr>
-              <w:t xml:space="preserve"> %}</w:t>
+              <w:t>{%p endif %}</w:t>
             </w:r>
           </w:p>
           <w:p>
@@ -1476,27 +1018,7 @@
                 <w:sz w:val="18"/>
                 <w:szCs w:val="18"/>
               </w:rPr>
-              <w:t xml:space="preserve">{%p </w:t>
-            </w:r>
-            <w:proofErr w:type="spellStart"/>
-            <w:r>
-              <w:rPr>
-                <w:rFonts w:ascii="Consolas" w:hAnsi="Consolas" w:cs="Arial"/>
-                <w:color w:val="00B050"/>
-                <w:sz w:val="18"/>
-                <w:szCs w:val="18"/>
-              </w:rPr>
-              <w:t>endif</w:t>
-            </w:r>
-            <w:proofErr w:type="spellEnd"/>
-            <w:r>
-              <w:rPr>
-                <w:rFonts w:ascii="Consolas" w:hAnsi="Consolas" w:cs="Arial"/>
-                <w:color w:val="00B050"/>
-                <w:sz w:val="18"/>
-                <w:szCs w:val="18"/>
-              </w:rPr>
-              <w:t xml:space="preserve"> %}</w:t>
+              <w:t>{%p endif %}</w:t>
             </w:r>
           </w:p>
           <w:p>
@@ -1515,27 +1037,7 @@
                 <w:sz w:val="18"/>
                 <w:szCs w:val="18"/>
               </w:rPr>
-              <w:t xml:space="preserve">{%p </w:t>
-            </w:r>
-            <w:proofErr w:type="spellStart"/>
-            <w:r>
-              <w:rPr>
-                <w:rFonts w:ascii="Consolas" w:hAnsi="Consolas" w:cs="Arial"/>
-                <w:color w:val="00B050"/>
-                <w:sz w:val="18"/>
-                <w:szCs w:val="18"/>
-              </w:rPr>
-              <w:t>endfor</w:t>
-            </w:r>
-            <w:proofErr w:type="spellEnd"/>
-            <w:r>
-              <w:rPr>
-                <w:rFonts w:ascii="Consolas" w:hAnsi="Consolas" w:cs="Arial"/>
-                <w:color w:val="00B050"/>
-                <w:sz w:val="18"/>
-                <w:szCs w:val="18"/>
-              </w:rPr>
-              <w:t xml:space="preserve"> %}</w:t>
+              <w:t>{%p endfor %}</w:t>
             </w:r>
           </w:p>
           <w:p>
@@ -1554,17 +1056,7 @@
                 <w:sz w:val="18"/>
                 <w:szCs w:val="18"/>
               </w:rPr>
-              <w:t xml:space="preserve">{%p </w:t>
-            </w:r>
-            <w:proofErr w:type="spellStart"/>
-            <w:r>
-              <w:rPr>
-                <w:rFonts w:ascii="Consolas" w:hAnsi="Consolas" w:cs="Arial"/>
-                <w:color w:val="00B050"/>
-                <w:sz w:val="18"/>
-                <w:szCs w:val="18"/>
-              </w:rPr>
-              <w:t>el</w:t>
+              <w:t>{%p el</w:t>
             </w:r>
             <w:r>
               <w:rPr>
@@ -1573,9 +1065,8 @@
                 <w:sz w:val="18"/>
                 <w:szCs w:val="18"/>
               </w:rPr>
-              <w:t>if</w:t>
-            </w:r>
-            <w:proofErr w:type="spellEnd"/>
+              <w:t xml:space="preserve">if </w:t>
+            </w:r>
             <w:r>
               <w:rPr>
                 <w:rFonts w:ascii="Consolas" w:hAnsi="Consolas"/>
@@ -1583,7 +1074,7 @@
                 <w:sz w:val="18"/>
                 <w:szCs w:val="18"/>
               </w:rPr>
-              <w:t xml:space="preserve"> </w:t>
+              <w:t>GESUCHSTELLER</w:t>
             </w:r>
             <w:r>
               <w:rPr>
@@ -1592,6 +1083,57 @@
                 <w:sz w:val="18"/>
                 <w:szCs w:val="18"/>
               </w:rPr>
+              <w:t>_ANREDE == "Herr" %}</w:t>
+            </w:r>
+          </w:p>
+          <w:p>
+            <w:r>
+              <w:t>Gesuchsteller</w:t>
+            </w:r>
+          </w:p>
+          <w:p>
+            <w:pPr>
+              <w:rPr>
+                <w:rFonts w:ascii="Consolas" w:hAnsi="Consolas"/>
+                <w:color w:val="00B050"/>
+                <w:sz w:val="18"/>
+                <w:szCs w:val="18"/>
+              </w:rPr>
+            </w:pPr>
+            <w:r>
+              <w:rPr>
+                <w:rFonts w:ascii="Consolas" w:hAnsi="Consolas"/>
+                <w:color w:val="00B050"/>
+                <w:sz w:val="18"/>
+                <w:szCs w:val="18"/>
+              </w:rPr>
+              <w:t>{%</w:t>
+            </w:r>
+            <w:r>
+              <w:rPr>
+                <w:rFonts w:ascii="Consolas" w:hAnsi="Consolas"/>
+                <w:color w:val="00B050"/>
+                <w:sz w:val="18"/>
+                <w:szCs w:val="18"/>
+              </w:rPr>
+              <w:t>p</w:t>
+            </w:r>
+            <w:r>
+              <w:rPr>
+                <w:rFonts w:ascii="Consolas" w:hAnsi="Consolas"/>
+                <w:color w:val="00B050"/>
+                <w:sz w:val="18"/>
+                <w:szCs w:val="18"/>
+              </w:rPr>
+              <w:t xml:space="preserve"> elif </w:t>
+            </w:r>
+            <w:r>
+              <w:rPr>
+                <w:rFonts w:ascii="Consolas" w:hAnsi="Consolas"/>
+                <w:color w:val="00B050"/>
+                <w:sz w:val="18"/>
+                <w:szCs w:val="18"/>
+              </w:rPr>
               <w:t>GESUCHSTELLER</w:t>
             </w:r>
             <w:r>
@@ -1601,12 +1143,12 @@
                 <w:sz w:val="18"/>
                 <w:szCs w:val="18"/>
               </w:rPr>
-              <w:t>_ANREDE == "Herr" %}</w:t>
-            </w:r>
-          </w:p>
-          <w:p>
-            <w:r>
-              <w:t>Gesuchsteller</w:t>
+              <w:t>_ANREDE == "Frau" %}</w:t>
+            </w:r>
+          </w:p>
+          <w:p>
+            <w:r>
+              <w:t>Gesuchstellerin</w:t>
             </w:r>
           </w:p>
           <w:p>
@@ -1643,56 +1185,18 @@
                 <w:sz w:val="18"/>
                 <w:szCs w:val="18"/>
               </w:rPr>
-              <w:t xml:space="preserve"> </w:t>
-            </w:r>
-            <w:proofErr w:type="spellStart"/>
-            <w:r>
-              <w:rPr>
-                <w:rFonts w:ascii="Consolas" w:hAnsi="Consolas"/>
-                <w:color w:val="00B050"/>
-                <w:sz w:val="18"/>
-                <w:szCs w:val="18"/>
-              </w:rPr>
-              <w:t>elif</w:t>
-            </w:r>
-            <w:proofErr w:type="spellEnd"/>
-            <w:r>
-              <w:rPr>
-                <w:rFonts w:ascii="Consolas" w:hAnsi="Consolas"/>
-                <w:color w:val="00B050"/>
-                <w:sz w:val="18"/>
-                <w:szCs w:val="18"/>
-              </w:rPr>
-              <w:t xml:space="preserve"> </w:t>
-            </w:r>
-            <w:r>
-              <w:rPr>
-                <w:rFonts w:ascii="Consolas" w:hAnsi="Consolas"/>
-                <w:color w:val="00B050"/>
-                <w:sz w:val="18"/>
-                <w:szCs w:val="18"/>
-              </w:rPr>
-              <w:t>GESUCHSTELLER</w:t>
-            </w:r>
-            <w:r>
-              <w:rPr>
-                <w:rFonts w:ascii="Consolas" w:hAnsi="Consolas"/>
-                <w:color w:val="00B050"/>
-                <w:sz w:val="18"/>
-                <w:szCs w:val="18"/>
-              </w:rPr>
-              <w:t>_ANREDE == "Frau" %}</w:t>
-            </w:r>
-          </w:p>
-          <w:p>
-            <w:r>
-              <w:t>Gesuchstellerin</w:t>
+              <w:t xml:space="preserve"> else %}</w:t>
+            </w:r>
+          </w:p>
+          <w:p>
+            <w:r>
+              <w:t>Gesuchsteller/in</w:t>
             </w:r>
           </w:p>
           <w:p>
             <w:pPr>
               <w:rPr>
-                <w:rFonts w:ascii="Consolas" w:hAnsi="Consolas"/>
+                <w:rFonts w:ascii="Consolas" w:hAnsi="Consolas" w:cs="Arial"/>
                 <w:color w:val="00B050"/>
                 <w:sz w:val="18"/>
                 <w:szCs w:val="18"/>
@@ -1700,94 +1204,12 @@
             </w:pPr>
             <w:r>
               <w:rPr>
-                <w:rFonts w:ascii="Consolas" w:hAnsi="Consolas"/>
-                <w:color w:val="00B050"/>
-                <w:sz w:val="18"/>
-                <w:szCs w:val="18"/>
-              </w:rPr>
-              <w:t>{%</w:t>
-            </w:r>
-            <w:r>
-              <w:rPr>
-                <w:rFonts w:ascii="Consolas" w:hAnsi="Consolas"/>
-                <w:color w:val="00B050"/>
-                <w:sz w:val="18"/>
-                <w:szCs w:val="18"/>
-              </w:rPr>
-              <w:t>p</w:t>
-            </w:r>
-            <w:r>
-              <w:rPr>
-                <w:rFonts w:ascii="Consolas" w:hAnsi="Consolas"/>
-                <w:color w:val="00B050"/>
-                <w:sz w:val="18"/>
-                <w:szCs w:val="18"/>
-              </w:rPr>
-              <w:t xml:space="preserve"> </w:t>
-            </w:r>
-            <w:proofErr w:type="spellStart"/>
-            <w:r>
-              <w:rPr>
-                <w:rFonts w:ascii="Consolas" w:hAnsi="Consolas"/>
-                <w:color w:val="00B050"/>
-                <w:sz w:val="18"/>
-                <w:szCs w:val="18"/>
-              </w:rPr>
-              <w:t>else</w:t>
-            </w:r>
-            <w:proofErr w:type="spellEnd"/>
-            <w:r>
-              <w:rPr>
-                <w:rFonts w:ascii="Consolas" w:hAnsi="Consolas"/>
-                <w:color w:val="00B050"/>
-                <w:sz w:val="18"/>
-                <w:szCs w:val="18"/>
-              </w:rPr>
-              <w:t xml:space="preserve"> %}</w:t>
-            </w:r>
-          </w:p>
-          <w:p>
-            <w:r>
-              <w:t>Gesuchsteller/in</w:t>
-            </w:r>
-          </w:p>
-          <w:p>
-            <w:pPr>
-              <w:rPr>
-                <w:rFonts w:ascii="Consolas" w:hAnsi="Consolas" w:cs="Arial"/>
-                <w:color w:val="00B050"/>
-                <w:sz w:val="18"/>
-                <w:szCs w:val="18"/>
-              </w:rPr>
-            </w:pPr>
-            <w:r>
-              <w:rPr>
-                <w:rFonts w:ascii="Consolas" w:hAnsi="Consolas" w:cs="Arial"/>
-                <w:color w:val="00B050"/>
-                <w:sz w:val="18"/>
-                <w:szCs w:val="18"/>
-              </w:rPr>
-              <w:t xml:space="preserve">{%p </w:t>
-            </w:r>
-            <w:proofErr w:type="spellStart"/>
-            <w:r>
-              <w:rPr>
-                <w:rFonts w:ascii="Consolas" w:hAnsi="Consolas" w:cs="Arial"/>
-                <w:color w:val="00B050"/>
-                <w:sz w:val="18"/>
-                <w:szCs w:val="18"/>
-              </w:rPr>
-              <w:t>endif</w:t>
-            </w:r>
-            <w:proofErr w:type="spellEnd"/>
-            <w:r>
-              <w:rPr>
-                <w:rFonts w:ascii="Consolas" w:hAnsi="Consolas" w:cs="Arial"/>
-                <w:color w:val="00B050"/>
-                <w:sz w:val="18"/>
-                <w:szCs w:val="18"/>
-              </w:rPr>
-              <w:t xml:space="preserve"> %}</w:t>
+                <w:rFonts w:ascii="Consolas" w:hAnsi="Consolas" w:cs="Arial"/>
+                <w:color w:val="00B050"/>
+                <w:sz w:val="18"/>
+                <w:szCs w:val="18"/>
+              </w:rPr>
+              <w:t>{%p endif %}</w:t>
             </w:r>
             <w:bookmarkEnd w:id="0"/>
           </w:p>
@@ -1850,27 +1272,7 @@
                 <w:sz w:val="18"/>
                 <w:szCs w:val="18"/>
               </w:rPr>
-              <w:t xml:space="preserve">{%p </w:t>
-            </w:r>
-            <w:proofErr w:type="spellStart"/>
-            <w:r>
-              <w:rPr>
-                <w:rFonts w:ascii="Consolas" w:hAnsi="Consolas" w:cs="Arial"/>
-                <w:color w:val="00B050"/>
-                <w:sz w:val="18"/>
-                <w:szCs w:val="18"/>
-              </w:rPr>
-              <w:t>if</w:t>
-            </w:r>
-            <w:proofErr w:type="spellEnd"/>
-            <w:r>
-              <w:rPr>
-                <w:rFonts w:ascii="Consolas" w:hAnsi="Consolas" w:cs="Arial"/>
-                <w:color w:val="00B050"/>
-                <w:sz w:val="18"/>
-                <w:szCs w:val="18"/>
-              </w:rPr>
-              <w:t xml:space="preserve"> </w:t>
+              <w:t xml:space="preserve">{%p if </w:t>
             </w:r>
             <w:r>
               <w:rPr>
@@ -1925,27 +1327,7 @@
                 <w:sz w:val="18"/>
                 <w:szCs w:val="18"/>
               </w:rPr>
-              <w:t xml:space="preserve">{%p </w:t>
-            </w:r>
-            <w:proofErr w:type="spellStart"/>
-            <w:r>
-              <w:rPr>
-                <w:rFonts w:ascii="Consolas" w:hAnsi="Consolas" w:cs="Arial"/>
-                <w:color w:val="00B050"/>
-                <w:sz w:val="18"/>
-                <w:szCs w:val="18"/>
-              </w:rPr>
-              <w:t>for</w:t>
-            </w:r>
-            <w:proofErr w:type="spellEnd"/>
-            <w:r>
-              <w:rPr>
-                <w:rFonts w:ascii="Consolas" w:hAnsi="Consolas" w:cs="Arial"/>
-                <w:color w:val="00B050"/>
-                <w:sz w:val="18"/>
-                <w:szCs w:val="18"/>
-              </w:rPr>
-              <w:t xml:space="preserve"> G in ALLE_</w:t>
+              <w:t>{%p for G in ALLE_</w:t>
             </w:r>
             <w:r>
               <w:rPr>
@@ -2001,37 +1383,7 @@
                 <w:sz w:val="18"/>
                 <w:szCs w:val="18"/>
               </w:rPr>
-              <w:t xml:space="preserve"> </w:t>
-            </w:r>
-            <w:proofErr w:type="spellStart"/>
-            <w:r>
-              <w:rPr>
-                <w:rFonts w:ascii="Consolas" w:hAnsi="Consolas" w:cs="Arial"/>
-                <w:color w:val="00B050"/>
-                <w:sz w:val="18"/>
-                <w:szCs w:val="18"/>
-              </w:rPr>
-              <w:t>if</w:t>
-            </w:r>
-            <w:proofErr w:type="spellEnd"/>
-            <w:r>
-              <w:rPr>
-                <w:rFonts w:ascii="Consolas" w:hAnsi="Consolas" w:cs="Arial"/>
-                <w:color w:val="00B050"/>
-                <w:sz w:val="18"/>
-                <w:szCs w:val="18"/>
-              </w:rPr>
-              <w:t xml:space="preserve"> </w:t>
-            </w:r>
-            <w:proofErr w:type="spellStart"/>
-            <w:r>
-              <w:rPr>
-                <w:rFonts w:ascii="Consolas" w:hAnsi="Consolas" w:cs="Arial"/>
-                <w:color w:val="00B050"/>
-                <w:sz w:val="18"/>
-                <w:szCs w:val="18"/>
-              </w:rPr>
-              <w:t>ALLE_</w:t>
+              <w:t xml:space="preserve"> if ALLE_</w:t>
             </w:r>
             <w:r>
               <w:rPr>
@@ -2049,17 +1401,7 @@
                 <w:sz w:val="18"/>
                 <w:szCs w:val="18"/>
               </w:rPr>
-              <w:t>_LISTE|length</w:t>
-            </w:r>
-            <w:proofErr w:type="spellEnd"/>
-            <w:r>
-              <w:rPr>
-                <w:rFonts w:ascii="Consolas" w:hAnsi="Consolas" w:cs="Arial"/>
-                <w:color w:val="00B050"/>
-                <w:sz w:val="18"/>
-                <w:szCs w:val="18"/>
-              </w:rPr>
-              <w:t xml:space="preserve"> &gt; 1 %}</w:t>
+              <w:t>_LISTE|length &gt; 1 %}</w:t>
             </w:r>
           </w:p>
           <w:p>
@@ -2076,19 +1418,11 @@
                 <w:szCs w:val="22"/>
               </w:rPr>
             </w:pPr>
-            <w:proofErr w:type="gramStart"/>
             <w:r>
               <w:rPr>
                 <w:rStyle w:val="PlatzhalterZchn"/>
               </w:rPr>
-              <w:t>{{ G.NAME</w:t>
-            </w:r>
-            <w:proofErr w:type="gramEnd"/>
-            <w:r>
-              <w:rPr>
-                <w:rStyle w:val="PlatzhalterZchn"/>
-              </w:rPr>
-              <w:t xml:space="preserve"> }}</w:t>
+              <w:t>{{ G.NAME }}</w:t>
             </w:r>
             <w:r>
               <w:t xml:space="preserve">, </w:t>
@@ -2117,27 +1451,7 @@
                 <w:sz w:val="18"/>
                 <w:szCs w:val="18"/>
               </w:rPr>
-              <w:t xml:space="preserve">{%p </w:t>
-            </w:r>
-            <w:proofErr w:type="spellStart"/>
-            <w:r>
-              <w:rPr>
-                <w:rFonts w:ascii="Consolas" w:hAnsi="Consolas" w:cs="Arial"/>
-                <w:color w:val="00B050"/>
-                <w:sz w:val="18"/>
-                <w:szCs w:val="18"/>
-              </w:rPr>
-              <w:t>if</w:t>
-            </w:r>
-            <w:proofErr w:type="spellEnd"/>
-            <w:r>
-              <w:rPr>
-                <w:rFonts w:ascii="Consolas" w:hAnsi="Consolas" w:cs="Arial"/>
-                <w:color w:val="00B050"/>
-                <w:sz w:val="18"/>
-                <w:szCs w:val="18"/>
-              </w:rPr>
-              <w:t xml:space="preserve"> G.VERTRETER_NAME %}</w:t>
+              <w:t>{%p if G.VERTRETER_NAME %}</w:t>
             </w:r>
           </w:p>
           <w:p>
@@ -2153,19 +1467,11 @@
             <w:pPr>
               <w:ind w:left="357"/>
             </w:pPr>
-            <w:proofErr w:type="gramStart"/>
             <w:r>
               <w:rPr>
                 <w:rStyle w:val="PlatzhalterZchn"/>
               </w:rPr>
-              <w:t>{{ G.VERTRETER</w:t>
-            </w:r>
-            <w:proofErr w:type="gramEnd"/>
-            <w:r>
-              <w:rPr>
-                <w:rStyle w:val="PlatzhalterZchn"/>
-              </w:rPr>
-              <w:t>_NAME }}</w:t>
+              <w:t>{{ G.VERTRETER_NAME }}</w:t>
             </w:r>
             <w:r>
               <w:t xml:space="preserve">, </w:t>
@@ -2194,27 +1500,7 @@
                 <w:sz w:val="18"/>
                 <w:szCs w:val="18"/>
               </w:rPr>
-              <w:t xml:space="preserve">{%p </w:t>
-            </w:r>
-            <w:proofErr w:type="spellStart"/>
-            <w:r>
-              <w:rPr>
-                <w:rFonts w:ascii="Consolas" w:hAnsi="Consolas" w:cs="Arial"/>
-                <w:color w:val="00B050"/>
-                <w:sz w:val="18"/>
-                <w:szCs w:val="18"/>
-              </w:rPr>
-              <w:t>endif</w:t>
-            </w:r>
-            <w:proofErr w:type="spellEnd"/>
-            <w:r>
-              <w:rPr>
-                <w:rFonts w:ascii="Consolas" w:hAnsi="Consolas" w:cs="Arial"/>
-                <w:color w:val="00B050"/>
-                <w:sz w:val="18"/>
-                <w:szCs w:val="18"/>
-              </w:rPr>
-              <w:t xml:space="preserve"> %}</w:t>
+              <w:t>{%p endif %}</w:t>
             </w:r>
           </w:p>
           <w:p>
@@ -2251,51 +1537,23 @@
                 <w:sz w:val="18"/>
                 <w:szCs w:val="18"/>
               </w:rPr>
-              <w:t xml:space="preserve"> </w:t>
-            </w:r>
-            <w:proofErr w:type="spellStart"/>
-            <w:r>
-              <w:rPr>
-                <w:rFonts w:ascii="Consolas" w:hAnsi="Consolas" w:cs="Arial"/>
-                <w:color w:val="00B050"/>
-                <w:sz w:val="18"/>
-                <w:szCs w:val="18"/>
-              </w:rPr>
-              <w:t>else</w:t>
-            </w:r>
-            <w:proofErr w:type="spellEnd"/>
-            <w:r>
-              <w:rPr>
-                <w:rFonts w:ascii="Consolas" w:hAnsi="Consolas" w:cs="Arial"/>
-                <w:color w:val="00B050"/>
-                <w:sz w:val="18"/>
-                <w:szCs w:val="18"/>
-              </w:rPr>
-              <w:t xml:space="preserve"> %}</w:t>
-            </w:r>
-          </w:p>
-          <w:p>
-            <w:proofErr w:type="gramStart"/>
+              <w:t xml:space="preserve"> else %}</w:t>
+            </w:r>
+          </w:p>
+          <w:p>
             <w:r>
               <w:rPr>
                 <w:rStyle w:val="PlatzhalterZchn"/>
               </w:rPr>
-              <w:t>{{ G.NAME</w:t>
-            </w:r>
-            <w:proofErr w:type="gramEnd"/>
+              <w:t>{{ G.NAME }}</w:t>
+            </w:r>
+            <w:r>
+              <w:t xml:space="preserve">, </w:t>
+            </w:r>
             <w:r>
               <w:rPr>
                 <w:rStyle w:val="PlatzhalterZchn"/>
               </w:rPr>
-              <w:t xml:space="preserve"> }}</w:t>
-            </w:r>
-            <w:r>
-              <w:t xml:space="preserve">, </w:t>
-            </w:r>
-            <w:r>
-              <w:rPr>
-                <w:rStyle w:val="PlatzhalterZchn"/>
-              </w:rPr>
               <w:t>{{ G.ADRESSE }}</w:t>
             </w:r>
           </w:p>
@@ -2315,27 +1573,7 @@
                 <w:sz w:val="18"/>
                 <w:szCs w:val="18"/>
               </w:rPr>
-              <w:t xml:space="preserve">{%p </w:t>
-            </w:r>
-            <w:proofErr w:type="spellStart"/>
-            <w:r>
-              <w:rPr>
-                <w:rFonts w:ascii="Consolas" w:hAnsi="Consolas" w:cs="Arial"/>
-                <w:color w:val="00B050"/>
-                <w:sz w:val="18"/>
-                <w:szCs w:val="18"/>
-              </w:rPr>
-              <w:t>if</w:t>
-            </w:r>
-            <w:proofErr w:type="spellEnd"/>
-            <w:r>
-              <w:rPr>
-                <w:rFonts w:ascii="Consolas" w:hAnsi="Consolas" w:cs="Arial"/>
-                <w:color w:val="00B050"/>
-                <w:sz w:val="18"/>
-                <w:szCs w:val="18"/>
-              </w:rPr>
-              <w:t xml:space="preserve"> G.VERTRETER_NAME %}</w:t>
+              <w:t>{%p if G.VERTRETER_NAME %}</w:t>
             </w:r>
           </w:p>
           <w:p>
@@ -2350,27 +1588,19 @@
             <w:pPr>
               <w:ind w:left="37"/>
             </w:pPr>
-            <w:proofErr w:type="gramStart"/>
             <w:r>
               <w:rPr>
                 <w:rStyle w:val="PlatzhalterZchn"/>
               </w:rPr>
-              <w:t>{{ G.VERTRETER</w:t>
-            </w:r>
-            <w:proofErr w:type="gramEnd"/>
+              <w:t>{{ G.VERTRETER_NAME }}</w:t>
+            </w:r>
+            <w:r>
+              <w:t xml:space="preserve">, </w:t>
+            </w:r>
             <w:r>
               <w:rPr>
                 <w:rStyle w:val="PlatzhalterZchn"/>
               </w:rPr>
-              <w:t>_NAME }}</w:t>
-            </w:r>
-            <w:r>
-              <w:t xml:space="preserve">, </w:t>
-            </w:r>
-            <w:r>
-              <w:rPr>
-                <w:rStyle w:val="PlatzhalterZchn"/>
-              </w:rPr>
               <w:t>{{ G.VERTRETER_ADRESSE }}</w:t>
             </w:r>
           </w:p>
@@ -2390,27 +1620,7 @@
                 <w:sz w:val="18"/>
                 <w:szCs w:val="18"/>
               </w:rPr>
-              <w:t xml:space="preserve">{%p </w:t>
-            </w:r>
-            <w:proofErr w:type="spellStart"/>
-            <w:r>
-              <w:rPr>
-                <w:rFonts w:ascii="Consolas" w:hAnsi="Consolas" w:cs="Arial"/>
-                <w:color w:val="00B050"/>
-                <w:sz w:val="18"/>
-                <w:szCs w:val="18"/>
-              </w:rPr>
-              <w:t>endif</w:t>
-            </w:r>
-            <w:proofErr w:type="spellEnd"/>
-            <w:r>
-              <w:rPr>
-                <w:rFonts w:ascii="Consolas" w:hAnsi="Consolas" w:cs="Arial"/>
-                <w:color w:val="00B050"/>
-                <w:sz w:val="18"/>
-                <w:szCs w:val="18"/>
-              </w:rPr>
-              <w:t xml:space="preserve"> %}</w:t>
+              <w:t>{%p endif %}</w:t>
             </w:r>
           </w:p>
           <w:p>
@@ -2429,27 +1639,7 @@
                 <w:sz w:val="18"/>
                 <w:szCs w:val="18"/>
               </w:rPr>
-              <w:t xml:space="preserve">{%p </w:t>
-            </w:r>
-            <w:proofErr w:type="spellStart"/>
-            <w:r>
-              <w:rPr>
-                <w:rFonts w:ascii="Consolas" w:hAnsi="Consolas" w:cs="Arial"/>
-                <w:color w:val="00B050"/>
-                <w:sz w:val="18"/>
-                <w:szCs w:val="18"/>
-              </w:rPr>
-              <w:t>endif</w:t>
-            </w:r>
-            <w:proofErr w:type="spellEnd"/>
-            <w:r>
-              <w:rPr>
-                <w:rFonts w:ascii="Consolas" w:hAnsi="Consolas" w:cs="Arial"/>
-                <w:color w:val="00B050"/>
-                <w:sz w:val="18"/>
-                <w:szCs w:val="18"/>
-              </w:rPr>
-              <w:t xml:space="preserve"> %}</w:t>
+              <w:t>{%p endif %}</w:t>
             </w:r>
           </w:p>
           <w:p>
@@ -2468,27 +1658,7 @@
                 <w:sz w:val="18"/>
                 <w:szCs w:val="18"/>
               </w:rPr>
-              <w:t xml:space="preserve">{%p </w:t>
-            </w:r>
-            <w:proofErr w:type="spellStart"/>
-            <w:r>
-              <w:rPr>
-                <w:rFonts w:ascii="Consolas" w:hAnsi="Consolas" w:cs="Arial"/>
-                <w:color w:val="00B050"/>
-                <w:sz w:val="18"/>
-                <w:szCs w:val="18"/>
-              </w:rPr>
-              <w:t>endfor</w:t>
-            </w:r>
-            <w:proofErr w:type="spellEnd"/>
-            <w:r>
-              <w:rPr>
-                <w:rFonts w:ascii="Consolas" w:hAnsi="Consolas" w:cs="Arial"/>
-                <w:color w:val="00B050"/>
-                <w:sz w:val="18"/>
-                <w:szCs w:val="18"/>
-              </w:rPr>
-              <w:t xml:space="preserve"> %}</w:t>
+              <w:t>{%p endfor %}</w:t>
             </w:r>
           </w:p>
           <w:p>
@@ -2507,17 +1677,7 @@
                 <w:sz w:val="18"/>
                 <w:szCs w:val="18"/>
               </w:rPr>
-              <w:t xml:space="preserve">{%p </w:t>
-            </w:r>
-            <w:proofErr w:type="spellStart"/>
-            <w:r>
-              <w:rPr>
-                <w:rFonts w:ascii="Consolas" w:hAnsi="Consolas" w:cs="Arial"/>
-                <w:color w:val="00B050"/>
-                <w:sz w:val="18"/>
-                <w:szCs w:val="18"/>
-              </w:rPr>
-              <w:t>el</w:t>
+              <w:t>{%p el</w:t>
             </w:r>
             <w:r>
               <w:rPr>
@@ -2526,9 +1686,8 @@
                 <w:sz w:val="18"/>
                 <w:szCs w:val="18"/>
               </w:rPr>
-              <w:t>if</w:t>
-            </w:r>
-            <w:proofErr w:type="spellEnd"/>
+              <w:t xml:space="preserve">if </w:t>
+            </w:r>
             <w:r>
               <w:rPr>
                 <w:rFonts w:ascii="Consolas" w:hAnsi="Consolas"/>
@@ -2536,7 +1695,7 @@
                 <w:sz w:val="18"/>
                 <w:szCs w:val="18"/>
               </w:rPr>
-              <w:t xml:space="preserve"> </w:t>
+              <w:t>GESUCHSTELLER</w:t>
             </w:r>
             <w:r>
               <w:rPr>
@@ -2545,6 +1704,57 @@
                 <w:sz w:val="18"/>
                 <w:szCs w:val="18"/>
               </w:rPr>
+              <w:t>_ANREDE == "Herr" %}</w:t>
+            </w:r>
+          </w:p>
+          <w:p>
+            <w:r>
+              <w:t>Gesuchsteller</w:t>
+            </w:r>
+          </w:p>
+          <w:p>
+            <w:pPr>
+              <w:rPr>
+                <w:rFonts w:ascii="Consolas" w:hAnsi="Consolas"/>
+                <w:color w:val="00B050"/>
+                <w:sz w:val="18"/>
+                <w:szCs w:val="18"/>
+              </w:rPr>
+            </w:pPr>
+            <w:r>
+              <w:rPr>
+                <w:rFonts w:ascii="Consolas" w:hAnsi="Consolas"/>
+                <w:color w:val="00B050"/>
+                <w:sz w:val="18"/>
+                <w:szCs w:val="18"/>
+              </w:rPr>
+              <w:t>{%</w:t>
+            </w:r>
+            <w:r>
+              <w:rPr>
+                <w:rFonts w:ascii="Consolas" w:hAnsi="Consolas"/>
+                <w:color w:val="00B050"/>
+                <w:sz w:val="18"/>
+                <w:szCs w:val="18"/>
+              </w:rPr>
+              <w:t>p</w:t>
+            </w:r>
+            <w:r>
+              <w:rPr>
+                <w:rFonts w:ascii="Consolas" w:hAnsi="Consolas"/>
+                <w:color w:val="00B050"/>
+                <w:sz w:val="18"/>
+                <w:szCs w:val="18"/>
+              </w:rPr>
+              <w:t xml:space="preserve"> elif </w:t>
+            </w:r>
+            <w:r>
+              <w:rPr>
+                <w:rFonts w:ascii="Consolas" w:hAnsi="Consolas"/>
+                <w:color w:val="00B050"/>
+                <w:sz w:val="18"/>
+                <w:szCs w:val="18"/>
+              </w:rPr>
               <w:t>GESUCHSTELLER</w:t>
             </w:r>
             <w:r>
@@ -2554,12 +1764,12 @@
                 <w:sz w:val="18"/>
                 <w:szCs w:val="18"/>
               </w:rPr>
-              <w:t>_ANREDE == "Herr" %}</w:t>
-            </w:r>
-          </w:p>
-          <w:p>
-            <w:r>
-              <w:t>Gesuchsteller</w:t>
+              <w:t>_ANREDE == "Frau" %}</w:t>
+            </w:r>
+          </w:p>
+          <w:p>
+            <w:r>
+              <w:t>Gesuchstellerin</w:t>
             </w:r>
           </w:p>
           <w:p>
@@ -2596,107 +1806,7 @@
                 <w:sz w:val="18"/>
                 <w:szCs w:val="18"/>
               </w:rPr>
-              <w:t xml:space="preserve"> </w:t>
-            </w:r>
-            <w:proofErr w:type="spellStart"/>
-            <w:r>
-              <w:rPr>
-                <w:rFonts w:ascii="Consolas" w:hAnsi="Consolas"/>
-                <w:color w:val="00B050"/>
-                <w:sz w:val="18"/>
-                <w:szCs w:val="18"/>
-              </w:rPr>
-              <w:t>elif</w:t>
-            </w:r>
-            <w:proofErr w:type="spellEnd"/>
-            <w:r>
-              <w:rPr>
-                <w:rFonts w:ascii="Consolas" w:hAnsi="Consolas"/>
-                <w:color w:val="00B050"/>
-                <w:sz w:val="18"/>
-                <w:szCs w:val="18"/>
-              </w:rPr>
-              <w:t xml:space="preserve"> </w:t>
-            </w:r>
-            <w:r>
-              <w:rPr>
-                <w:rFonts w:ascii="Consolas" w:hAnsi="Consolas"/>
-                <w:color w:val="00B050"/>
-                <w:sz w:val="18"/>
-                <w:szCs w:val="18"/>
-              </w:rPr>
-              <w:t>GESUCHSTELLER</w:t>
-            </w:r>
-            <w:r>
-              <w:rPr>
-                <w:rFonts w:ascii="Consolas" w:hAnsi="Consolas"/>
-                <w:color w:val="00B050"/>
-                <w:sz w:val="18"/>
-                <w:szCs w:val="18"/>
-              </w:rPr>
-              <w:t>_ANREDE == "Frau" %}</w:t>
-            </w:r>
-          </w:p>
-          <w:p>
-            <w:r>
-              <w:t>Gesuchstellerin</w:t>
-            </w:r>
-          </w:p>
-          <w:p>
-            <w:pPr>
-              <w:rPr>
-                <w:rFonts w:ascii="Consolas" w:hAnsi="Consolas"/>
-                <w:color w:val="00B050"/>
-                <w:sz w:val="18"/>
-                <w:szCs w:val="18"/>
-              </w:rPr>
-            </w:pPr>
-            <w:r>
-              <w:rPr>
-                <w:rFonts w:ascii="Consolas" w:hAnsi="Consolas"/>
-                <w:color w:val="00B050"/>
-                <w:sz w:val="18"/>
-                <w:szCs w:val="18"/>
-              </w:rPr>
-              <w:t>{%</w:t>
-            </w:r>
-            <w:r>
-              <w:rPr>
-                <w:rFonts w:ascii="Consolas" w:hAnsi="Consolas"/>
-                <w:color w:val="00B050"/>
-                <w:sz w:val="18"/>
-                <w:szCs w:val="18"/>
-              </w:rPr>
-              <w:t>p</w:t>
-            </w:r>
-            <w:r>
-              <w:rPr>
-                <w:rFonts w:ascii="Consolas" w:hAnsi="Consolas"/>
-                <w:color w:val="00B050"/>
-                <w:sz w:val="18"/>
-                <w:szCs w:val="18"/>
-              </w:rPr>
-              <w:t xml:space="preserve"> </w:t>
-            </w:r>
-            <w:proofErr w:type="spellStart"/>
-            <w:r>
-              <w:rPr>
-                <w:rFonts w:ascii="Consolas" w:hAnsi="Consolas"/>
-                <w:color w:val="00B050"/>
-                <w:sz w:val="18"/>
-                <w:szCs w:val="18"/>
-              </w:rPr>
-              <w:t>else</w:t>
-            </w:r>
-            <w:proofErr w:type="spellEnd"/>
-            <w:r>
-              <w:rPr>
-                <w:rFonts w:ascii="Consolas" w:hAnsi="Consolas"/>
-                <w:color w:val="00B050"/>
-                <w:sz w:val="18"/>
-                <w:szCs w:val="18"/>
-              </w:rPr>
-              <w:t xml:space="preserve"> %}</w:t>
+              <w:t xml:space="preserve"> else %}</w:t>
             </w:r>
           </w:p>
           <w:p>
@@ -2712,27 +1822,7 @@
                 <w:sz w:val="18"/>
                 <w:szCs w:val="18"/>
               </w:rPr>
-              <w:t xml:space="preserve">{%p </w:t>
-            </w:r>
-            <w:proofErr w:type="spellStart"/>
-            <w:r>
-              <w:rPr>
-                <w:rFonts w:ascii="Consolas" w:hAnsi="Consolas" w:cs="Arial"/>
-                <w:color w:val="00B050"/>
-                <w:sz w:val="18"/>
-                <w:szCs w:val="18"/>
-              </w:rPr>
-              <w:t>endif</w:t>
-            </w:r>
-            <w:proofErr w:type="spellEnd"/>
-            <w:r>
-              <w:rPr>
-                <w:rFonts w:ascii="Consolas" w:hAnsi="Consolas" w:cs="Arial"/>
-                <w:color w:val="00B050"/>
-                <w:sz w:val="18"/>
-                <w:szCs w:val="18"/>
-              </w:rPr>
-              <w:t xml:space="preserve"> %}</w:t>
+              <w:t>{%p endif %}</w:t>
             </w:r>
           </w:p>
         </w:tc>
@@ -2783,13 +1873,8 @@
             <w:pPr>
               <w:pStyle w:val="Platzhalter"/>
             </w:pPr>
-            <w:proofErr w:type="gramStart"/>
-            <w:r>
-              <w:t>{{ BESCHREIBUNG</w:t>
-            </w:r>
-            <w:proofErr w:type="gramEnd"/>
-            <w:r>
-              <w:t>_BAUVORHABEN }}</w:t>
+            <w:r>
+              <w:t>{{ BESCHREIBUNG_BAUVORHABEN }}</w:t>
             </w:r>
           </w:p>
         </w:tc>
@@ -2834,13 +1919,8 @@
               </w:rPr>
             </w:pPr>
             <w:bookmarkStart w:id="1" w:name="_Hlk176878812"/>
-            <w:proofErr w:type="gramStart"/>
-            <w:r>
-              <w:t>{{ ADRESSE</w:t>
-            </w:r>
-            <w:proofErr w:type="gramEnd"/>
-            <w:r>
-              <w:t xml:space="preserve"> }}</w:t>
+            <w:r>
+              <w:t>{{ ADRESSE }}</w:t>
             </w:r>
             <w:bookmarkEnd w:id="1"/>
           </w:p>
@@ -2891,14 +1971,12 @@
             <w:pPr>
               <w:pStyle w:val="Platzhalter"/>
             </w:pPr>
-            <w:proofErr w:type="gramStart"/>
             <w:r>
               <w:t xml:space="preserve">{{ </w:t>
             </w:r>
             <w:r>
               <w:t>GRUNDSTUECK</w:t>
             </w:r>
-            <w:proofErr w:type="gramEnd"/>
             <w:r>
               <w:t xml:space="preserve"> }}</w:t>
             </w:r>
@@ -2941,13 +2019,8 @@
             <w:pPr>
               <w:pStyle w:val="Platzhalter"/>
             </w:pPr>
-            <w:proofErr w:type="gramStart"/>
-            <w:r>
-              <w:t>{{ NUTZUNGSPLANUNG</w:t>
-            </w:r>
-            <w:proofErr w:type="gramEnd"/>
-            <w:r>
-              <w:t>_GRUNDNUTZUNG }}</w:t>
+            <w:r>
+              <w:t>{{ NUTZUNGSPLANUNG_GRUNDNUTZUNG }}</w:t>
             </w:r>
           </w:p>
         </w:tc>
@@ -2997,13 +2070,8 @@
             <w:pPr>
               <w:pStyle w:val="Platzhalter"/>
             </w:pPr>
-            <w:proofErr w:type="gramStart"/>
-            <w:r>
-              <w:t>{{ BAUEINGABE</w:t>
-            </w:r>
-            <w:proofErr w:type="gramEnd"/>
-            <w:r>
-              <w:t>_DATUM }}</w:t>
+            <w:r>
+              <w:t>{{ BAUEINGABE_DATUM }}</w:t>
             </w:r>
           </w:p>
         </w:tc>
@@ -3041,19 +2109,11 @@
             <w:shd w:val="clear" w:color="auto" w:fill="auto"/>
           </w:tcPr>
           <w:p>
-            <w:proofErr w:type="gramStart"/>
             <w:r>
               <w:rPr>
                 <w:rStyle w:val="PlatzhalterZchn"/>
               </w:rPr>
-              <w:t>{{ PUBLIKATION</w:t>
-            </w:r>
-            <w:proofErr w:type="gramEnd"/>
-            <w:r>
-              <w:rPr>
-                <w:rStyle w:val="PlatzhalterZchn"/>
-              </w:rPr>
-              <w:t>_START }}</w:t>
+              <w:t>{{ PUBLIKATION_START }}</w:t>
             </w:r>
             <w:r>
               <w:t xml:space="preserve"> </w:t>
@@ -3432,23 +2492,13 @@
               </w:rPr>
               <w:t xml:space="preserve">Die </w:t>
             </w:r>
-            <w:proofErr w:type="gramStart"/>
             <w:r>
               <w:rPr>
                 <w:rStyle w:val="PlatzhalterZchn"/>
                 <w:b/>
                 <w:bCs/>
               </w:rPr>
-              <w:t>{{ LEITBEHOERDE</w:t>
-            </w:r>
-            <w:proofErr w:type="gramEnd"/>
-            <w:r>
-              <w:rPr>
-                <w:rStyle w:val="PlatzhalterZchn"/>
-                <w:b/>
-                <w:bCs/>
-              </w:rPr>
-              <w:t>_NAME }}</w:t>
+              <w:t>{{ LEITBEHOERDE_NAME }}</w:t>
             </w:r>
             <w:r>
               <w:rPr>
@@ -3977,7 +3027,7 @@
 </file>
 
 <file path=word/endnotes.xml><?xml version="1.0" encoding="utf-8"?>
-<w:endnotes xmlns:wpc="http://schemas.microsoft.com/office/word/2010/wordprocessingCanvas" xmlns:cx="http://schemas.microsoft.com/office/drawing/2014/chartex" xmlns:cx1="http://schemas.microsoft.com/office/drawing/2015/9/8/chartex" xmlns:cx2="http://schemas.microsoft.com/office/drawing/2015/10/21/chartex" xmlns:cx3="http://schemas.microsoft.com/office/drawing/2016/5/9/chartex" xmlns:cx4="http://schemas.microsoft.com/office/drawing/2016/5/10/chartex" xmlns:cx5="http://schemas.microsoft.com/office/drawing/2016/5/11/chartex" xmlns:cx6="http://schemas.microsoft.com/office/drawing/2016/5/12/chartex" xmlns:cx7="http://schemas.microsoft.com/office/drawing/2016/5/13/chartex" xmlns:cx8="http://schemas.microsoft.com/office/drawing/2016/5/14/chartex" xmlns:mc="http://schemas.openxmlformats.org/markup-compatibility/2006" xmlns:aink="http://schemas.microsoft.com/office/drawing/2016/ink" xmlns:am3d="http://schemas.microsoft.com/office/drawing/2017/model3d" xmlns:o="urn:schemas-microsoft-com:office:office" xmlns:oel="http://schemas.microsoft.com/office/2019/extlst" xmlns:r="http://schemas.openxmlformats.org/officeDocument/2006/relationships" xmlns:m="http://schemas.openxmlformats.org/officeDocument/2006/math" xmlns:v="urn:schemas-microsoft-com:vml" xmlns:wp14="http://schemas.microsoft.com/office/word/2010/wordprocessingDrawing" xmlns:wp="http://schemas.openxmlformats.org/drawingml/2006/wordprocessingDrawing" xmlns:w10="urn:schemas-microsoft-com:office:word" xmlns:w="http://schemas.openxmlformats.org/wordprocessingml/2006/main" xmlns:w14="http://schemas.microsoft.com/office/word/2010/wordml" xmlns:w15="http://schemas.microsoft.com/office/word/2012/wordml" xmlns:w16cex="http://schemas.microsoft.com/office/word/2018/wordml/cex" xmlns:w16cid="http://schemas.microsoft.com/office/word/2016/wordml/cid" xmlns:w16="http://schemas.microsoft.com/office/word/2018/wordml" xmlns:w16du="http://schemas.microsoft.com/office/word/2023/wordml/word16du" xmlns:w16sdtdh="http://schemas.microsoft.com/office/word/2020/wordml/sdtdatahash" xmlns:w16se="http://schemas.microsoft.com/office/word/2015/wordml/symex" xmlns:wpg="http://schemas.microsoft.com/office/word/2010/wordprocessingGroup" xmlns:wpi="http://schemas.microsoft.com/office/word/2010/wordprocessingInk" xmlns:wne="http://schemas.microsoft.com/office/word/2006/wordml" xmlns:wps="http://schemas.microsoft.com/office/word/2010/wordprocessingShape" mc:Ignorable="w14 w15 w16se w16cid w16 w16cex w16sdtdh w16du wp14">
+<w:endnotes xmlns:wpc="http://schemas.microsoft.com/office/word/2010/wordprocessingCanvas" xmlns:cx="http://schemas.microsoft.com/office/drawing/2014/chartex" xmlns:cx1="http://schemas.microsoft.com/office/drawing/2015/9/8/chartex" xmlns:cx2="http://schemas.microsoft.com/office/drawing/2015/10/21/chartex" xmlns:cx3="http://schemas.microsoft.com/office/drawing/2016/5/9/chartex" xmlns:cx4="http://schemas.microsoft.com/office/drawing/2016/5/10/chartex" xmlns:cx5="http://schemas.microsoft.com/office/drawing/2016/5/11/chartex" xmlns:cx6="http://schemas.microsoft.com/office/drawing/2016/5/12/chartex" xmlns:cx7="http://schemas.microsoft.com/office/drawing/2016/5/13/chartex" xmlns:cx8="http://schemas.microsoft.com/office/drawing/2016/5/14/chartex" xmlns:mc="http://schemas.openxmlformats.org/markup-compatibility/2006" xmlns:aink="http://schemas.microsoft.com/office/drawing/2016/ink" xmlns:am3d="http://schemas.microsoft.com/office/drawing/2017/model3d" xmlns:o="urn:schemas-microsoft-com:office:office" xmlns:oel="http://schemas.microsoft.com/office/2019/extlst" xmlns:r="http://schemas.openxmlformats.org/officeDocument/2006/relationships" xmlns:m="http://schemas.openxmlformats.org/officeDocument/2006/math" xmlns:v="urn:schemas-microsoft-com:vml" xmlns:wp14="http://schemas.microsoft.com/office/word/2010/wordprocessingDrawing" xmlns:wp="http://schemas.openxmlformats.org/drawingml/2006/wordprocessingDrawing" xmlns:w10="urn:schemas-microsoft-com:office:word" xmlns:w="http://schemas.openxmlformats.org/wordprocessingml/2006/main" xmlns:w14="http://schemas.microsoft.com/office/word/2010/wordml" xmlns:w15="http://schemas.microsoft.com/office/word/2012/wordml" xmlns:w16cex="http://schemas.microsoft.com/office/word/2018/wordml/cex" xmlns:w16cid="http://schemas.microsoft.com/office/word/2016/wordml/cid" xmlns:w16="http://schemas.microsoft.com/office/word/2018/wordml" xmlns:w16du="http://schemas.microsoft.com/office/word/2023/wordml/word16du" xmlns:w16sdtdh="http://schemas.microsoft.com/office/word/2020/wordml/sdtdatahash" xmlns:w16sdtfl="http://schemas.microsoft.com/office/word/2024/wordml/sdtformatlock" xmlns:w16se="http://schemas.microsoft.com/office/word/2015/wordml/symex" xmlns:wpg="http://schemas.microsoft.com/office/word/2010/wordprocessingGroup" xmlns:wpi="http://schemas.microsoft.com/office/word/2010/wordprocessingInk" xmlns:wne="http://schemas.microsoft.com/office/word/2006/wordml" xmlns:wps="http://schemas.microsoft.com/office/word/2010/wordprocessingShape" mc:Ignorable="w14 w15 w16se w16cid w16 w16cex w16sdtdh w16sdtfl w16du wp14">
   <w:endnote w:type="separator" w:id="-1">
     <w:p>
       <w:r>
@@ -3996,7 +3046,7 @@
 </file>
 
 <file path=word/footer1.xml><?xml version="1.0" encoding="utf-8"?>
-<w:ftr xmlns:wpc="http://schemas.microsoft.com/office/word/2010/wordprocessingCanvas" xmlns:cx="http://schemas.microsoft.com/office/drawing/2014/chartex" xmlns:cx1="http://schemas.microsoft.com/office/drawing/2015/9/8/chartex" xmlns:cx2="http://schemas.microsoft.com/office/drawing/2015/10/21/chartex" xmlns:cx3="http://schemas.microsoft.com/office/drawing/2016/5/9/chartex" xmlns:cx4="http://schemas.microsoft.com/office/drawing/2016/5/10/chartex" xmlns:cx5="http://schemas.microsoft.com/office/drawing/2016/5/11/chartex" xmlns:cx6="http://schemas.microsoft.com/office/drawing/2016/5/12/chartex" xmlns:cx7="http://schemas.microsoft.com/office/drawing/2016/5/13/chartex" xmlns:cx8="http://schemas.microsoft.com/office/drawing/2016/5/14/chartex" xmlns:mc="http://schemas.openxmlformats.org/markup-compatibility/2006" xmlns:aink="http://schemas.microsoft.com/office/drawing/2016/ink" xmlns:am3d="http://schemas.microsoft.com/office/drawing/2017/model3d" xmlns:o="urn:schemas-microsoft-com:office:office" xmlns:oel="http://schemas.microsoft.com/office/2019/extlst" xmlns:r="http://schemas.openxmlformats.org/officeDocument/2006/relationships" xmlns:m="http://schemas.openxmlformats.org/officeDocument/2006/math" xmlns:v="urn:schemas-microsoft-com:vml" xmlns:wp14="http://schemas.microsoft.com/office/word/2010/wordprocessingDrawing" xmlns:wp="http://schemas.openxmlformats.org/drawingml/2006/wordprocessingDrawing" xmlns:w10="urn:schemas-microsoft-com:office:word" xmlns:w="http://schemas.openxmlformats.org/wordprocessingml/2006/main" xmlns:w14="http://schemas.microsoft.com/office/word/2010/wordml" xmlns:w15="http://schemas.microsoft.com/office/word/2012/wordml" xmlns:w16cex="http://schemas.microsoft.com/office/word/2018/wordml/cex" xmlns:w16cid="http://schemas.microsoft.com/office/word/2016/wordml/cid" xmlns:w16="http://schemas.microsoft.com/office/word/2018/wordml" xmlns:w16du="http://schemas.microsoft.com/office/word/2023/wordml/word16du" xmlns:w16sdtdh="http://schemas.microsoft.com/office/word/2020/wordml/sdtdatahash" xmlns:w16se="http://schemas.microsoft.com/office/word/2015/wordml/symex" xmlns:wpg="http://schemas.microsoft.com/office/word/2010/wordprocessingGroup" xmlns:wpi="http://schemas.microsoft.com/office/word/2010/wordprocessingInk" xmlns:wne="http://schemas.microsoft.com/office/word/2006/wordml" xmlns:wps="http://schemas.microsoft.com/office/word/2010/wordprocessingShape" mc:Ignorable="w14 w15 w16se w16cid w16 w16cex w16sdtdh w16du wp14">
+<w:ftr xmlns:wpc="http://schemas.microsoft.com/office/word/2010/wordprocessingCanvas" xmlns:cx="http://schemas.microsoft.com/office/drawing/2014/chartex" xmlns:cx1="http://schemas.microsoft.com/office/drawing/2015/9/8/chartex" xmlns:cx2="http://schemas.microsoft.com/office/drawing/2015/10/21/chartex" xmlns:cx3="http://schemas.microsoft.com/office/drawing/2016/5/9/chartex" xmlns:cx4="http://schemas.microsoft.com/office/drawing/2016/5/10/chartex" xmlns:cx5="http://schemas.microsoft.com/office/drawing/2016/5/11/chartex" xmlns:cx6="http://schemas.microsoft.com/office/drawing/2016/5/12/chartex" xmlns:cx7="http://schemas.microsoft.com/office/drawing/2016/5/13/chartex" xmlns:cx8="http://schemas.microsoft.com/office/drawing/2016/5/14/chartex" xmlns:mc="http://schemas.openxmlformats.org/markup-compatibility/2006" xmlns:aink="http://schemas.microsoft.com/office/drawing/2016/ink" xmlns:am3d="http://schemas.microsoft.com/office/drawing/2017/model3d" xmlns:o="urn:schemas-microsoft-com:office:office" xmlns:oel="http://schemas.microsoft.com/office/2019/extlst" xmlns:r="http://schemas.openxmlformats.org/officeDocument/2006/relationships" xmlns:m="http://schemas.openxmlformats.org/officeDocument/2006/math" xmlns:v="urn:schemas-microsoft-com:vml" xmlns:wp14="http://schemas.microsoft.com/office/word/2010/wordprocessingDrawing" xmlns:wp="http://schemas.openxmlformats.org/drawingml/2006/wordprocessingDrawing" xmlns:w10="urn:schemas-microsoft-com:office:word" xmlns:w="http://schemas.openxmlformats.org/wordprocessingml/2006/main" xmlns:w14="http://schemas.microsoft.com/office/word/2010/wordml" xmlns:w15="http://schemas.microsoft.com/office/word/2012/wordml" xmlns:w16cex="http://schemas.microsoft.com/office/word/2018/wordml/cex" xmlns:w16cid="http://schemas.microsoft.com/office/word/2016/wordml/cid" xmlns:w16="http://schemas.microsoft.com/office/word/2018/wordml" xmlns:w16du="http://schemas.microsoft.com/office/word/2023/wordml/word16du" xmlns:w16sdtdh="http://schemas.microsoft.com/office/word/2020/wordml/sdtdatahash" xmlns:w16sdtfl="http://schemas.microsoft.com/office/word/2024/wordml/sdtformatlock" xmlns:w16se="http://schemas.microsoft.com/office/word/2015/wordml/symex" xmlns:wpg="http://schemas.microsoft.com/office/word/2010/wordprocessingGroup" xmlns:wpi="http://schemas.microsoft.com/office/word/2010/wordprocessingInk" xmlns:wne="http://schemas.microsoft.com/office/word/2006/wordml" xmlns:wps="http://schemas.microsoft.com/office/word/2010/wordprocessingShape" mc:Ignorable="w14 w15 w16se w16cid w16 w16cex w16sdtdh w16sdtfl w16du wp14">
   <w:p>
     <w:pPr>
       <w:pStyle w:val="Kopfzeile"/>
@@ -4009,23 +3059,13 @@
         <w:szCs w:val="18"/>
       </w:rPr>
     </w:pPr>
-    <w:proofErr w:type="gramStart"/>
     <w:r>
       <w:rPr>
         <w:rStyle w:val="PlatzhalterZchn"/>
         <w:sz w:val="16"/>
         <w:szCs w:val="16"/>
       </w:rPr>
-      <w:t>{{ LEITBEHOERDE</w:t>
-    </w:r>
-    <w:proofErr w:type="gramEnd"/>
-    <w:r>
-      <w:rPr>
-        <w:rStyle w:val="PlatzhalterZchn"/>
-        <w:sz w:val="16"/>
-        <w:szCs w:val="16"/>
-      </w:rPr>
-      <w:t>_NAME }}</w:t>
+      <w:t>{{ LEITBEHOERDE_NAME }}</w:t>
     </w:r>
     <w:r>
       <w:rPr>
@@ -4241,7 +3281,7 @@
 </file>
 
 <file path=word/footer2.xml><?xml version="1.0" encoding="utf-8"?>
-<w:ftr xmlns:wpc="http://schemas.microsoft.com/office/word/2010/wordprocessingCanvas" xmlns:cx="http://schemas.microsoft.com/office/drawing/2014/chartex" xmlns:cx1="http://schemas.microsoft.com/office/drawing/2015/9/8/chartex" xmlns:cx2="http://schemas.microsoft.com/office/drawing/2015/10/21/chartex" xmlns:cx3="http://schemas.microsoft.com/office/drawing/2016/5/9/chartex" xmlns:cx4="http://schemas.microsoft.com/office/drawing/2016/5/10/chartex" xmlns:cx5="http://schemas.microsoft.com/office/drawing/2016/5/11/chartex" xmlns:cx6="http://schemas.microsoft.com/office/drawing/2016/5/12/chartex" xmlns:cx7="http://schemas.microsoft.com/office/drawing/2016/5/13/chartex" xmlns:cx8="http://schemas.microsoft.com/office/drawing/2016/5/14/chartex" xmlns:mc="http://schemas.openxmlformats.org/markup-compatibility/2006" xmlns:aink="http://schemas.microsoft.com/office/drawing/2016/ink" xmlns:am3d="http://schemas.microsoft.com/office/drawing/2017/model3d" xmlns:o="urn:schemas-microsoft-com:office:office" xmlns:oel="http://schemas.microsoft.com/office/2019/extlst" xmlns:r="http://schemas.openxmlformats.org/officeDocument/2006/relationships" xmlns:m="http://schemas.openxmlformats.org/officeDocument/2006/math" xmlns:v="urn:schemas-microsoft-com:vml" xmlns:wp14="http://schemas.microsoft.com/office/word/2010/wordprocessingDrawing" xmlns:wp="http://schemas.openxmlformats.org/drawingml/2006/wordprocessingDrawing" xmlns:w10="urn:schemas-microsoft-com:office:word" xmlns:w="http://schemas.openxmlformats.org/wordprocessingml/2006/main" xmlns:w14="http://schemas.microsoft.com/office/word/2010/wordml" xmlns:w15="http://schemas.microsoft.com/office/word/2012/wordml" xmlns:w16cex="http://schemas.microsoft.com/office/word/2018/wordml/cex" xmlns:w16cid="http://schemas.microsoft.com/office/word/2016/wordml/cid" xmlns:w16="http://schemas.microsoft.com/office/word/2018/wordml" xmlns:w16du="http://schemas.microsoft.com/office/word/2023/wordml/word16du" xmlns:w16sdtdh="http://schemas.microsoft.com/office/word/2020/wordml/sdtdatahash" xmlns:w16se="http://schemas.microsoft.com/office/word/2015/wordml/symex" xmlns:wpg="http://schemas.microsoft.com/office/word/2010/wordprocessingGroup" xmlns:wpi="http://schemas.microsoft.com/office/word/2010/wordprocessingInk" xmlns:wne="http://schemas.microsoft.com/office/word/2006/wordml" xmlns:wps="http://schemas.microsoft.com/office/word/2010/wordprocessingShape" mc:Ignorable="w14 w15 w16se w16cid w16 w16cex w16sdtdh w16du wp14">
+<w:ftr xmlns:wpc="http://schemas.microsoft.com/office/word/2010/wordprocessingCanvas" xmlns:cx="http://schemas.microsoft.com/office/drawing/2014/chartex" xmlns:cx1="http://schemas.microsoft.com/office/drawing/2015/9/8/chartex" xmlns:cx2="http://schemas.microsoft.com/office/drawing/2015/10/21/chartex" xmlns:cx3="http://schemas.microsoft.com/office/drawing/2016/5/9/chartex" xmlns:cx4="http://schemas.microsoft.com/office/drawing/2016/5/10/chartex" xmlns:cx5="http://schemas.microsoft.com/office/drawing/2016/5/11/chartex" xmlns:cx6="http://schemas.microsoft.com/office/drawing/2016/5/12/chartex" xmlns:cx7="http://schemas.microsoft.com/office/drawing/2016/5/13/chartex" xmlns:cx8="http://schemas.microsoft.com/office/drawing/2016/5/14/chartex" xmlns:mc="http://schemas.openxmlformats.org/markup-compatibility/2006" xmlns:aink="http://schemas.microsoft.com/office/drawing/2016/ink" xmlns:am3d="http://schemas.microsoft.com/office/drawing/2017/model3d" xmlns:o="urn:schemas-microsoft-com:office:office" xmlns:oel="http://schemas.microsoft.com/office/2019/extlst" xmlns:r="http://schemas.openxmlformats.org/officeDocument/2006/relationships" xmlns:m="http://schemas.openxmlformats.org/officeDocument/2006/math" xmlns:v="urn:schemas-microsoft-com:vml" xmlns:wp14="http://schemas.microsoft.com/office/word/2010/wordprocessingDrawing" xmlns:wp="http://schemas.openxmlformats.org/drawingml/2006/wordprocessingDrawing" xmlns:w10="urn:schemas-microsoft-com:office:word" xmlns:w="http://schemas.openxmlformats.org/wordprocessingml/2006/main" xmlns:w14="http://schemas.microsoft.com/office/word/2010/wordml" xmlns:w15="http://schemas.microsoft.com/office/word/2012/wordml" xmlns:w16cex="http://schemas.microsoft.com/office/word/2018/wordml/cex" xmlns:w16cid="http://schemas.microsoft.com/office/word/2016/wordml/cid" xmlns:w16="http://schemas.microsoft.com/office/word/2018/wordml" xmlns:w16du="http://schemas.microsoft.com/office/word/2023/wordml/word16du" xmlns:w16sdtdh="http://schemas.microsoft.com/office/word/2020/wordml/sdtdatahash" xmlns:w16sdtfl="http://schemas.microsoft.com/office/word/2024/wordml/sdtformatlock" xmlns:w16se="http://schemas.microsoft.com/office/word/2015/wordml/symex" xmlns:wpg="http://schemas.microsoft.com/office/word/2010/wordprocessingGroup" xmlns:wpi="http://schemas.microsoft.com/office/word/2010/wordprocessingInk" xmlns:wne="http://schemas.microsoft.com/office/word/2006/wordml" xmlns:wps="http://schemas.microsoft.com/office/word/2010/wordprocessingShape" mc:Ignorable="w14 w15 w16se w16cid w16 w16cex w16sdtdh w16sdtfl w16du wp14">
   <w:p>
     <w:pPr>
       <w:pStyle w:val="Kopfzeile"/>
@@ -4254,23 +3294,13 @@
         <w:szCs w:val="18"/>
       </w:rPr>
     </w:pPr>
-    <w:proofErr w:type="gramStart"/>
     <w:r>
       <w:rPr>
         <w:rStyle w:val="PlatzhalterZchn"/>
         <w:sz w:val="16"/>
         <w:szCs w:val="16"/>
       </w:rPr>
-      <w:t>{{ LEITBEHOERDE</w:t>
-    </w:r>
-    <w:proofErr w:type="gramEnd"/>
-    <w:r>
-      <w:rPr>
-        <w:rStyle w:val="PlatzhalterZchn"/>
-        <w:sz w:val="16"/>
-        <w:szCs w:val="16"/>
-      </w:rPr>
-      <w:t>_NAME }}</w:t>
+      <w:t>{{ LEITBEHOERDE_NAME }}</w:t>
     </w:r>
     <w:r>
       <w:rPr>
@@ -4477,7 +3507,7 @@
 </file>
 
 <file path=word/footnotes.xml><?xml version="1.0" encoding="utf-8"?>
-<w:footnotes xmlns:wpc="http://schemas.microsoft.com/office/word/2010/wordprocessingCanvas" xmlns:cx="http://schemas.microsoft.com/office/drawing/2014/chartex" xmlns:cx1="http://schemas.microsoft.com/office/drawing/2015/9/8/chartex" xmlns:cx2="http://schemas.microsoft.com/office/drawing/2015/10/21/chartex" xmlns:cx3="http://schemas.microsoft.com/office/drawing/2016/5/9/chartex" xmlns:cx4="http://schemas.microsoft.com/office/drawing/2016/5/10/chartex" xmlns:cx5="http://schemas.microsoft.com/office/drawing/2016/5/11/chartex" xmlns:cx6="http://schemas.microsoft.com/office/drawing/2016/5/12/chartex" xmlns:cx7="http://schemas.microsoft.com/office/drawing/2016/5/13/chartex" xmlns:cx8="http://schemas.microsoft.com/office/drawing/2016/5/14/chartex" xmlns:mc="http://schemas.openxmlformats.org/markup-compatibility/2006" xmlns:aink="http://schemas.microsoft.com/office/drawing/2016/ink" xmlns:am3d="http://schemas.microsoft.com/office/drawing/2017/model3d" xmlns:o="urn:schemas-microsoft-com:office:office" xmlns:oel="http://schemas.microsoft.com/office/2019/extlst" xmlns:r="http://schemas.openxmlformats.org/officeDocument/2006/relationships" xmlns:m="http://schemas.openxmlformats.org/officeDocument/2006/math" xmlns:v="urn:schemas-microsoft-com:vml" xmlns:wp14="http://schemas.microsoft.com/office/word/2010/wordprocessingDrawing" xmlns:wp="http://schemas.openxmlformats.org/drawingml/2006/wordprocessingDrawing" xmlns:w10="urn:schemas-microsoft-com:office:word" xmlns:w="http://schemas.openxmlformats.org/wordprocessingml/2006/main" xmlns:w14="http://schemas.microsoft.com/office/word/2010/wordml" xmlns:w15="http://schemas.microsoft.com/office/word/2012/wordml" xmlns:w16cex="http://schemas.microsoft.com/office/word/2018/wordml/cex" xmlns:w16cid="http://schemas.microsoft.com/office/word/2016/wordml/cid" xmlns:w16="http://schemas.microsoft.com/office/word/2018/wordml" xmlns:w16du="http://schemas.microsoft.com/office/word/2023/wordml/word16du" xmlns:w16sdtdh="http://schemas.microsoft.com/office/word/2020/wordml/sdtdatahash" xmlns:w16se="http://schemas.microsoft.com/office/word/2015/wordml/symex" xmlns:wpg="http://schemas.microsoft.com/office/word/2010/wordprocessingGroup" xmlns:wpi="http://schemas.microsoft.com/office/word/2010/wordprocessingInk" xmlns:wne="http://schemas.microsoft.com/office/word/2006/wordml" xmlns:wps="http://schemas.microsoft.com/office/word/2010/wordprocessingShape" mc:Ignorable="w14 w15 w16se w16cid w16 w16cex w16sdtdh w16du wp14">
+<w:footnotes xmlns:wpc="http://schemas.microsoft.com/office/word/2010/wordprocessingCanvas" xmlns:cx="http://schemas.microsoft.com/office/drawing/2014/chartex" xmlns:cx1="http://schemas.microsoft.com/office/drawing/2015/9/8/chartex" xmlns:cx2="http://schemas.microsoft.com/office/drawing/2015/10/21/chartex" xmlns:cx3="http://schemas.microsoft.com/office/drawing/2016/5/9/chartex" xmlns:cx4="http://schemas.microsoft.com/office/drawing/2016/5/10/chartex" xmlns:cx5="http://schemas.microsoft.com/office/drawing/2016/5/11/chartex" xmlns:cx6="http://schemas.microsoft.com/office/drawing/2016/5/12/chartex" xmlns:cx7="http://schemas.microsoft.com/office/drawing/2016/5/13/chartex" xmlns:cx8="http://schemas.microsoft.com/office/drawing/2016/5/14/chartex" xmlns:mc="http://schemas.openxmlformats.org/markup-compatibility/2006" xmlns:aink="http://schemas.microsoft.com/office/drawing/2016/ink" xmlns:am3d="http://schemas.microsoft.com/office/drawing/2017/model3d" xmlns:o="urn:schemas-microsoft-com:office:office" xmlns:oel="http://schemas.microsoft.com/office/2019/extlst" xmlns:r="http://schemas.openxmlformats.org/officeDocument/2006/relationships" xmlns:m="http://schemas.openxmlformats.org/officeDocument/2006/math" xmlns:v="urn:schemas-microsoft-com:vml" xmlns:wp14="http://schemas.microsoft.com/office/word/2010/wordprocessingDrawing" xmlns:wp="http://schemas.openxmlformats.org/drawingml/2006/wordprocessingDrawing" xmlns:w10="urn:schemas-microsoft-com:office:word" xmlns:w="http://schemas.openxmlformats.org/wordprocessingml/2006/main" xmlns:w14="http://schemas.microsoft.com/office/word/2010/wordml" xmlns:w15="http://schemas.microsoft.com/office/word/2012/wordml" xmlns:w16cex="http://schemas.microsoft.com/office/word/2018/wordml/cex" xmlns:w16cid="http://schemas.microsoft.com/office/word/2016/wordml/cid" xmlns:w16="http://schemas.microsoft.com/office/word/2018/wordml" xmlns:w16du="http://schemas.microsoft.com/office/word/2023/wordml/word16du" xmlns:w16sdtdh="http://schemas.microsoft.com/office/word/2020/wordml/sdtdatahash" xmlns:w16sdtfl="http://schemas.microsoft.com/office/word/2024/wordml/sdtformatlock" xmlns:w16se="http://schemas.microsoft.com/office/word/2015/wordml/symex" xmlns:wpg="http://schemas.microsoft.com/office/word/2010/wordprocessingGroup" xmlns:wpi="http://schemas.microsoft.com/office/word/2010/wordprocessingInk" xmlns:wne="http://schemas.microsoft.com/office/word/2006/wordml" xmlns:wps="http://schemas.microsoft.com/office/word/2010/wordprocessingShape" mc:Ignorable="w14 w15 w16se w16cid w16 w16cex w16sdtdh w16sdtfl w16du wp14">
   <w:footnote w:type="separator" w:id="-1">
     <w:p>
       <w:r>
@@ -4496,7 +3526,7 @@
 </file>
 
 <file path=word/header1.xml><?xml version="1.0" encoding="utf-8"?>
-<w:hdr xmlns:wpc="http://schemas.microsoft.com/office/word/2010/wordprocessingCanvas" xmlns:cx="http://schemas.microsoft.com/office/drawing/2014/chartex" xmlns:cx1="http://schemas.microsoft.com/office/drawing/2015/9/8/chartex" xmlns:cx2="http://schemas.microsoft.com/office/drawing/2015/10/21/chartex" xmlns:cx3="http://schemas.microsoft.com/office/drawing/2016/5/9/chartex" xmlns:cx4="http://schemas.microsoft.com/office/drawing/2016/5/10/chartex" xmlns:cx5="http://schemas.microsoft.com/office/drawing/2016/5/11/chartex" xmlns:cx6="http://schemas.microsoft.com/office/drawing/2016/5/12/chartex" xmlns:cx7="http://schemas.microsoft.com/office/drawing/2016/5/13/chartex" xmlns:cx8="http://schemas.microsoft.com/office/drawing/2016/5/14/chartex" xmlns:mc="http://schemas.openxmlformats.org/markup-compatibility/2006" xmlns:aink="http://schemas.microsoft.com/office/drawing/2016/ink" xmlns:am3d="http://schemas.microsoft.com/office/drawing/2017/model3d" xmlns:o="urn:schemas-microsoft-com:office:office" xmlns:oel="http://schemas.microsoft.com/office/2019/extlst" xmlns:r="http://schemas.openxmlformats.org/officeDocument/2006/relationships" xmlns:m="http://schemas.openxmlformats.org/officeDocument/2006/math" xmlns:v="urn:schemas-microsoft-com:vml" xmlns:wp14="http://schemas.microsoft.com/office/word/2010/wordprocessingDrawing" xmlns:wp="http://schemas.openxmlformats.org/drawingml/2006/wordprocessingDrawing" xmlns:w10="urn:schemas-microsoft-com:office:word" xmlns:w="http://schemas.openxmlformats.org/wordprocessingml/2006/main" xmlns:w14="http://schemas.microsoft.com/office/word/2010/wordml" xmlns:w15="http://schemas.microsoft.com/office/word/2012/wordml" xmlns:w16cex="http://schemas.microsoft.com/office/word/2018/wordml/cex" xmlns:w16cid="http://schemas.microsoft.com/office/word/2016/wordml/cid" xmlns:w16="http://schemas.microsoft.com/office/word/2018/wordml" xmlns:w16du="http://schemas.microsoft.com/office/word/2023/wordml/word16du" xmlns:w16sdtdh="http://schemas.microsoft.com/office/word/2020/wordml/sdtdatahash" xmlns:w16se="http://schemas.microsoft.com/office/word/2015/wordml/symex" xmlns:wpg="http://schemas.microsoft.com/office/word/2010/wordprocessingGroup" xmlns:wpi="http://schemas.microsoft.com/office/word/2010/wordprocessingInk" xmlns:wne="http://schemas.microsoft.com/office/word/2006/wordml" xmlns:wps="http://schemas.microsoft.com/office/word/2010/wordprocessingShape" mc:Ignorable="w14 w15 w16se w16cid w16 w16cex w16sdtdh w16du wp14">
+<w:hdr xmlns:wpc="http://schemas.microsoft.com/office/word/2010/wordprocessingCanvas" xmlns:cx="http://schemas.microsoft.com/office/drawing/2014/chartex" xmlns:cx1="http://schemas.microsoft.com/office/drawing/2015/9/8/chartex" xmlns:cx2="http://schemas.microsoft.com/office/drawing/2015/10/21/chartex" xmlns:cx3="http://schemas.microsoft.com/office/drawing/2016/5/9/chartex" xmlns:cx4="http://schemas.microsoft.com/office/drawing/2016/5/10/chartex" xmlns:cx5="http://schemas.microsoft.com/office/drawing/2016/5/11/chartex" xmlns:cx6="http://schemas.microsoft.com/office/drawing/2016/5/12/chartex" xmlns:cx7="http://schemas.microsoft.com/office/drawing/2016/5/13/chartex" xmlns:cx8="http://schemas.microsoft.com/office/drawing/2016/5/14/chartex" xmlns:mc="http://schemas.openxmlformats.org/markup-compatibility/2006" xmlns:aink="http://schemas.microsoft.com/office/drawing/2016/ink" xmlns:am3d="http://schemas.microsoft.com/office/drawing/2017/model3d" xmlns:o="urn:schemas-microsoft-com:office:office" xmlns:oel="http://schemas.microsoft.com/office/2019/extlst" xmlns:r="http://schemas.openxmlformats.org/officeDocument/2006/relationships" xmlns:m="http://schemas.openxmlformats.org/officeDocument/2006/math" xmlns:v="urn:schemas-microsoft-com:vml" xmlns:wp14="http://schemas.microsoft.com/office/word/2010/wordprocessingDrawing" xmlns:wp="http://schemas.openxmlformats.org/drawingml/2006/wordprocessingDrawing" xmlns:w10="urn:schemas-microsoft-com:office:word" xmlns:w="http://schemas.openxmlformats.org/wordprocessingml/2006/main" xmlns:w14="http://schemas.microsoft.com/office/word/2010/wordml" xmlns:w15="http://schemas.microsoft.com/office/word/2012/wordml" xmlns:w16cex="http://schemas.microsoft.com/office/word/2018/wordml/cex" xmlns:w16cid="http://schemas.microsoft.com/office/word/2016/wordml/cid" xmlns:w16="http://schemas.microsoft.com/office/word/2018/wordml" xmlns:w16du="http://schemas.microsoft.com/office/word/2023/wordml/word16du" xmlns:w16sdtdh="http://schemas.microsoft.com/office/word/2020/wordml/sdtdatahash" xmlns:w16sdtfl="http://schemas.microsoft.com/office/word/2024/wordml/sdtformatlock" xmlns:w16se="http://schemas.microsoft.com/office/word/2015/wordml/symex" xmlns:wpg="http://schemas.microsoft.com/office/word/2010/wordprocessingGroup" xmlns:wpi="http://schemas.microsoft.com/office/word/2010/wordprocessingInk" xmlns:wne="http://schemas.microsoft.com/office/word/2006/wordml" xmlns:wps="http://schemas.microsoft.com/office/word/2010/wordprocessingShape" mc:Ignorable="w14 w15 w16se w16cid w16 w16cex w16sdtdh w16sdtfl w16du wp14">
   <w:p>
     <w:pPr>
       <w:jc w:val="right"/>
@@ -4506,41 +3536,22 @@
 </file>
 
 <file path=word/header2.xml><?xml version="1.0" encoding="utf-8"?>
-<w:hdr xmlns:wpc="http://schemas.microsoft.com/office/word/2010/wordprocessingCanvas" xmlns:cx="http://schemas.microsoft.com/office/drawing/2014/chartex" xmlns:cx1="http://schemas.microsoft.com/office/drawing/2015/9/8/chartex" xmlns:cx2="http://schemas.microsoft.com/office/drawing/2015/10/21/chartex" xmlns:cx3="http://schemas.microsoft.com/office/drawing/2016/5/9/chartex" xmlns:cx4="http://schemas.microsoft.com/office/drawing/2016/5/10/chartex" xmlns:cx5="http://schemas.microsoft.com/office/drawing/2016/5/11/chartex" xmlns:cx6="http://schemas.microsoft.com/office/drawing/2016/5/12/chartex" xmlns:cx7="http://schemas.microsoft.com/office/drawing/2016/5/13/chartex" xmlns:cx8="http://schemas.microsoft.com/office/drawing/2016/5/14/chartex" xmlns:mc="http://schemas.openxmlformats.org/markup-compatibility/2006" xmlns:aink="http://schemas.microsoft.com/office/drawing/2016/ink" xmlns:am3d="http://schemas.microsoft.com/office/drawing/2017/model3d" xmlns:o="urn:schemas-microsoft-com:office:office" xmlns:oel="http://schemas.microsoft.com/office/2019/extlst" xmlns:r="http://schemas.openxmlformats.org/officeDocument/2006/relationships" xmlns:m="http://schemas.openxmlformats.org/officeDocument/2006/math" xmlns:v="urn:schemas-microsoft-com:vml" xmlns:wp14="http://schemas.microsoft.com/office/word/2010/wordprocessingDrawing" xmlns:wp="http://schemas.openxmlformats.org/drawingml/2006/wordprocessingDrawing" xmlns:w10="urn:schemas-microsoft-com:office:word" xmlns:w="http://schemas.openxmlformats.org/wordprocessingml/2006/main" xmlns:w14="http://schemas.microsoft.com/office/word/2010/wordml" xmlns:w15="http://schemas.microsoft.com/office/word/2012/wordml" xmlns:w16cex="http://schemas.microsoft.com/office/word/2018/wordml/cex" xmlns:w16cid="http://schemas.microsoft.com/office/word/2016/wordml/cid" xmlns:w16="http://schemas.microsoft.com/office/word/2018/wordml" xmlns:w16du="http://schemas.microsoft.com/office/word/2023/wordml/word16du" xmlns:w16sdtdh="http://schemas.microsoft.com/office/word/2020/wordml/sdtdatahash" xmlns:w16se="http://schemas.microsoft.com/office/word/2015/wordml/symex" xmlns:wpg="http://schemas.microsoft.com/office/word/2010/wordprocessingGroup" xmlns:wpi="http://schemas.microsoft.com/office/word/2010/wordprocessingInk" xmlns:wne="http://schemas.microsoft.com/office/word/2006/wordml" xmlns:wps="http://schemas.microsoft.com/office/word/2010/wordprocessingShape" mc:Ignorable="w14 w15 w16se w16cid w16 w16cex w16sdtdh w16du wp14">
+<w:hdr xmlns:wpc="http://schemas.microsoft.com/office/word/2010/wordprocessingCanvas" xmlns:cx="http://schemas.microsoft.com/office/drawing/2014/chartex" xmlns:cx1="http://schemas.microsoft.com/office/drawing/2015/9/8/chartex" xmlns:cx2="http://schemas.microsoft.com/office/drawing/2015/10/21/chartex" xmlns:cx3="http://schemas.microsoft.com/office/drawing/2016/5/9/chartex" xmlns:cx4="http://schemas.microsoft.com/office/drawing/2016/5/10/chartex" xmlns:cx5="http://schemas.microsoft.com/office/drawing/2016/5/11/chartex" xmlns:cx6="http://schemas.microsoft.com/office/drawing/2016/5/12/chartex" xmlns:cx7="http://schemas.microsoft.com/office/drawing/2016/5/13/chartex" xmlns:cx8="http://schemas.microsoft.com/office/drawing/2016/5/14/chartex" xmlns:mc="http://schemas.openxmlformats.org/markup-compatibility/2006" xmlns:aink="http://schemas.microsoft.com/office/drawing/2016/ink" xmlns:am3d="http://schemas.microsoft.com/office/drawing/2017/model3d" xmlns:o="urn:schemas-microsoft-com:office:office" xmlns:oel="http://schemas.microsoft.com/office/2019/extlst" xmlns:r="http://schemas.openxmlformats.org/officeDocument/2006/relationships" xmlns:m="http://schemas.openxmlformats.org/officeDocument/2006/math" xmlns:v="urn:schemas-microsoft-com:vml" xmlns:wp14="http://schemas.microsoft.com/office/word/2010/wordprocessingDrawing" xmlns:wp="http://schemas.openxmlformats.org/drawingml/2006/wordprocessingDrawing" xmlns:w10="urn:schemas-microsoft-com:office:word" xmlns:w="http://schemas.openxmlformats.org/wordprocessingml/2006/main" xmlns:w14="http://schemas.microsoft.com/office/word/2010/wordml" xmlns:w15="http://schemas.microsoft.com/office/word/2012/wordml" xmlns:w16cex="http://schemas.microsoft.com/office/word/2018/wordml/cex" xmlns:w16cid="http://schemas.microsoft.com/office/word/2016/wordml/cid" xmlns:w16="http://schemas.microsoft.com/office/word/2018/wordml" xmlns:w16du="http://schemas.microsoft.com/office/word/2023/wordml/word16du" xmlns:w16sdtdh="http://schemas.microsoft.com/office/word/2020/wordml/sdtdatahash" xmlns:w16sdtfl="http://schemas.microsoft.com/office/word/2024/wordml/sdtformatlock" xmlns:w16se="http://schemas.microsoft.com/office/word/2015/wordml/symex" xmlns:wpg="http://schemas.microsoft.com/office/word/2010/wordprocessingGroup" xmlns:wpi="http://schemas.microsoft.com/office/word/2010/wordprocessingInk" xmlns:wne="http://schemas.microsoft.com/office/word/2006/wordml" xmlns:wps="http://schemas.microsoft.com/office/word/2010/wordprocessingShape" mc:Ignorable="w14 w15 w16se w16cid w16 w16cex w16sdtdh w16sdtfl w16du wp14">
   <w:p>
     <w:pPr>
       <w:pStyle w:val="Platzhalter"/>
       <w:spacing w:before="360" w:after="120"/>
       <w:jc w:val="right"/>
     </w:pPr>
-    <w:proofErr w:type="gramStart"/>
     <w:r>
-      <w:t>{{ "</w:t>
-    </w:r>
-    <w:proofErr w:type="gramEnd"/>
-    <w:r>
-      <w:t>GEMEINDE_WAPPEN" |</w:t>
-    </w:r>
-    <w:proofErr w:type="spellStart"/>
-    <w:r>
-      <w:t>image</w:t>
-    </w:r>
-    <w:proofErr w:type="spellEnd"/>
-    <w:r>
-      <w:t xml:space="preserve">(None, </w:t>
-    </w:r>
-    <w:r>
-      <w:t>None</w:t>
-    </w:r>
-    <w:r>
-      <w:t>) }}</w:t>
+      <w:t>{{ "GEMEINDE_WAPPEN" |image(55, 25, True) }}</w:t>
     </w:r>
   </w:p>
 </w:hdr>
 </file>
 
 <file path=word/numbering.xml><?xml version="1.0" encoding="utf-8"?>
-<w:numbering xmlns:wpc="http://schemas.microsoft.com/office/word/2010/wordprocessingCanvas" xmlns:cx="http://schemas.microsoft.com/office/drawing/2014/chartex" xmlns:cx1="http://schemas.microsoft.com/office/drawing/2015/9/8/chartex" xmlns:cx2="http://schemas.microsoft.com/office/drawing/2015/10/21/chartex" xmlns:cx3="http://schemas.microsoft.com/office/drawing/2016/5/9/chartex" xmlns:cx4="http://schemas.microsoft.com/office/drawing/2016/5/10/chartex" xmlns:cx5="http://schemas.microsoft.com/office/drawing/2016/5/11/chartex" xmlns:cx6="http://schemas.microsoft.com/office/drawing/2016/5/12/chartex" xmlns:cx7="http://schemas.microsoft.com/office/drawing/2016/5/13/chartex" xmlns:cx8="http://schemas.microsoft.com/office/drawing/2016/5/14/chartex" xmlns:mc="http://schemas.openxmlformats.org/markup-compatibility/2006" xmlns:aink="http://schemas.microsoft.com/office/drawing/2016/ink" xmlns:am3d="http://schemas.microsoft.com/office/drawing/2017/model3d" xmlns:o="urn:schemas-microsoft-com:office:office" xmlns:oel="http://schemas.microsoft.com/office/2019/extlst" xmlns:r="http://schemas.openxmlformats.org/officeDocument/2006/relationships" xmlns:m="http://schemas.openxmlformats.org/officeDocument/2006/math" xmlns:v="urn:schemas-microsoft-com:vml" xmlns:wp14="http://schemas.microsoft.com/office/word/2010/wordprocessingDrawing" xmlns:wp="http://schemas.openxmlformats.org/drawingml/2006/wordprocessingDrawing" xmlns:w10="urn:schemas-microsoft-com:office:word" xmlns:w="http://schemas.openxmlformats.org/wordprocessingml/2006/main" xmlns:w14="http://schemas.microsoft.com/office/word/2010/wordml" xmlns:w15="http://schemas.microsoft.com/office/word/2012/wordml" xmlns:w16cex="http://schemas.microsoft.com/office/word/2018/wordml/cex" xmlns:w16cid="http://schemas.microsoft.com/office/word/2016/wordml/cid" xmlns:w16="http://schemas.microsoft.com/office/word/2018/wordml" xmlns:w16du="http://schemas.microsoft.com/office/word/2023/wordml/word16du" xmlns:w16sdtdh="http://schemas.microsoft.com/office/word/2020/wordml/sdtdatahash" xmlns:w16se="http://schemas.microsoft.com/office/word/2015/wordml/symex" xmlns:wpg="http://schemas.microsoft.com/office/word/2010/wordprocessingGroup" xmlns:wpi="http://schemas.microsoft.com/office/word/2010/wordprocessingInk" xmlns:wne="http://schemas.microsoft.com/office/word/2006/wordml" xmlns:wps="http://schemas.microsoft.com/office/word/2010/wordprocessingShape" mc:Ignorable="w14 w15 w16se w16cid w16 w16cex w16sdtdh w16du wp14">
+<w:numbering xmlns:wpc="http://schemas.microsoft.com/office/word/2010/wordprocessingCanvas" xmlns:cx="http://schemas.microsoft.com/office/drawing/2014/chartex" xmlns:cx1="http://schemas.microsoft.com/office/drawing/2015/9/8/chartex" xmlns:cx2="http://schemas.microsoft.com/office/drawing/2015/10/21/chartex" xmlns:cx3="http://schemas.microsoft.com/office/drawing/2016/5/9/chartex" xmlns:cx4="http://schemas.microsoft.com/office/drawing/2016/5/10/chartex" xmlns:cx5="http://schemas.microsoft.com/office/drawing/2016/5/11/chartex" xmlns:cx6="http://schemas.microsoft.com/office/drawing/2016/5/12/chartex" xmlns:cx7="http://schemas.microsoft.com/office/drawing/2016/5/13/chartex" xmlns:cx8="http://schemas.microsoft.com/office/drawing/2016/5/14/chartex" xmlns:mc="http://schemas.openxmlformats.org/markup-compatibility/2006" xmlns:aink="http://schemas.microsoft.com/office/drawing/2016/ink" xmlns:am3d="http://schemas.microsoft.com/office/drawing/2017/model3d" xmlns:o="urn:schemas-microsoft-com:office:office" xmlns:oel="http://schemas.microsoft.com/office/2019/extlst" xmlns:r="http://schemas.openxmlformats.org/officeDocument/2006/relationships" xmlns:m="http://schemas.openxmlformats.org/officeDocument/2006/math" xmlns:v="urn:schemas-microsoft-com:vml" xmlns:wp14="http://schemas.microsoft.com/office/word/2010/wordprocessingDrawing" xmlns:wp="http://schemas.openxmlformats.org/drawingml/2006/wordprocessingDrawing" xmlns:w10="urn:schemas-microsoft-com:office:word" xmlns:w="http://schemas.openxmlformats.org/wordprocessingml/2006/main" xmlns:w14="http://schemas.microsoft.com/office/word/2010/wordml" xmlns:w15="http://schemas.microsoft.com/office/word/2012/wordml" xmlns:w16cex="http://schemas.microsoft.com/office/word/2018/wordml/cex" xmlns:w16cid="http://schemas.microsoft.com/office/word/2016/wordml/cid" xmlns:w16="http://schemas.microsoft.com/office/word/2018/wordml" xmlns:w16du="http://schemas.microsoft.com/office/word/2023/wordml/word16du" xmlns:w16sdtdh="http://schemas.microsoft.com/office/word/2020/wordml/sdtdatahash" xmlns:w16sdtfl="http://schemas.microsoft.com/office/word/2024/wordml/sdtformatlock" xmlns:w16se="http://schemas.microsoft.com/office/word/2015/wordml/symex" xmlns:wpg="http://schemas.microsoft.com/office/word/2010/wordprocessingGroup" xmlns:wpi="http://schemas.microsoft.com/office/word/2010/wordprocessingInk" xmlns:wne="http://schemas.microsoft.com/office/word/2006/wordml" xmlns:wps="http://schemas.microsoft.com/office/word/2010/wordprocessingShape" mc:Ignorable="w14 w15 w16se w16cid w16 w16cex w16sdtdh w16sdtfl w16du wp14">
   <w:abstractNum w:abstractNumId="0" w15:restartNumberingAfterBreak="0">
     <w:nsid w:val="05455E45"/>
     <w:multiLevelType w:val="multilevel"/>
@@ -6771,7 +5782,7 @@
 </file>
 
 <file path=word/styles.xml><?xml version="1.0" encoding="utf-8"?>
-<w:styles xmlns:mc="http://schemas.openxmlformats.org/markup-compatibility/2006" xmlns:r="http://schemas.openxmlformats.org/officeDocument/2006/relationships" xmlns:w="http://schemas.openxmlformats.org/wordprocessingml/2006/main" xmlns:w14="http://schemas.microsoft.com/office/word/2010/wordml" xmlns:w15="http://schemas.microsoft.com/office/word/2012/wordml" xmlns:w16cex="http://schemas.microsoft.com/office/word/2018/wordml/cex" xmlns:w16cid="http://schemas.microsoft.com/office/word/2016/wordml/cid" xmlns:w16="http://schemas.microsoft.com/office/word/2018/wordml" xmlns:w16du="http://schemas.microsoft.com/office/word/2023/wordml/word16du" xmlns:w16sdtdh="http://schemas.microsoft.com/office/word/2020/wordml/sdtdatahash" xmlns:w16se="http://schemas.microsoft.com/office/word/2015/wordml/symex" mc:Ignorable="w14 w15 w16se w16cid w16 w16cex w16sdtdh w16du">
+<w:styles xmlns:mc="http://schemas.openxmlformats.org/markup-compatibility/2006" xmlns:r="http://schemas.openxmlformats.org/officeDocument/2006/relationships" xmlns:w="http://schemas.openxmlformats.org/wordprocessingml/2006/main" xmlns:w14="http://schemas.microsoft.com/office/word/2010/wordml" xmlns:w15="http://schemas.microsoft.com/office/word/2012/wordml" xmlns:w16cex="http://schemas.microsoft.com/office/word/2018/wordml/cex" xmlns:w16cid="http://schemas.microsoft.com/office/word/2016/wordml/cid" xmlns:w16="http://schemas.microsoft.com/office/word/2018/wordml" xmlns:w16du="http://schemas.microsoft.com/office/word/2023/wordml/word16du" xmlns:w16sdtdh="http://schemas.microsoft.com/office/word/2020/wordml/sdtdatahash" xmlns:w16sdtfl="http://schemas.microsoft.com/office/word/2024/wordml/sdtformatlock" xmlns:w16se="http://schemas.microsoft.com/office/word/2015/wordml/symex" mc:Ignorable="w14 w15 w16se w16cid w16 w16cex w16sdtdh w16sdtfl w16du">
   <w:docDefaults>
     <w:rPrDefault>
       <w:rPr>
@@ -7886,7 +6897,7 @@
 </file>
 
 <file path=word/glossary/document.xml><?xml version="1.0" encoding="utf-8"?>
-<w:glossaryDocument xmlns:wpc="http://schemas.microsoft.com/office/word/2010/wordprocessingCanvas" xmlns:cx="http://schemas.microsoft.com/office/drawing/2014/chartex" xmlns:cx1="http://schemas.microsoft.com/office/drawing/2015/9/8/chartex" xmlns:cx2="http://schemas.microsoft.com/office/drawing/2015/10/21/chartex" xmlns:cx3="http://schemas.microsoft.com/office/drawing/2016/5/9/chartex" xmlns:cx4="http://schemas.microsoft.com/office/drawing/2016/5/10/chartex" xmlns:cx5="http://schemas.microsoft.com/office/drawing/2016/5/11/chartex" xmlns:cx6="http://schemas.microsoft.com/office/drawing/2016/5/12/chartex" xmlns:cx7="http://schemas.microsoft.com/office/drawing/2016/5/13/chartex" xmlns:cx8="http://schemas.microsoft.com/office/drawing/2016/5/14/chartex" xmlns:mc="http://schemas.openxmlformats.org/markup-compatibility/2006" xmlns:aink="http://schemas.microsoft.com/office/drawing/2016/ink" xmlns:am3d="http://schemas.microsoft.com/office/drawing/2017/model3d" xmlns:o="urn:schemas-microsoft-com:office:office" xmlns:oel="http://schemas.microsoft.com/office/2019/extlst" xmlns:r="http://schemas.openxmlformats.org/officeDocument/2006/relationships" xmlns:m="http://schemas.openxmlformats.org/officeDocument/2006/math" xmlns:v="urn:schemas-microsoft-com:vml" xmlns:wp14="http://schemas.microsoft.com/office/word/2010/wordprocessingDrawing" xmlns:wp="http://schemas.openxmlformats.org/drawingml/2006/wordprocessingDrawing" xmlns:w10="urn:schemas-microsoft-com:office:word" xmlns:w="http://schemas.openxmlformats.org/wordprocessingml/2006/main" xmlns:w14="http://schemas.microsoft.com/office/word/2010/wordml" xmlns:w15="http://schemas.microsoft.com/office/word/2012/wordml" xmlns:w16cex="http://schemas.microsoft.com/office/word/2018/wordml/cex" xmlns:w16cid="http://schemas.microsoft.com/office/word/2016/wordml/cid" xmlns:w16="http://schemas.microsoft.com/office/word/2018/wordml" xmlns:w16du="http://schemas.microsoft.com/office/word/2023/wordml/word16du" xmlns:w16sdtdh="http://schemas.microsoft.com/office/word/2020/wordml/sdtdatahash" xmlns:w16se="http://schemas.microsoft.com/office/word/2015/wordml/symex" xmlns:wpg="http://schemas.microsoft.com/office/word/2010/wordprocessingGroup" xmlns:wpi="http://schemas.microsoft.com/office/word/2010/wordprocessingInk" xmlns:wne="http://schemas.microsoft.com/office/word/2006/wordml" xmlns:wps="http://schemas.microsoft.com/office/word/2010/wordprocessingShape" mc:Ignorable="w14 w15 w16se w16cid w16 w16cex w16sdtdh w16du wp14">
+<w:glossaryDocument xmlns:wpc="http://schemas.microsoft.com/office/word/2010/wordprocessingCanvas" xmlns:cx="http://schemas.microsoft.com/office/drawing/2014/chartex" xmlns:cx1="http://schemas.microsoft.com/office/drawing/2015/9/8/chartex" xmlns:cx2="http://schemas.microsoft.com/office/drawing/2015/10/21/chartex" xmlns:cx3="http://schemas.microsoft.com/office/drawing/2016/5/9/chartex" xmlns:cx4="http://schemas.microsoft.com/office/drawing/2016/5/10/chartex" xmlns:cx5="http://schemas.microsoft.com/office/drawing/2016/5/11/chartex" xmlns:cx6="http://schemas.microsoft.com/office/drawing/2016/5/12/chartex" xmlns:cx7="http://schemas.microsoft.com/office/drawing/2016/5/13/chartex" xmlns:cx8="http://schemas.microsoft.com/office/drawing/2016/5/14/chartex" xmlns:mc="http://schemas.openxmlformats.org/markup-compatibility/2006" xmlns:aink="http://schemas.microsoft.com/office/drawing/2016/ink" xmlns:am3d="http://schemas.microsoft.com/office/drawing/2017/model3d" xmlns:o="urn:schemas-microsoft-com:office:office" xmlns:oel="http://schemas.microsoft.com/office/2019/extlst" xmlns:r="http://schemas.openxmlformats.org/officeDocument/2006/relationships" xmlns:m="http://schemas.openxmlformats.org/officeDocument/2006/math" xmlns:v="urn:schemas-microsoft-com:vml" xmlns:wp14="http://schemas.microsoft.com/office/word/2010/wordprocessingDrawing" xmlns:wp="http://schemas.openxmlformats.org/drawingml/2006/wordprocessingDrawing" xmlns:w10="urn:schemas-microsoft-com:office:word" xmlns:w="http://schemas.openxmlformats.org/wordprocessingml/2006/main" xmlns:w14="http://schemas.microsoft.com/office/word/2010/wordml" xmlns:w15="http://schemas.microsoft.com/office/word/2012/wordml" xmlns:w16cex="http://schemas.microsoft.com/office/word/2018/wordml/cex" xmlns:w16cid="http://schemas.microsoft.com/office/word/2016/wordml/cid" xmlns:w16="http://schemas.microsoft.com/office/word/2018/wordml" xmlns:w16du="http://schemas.microsoft.com/office/word/2023/wordml/word16du" xmlns:w16sdtdh="http://schemas.microsoft.com/office/word/2020/wordml/sdtdatahash" xmlns:w16sdtfl="http://schemas.microsoft.com/office/word/2024/wordml/sdtformatlock" xmlns:w16se="http://schemas.microsoft.com/office/word/2015/wordml/symex" xmlns:wpg="http://schemas.microsoft.com/office/word/2010/wordprocessingGroup" xmlns:wpi="http://schemas.microsoft.com/office/word/2010/wordprocessingInk" xmlns:wne="http://schemas.microsoft.com/office/word/2006/wordml" xmlns:wps="http://schemas.microsoft.com/office/word/2010/wordprocessingShape" mc:Ignorable="w14 w15 w16se w16cid w16 w16cex w16sdtdh w16sdtfl w16du wp14">
   <w:docParts>
     <w:docPart>
       <w:docPartPr>
@@ -8168,7 +7179,7 @@
 </file>
 
 <file path=word/glossary/fontTable.xml><?xml version="1.0" encoding="utf-8"?>
-<w:fonts xmlns:mc="http://schemas.openxmlformats.org/markup-compatibility/2006" xmlns:r="http://schemas.openxmlformats.org/officeDocument/2006/relationships" xmlns:w="http://schemas.openxmlformats.org/wordprocessingml/2006/main" xmlns:w14="http://schemas.microsoft.com/office/word/2010/wordml" xmlns:w15="http://schemas.microsoft.com/office/word/2012/wordml" xmlns:w16cex="http://schemas.microsoft.com/office/word/2018/wordml/cex" xmlns:w16cid="http://schemas.microsoft.com/office/word/2016/wordml/cid" xmlns:w16="http://schemas.microsoft.com/office/word/2018/wordml" xmlns:w16du="http://schemas.microsoft.com/office/word/2023/wordml/word16du" xmlns:w16sdtdh="http://schemas.microsoft.com/office/word/2020/wordml/sdtdatahash" xmlns:w16se="http://schemas.microsoft.com/office/word/2015/wordml/symex" mc:Ignorable="w14 w15 w16se w16cid w16 w16cex w16sdtdh w16du">
+<w:fonts xmlns:mc="http://schemas.openxmlformats.org/markup-compatibility/2006" xmlns:r="http://schemas.openxmlformats.org/officeDocument/2006/relationships" xmlns:w="http://schemas.openxmlformats.org/wordprocessingml/2006/main" xmlns:w14="http://schemas.microsoft.com/office/word/2010/wordml" xmlns:w15="http://schemas.microsoft.com/office/word/2012/wordml" xmlns:w16cex="http://schemas.microsoft.com/office/word/2018/wordml/cex" xmlns:w16cid="http://schemas.microsoft.com/office/word/2016/wordml/cid" xmlns:w16="http://schemas.microsoft.com/office/word/2018/wordml" xmlns:w16du="http://schemas.microsoft.com/office/word/2023/wordml/word16du" xmlns:w16sdtdh="http://schemas.microsoft.com/office/word/2020/wordml/sdtdatahash" xmlns:w16sdtfl="http://schemas.microsoft.com/office/word/2024/wordml/sdtformatlock" xmlns:w16se="http://schemas.microsoft.com/office/word/2015/wordml/symex" mc:Ignorable="w14 w15 w16se w16cid w16 w16cex w16sdtdh w16sdtfl w16du">
   <w:font w:name="Arial">
     <w:panose1 w:val="020B0604020202020204"/>
     <w:charset w:val="00"/>
@@ -8249,7 +7260,7 @@
 </file>
 
 <file path=word/glossary/settings.xml><?xml version="1.0" encoding="utf-8"?>
-<w:settings xmlns:mc="http://schemas.openxmlformats.org/markup-compatibility/2006" xmlns:o="urn:schemas-microsoft-com:office:office" xmlns:r="http://schemas.openxmlformats.org/officeDocument/2006/relationships" xmlns:m="http://schemas.openxmlformats.org/officeDocument/2006/math" xmlns:v="urn:schemas-microsoft-com:vml" xmlns:w10="urn:schemas-microsoft-com:office:word" xmlns:w="http://schemas.openxmlformats.org/wordprocessingml/2006/main" xmlns:w14="http://schemas.microsoft.com/office/word/2010/wordml" xmlns:w15="http://schemas.microsoft.com/office/word/2012/wordml" xmlns:w16cex="http://schemas.microsoft.com/office/word/2018/wordml/cex" xmlns:w16cid="http://schemas.microsoft.com/office/word/2016/wordml/cid" xmlns:w16="http://schemas.microsoft.com/office/word/2018/wordml" xmlns:w16du="http://schemas.microsoft.com/office/word/2023/wordml/word16du" xmlns:w16sdtdh="http://schemas.microsoft.com/office/word/2020/wordml/sdtdatahash" xmlns:w16se="http://schemas.microsoft.com/office/word/2015/wordml/symex" xmlns:sl="http://schemas.openxmlformats.org/schemaLibrary/2006/main" mc:Ignorable="w14 w15 w16se w16cid w16 w16cex w16sdtdh w16du">
+<w:settings xmlns:mc="http://schemas.openxmlformats.org/markup-compatibility/2006" xmlns:o="urn:schemas-microsoft-com:office:office" xmlns:r="http://schemas.openxmlformats.org/officeDocument/2006/relationships" xmlns:m="http://schemas.openxmlformats.org/officeDocument/2006/math" xmlns:v="urn:schemas-microsoft-com:vml" xmlns:w10="urn:schemas-microsoft-com:office:word" xmlns:w="http://schemas.openxmlformats.org/wordprocessingml/2006/main" xmlns:w14="http://schemas.microsoft.com/office/word/2010/wordml" xmlns:w15="http://schemas.microsoft.com/office/word/2012/wordml" xmlns:w16cex="http://schemas.microsoft.com/office/word/2018/wordml/cex" xmlns:w16cid="http://schemas.microsoft.com/office/word/2016/wordml/cid" xmlns:w16="http://schemas.microsoft.com/office/word/2018/wordml" xmlns:w16du="http://schemas.microsoft.com/office/word/2023/wordml/word16du" xmlns:w16sdtdh="http://schemas.microsoft.com/office/word/2020/wordml/sdtdatahash" xmlns:w16sdtfl="http://schemas.microsoft.com/office/word/2024/wordml/sdtformatlock" xmlns:w16se="http://schemas.microsoft.com/office/word/2015/wordml/symex" xmlns:sl="http://schemas.openxmlformats.org/schemaLibrary/2006/main" mc:Ignorable="w14 w15 w16se w16cid w16 w16cex w16sdtdh w16sdtfl w16du">
   <w:view w:val="normal"/>
   <w:defaultTabStop w:val="708"/>
   <w:hyphenationZone w:val="425"/>
@@ -8268,6 +7279,7 @@
     <w:rsid w:val="00090CBA"/>
     <w:rsid w:val="00343469"/>
     <w:rsid w:val="00370BE7"/>
+    <w:rsid w:val="004421E6"/>
     <w:rsid w:val="00470F95"/>
     <w:rsid w:val="005F2132"/>
     <w:rsid w:val="005F47AF"/>
@@ -8305,7 +7317,7 @@
 </file>
 
 <file path=word/glossary/styles.xml><?xml version="1.0" encoding="utf-8"?>
-<w:styles xmlns:mc="http://schemas.openxmlformats.org/markup-compatibility/2006" xmlns:r="http://schemas.openxmlformats.org/officeDocument/2006/relationships" xmlns:w="http://schemas.openxmlformats.org/wordprocessingml/2006/main" xmlns:w14="http://schemas.microsoft.com/office/word/2010/wordml" xmlns:w15="http://schemas.microsoft.com/office/word/2012/wordml" xmlns:w16cex="http://schemas.microsoft.com/office/word/2018/wordml/cex" xmlns:w16cid="http://schemas.microsoft.com/office/word/2016/wordml/cid" xmlns:w16="http://schemas.microsoft.com/office/word/2018/wordml" xmlns:w16du="http://schemas.microsoft.com/office/word/2023/wordml/word16du" xmlns:w16sdtdh="http://schemas.microsoft.com/office/word/2020/wordml/sdtdatahash" xmlns:w16se="http://schemas.microsoft.com/office/word/2015/wordml/symex" mc:Ignorable="w14 w15 w16se w16cid w16 w16cex w16sdtdh w16du">
+<w:styles xmlns:mc="http://schemas.openxmlformats.org/markup-compatibility/2006" xmlns:r="http://schemas.openxmlformats.org/officeDocument/2006/relationships" xmlns:w="http://schemas.openxmlformats.org/wordprocessingml/2006/main" xmlns:w14="http://schemas.microsoft.com/office/word/2010/wordml" xmlns:w15="http://schemas.microsoft.com/office/word/2012/wordml" xmlns:w16cex="http://schemas.microsoft.com/office/word/2018/wordml/cex" xmlns:w16cid="http://schemas.microsoft.com/office/word/2016/wordml/cid" xmlns:w16="http://schemas.microsoft.com/office/word/2018/wordml" xmlns:w16du="http://schemas.microsoft.com/office/word/2023/wordml/word16du" xmlns:w16sdtdh="http://schemas.microsoft.com/office/word/2020/wordml/sdtdatahash" xmlns:w16sdtfl="http://schemas.microsoft.com/office/word/2024/wordml/sdtformatlock" xmlns:w16se="http://schemas.microsoft.com/office/word/2015/wordml/symex" mc:Ignorable="w14 w15 w16se w16cid w16 w16cex w16sdtdh w16sdtfl w16du">
   <w:docDefaults>
     <w:rPrDefault>
       <w:rPr>
@@ -8938,7 +7950,7 @@
 </file>
 
 <file path=word/glossary/webSettings.xml><?xml version="1.0" encoding="utf-8"?>
-<w:webSettings xmlns:mc="http://schemas.openxmlformats.org/markup-compatibility/2006" xmlns:r="http://schemas.openxmlformats.org/officeDocument/2006/relationships" xmlns:w="http://schemas.openxmlformats.org/wordprocessingml/2006/main" xmlns:w14="http://schemas.microsoft.com/office/word/2010/wordml" xmlns:w15="http://schemas.microsoft.com/office/word/2012/wordml" xmlns:w16cex="http://schemas.microsoft.com/office/word/2018/wordml/cex" xmlns:w16cid="http://schemas.microsoft.com/office/word/2016/wordml/cid" xmlns:w16="http://schemas.microsoft.com/office/word/2018/wordml" xmlns:w16du="http://schemas.microsoft.com/office/word/2023/wordml/word16du" xmlns:w16sdtdh="http://schemas.microsoft.com/office/word/2020/wordml/sdtdatahash" xmlns:w16se="http://schemas.microsoft.com/office/word/2015/wordml/symex" mc:Ignorable="w14 w15 w16se w16cid w16 w16cex w16sdtdh w16du">
+<w:webSettings xmlns:mc="http://schemas.openxmlformats.org/markup-compatibility/2006" xmlns:r="http://schemas.openxmlformats.org/officeDocument/2006/relationships" xmlns:w="http://schemas.openxmlformats.org/wordprocessingml/2006/main" xmlns:w14="http://schemas.microsoft.com/office/word/2010/wordml" xmlns:w15="http://schemas.microsoft.com/office/word/2012/wordml" xmlns:w16cex="http://schemas.microsoft.com/office/word/2018/wordml/cex" xmlns:w16cid="http://schemas.microsoft.com/office/word/2016/wordml/cid" xmlns:w16="http://schemas.microsoft.com/office/word/2018/wordml" xmlns:w16du="http://schemas.microsoft.com/office/word/2023/wordml/word16du" xmlns:w16sdtdh="http://schemas.microsoft.com/office/word/2020/wordml/sdtdatahash" xmlns:w16sdtfl="http://schemas.microsoft.com/office/word/2024/wordml/sdtformatlock" xmlns:w16se="http://schemas.microsoft.com/office/word/2015/wordml/symex" mc:Ignorable="w14 w15 w16se w16cid w16 w16cex w16sdtdh w16sdtfl w16du">
   <w:optimizeForBrowser/>
 </w:webSettings>
 </file>

--- a/document-merge-service/kt_so/templatefiles/selbstdeklaration-bauabschluss.docx
+++ b/document-merge-service/kt_so/templatefiles/selbstdeklaration-bauabschluss.docx
@@ -36,12 +36,37 @@
             <w:pPr>
               <w:pStyle w:val="Platzhalter"/>
             </w:pPr>
+            <w:proofErr w:type="gramStart"/>
             <w:r>
               <w:rPr>
                 <w:b/>
                 <w:bCs/>
               </w:rPr>
-              <w:t>{{ LEITBEHOERDE_NAME }}</w:t>
+              <w:t>{{ LEITBEHOERDE</w:t>
+            </w:r>
+            <w:proofErr w:type="gramEnd"/>
+            <w:r>
+              <w:rPr>
+                <w:b/>
+                <w:bCs/>
+              </w:rPr>
+              <w:t>_</w:t>
+            </w:r>
+            <w:proofErr w:type="gramStart"/>
+            <w:r>
+              <w:rPr>
+                <w:b/>
+                <w:bCs/>
+              </w:rPr>
+              <w:t>NAME }</w:t>
+            </w:r>
+            <w:proofErr w:type="gramEnd"/>
+            <w:r>
+              <w:rPr>
+                <w:b/>
+                <w:bCs/>
+              </w:rPr>
+              <w:t>}</w:t>
             </w:r>
           </w:p>
           <w:sdt>
@@ -90,12 +115,37 @@
                 <w:szCs w:val="18"/>
               </w:rPr>
             </w:pPr>
-            <w:r>
-              <w:rPr>
-                <w:sz w:val="18"/>
-                <w:szCs w:val="18"/>
-              </w:rPr>
-              <w:t>{{ LEITBEHOERDE_ADRESSE_1 }}</w:t>
+            <w:proofErr w:type="gramStart"/>
+            <w:r>
+              <w:rPr>
+                <w:sz w:val="18"/>
+                <w:szCs w:val="18"/>
+              </w:rPr>
+              <w:t>{{ LEITBEHOERDE</w:t>
+            </w:r>
+            <w:proofErr w:type="gramEnd"/>
+            <w:r>
+              <w:rPr>
+                <w:sz w:val="18"/>
+                <w:szCs w:val="18"/>
+              </w:rPr>
+              <w:t>_ADRESSE_</w:t>
+            </w:r>
+            <w:proofErr w:type="gramStart"/>
+            <w:r>
+              <w:rPr>
+                <w:sz w:val="18"/>
+                <w:szCs w:val="18"/>
+              </w:rPr>
+              <w:t>1 }</w:t>
+            </w:r>
+            <w:proofErr w:type="gramEnd"/>
+            <w:r>
+              <w:rPr>
+                <w:sz w:val="18"/>
+                <w:szCs w:val="18"/>
+              </w:rPr>
+              <w:t>}</w:t>
             </w:r>
           </w:p>
           <w:p>
@@ -106,12 +156,21 @@
                 <w:szCs w:val="18"/>
               </w:rPr>
             </w:pPr>
-            <w:r>
-              <w:rPr>
-                <w:sz w:val="18"/>
-                <w:szCs w:val="18"/>
-              </w:rPr>
-              <w:t>{{ LEITBEHOERDE_ADRESSE_2 }}</w:t>
+            <w:proofErr w:type="gramStart"/>
+            <w:r>
+              <w:rPr>
+                <w:sz w:val="18"/>
+                <w:szCs w:val="18"/>
+              </w:rPr>
+              <w:t>{{ LEITBEHOERDE</w:t>
+            </w:r>
+            <w:proofErr w:type="gramEnd"/>
+            <w:r>
+              <w:rPr>
+                <w:sz w:val="18"/>
+                <w:szCs w:val="18"/>
+              </w:rPr>
+              <w:t>_ADRESSE_2 }}</w:t>
             </w:r>
           </w:p>
         </w:tc>
@@ -142,6 +201,9 @@
     <w:p>
       <w:pPr>
         <w:pStyle w:val="Titel"/>
+        <w:tabs>
+          <w:tab w:val="left" w:pos="8775"/>
+        </w:tabs>
       </w:pPr>
       <w:r>
         <w:rPr>
@@ -157,7 +219,7 @@
     <w:tbl>
       <w:tblPr>
         <w:tblStyle w:val="Tabellenraster"/>
-        <w:tblW w:w="0" w:type="auto"/>
+        <w:tblW w:w="9639" w:type="dxa"/>
         <w:tblBorders>
           <w:top w:val="none" w:sz="0" w:space="0" w:color="auto"/>
           <w:left w:val="none" w:sz="0" w:space="0" w:color="auto"/>
@@ -166,20 +228,23 @@
           <w:insideH w:val="none" w:sz="0" w:space="0" w:color="auto"/>
           <w:insideV w:val="none" w:sz="0" w:space="0" w:color="auto"/>
         </w:tblBorders>
+        <w:tblLayout w:type="fixed"/>
         <w:tblCellMar>
           <w:top w:w="57" w:type="dxa"/>
+          <w:left w:w="0" w:type="dxa"/>
           <w:bottom w:w="57" w:type="dxa"/>
+          <w:right w:w="0" w:type="dxa"/>
         </w:tblCellMar>
         <w:tblLook w:val="04A0" w:firstRow="1" w:lastRow="0" w:firstColumn="1" w:lastColumn="0" w:noHBand="0" w:noVBand="1"/>
       </w:tblPr>
       <w:tblGrid>
-        <w:gridCol w:w="2834"/>
-        <w:gridCol w:w="6511"/>
+        <w:gridCol w:w="2835"/>
+        <w:gridCol w:w="6804"/>
       </w:tblGrid>
       <w:tr>
         <w:tc>
           <w:tcPr>
-            <w:tcW w:w="2834" w:type="dxa"/>
+            <w:tcW w:w="2835" w:type="dxa"/>
             <w:shd w:val="clear" w:color="auto" w:fill="auto"/>
           </w:tcPr>
           <w:p>
@@ -205,15 +270,20 @@
         </w:tc>
         <w:tc>
           <w:tcPr>
-            <w:tcW w:w="6511" w:type="dxa"/>
+            <w:tcW w:w="6804" w:type="dxa"/>
             <w:shd w:val="clear" w:color="auto" w:fill="auto"/>
           </w:tcPr>
           <w:p>
             <w:pPr>
               <w:pStyle w:val="Platzhalter"/>
             </w:pPr>
-            <w:r>
-              <w:t>{{ DOSSIER_NUMMER }}</w:t>
+            <w:proofErr w:type="gramStart"/>
+            <w:r>
+              <w:t>{{ DOSSIER</w:t>
+            </w:r>
+            <w:proofErr w:type="gramEnd"/>
+            <w:r>
+              <w:t>_NUMMER }}</w:t>
             </w:r>
           </w:p>
         </w:tc>
@@ -221,7 +291,7 @@
       <w:tr>
         <w:tc>
           <w:tcPr>
-            <w:tcW w:w="2834" w:type="dxa"/>
+            <w:tcW w:w="2835" w:type="dxa"/>
             <w:shd w:val="clear" w:color="auto" w:fill="auto"/>
           </w:tcPr>
           <w:p>
@@ -256,7 +326,7 @@
         </w:tc>
         <w:tc>
           <w:tcPr>
-            <w:tcW w:w="6511" w:type="dxa"/>
+            <w:tcW w:w="6804" w:type="dxa"/>
             <w:shd w:val="clear" w:color="auto" w:fill="auto"/>
           </w:tcPr>
           <w:p>
@@ -275,7 +345,27 @@
                 <w:sz w:val="18"/>
                 <w:szCs w:val="18"/>
               </w:rPr>
-              <w:t>{%p for G in ALLE_GESUCHSTELLER_LISTE %}</w:t>
+              <w:t xml:space="preserve">{%p </w:t>
+            </w:r>
+            <w:proofErr w:type="spellStart"/>
+            <w:r>
+              <w:rPr>
+                <w:rFonts w:ascii="Consolas" w:hAnsi="Consolas" w:cs="Arial"/>
+                <w:color w:val="00B050"/>
+                <w:sz w:val="18"/>
+                <w:szCs w:val="18"/>
+              </w:rPr>
+              <w:t>for</w:t>
+            </w:r>
+            <w:proofErr w:type="spellEnd"/>
+            <w:r>
+              <w:rPr>
+                <w:rFonts w:ascii="Consolas" w:hAnsi="Consolas" w:cs="Arial"/>
+                <w:color w:val="00B050"/>
+                <w:sz w:val="18"/>
+                <w:szCs w:val="18"/>
+              </w:rPr>
+              <w:t xml:space="preserve"> G in ALLE_GESUCHSTELLER_LISTE %}</w:t>
             </w:r>
           </w:p>
           <w:p>
@@ -313,7 +403,47 @@
                 <w:sz w:val="18"/>
                 <w:szCs w:val="18"/>
               </w:rPr>
-              <w:t xml:space="preserve"> if ALLE_GESUCHSTELLER_LISTE|length &gt; 1 %}</w:t>
+              <w:t xml:space="preserve"> </w:t>
+            </w:r>
+            <w:proofErr w:type="spellStart"/>
+            <w:r>
+              <w:rPr>
+                <w:rFonts w:ascii="Consolas" w:hAnsi="Consolas" w:cs="Arial"/>
+                <w:color w:val="00B050"/>
+                <w:sz w:val="18"/>
+                <w:szCs w:val="18"/>
+              </w:rPr>
+              <w:t>if</w:t>
+            </w:r>
+            <w:proofErr w:type="spellEnd"/>
+            <w:r>
+              <w:rPr>
+                <w:rFonts w:ascii="Consolas" w:hAnsi="Consolas" w:cs="Arial"/>
+                <w:color w:val="00B050"/>
+                <w:sz w:val="18"/>
+                <w:szCs w:val="18"/>
+              </w:rPr>
+              <w:t xml:space="preserve"> </w:t>
+            </w:r>
+            <w:proofErr w:type="spellStart"/>
+            <w:r>
+              <w:rPr>
+                <w:rFonts w:ascii="Consolas" w:hAnsi="Consolas" w:cs="Arial"/>
+                <w:color w:val="00B050"/>
+                <w:sz w:val="18"/>
+                <w:szCs w:val="18"/>
+              </w:rPr>
+              <w:t>ALLE_GESUCHSTELLER_LISTE|length</w:t>
+            </w:r>
+            <w:proofErr w:type="spellEnd"/>
+            <w:r>
+              <w:rPr>
+                <w:rFonts w:ascii="Consolas" w:hAnsi="Consolas" w:cs="Arial"/>
+                <w:color w:val="00B050"/>
+                <w:sz w:val="18"/>
+                <w:szCs w:val="18"/>
+              </w:rPr>
+              <w:t xml:space="preserve"> &gt; 1 %}</w:t>
             </w:r>
           </w:p>
           <w:p>
@@ -336,20 +466,36 @@
               </w:rPr>
               <w:tab/>
             </w:r>
+            <w:proofErr w:type="gramStart"/>
             <w:r>
               <w:rPr>
                 <w:rStyle w:val="PlatzhalterZchn"/>
               </w:rPr>
-              <w:t>{{ G.NAME }}</w:t>
+              <w:t>{{ G.NAME</w:t>
+            </w:r>
+            <w:proofErr w:type="gramEnd"/>
+            <w:r>
+              <w:rPr>
+                <w:rStyle w:val="PlatzhalterZchn"/>
+              </w:rPr>
+              <w:t xml:space="preserve"> }}</w:t>
             </w:r>
             <w:r>
               <w:t xml:space="preserve">, </w:t>
             </w:r>
+            <w:proofErr w:type="gramStart"/>
             <w:r>
               <w:rPr>
                 <w:rStyle w:val="PlatzhalterZchn"/>
               </w:rPr>
-              <w:t>{{ G.ADRESSE }}</w:t>
+              <w:t>{{ G.ADRESSE</w:t>
+            </w:r>
+            <w:proofErr w:type="gramEnd"/>
+            <w:r>
+              <w:rPr>
+                <w:rStyle w:val="PlatzhalterZchn"/>
+              </w:rPr>
+              <w:t xml:space="preserve"> }}</w:t>
             </w:r>
           </w:p>
           <w:p>
@@ -369,7 +515,27 @@
                 <w:sz w:val="18"/>
                 <w:szCs w:val="18"/>
               </w:rPr>
-              <w:t>{%p if G.VERTRETER_NAME %}</w:t>
+              <w:t xml:space="preserve">{%p </w:t>
+            </w:r>
+            <w:proofErr w:type="spellStart"/>
+            <w:r>
+              <w:rPr>
+                <w:rFonts w:ascii="Consolas" w:hAnsi="Consolas" w:cs="Arial"/>
+                <w:color w:val="00B050"/>
+                <w:sz w:val="18"/>
+                <w:szCs w:val="18"/>
+              </w:rPr>
+              <w:t>if</w:t>
+            </w:r>
+            <w:proofErr w:type="spellEnd"/>
+            <w:r>
+              <w:rPr>
+                <w:rFonts w:ascii="Consolas" w:hAnsi="Consolas" w:cs="Arial"/>
+                <w:color w:val="00B050"/>
+                <w:sz w:val="18"/>
+                <w:szCs w:val="18"/>
+              </w:rPr>
+              <w:t xml:space="preserve"> G.VERTRETER_NAME %}</w:t>
             </w:r>
           </w:p>
           <w:p>
@@ -384,20 +550,64 @@
             <w:pPr>
               <w:ind w:left="357"/>
             </w:pPr>
+            <w:proofErr w:type="gramStart"/>
             <w:r>
               <w:rPr>
                 <w:rStyle w:val="PlatzhalterZchn"/>
               </w:rPr>
-              <w:t>{{ G.VERTRETER_NAME }}</w:t>
+              <w:t>{{ G.VERTRETER</w:t>
+            </w:r>
+            <w:proofErr w:type="gramEnd"/>
+            <w:r>
+              <w:rPr>
+                <w:rStyle w:val="PlatzhalterZchn"/>
+              </w:rPr>
+              <w:t>_</w:t>
+            </w:r>
+            <w:proofErr w:type="gramStart"/>
+            <w:r>
+              <w:rPr>
+                <w:rStyle w:val="PlatzhalterZchn"/>
+              </w:rPr>
+              <w:t>NAME }</w:t>
+            </w:r>
+            <w:proofErr w:type="gramEnd"/>
+            <w:r>
+              <w:rPr>
+                <w:rStyle w:val="PlatzhalterZchn"/>
+              </w:rPr>
+              <w:t>}</w:t>
             </w:r>
             <w:r>
               <w:t xml:space="preserve">, </w:t>
             </w:r>
+            <w:proofErr w:type="gramStart"/>
             <w:r>
               <w:rPr>
                 <w:rStyle w:val="PlatzhalterZchn"/>
               </w:rPr>
-              <w:t>{{ G.VERTRETER_ADRESSE }}</w:t>
+              <w:t>{{ G.VERTRETER</w:t>
+            </w:r>
+            <w:proofErr w:type="gramEnd"/>
+            <w:r>
+              <w:rPr>
+                <w:rStyle w:val="PlatzhalterZchn"/>
+              </w:rPr>
+              <w:t>_</w:t>
+            </w:r>
+            <w:proofErr w:type="gramStart"/>
+            <w:r>
+              <w:rPr>
+                <w:rStyle w:val="PlatzhalterZchn"/>
+              </w:rPr>
+              <w:t>ADRESSE }</w:t>
+            </w:r>
+            <w:proofErr w:type="gramEnd"/>
+            <w:r>
+              <w:rPr>
+                <w:rStyle w:val="PlatzhalterZchn"/>
+              </w:rPr>
+              <w:t>}</w:t>
             </w:r>
           </w:p>
           <w:p>
@@ -417,7 +627,27 @@
                 <w:sz w:val="18"/>
                 <w:szCs w:val="18"/>
               </w:rPr>
-              <w:t>{%p endif %}</w:t>
+              <w:t xml:space="preserve">{%p </w:t>
+            </w:r>
+            <w:proofErr w:type="spellStart"/>
+            <w:r>
+              <w:rPr>
+                <w:rFonts w:ascii="Consolas" w:hAnsi="Consolas" w:cs="Arial"/>
+                <w:color w:val="00B050"/>
+                <w:sz w:val="18"/>
+                <w:szCs w:val="18"/>
+              </w:rPr>
+              <w:t>endif</w:t>
+            </w:r>
+            <w:proofErr w:type="spellEnd"/>
+            <w:r>
+              <w:rPr>
+                <w:rFonts w:ascii="Consolas" w:hAnsi="Consolas" w:cs="Arial"/>
+                <w:color w:val="00B050"/>
+                <w:sz w:val="18"/>
+                <w:szCs w:val="18"/>
+              </w:rPr>
+              <w:t xml:space="preserve"> %}</w:t>
             </w:r>
           </w:p>
           <w:p>
@@ -456,6 +686,7 @@
               </w:rPr>
               <w:t xml:space="preserve"> </w:t>
             </w:r>
+            <w:proofErr w:type="spellStart"/>
             <w:r>
               <w:rPr>
                 <w:rFonts w:ascii="Consolas" w:hAnsi="Consolas" w:cs="Arial"/>
@@ -465,6 +696,7 @@
               </w:rPr>
               <w:t>else</w:t>
             </w:r>
+            <w:proofErr w:type="spellEnd"/>
             <w:r>
               <w:rPr>
                 <w:rFonts w:ascii="Consolas" w:hAnsi="Consolas" w:cs="Arial"/>
@@ -476,20 +708,36 @@
             </w:r>
           </w:p>
           <w:p>
+            <w:proofErr w:type="gramStart"/>
             <w:r>
               <w:rPr>
                 <w:rStyle w:val="PlatzhalterZchn"/>
               </w:rPr>
-              <w:t>{{ G.NAME }}</w:t>
+              <w:t>{{ G.NAME</w:t>
+            </w:r>
+            <w:proofErr w:type="gramEnd"/>
+            <w:r>
+              <w:rPr>
+                <w:rStyle w:val="PlatzhalterZchn"/>
+              </w:rPr>
+              <w:t xml:space="preserve"> }}</w:t>
             </w:r>
             <w:r>
               <w:t xml:space="preserve">, </w:t>
             </w:r>
+            <w:proofErr w:type="gramStart"/>
             <w:r>
               <w:rPr>
                 <w:rStyle w:val="PlatzhalterZchn"/>
               </w:rPr>
-              <w:t>{{ G.ADRESSE }}</w:t>
+              <w:t>{{ G.ADRESSE</w:t>
+            </w:r>
+            <w:proofErr w:type="gramEnd"/>
+            <w:r>
+              <w:rPr>
+                <w:rStyle w:val="PlatzhalterZchn"/>
+              </w:rPr>
+              <w:t xml:space="preserve"> }}</w:t>
             </w:r>
           </w:p>
           <w:p>
@@ -508,7 +756,27 @@
                 <w:sz w:val="18"/>
                 <w:szCs w:val="18"/>
               </w:rPr>
-              <w:t>{%p if G.VERTRETER_NAME %}</w:t>
+              <w:t xml:space="preserve">{%p </w:t>
+            </w:r>
+            <w:proofErr w:type="spellStart"/>
+            <w:r>
+              <w:rPr>
+                <w:rFonts w:ascii="Consolas" w:hAnsi="Consolas" w:cs="Arial"/>
+                <w:color w:val="00B050"/>
+                <w:sz w:val="18"/>
+                <w:szCs w:val="18"/>
+              </w:rPr>
+              <w:t>if</w:t>
+            </w:r>
+            <w:proofErr w:type="spellEnd"/>
+            <w:r>
+              <w:rPr>
+                <w:rFonts w:ascii="Consolas" w:hAnsi="Consolas" w:cs="Arial"/>
+                <w:color w:val="00B050"/>
+                <w:sz w:val="18"/>
+                <w:szCs w:val="18"/>
+              </w:rPr>
+              <w:t xml:space="preserve"> G.VERTRETER_NAME %}</w:t>
             </w:r>
           </w:p>
           <w:p>
@@ -517,20 +785,64 @@
             </w:r>
           </w:p>
           <w:p>
+            <w:proofErr w:type="gramStart"/>
             <w:r>
               <w:rPr>
                 <w:rStyle w:val="PlatzhalterZchn"/>
               </w:rPr>
-              <w:t>{{ G.VERTRETER_NAME }}</w:t>
+              <w:t>{{ G.VERTRETER</w:t>
+            </w:r>
+            <w:proofErr w:type="gramEnd"/>
+            <w:r>
+              <w:rPr>
+                <w:rStyle w:val="PlatzhalterZchn"/>
+              </w:rPr>
+              <w:t>_</w:t>
+            </w:r>
+            <w:proofErr w:type="gramStart"/>
+            <w:r>
+              <w:rPr>
+                <w:rStyle w:val="PlatzhalterZchn"/>
+              </w:rPr>
+              <w:t>NAME }</w:t>
+            </w:r>
+            <w:proofErr w:type="gramEnd"/>
+            <w:r>
+              <w:rPr>
+                <w:rStyle w:val="PlatzhalterZchn"/>
+              </w:rPr>
+              <w:t>}</w:t>
             </w:r>
             <w:r>
               <w:t xml:space="preserve">, </w:t>
             </w:r>
+            <w:proofErr w:type="gramStart"/>
             <w:r>
               <w:rPr>
                 <w:rStyle w:val="PlatzhalterZchn"/>
               </w:rPr>
-              <w:t>{{ G.VERTRETER_ADRESSE }}</w:t>
+              <w:t>{{ G.VERTRETER</w:t>
+            </w:r>
+            <w:proofErr w:type="gramEnd"/>
+            <w:r>
+              <w:rPr>
+                <w:rStyle w:val="PlatzhalterZchn"/>
+              </w:rPr>
+              <w:t>_</w:t>
+            </w:r>
+            <w:proofErr w:type="gramStart"/>
+            <w:r>
+              <w:rPr>
+                <w:rStyle w:val="PlatzhalterZchn"/>
+              </w:rPr>
+              <w:t>ADRESSE }</w:t>
+            </w:r>
+            <w:proofErr w:type="gramEnd"/>
+            <w:r>
+              <w:rPr>
+                <w:rStyle w:val="PlatzhalterZchn"/>
+              </w:rPr>
+              <w:t>}</w:t>
             </w:r>
           </w:p>
           <w:p>
@@ -549,7 +861,27 @@
                 <w:sz w:val="18"/>
                 <w:szCs w:val="18"/>
               </w:rPr>
-              <w:t>{%p endif %}</w:t>
+              <w:t xml:space="preserve">{%p </w:t>
+            </w:r>
+            <w:proofErr w:type="spellStart"/>
+            <w:r>
+              <w:rPr>
+                <w:rFonts w:ascii="Consolas" w:hAnsi="Consolas"/>
+                <w:color w:val="00B050"/>
+                <w:sz w:val="18"/>
+                <w:szCs w:val="18"/>
+              </w:rPr>
+              <w:t>endif</w:t>
+            </w:r>
+            <w:proofErr w:type="spellEnd"/>
+            <w:r>
+              <w:rPr>
+                <w:rFonts w:ascii="Consolas" w:hAnsi="Consolas"/>
+                <w:color w:val="00B050"/>
+                <w:sz w:val="18"/>
+                <w:szCs w:val="18"/>
+              </w:rPr>
+              <w:t xml:space="preserve"> %}</w:t>
             </w:r>
           </w:p>
           <w:p>
@@ -586,7 +918,27 @@
                 <w:sz w:val="18"/>
                 <w:szCs w:val="18"/>
               </w:rPr>
-              <w:t xml:space="preserve"> endif %}</w:t>
+              <w:t xml:space="preserve"> </w:t>
+            </w:r>
+            <w:proofErr w:type="spellStart"/>
+            <w:r>
+              <w:rPr>
+                <w:rFonts w:ascii="Consolas" w:hAnsi="Consolas"/>
+                <w:color w:val="00B050"/>
+                <w:sz w:val="18"/>
+                <w:szCs w:val="18"/>
+              </w:rPr>
+              <w:t>endif</w:t>
+            </w:r>
+            <w:proofErr w:type="spellEnd"/>
+            <w:r>
+              <w:rPr>
+                <w:rFonts w:ascii="Consolas" w:hAnsi="Consolas"/>
+                <w:color w:val="00B050"/>
+                <w:sz w:val="18"/>
+                <w:szCs w:val="18"/>
+              </w:rPr>
+              <w:t xml:space="preserve"> %}</w:t>
             </w:r>
           </w:p>
           <w:p>
@@ -604,7 +956,27 @@
                 <w:sz w:val="18"/>
                 <w:szCs w:val="18"/>
               </w:rPr>
-              <w:t>{%p endfor %}</w:t>
+              <w:t xml:space="preserve">{%p </w:t>
+            </w:r>
+            <w:proofErr w:type="spellStart"/>
+            <w:r>
+              <w:rPr>
+                <w:rFonts w:ascii="Consolas" w:hAnsi="Consolas" w:cs="Arial"/>
+                <w:color w:val="00B050"/>
+                <w:sz w:val="18"/>
+                <w:szCs w:val="18"/>
+              </w:rPr>
+              <w:t>endfor</w:t>
+            </w:r>
+            <w:proofErr w:type="spellEnd"/>
+            <w:r>
+              <w:rPr>
+                <w:rFonts w:ascii="Consolas" w:hAnsi="Consolas" w:cs="Arial"/>
+                <w:color w:val="00B050"/>
+                <w:sz w:val="18"/>
+                <w:szCs w:val="18"/>
+              </w:rPr>
+              <w:t xml:space="preserve"> %}</w:t>
             </w:r>
           </w:p>
         </w:tc>
@@ -612,7 +984,7 @@
       <w:tr>
         <w:tc>
           <w:tcPr>
-            <w:tcW w:w="2834" w:type="dxa"/>
+            <w:tcW w:w="2835" w:type="dxa"/>
             <w:shd w:val="clear" w:color="auto" w:fill="auto"/>
           </w:tcPr>
           <w:p>
@@ -647,7 +1019,7 @@
         </w:tc>
         <w:tc>
           <w:tcPr>
-            <w:tcW w:w="6511" w:type="dxa"/>
+            <w:tcW w:w="6804" w:type="dxa"/>
             <w:shd w:val="clear" w:color="auto" w:fill="auto"/>
           </w:tcPr>
           <w:p>
@@ -667,7 +1039,27 @@
                 <w:sz w:val="18"/>
                 <w:szCs w:val="18"/>
               </w:rPr>
-              <w:t xml:space="preserve">{%p if </w:t>
+              <w:t xml:space="preserve">{%p </w:t>
+            </w:r>
+            <w:proofErr w:type="spellStart"/>
+            <w:r>
+              <w:rPr>
+                <w:rFonts w:ascii="Consolas" w:hAnsi="Consolas" w:cs="Arial"/>
+                <w:color w:val="00B050"/>
+                <w:sz w:val="18"/>
+                <w:szCs w:val="18"/>
+              </w:rPr>
+              <w:t>if</w:t>
+            </w:r>
+            <w:proofErr w:type="spellEnd"/>
+            <w:r>
+              <w:rPr>
+                <w:rFonts w:ascii="Consolas" w:hAnsi="Consolas" w:cs="Arial"/>
+                <w:color w:val="00B050"/>
+                <w:sz w:val="18"/>
+                <w:szCs w:val="18"/>
+              </w:rPr>
+              <w:t xml:space="preserve"> </w:t>
             </w:r>
             <w:r>
               <w:rPr>
@@ -704,7 +1096,27 @@
                 <w:sz w:val="18"/>
                 <w:szCs w:val="18"/>
               </w:rPr>
-              <w:t>{%p for G in ALLE_</w:t>
+              <w:t xml:space="preserve">{%p </w:t>
+            </w:r>
+            <w:proofErr w:type="spellStart"/>
+            <w:r>
+              <w:rPr>
+                <w:rFonts w:ascii="Consolas" w:hAnsi="Consolas" w:cs="Arial"/>
+                <w:color w:val="00B050"/>
+                <w:sz w:val="18"/>
+                <w:szCs w:val="18"/>
+              </w:rPr>
+              <w:t>for</w:t>
+            </w:r>
+            <w:proofErr w:type="spellEnd"/>
+            <w:r>
+              <w:rPr>
+                <w:rFonts w:ascii="Consolas" w:hAnsi="Consolas" w:cs="Arial"/>
+                <w:color w:val="00B050"/>
+                <w:sz w:val="18"/>
+                <w:szCs w:val="18"/>
+              </w:rPr>
+              <w:t xml:space="preserve"> G in ALLE_</w:t>
             </w:r>
             <w:r>
               <w:rPr>
@@ -760,7 +1172,37 @@
                 <w:sz w:val="18"/>
                 <w:szCs w:val="18"/>
               </w:rPr>
-              <w:t xml:space="preserve"> if ALLE_</w:t>
+              <w:t xml:space="preserve"> </w:t>
+            </w:r>
+            <w:proofErr w:type="spellStart"/>
+            <w:r>
+              <w:rPr>
+                <w:rFonts w:ascii="Consolas" w:hAnsi="Consolas" w:cs="Arial"/>
+                <w:color w:val="00B050"/>
+                <w:sz w:val="18"/>
+                <w:szCs w:val="18"/>
+              </w:rPr>
+              <w:t>if</w:t>
+            </w:r>
+            <w:proofErr w:type="spellEnd"/>
+            <w:r>
+              <w:rPr>
+                <w:rFonts w:ascii="Consolas" w:hAnsi="Consolas" w:cs="Arial"/>
+                <w:color w:val="00B050"/>
+                <w:sz w:val="18"/>
+                <w:szCs w:val="18"/>
+              </w:rPr>
+              <w:t xml:space="preserve"> </w:t>
+            </w:r>
+            <w:proofErr w:type="spellStart"/>
+            <w:r>
+              <w:rPr>
+                <w:rFonts w:ascii="Consolas" w:hAnsi="Consolas" w:cs="Arial"/>
+                <w:color w:val="00B050"/>
+                <w:sz w:val="18"/>
+                <w:szCs w:val="18"/>
+              </w:rPr>
+              <w:t>ALLE_</w:t>
             </w:r>
             <w:r>
               <w:rPr>
@@ -778,7 +1220,17 @@
                 <w:sz w:val="18"/>
                 <w:szCs w:val="18"/>
               </w:rPr>
-              <w:t>_LISTE|length &gt; 1 %}</w:t>
+              <w:t>_LISTE|length</w:t>
+            </w:r>
+            <w:proofErr w:type="spellEnd"/>
+            <w:r>
+              <w:rPr>
+                <w:rFonts w:ascii="Consolas" w:hAnsi="Consolas" w:cs="Arial"/>
+                <w:color w:val="00B050"/>
+                <w:sz w:val="18"/>
+                <w:szCs w:val="18"/>
+              </w:rPr>
+              <w:t xml:space="preserve"> &gt; 1 %}</w:t>
             </w:r>
           </w:p>
           <w:p>
@@ -795,20 +1247,36 @@
                 <w:szCs w:val="22"/>
               </w:rPr>
             </w:pPr>
+            <w:proofErr w:type="gramStart"/>
             <w:r>
               <w:rPr>
                 <w:rStyle w:val="PlatzhalterZchn"/>
               </w:rPr>
-              <w:t>{{ G.NAME }}</w:t>
+              <w:t>{{ G.NAME</w:t>
+            </w:r>
+            <w:proofErr w:type="gramEnd"/>
+            <w:r>
+              <w:rPr>
+                <w:rStyle w:val="PlatzhalterZchn"/>
+              </w:rPr>
+              <w:t xml:space="preserve"> }}</w:t>
             </w:r>
             <w:r>
               <w:t xml:space="preserve">, </w:t>
             </w:r>
+            <w:proofErr w:type="gramStart"/>
             <w:r>
               <w:rPr>
                 <w:rStyle w:val="PlatzhalterZchn"/>
               </w:rPr>
-              <w:t>{{ G.ADRESSE }}</w:t>
+              <w:t>{{ G.ADRESSE</w:t>
+            </w:r>
+            <w:proofErr w:type="gramEnd"/>
+            <w:r>
+              <w:rPr>
+                <w:rStyle w:val="PlatzhalterZchn"/>
+              </w:rPr>
+              <w:t xml:space="preserve"> }}</w:t>
             </w:r>
           </w:p>
           <w:p>
@@ -828,7 +1296,27 @@
                 <w:sz w:val="18"/>
                 <w:szCs w:val="18"/>
               </w:rPr>
-              <w:t>{%p if G.VERTRETER_NAME %}</w:t>
+              <w:t xml:space="preserve">{%p </w:t>
+            </w:r>
+            <w:proofErr w:type="spellStart"/>
+            <w:r>
+              <w:rPr>
+                <w:rFonts w:ascii="Consolas" w:hAnsi="Consolas" w:cs="Arial"/>
+                <w:color w:val="00B050"/>
+                <w:sz w:val="18"/>
+                <w:szCs w:val="18"/>
+              </w:rPr>
+              <w:t>if</w:t>
+            </w:r>
+            <w:proofErr w:type="spellEnd"/>
+            <w:r>
+              <w:rPr>
+                <w:rFonts w:ascii="Consolas" w:hAnsi="Consolas" w:cs="Arial"/>
+                <w:color w:val="00B050"/>
+                <w:sz w:val="18"/>
+                <w:szCs w:val="18"/>
+              </w:rPr>
+              <w:t xml:space="preserve"> G.VERTRETER_NAME %}</w:t>
             </w:r>
           </w:p>
           <w:p>
@@ -846,20 +1334,64 @@
                 <w:color w:val="00B050"/>
               </w:rPr>
             </w:pPr>
+            <w:proofErr w:type="gramStart"/>
             <w:r>
               <w:rPr>
                 <w:rStyle w:val="PlatzhalterZchn"/>
               </w:rPr>
-              <w:t>{{ G.VERTRETER_NAME }}</w:t>
+              <w:t>{{ G.VERTRETER</w:t>
+            </w:r>
+            <w:proofErr w:type="gramEnd"/>
+            <w:r>
+              <w:rPr>
+                <w:rStyle w:val="PlatzhalterZchn"/>
+              </w:rPr>
+              <w:t>_</w:t>
+            </w:r>
+            <w:proofErr w:type="gramStart"/>
+            <w:r>
+              <w:rPr>
+                <w:rStyle w:val="PlatzhalterZchn"/>
+              </w:rPr>
+              <w:t>NAME }</w:t>
+            </w:r>
+            <w:proofErr w:type="gramEnd"/>
+            <w:r>
+              <w:rPr>
+                <w:rStyle w:val="PlatzhalterZchn"/>
+              </w:rPr>
+              <w:t>}</w:t>
             </w:r>
             <w:r>
               <w:t xml:space="preserve">, </w:t>
             </w:r>
+            <w:proofErr w:type="gramStart"/>
             <w:r>
               <w:rPr>
                 <w:rStyle w:val="PlatzhalterZchn"/>
               </w:rPr>
-              <w:t>{{ G.VERTRETER_ADRESSE }}</w:t>
+              <w:t>{{ G.VERTRETER</w:t>
+            </w:r>
+            <w:proofErr w:type="gramEnd"/>
+            <w:r>
+              <w:rPr>
+                <w:rStyle w:val="PlatzhalterZchn"/>
+              </w:rPr>
+              <w:t>_</w:t>
+            </w:r>
+            <w:proofErr w:type="gramStart"/>
+            <w:r>
+              <w:rPr>
+                <w:rStyle w:val="PlatzhalterZchn"/>
+              </w:rPr>
+              <w:t>ADRESSE }</w:t>
+            </w:r>
+            <w:proofErr w:type="gramEnd"/>
+            <w:r>
+              <w:rPr>
+                <w:rStyle w:val="PlatzhalterZchn"/>
+              </w:rPr>
+              <w:t>}</w:t>
             </w:r>
           </w:p>
           <w:p>
@@ -879,7 +1411,27 @@
                 <w:sz w:val="18"/>
                 <w:szCs w:val="18"/>
               </w:rPr>
-              <w:t>{%p endif %}</w:t>
+              <w:t xml:space="preserve">{%p </w:t>
+            </w:r>
+            <w:proofErr w:type="spellStart"/>
+            <w:r>
+              <w:rPr>
+                <w:rFonts w:ascii="Consolas" w:hAnsi="Consolas" w:cs="Arial"/>
+                <w:color w:val="00B050"/>
+                <w:sz w:val="18"/>
+                <w:szCs w:val="18"/>
+              </w:rPr>
+              <w:t>endif</w:t>
+            </w:r>
+            <w:proofErr w:type="spellEnd"/>
+            <w:r>
+              <w:rPr>
+                <w:rFonts w:ascii="Consolas" w:hAnsi="Consolas" w:cs="Arial"/>
+                <w:color w:val="00B050"/>
+                <w:sz w:val="18"/>
+                <w:szCs w:val="18"/>
+              </w:rPr>
+              <w:t xml:space="preserve"> %}</w:t>
             </w:r>
           </w:p>
           <w:p>
@@ -916,24 +1468,60 @@
                 <w:sz w:val="18"/>
                 <w:szCs w:val="18"/>
               </w:rPr>
-              <w:t xml:space="preserve"> else %}</w:t>
+              <w:t xml:space="preserve"> </w:t>
+            </w:r>
+            <w:proofErr w:type="spellStart"/>
+            <w:r>
+              <w:rPr>
+                <w:rFonts w:ascii="Consolas" w:hAnsi="Consolas" w:cs="Arial"/>
+                <w:color w:val="00B050"/>
+                <w:sz w:val="18"/>
+                <w:szCs w:val="18"/>
+              </w:rPr>
+              <w:t>else</w:t>
+            </w:r>
+            <w:proofErr w:type="spellEnd"/>
+            <w:r>
+              <w:rPr>
+                <w:rFonts w:ascii="Consolas" w:hAnsi="Consolas" w:cs="Arial"/>
+                <w:color w:val="00B050"/>
+                <w:sz w:val="18"/>
+                <w:szCs w:val="18"/>
+              </w:rPr>
+              <w:t xml:space="preserve"> %}</w:t>
             </w:r>
           </w:p>
           <w:p>
+            <w:proofErr w:type="gramStart"/>
             <w:r>
               <w:rPr>
                 <w:rStyle w:val="PlatzhalterZchn"/>
               </w:rPr>
-              <w:t>{{ G.NAME }}</w:t>
+              <w:t>{{ G.NAME</w:t>
+            </w:r>
+            <w:proofErr w:type="gramEnd"/>
+            <w:r>
+              <w:rPr>
+                <w:rStyle w:val="PlatzhalterZchn"/>
+              </w:rPr>
+              <w:t xml:space="preserve"> }}</w:t>
             </w:r>
             <w:r>
               <w:t xml:space="preserve">, </w:t>
             </w:r>
+            <w:proofErr w:type="gramStart"/>
             <w:r>
               <w:rPr>
                 <w:rStyle w:val="PlatzhalterZchn"/>
               </w:rPr>
-              <w:t>{{ G.ADRESSE }}</w:t>
+              <w:t>{{ G.ADRESSE</w:t>
+            </w:r>
+            <w:proofErr w:type="gramEnd"/>
+            <w:r>
+              <w:rPr>
+                <w:rStyle w:val="PlatzhalterZchn"/>
+              </w:rPr>
+              <w:t xml:space="preserve"> }}</w:t>
             </w:r>
           </w:p>
           <w:p>
@@ -952,7 +1540,27 @@
                 <w:sz w:val="18"/>
                 <w:szCs w:val="18"/>
               </w:rPr>
-              <w:t>{%p if G.VERTRETER_NAME %}</w:t>
+              <w:t xml:space="preserve">{%p </w:t>
+            </w:r>
+            <w:proofErr w:type="spellStart"/>
+            <w:r>
+              <w:rPr>
+                <w:rFonts w:ascii="Consolas" w:hAnsi="Consolas" w:cs="Arial"/>
+                <w:color w:val="00B050"/>
+                <w:sz w:val="18"/>
+                <w:szCs w:val="18"/>
+              </w:rPr>
+              <w:t>if</w:t>
+            </w:r>
+            <w:proofErr w:type="spellEnd"/>
+            <w:r>
+              <w:rPr>
+                <w:rFonts w:ascii="Consolas" w:hAnsi="Consolas" w:cs="Arial"/>
+                <w:color w:val="00B050"/>
+                <w:sz w:val="18"/>
+                <w:szCs w:val="18"/>
+              </w:rPr>
+              <w:t xml:space="preserve"> G.VERTRETER_NAME %}</w:t>
             </w:r>
           </w:p>
           <w:p>
@@ -967,20 +1575,64 @@
             <w:pPr>
               <w:ind w:left="37"/>
             </w:pPr>
+            <w:proofErr w:type="gramStart"/>
             <w:r>
               <w:rPr>
                 <w:rStyle w:val="PlatzhalterZchn"/>
               </w:rPr>
-              <w:t>{{ G.VERTRETER_NAME }}</w:t>
+              <w:t>{{ G.VERTRETER</w:t>
+            </w:r>
+            <w:proofErr w:type="gramEnd"/>
+            <w:r>
+              <w:rPr>
+                <w:rStyle w:val="PlatzhalterZchn"/>
+              </w:rPr>
+              <w:t>_</w:t>
+            </w:r>
+            <w:proofErr w:type="gramStart"/>
+            <w:r>
+              <w:rPr>
+                <w:rStyle w:val="PlatzhalterZchn"/>
+              </w:rPr>
+              <w:t>NAME }</w:t>
+            </w:r>
+            <w:proofErr w:type="gramEnd"/>
+            <w:r>
+              <w:rPr>
+                <w:rStyle w:val="PlatzhalterZchn"/>
+              </w:rPr>
+              <w:t>}</w:t>
             </w:r>
             <w:r>
               <w:t xml:space="preserve">, </w:t>
             </w:r>
+            <w:proofErr w:type="gramStart"/>
             <w:r>
               <w:rPr>
                 <w:rStyle w:val="PlatzhalterZchn"/>
               </w:rPr>
-              <w:t>{{ G.VERTRETER_ADRESSE }}</w:t>
+              <w:t>{{ G.VERTRETER</w:t>
+            </w:r>
+            <w:proofErr w:type="gramEnd"/>
+            <w:r>
+              <w:rPr>
+                <w:rStyle w:val="PlatzhalterZchn"/>
+              </w:rPr>
+              <w:t>_</w:t>
+            </w:r>
+            <w:proofErr w:type="gramStart"/>
+            <w:r>
+              <w:rPr>
+                <w:rStyle w:val="PlatzhalterZchn"/>
+              </w:rPr>
+              <w:t>ADRESSE }</w:t>
+            </w:r>
+            <w:proofErr w:type="gramEnd"/>
+            <w:r>
+              <w:rPr>
+                <w:rStyle w:val="PlatzhalterZchn"/>
+              </w:rPr>
+              <w:t>}</w:t>
             </w:r>
           </w:p>
           <w:p>
@@ -999,7 +1651,27 @@
                 <w:sz w:val="18"/>
                 <w:szCs w:val="18"/>
               </w:rPr>
-              <w:t>{%p endif %}</w:t>
+              <w:t xml:space="preserve">{%p </w:t>
+            </w:r>
+            <w:proofErr w:type="spellStart"/>
+            <w:r>
+              <w:rPr>
+                <w:rFonts w:ascii="Consolas" w:hAnsi="Consolas" w:cs="Arial"/>
+                <w:color w:val="00B050"/>
+                <w:sz w:val="18"/>
+                <w:szCs w:val="18"/>
+              </w:rPr>
+              <w:t>endif</w:t>
+            </w:r>
+            <w:proofErr w:type="spellEnd"/>
+            <w:r>
+              <w:rPr>
+                <w:rFonts w:ascii="Consolas" w:hAnsi="Consolas" w:cs="Arial"/>
+                <w:color w:val="00B050"/>
+                <w:sz w:val="18"/>
+                <w:szCs w:val="18"/>
+              </w:rPr>
+              <w:t xml:space="preserve"> %}</w:t>
             </w:r>
           </w:p>
           <w:p>
@@ -1018,7 +1690,27 @@
                 <w:sz w:val="18"/>
                 <w:szCs w:val="18"/>
               </w:rPr>
-              <w:t>{%p endif %}</w:t>
+              <w:t xml:space="preserve">{%p </w:t>
+            </w:r>
+            <w:proofErr w:type="spellStart"/>
+            <w:r>
+              <w:rPr>
+                <w:rFonts w:ascii="Consolas" w:hAnsi="Consolas" w:cs="Arial"/>
+                <w:color w:val="00B050"/>
+                <w:sz w:val="18"/>
+                <w:szCs w:val="18"/>
+              </w:rPr>
+              <w:t>endif</w:t>
+            </w:r>
+            <w:proofErr w:type="spellEnd"/>
+            <w:r>
+              <w:rPr>
+                <w:rFonts w:ascii="Consolas" w:hAnsi="Consolas" w:cs="Arial"/>
+                <w:color w:val="00B050"/>
+                <w:sz w:val="18"/>
+                <w:szCs w:val="18"/>
+              </w:rPr>
+              <w:t xml:space="preserve"> %}</w:t>
             </w:r>
           </w:p>
           <w:p>
@@ -1037,7 +1729,27 @@
                 <w:sz w:val="18"/>
                 <w:szCs w:val="18"/>
               </w:rPr>
-              <w:t>{%p endfor %}</w:t>
+              <w:t xml:space="preserve">{%p </w:t>
+            </w:r>
+            <w:proofErr w:type="spellStart"/>
+            <w:r>
+              <w:rPr>
+                <w:rFonts w:ascii="Consolas" w:hAnsi="Consolas" w:cs="Arial"/>
+                <w:color w:val="00B050"/>
+                <w:sz w:val="18"/>
+                <w:szCs w:val="18"/>
+              </w:rPr>
+              <w:t>endfor</w:t>
+            </w:r>
+            <w:proofErr w:type="spellEnd"/>
+            <w:r>
+              <w:rPr>
+                <w:rFonts w:ascii="Consolas" w:hAnsi="Consolas" w:cs="Arial"/>
+                <w:color w:val="00B050"/>
+                <w:sz w:val="18"/>
+                <w:szCs w:val="18"/>
+              </w:rPr>
+              <w:t xml:space="preserve"> %}</w:t>
             </w:r>
           </w:p>
           <w:p>
@@ -1056,7 +1768,17 @@
                 <w:sz w:val="18"/>
                 <w:szCs w:val="18"/>
               </w:rPr>
-              <w:t>{%p el</w:t>
+              <w:t xml:space="preserve">{%p </w:t>
+            </w:r>
+            <w:proofErr w:type="spellStart"/>
+            <w:r>
+              <w:rPr>
+                <w:rFonts w:ascii="Consolas" w:hAnsi="Consolas" w:cs="Arial"/>
+                <w:color w:val="00B050"/>
+                <w:sz w:val="18"/>
+                <w:szCs w:val="18"/>
+              </w:rPr>
+              <w:t>el</w:t>
             </w:r>
             <w:r>
               <w:rPr>
@@ -1065,7 +1787,17 @@
                 <w:sz w:val="18"/>
                 <w:szCs w:val="18"/>
               </w:rPr>
-              <w:t xml:space="preserve">if </w:t>
+              <w:t>if</w:t>
+            </w:r>
+            <w:proofErr w:type="spellEnd"/>
+            <w:r>
+              <w:rPr>
+                <w:rFonts w:ascii="Consolas" w:hAnsi="Consolas"/>
+                <w:color w:val="00B050"/>
+                <w:sz w:val="18"/>
+                <w:szCs w:val="18"/>
+              </w:rPr>
+              <w:t xml:space="preserve"> </w:t>
             </w:r>
             <w:r>
               <w:rPr>
@@ -1125,7 +1857,27 @@
                 <w:sz w:val="18"/>
                 <w:szCs w:val="18"/>
               </w:rPr>
-              <w:t xml:space="preserve"> elif </w:t>
+              <w:t xml:space="preserve"> </w:t>
+            </w:r>
+            <w:proofErr w:type="spellStart"/>
+            <w:r>
+              <w:rPr>
+                <w:rFonts w:ascii="Consolas" w:hAnsi="Consolas"/>
+                <w:color w:val="00B050"/>
+                <w:sz w:val="18"/>
+                <w:szCs w:val="18"/>
+              </w:rPr>
+              <w:t>elif</w:t>
+            </w:r>
+            <w:proofErr w:type="spellEnd"/>
+            <w:r>
+              <w:rPr>
+                <w:rFonts w:ascii="Consolas" w:hAnsi="Consolas"/>
+                <w:color w:val="00B050"/>
+                <w:sz w:val="18"/>
+                <w:szCs w:val="18"/>
+              </w:rPr>
+              <w:t xml:space="preserve"> </w:t>
             </w:r>
             <w:r>
               <w:rPr>
@@ -1185,7 +1937,27 @@
                 <w:sz w:val="18"/>
                 <w:szCs w:val="18"/>
               </w:rPr>
-              <w:t xml:space="preserve"> else %}</w:t>
+              <w:t xml:space="preserve"> </w:t>
+            </w:r>
+            <w:proofErr w:type="spellStart"/>
+            <w:r>
+              <w:rPr>
+                <w:rFonts w:ascii="Consolas" w:hAnsi="Consolas"/>
+                <w:color w:val="00B050"/>
+                <w:sz w:val="18"/>
+                <w:szCs w:val="18"/>
+              </w:rPr>
+              <w:t>else</w:t>
+            </w:r>
+            <w:proofErr w:type="spellEnd"/>
+            <w:r>
+              <w:rPr>
+                <w:rFonts w:ascii="Consolas" w:hAnsi="Consolas"/>
+                <w:color w:val="00B050"/>
+                <w:sz w:val="18"/>
+                <w:szCs w:val="18"/>
+              </w:rPr>
+              <w:t xml:space="preserve"> %}</w:t>
             </w:r>
           </w:p>
           <w:p>
@@ -1209,7 +1981,27 @@
                 <w:sz w:val="18"/>
                 <w:szCs w:val="18"/>
               </w:rPr>
-              <w:t>{%p endif %}</w:t>
+              <w:t xml:space="preserve">{%p </w:t>
+            </w:r>
+            <w:proofErr w:type="spellStart"/>
+            <w:r>
+              <w:rPr>
+                <w:rFonts w:ascii="Consolas" w:hAnsi="Consolas" w:cs="Arial"/>
+                <w:color w:val="00B050"/>
+                <w:sz w:val="18"/>
+                <w:szCs w:val="18"/>
+              </w:rPr>
+              <w:t>endif</w:t>
+            </w:r>
+            <w:proofErr w:type="spellEnd"/>
+            <w:r>
+              <w:rPr>
+                <w:rFonts w:ascii="Consolas" w:hAnsi="Consolas" w:cs="Arial"/>
+                <w:color w:val="00B050"/>
+                <w:sz w:val="18"/>
+                <w:szCs w:val="18"/>
+              </w:rPr>
+              <w:t xml:space="preserve"> %}</w:t>
             </w:r>
             <w:bookmarkEnd w:id="0"/>
           </w:p>
@@ -1218,7 +2010,7 @@
       <w:tr>
         <w:tc>
           <w:tcPr>
-            <w:tcW w:w="2834" w:type="dxa"/>
+            <w:tcW w:w="2835" w:type="dxa"/>
             <w:shd w:val="clear" w:color="auto" w:fill="auto"/>
           </w:tcPr>
           <w:p>
@@ -1253,7 +2045,7 @@
         </w:tc>
         <w:tc>
           <w:tcPr>
-            <w:tcW w:w="6511" w:type="dxa"/>
+            <w:tcW w:w="6804" w:type="dxa"/>
             <w:shd w:val="clear" w:color="auto" w:fill="auto"/>
           </w:tcPr>
           <w:p>
@@ -1272,7 +2064,27 @@
                 <w:sz w:val="18"/>
                 <w:szCs w:val="18"/>
               </w:rPr>
-              <w:t xml:space="preserve">{%p if </w:t>
+              <w:t xml:space="preserve">{%p </w:t>
+            </w:r>
+            <w:proofErr w:type="spellStart"/>
+            <w:r>
+              <w:rPr>
+                <w:rFonts w:ascii="Consolas" w:hAnsi="Consolas" w:cs="Arial"/>
+                <w:color w:val="00B050"/>
+                <w:sz w:val="18"/>
+                <w:szCs w:val="18"/>
+              </w:rPr>
+              <w:t>if</w:t>
+            </w:r>
+            <w:proofErr w:type="spellEnd"/>
+            <w:r>
+              <w:rPr>
+                <w:rFonts w:ascii="Consolas" w:hAnsi="Consolas" w:cs="Arial"/>
+                <w:color w:val="00B050"/>
+                <w:sz w:val="18"/>
+                <w:szCs w:val="18"/>
+              </w:rPr>
+              <w:t xml:space="preserve"> </w:t>
             </w:r>
             <w:r>
               <w:rPr>
@@ -1327,7 +2139,27 @@
                 <w:sz w:val="18"/>
                 <w:szCs w:val="18"/>
               </w:rPr>
-              <w:t>{%p for G in ALLE_</w:t>
+              <w:t xml:space="preserve">{%p </w:t>
+            </w:r>
+            <w:proofErr w:type="spellStart"/>
+            <w:r>
+              <w:rPr>
+                <w:rFonts w:ascii="Consolas" w:hAnsi="Consolas" w:cs="Arial"/>
+                <w:color w:val="00B050"/>
+                <w:sz w:val="18"/>
+                <w:szCs w:val="18"/>
+              </w:rPr>
+              <w:t>for</w:t>
+            </w:r>
+            <w:proofErr w:type="spellEnd"/>
+            <w:r>
+              <w:rPr>
+                <w:rFonts w:ascii="Consolas" w:hAnsi="Consolas" w:cs="Arial"/>
+                <w:color w:val="00B050"/>
+                <w:sz w:val="18"/>
+                <w:szCs w:val="18"/>
+              </w:rPr>
+              <w:t xml:space="preserve"> G in ALLE_</w:t>
             </w:r>
             <w:r>
               <w:rPr>
@@ -1383,7 +2215,37 @@
                 <w:sz w:val="18"/>
                 <w:szCs w:val="18"/>
               </w:rPr>
-              <w:t xml:space="preserve"> if ALLE_</w:t>
+              <w:t xml:space="preserve"> </w:t>
+            </w:r>
+            <w:proofErr w:type="spellStart"/>
+            <w:r>
+              <w:rPr>
+                <w:rFonts w:ascii="Consolas" w:hAnsi="Consolas" w:cs="Arial"/>
+                <w:color w:val="00B050"/>
+                <w:sz w:val="18"/>
+                <w:szCs w:val="18"/>
+              </w:rPr>
+              <w:t>if</w:t>
+            </w:r>
+            <w:proofErr w:type="spellEnd"/>
+            <w:r>
+              <w:rPr>
+                <w:rFonts w:ascii="Consolas" w:hAnsi="Consolas" w:cs="Arial"/>
+                <w:color w:val="00B050"/>
+                <w:sz w:val="18"/>
+                <w:szCs w:val="18"/>
+              </w:rPr>
+              <w:t xml:space="preserve"> </w:t>
+            </w:r>
+            <w:proofErr w:type="spellStart"/>
+            <w:r>
+              <w:rPr>
+                <w:rFonts w:ascii="Consolas" w:hAnsi="Consolas" w:cs="Arial"/>
+                <w:color w:val="00B050"/>
+                <w:sz w:val="18"/>
+                <w:szCs w:val="18"/>
+              </w:rPr>
+              <w:t>ALLE_</w:t>
             </w:r>
             <w:r>
               <w:rPr>
@@ -1401,7 +2263,17 @@
                 <w:sz w:val="18"/>
                 <w:szCs w:val="18"/>
               </w:rPr>
-              <w:t>_LISTE|length &gt; 1 %}</w:t>
+              <w:t>_LISTE|length</w:t>
+            </w:r>
+            <w:proofErr w:type="spellEnd"/>
+            <w:r>
+              <w:rPr>
+                <w:rFonts w:ascii="Consolas" w:hAnsi="Consolas" w:cs="Arial"/>
+                <w:color w:val="00B050"/>
+                <w:sz w:val="18"/>
+                <w:szCs w:val="18"/>
+              </w:rPr>
+              <w:t xml:space="preserve"> &gt; 1 %}</w:t>
             </w:r>
           </w:p>
           <w:p>
@@ -1418,20 +2290,36 @@
                 <w:szCs w:val="22"/>
               </w:rPr>
             </w:pPr>
+            <w:proofErr w:type="gramStart"/>
             <w:r>
               <w:rPr>
                 <w:rStyle w:val="PlatzhalterZchn"/>
               </w:rPr>
-              <w:t>{{ G.NAME }}</w:t>
+              <w:t>{{ G.NAME</w:t>
+            </w:r>
+            <w:proofErr w:type="gramEnd"/>
+            <w:r>
+              <w:rPr>
+                <w:rStyle w:val="PlatzhalterZchn"/>
+              </w:rPr>
+              <w:t xml:space="preserve"> }}</w:t>
             </w:r>
             <w:r>
               <w:t xml:space="preserve">, </w:t>
             </w:r>
+            <w:proofErr w:type="gramStart"/>
             <w:r>
               <w:rPr>
                 <w:rStyle w:val="PlatzhalterZchn"/>
               </w:rPr>
-              <w:t>{{ G.ADRESSE }}</w:t>
+              <w:t>{{ G.ADRESSE</w:t>
+            </w:r>
+            <w:proofErr w:type="gramEnd"/>
+            <w:r>
+              <w:rPr>
+                <w:rStyle w:val="PlatzhalterZchn"/>
+              </w:rPr>
+              <w:t xml:space="preserve"> }}</w:t>
             </w:r>
           </w:p>
           <w:p>
@@ -1451,7 +2339,27 @@
                 <w:sz w:val="18"/>
                 <w:szCs w:val="18"/>
               </w:rPr>
-              <w:t>{%p if G.VERTRETER_NAME %}</w:t>
+              <w:t xml:space="preserve">{%p </w:t>
+            </w:r>
+            <w:proofErr w:type="spellStart"/>
+            <w:r>
+              <w:rPr>
+                <w:rFonts w:ascii="Consolas" w:hAnsi="Consolas" w:cs="Arial"/>
+                <w:color w:val="00B050"/>
+                <w:sz w:val="18"/>
+                <w:szCs w:val="18"/>
+              </w:rPr>
+              <w:t>if</w:t>
+            </w:r>
+            <w:proofErr w:type="spellEnd"/>
+            <w:r>
+              <w:rPr>
+                <w:rFonts w:ascii="Consolas" w:hAnsi="Consolas" w:cs="Arial"/>
+                <w:color w:val="00B050"/>
+                <w:sz w:val="18"/>
+                <w:szCs w:val="18"/>
+              </w:rPr>
+              <w:t xml:space="preserve"> G.VERTRETER_NAME %}</w:t>
             </w:r>
           </w:p>
           <w:p>
@@ -1459,7 +2367,6 @@
               <w:ind w:left="357"/>
             </w:pPr>
             <w:r>
-              <w:lastRenderedPageBreak/>
               <w:t>vertreten durch</w:t>
             </w:r>
           </w:p>
@@ -1467,20 +2374,64 @@
             <w:pPr>
               <w:ind w:left="357"/>
             </w:pPr>
+            <w:proofErr w:type="gramStart"/>
             <w:r>
               <w:rPr>
                 <w:rStyle w:val="PlatzhalterZchn"/>
               </w:rPr>
-              <w:t>{{ G.VERTRETER_NAME }}</w:t>
+              <w:t>{{ G.VERTRETER</w:t>
+            </w:r>
+            <w:proofErr w:type="gramEnd"/>
+            <w:r>
+              <w:rPr>
+                <w:rStyle w:val="PlatzhalterZchn"/>
+              </w:rPr>
+              <w:t>_</w:t>
+            </w:r>
+            <w:proofErr w:type="gramStart"/>
+            <w:r>
+              <w:rPr>
+                <w:rStyle w:val="PlatzhalterZchn"/>
+              </w:rPr>
+              <w:t>NAME }</w:t>
+            </w:r>
+            <w:proofErr w:type="gramEnd"/>
+            <w:r>
+              <w:rPr>
+                <w:rStyle w:val="PlatzhalterZchn"/>
+              </w:rPr>
+              <w:t>}</w:t>
             </w:r>
             <w:r>
               <w:t xml:space="preserve">, </w:t>
             </w:r>
+            <w:proofErr w:type="gramStart"/>
             <w:r>
               <w:rPr>
                 <w:rStyle w:val="PlatzhalterZchn"/>
               </w:rPr>
-              <w:t>{{ G.VERTRETER_ADRESSE }}</w:t>
+              <w:t>{{ G.VERTRETER</w:t>
+            </w:r>
+            <w:proofErr w:type="gramEnd"/>
+            <w:r>
+              <w:rPr>
+                <w:rStyle w:val="PlatzhalterZchn"/>
+              </w:rPr>
+              <w:t>_</w:t>
+            </w:r>
+            <w:proofErr w:type="gramStart"/>
+            <w:r>
+              <w:rPr>
+                <w:rStyle w:val="PlatzhalterZchn"/>
+              </w:rPr>
+              <w:t>ADRESSE }</w:t>
+            </w:r>
+            <w:proofErr w:type="gramEnd"/>
+            <w:r>
+              <w:rPr>
+                <w:rStyle w:val="PlatzhalterZchn"/>
+              </w:rPr>
+              <w:t>}</w:t>
             </w:r>
           </w:p>
           <w:p>
@@ -1500,7 +2451,28 @@
                 <w:sz w:val="18"/>
                 <w:szCs w:val="18"/>
               </w:rPr>
-              <w:t>{%p endif %}</w:t>
+              <w:lastRenderedPageBreak/>
+              <w:t xml:space="preserve">{%p </w:t>
+            </w:r>
+            <w:proofErr w:type="spellStart"/>
+            <w:r>
+              <w:rPr>
+                <w:rFonts w:ascii="Consolas" w:hAnsi="Consolas" w:cs="Arial"/>
+                <w:color w:val="00B050"/>
+                <w:sz w:val="18"/>
+                <w:szCs w:val="18"/>
+              </w:rPr>
+              <w:t>endif</w:t>
+            </w:r>
+            <w:proofErr w:type="spellEnd"/>
+            <w:r>
+              <w:rPr>
+                <w:rFonts w:ascii="Consolas" w:hAnsi="Consolas" w:cs="Arial"/>
+                <w:color w:val="00B050"/>
+                <w:sz w:val="18"/>
+                <w:szCs w:val="18"/>
+              </w:rPr>
+              <w:t xml:space="preserve"> %}</w:t>
             </w:r>
           </w:p>
           <w:p>
@@ -1537,24 +2509,60 @@
                 <w:sz w:val="18"/>
                 <w:szCs w:val="18"/>
               </w:rPr>
-              <w:t xml:space="preserve"> else %}</w:t>
+              <w:t xml:space="preserve"> </w:t>
+            </w:r>
+            <w:proofErr w:type="spellStart"/>
+            <w:r>
+              <w:rPr>
+                <w:rFonts w:ascii="Consolas" w:hAnsi="Consolas" w:cs="Arial"/>
+                <w:color w:val="00B050"/>
+                <w:sz w:val="18"/>
+                <w:szCs w:val="18"/>
+              </w:rPr>
+              <w:t>else</w:t>
+            </w:r>
+            <w:proofErr w:type="spellEnd"/>
+            <w:r>
+              <w:rPr>
+                <w:rFonts w:ascii="Consolas" w:hAnsi="Consolas" w:cs="Arial"/>
+                <w:color w:val="00B050"/>
+                <w:sz w:val="18"/>
+                <w:szCs w:val="18"/>
+              </w:rPr>
+              <w:t xml:space="preserve"> %}</w:t>
             </w:r>
           </w:p>
           <w:p>
+            <w:proofErr w:type="gramStart"/>
             <w:r>
               <w:rPr>
                 <w:rStyle w:val="PlatzhalterZchn"/>
               </w:rPr>
-              <w:t>{{ G.NAME }}</w:t>
+              <w:t>{{ G.NAME</w:t>
+            </w:r>
+            <w:proofErr w:type="gramEnd"/>
+            <w:r>
+              <w:rPr>
+                <w:rStyle w:val="PlatzhalterZchn"/>
+              </w:rPr>
+              <w:t xml:space="preserve"> }}</w:t>
             </w:r>
             <w:r>
               <w:t xml:space="preserve">, </w:t>
             </w:r>
+            <w:proofErr w:type="gramStart"/>
             <w:r>
               <w:rPr>
                 <w:rStyle w:val="PlatzhalterZchn"/>
               </w:rPr>
-              <w:t>{{ G.ADRESSE }}</w:t>
+              <w:t>{{ G.ADRESSE</w:t>
+            </w:r>
+            <w:proofErr w:type="gramEnd"/>
+            <w:r>
+              <w:rPr>
+                <w:rStyle w:val="PlatzhalterZchn"/>
+              </w:rPr>
+              <w:t xml:space="preserve"> }}</w:t>
             </w:r>
           </w:p>
           <w:p>
@@ -1573,7 +2581,27 @@
                 <w:sz w:val="18"/>
                 <w:szCs w:val="18"/>
               </w:rPr>
-              <w:t>{%p if G.VERTRETER_NAME %}</w:t>
+              <w:t xml:space="preserve">{%p </w:t>
+            </w:r>
+            <w:proofErr w:type="spellStart"/>
+            <w:r>
+              <w:rPr>
+                <w:rFonts w:ascii="Consolas" w:hAnsi="Consolas" w:cs="Arial"/>
+                <w:color w:val="00B050"/>
+                <w:sz w:val="18"/>
+                <w:szCs w:val="18"/>
+              </w:rPr>
+              <w:t>if</w:t>
+            </w:r>
+            <w:proofErr w:type="spellEnd"/>
+            <w:r>
+              <w:rPr>
+                <w:rFonts w:ascii="Consolas" w:hAnsi="Consolas" w:cs="Arial"/>
+                <w:color w:val="00B050"/>
+                <w:sz w:val="18"/>
+                <w:szCs w:val="18"/>
+              </w:rPr>
+              <w:t xml:space="preserve"> G.VERTRETER_NAME %}</w:t>
             </w:r>
           </w:p>
           <w:p>
@@ -1588,20 +2616,64 @@
             <w:pPr>
               <w:ind w:left="37"/>
             </w:pPr>
+            <w:proofErr w:type="gramStart"/>
             <w:r>
               <w:rPr>
                 <w:rStyle w:val="PlatzhalterZchn"/>
               </w:rPr>
-              <w:t>{{ G.VERTRETER_NAME }}</w:t>
+              <w:t>{{ G.VERTRETER</w:t>
+            </w:r>
+            <w:proofErr w:type="gramEnd"/>
+            <w:r>
+              <w:rPr>
+                <w:rStyle w:val="PlatzhalterZchn"/>
+              </w:rPr>
+              <w:t>_</w:t>
+            </w:r>
+            <w:proofErr w:type="gramStart"/>
+            <w:r>
+              <w:rPr>
+                <w:rStyle w:val="PlatzhalterZchn"/>
+              </w:rPr>
+              <w:t>NAME }</w:t>
+            </w:r>
+            <w:proofErr w:type="gramEnd"/>
+            <w:r>
+              <w:rPr>
+                <w:rStyle w:val="PlatzhalterZchn"/>
+              </w:rPr>
+              <w:t>}</w:t>
             </w:r>
             <w:r>
               <w:t xml:space="preserve">, </w:t>
             </w:r>
+            <w:proofErr w:type="gramStart"/>
             <w:r>
               <w:rPr>
                 <w:rStyle w:val="PlatzhalterZchn"/>
               </w:rPr>
-              <w:t>{{ G.VERTRETER_ADRESSE }}</w:t>
+              <w:t>{{ G.VERTRETER</w:t>
+            </w:r>
+            <w:proofErr w:type="gramEnd"/>
+            <w:r>
+              <w:rPr>
+                <w:rStyle w:val="PlatzhalterZchn"/>
+              </w:rPr>
+              <w:t>_</w:t>
+            </w:r>
+            <w:proofErr w:type="gramStart"/>
+            <w:r>
+              <w:rPr>
+                <w:rStyle w:val="PlatzhalterZchn"/>
+              </w:rPr>
+              <w:t>ADRESSE }</w:t>
+            </w:r>
+            <w:proofErr w:type="gramEnd"/>
+            <w:r>
+              <w:rPr>
+                <w:rStyle w:val="PlatzhalterZchn"/>
+              </w:rPr>
+              <w:t>}</w:t>
             </w:r>
           </w:p>
           <w:p>
@@ -1620,7 +2692,27 @@
                 <w:sz w:val="18"/>
                 <w:szCs w:val="18"/>
               </w:rPr>
-              <w:t>{%p endif %}</w:t>
+              <w:t xml:space="preserve">{%p </w:t>
+            </w:r>
+            <w:proofErr w:type="spellStart"/>
+            <w:r>
+              <w:rPr>
+                <w:rFonts w:ascii="Consolas" w:hAnsi="Consolas" w:cs="Arial"/>
+                <w:color w:val="00B050"/>
+                <w:sz w:val="18"/>
+                <w:szCs w:val="18"/>
+              </w:rPr>
+              <w:t>endif</w:t>
+            </w:r>
+            <w:proofErr w:type="spellEnd"/>
+            <w:r>
+              <w:rPr>
+                <w:rFonts w:ascii="Consolas" w:hAnsi="Consolas" w:cs="Arial"/>
+                <w:color w:val="00B050"/>
+                <w:sz w:val="18"/>
+                <w:szCs w:val="18"/>
+              </w:rPr>
+              <w:t xml:space="preserve"> %}</w:t>
             </w:r>
           </w:p>
           <w:p>
@@ -1639,7 +2731,27 @@
                 <w:sz w:val="18"/>
                 <w:szCs w:val="18"/>
               </w:rPr>
-              <w:t>{%p endif %}</w:t>
+              <w:t xml:space="preserve">{%p </w:t>
+            </w:r>
+            <w:proofErr w:type="spellStart"/>
+            <w:r>
+              <w:rPr>
+                <w:rFonts w:ascii="Consolas" w:hAnsi="Consolas" w:cs="Arial"/>
+                <w:color w:val="00B050"/>
+                <w:sz w:val="18"/>
+                <w:szCs w:val="18"/>
+              </w:rPr>
+              <w:t>endif</w:t>
+            </w:r>
+            <w:proofErr w:type="spellEnd"/>
+            <w:r>
+              <w:rPr>
+                <w:rFonts w:ascii="Consolas" w:hAnsi="Consolas" w:cs="Arial"/>
+                <w:color w:val="00B050"/>
+                <w:sz w:val="18"/>
+                <w:szCs w:val="18"/>
+              </w:rPr>
+              <w:t xml:space="preserve"> %}</w:t>
             </w:r>
           </w:p>
           <w:p>
@@ -1658,7 +2770,27 @@
                 <w:sz w:val="18"/>
                 <w:szCs w:val="18"/>
               </w:rPr>
-              <w:t>{%p endfor %}</w:t>
+              <w:t xml:space="preserve">{%p </w:t>
+            </w:r>
+            <w:proofErr w:type="spellStart"/>
+            <w:r>
+              <w:rPr>
+                <w:rFonts w:ascii="Consolas" w:hAnsi="Consolas" w:cs="Arial"/>
+                <w:color w:val="00B050"/>
+                <w:sz w:val="18"/>
+                <w:szCs w:val="18"/>
+              </w:rPr>
+              <w:t>endfor</w:t>
+            </w:r>
+            <w:proofErr w:type="spellEnd"/>
+            <w:r>
+              <w:rPr>
+                <w:rFonts w:ascii="Consolas" w:hAnsi="Consolas" w:cs="Arial"/>
+                <w:color w:val="00B050"/>
+                <w:sz w:val="18"/>
+                <w:szCs w:val="18"/>
+              </w:rPr>
+              <w:t xml:space="preserve"> %}</w:t>
             </w:r>
           </w:p>
           <w:p>
@@ -1677,7 +2809,17 @@
                 <w:sz w:val="18"/>
                 <w:szCs w:val="18"/>
               </w:rPr>
-              <w:t>{%p el</w:t>
+              <w:t xml:space="preserve">{%p </w:t>
+            </w:r>
+            <w:proofErr w:type="spellStart"/>
+            <w:r>
+              <w:rPr>
+                <w:rFonts w:ascii="Consolas" w:hAnsi="Consolas" w:cs="Arial"/>
+                <w:color w:val="00B050"/>
+                <w:sz w:val="18"/>
+                <w:szCs w:val="18"/>
+              </w:rPr>
+              <w:t>el</w:t>
             </w:r>
             <w:r>
               <w:rPr>
@@ -1686,7 +2828,17 @@
                 <w:sz w:val="18"/>
                 <w:szCs w:val="18"/>
               </w:rPr>
-              <w:t xml:space="preserve">if </w:t>
+              <w:t>if</w:t>
+            </w:r>
+            <w:proofErr w:type="spellEnd"/>
+            <w:r>
+              <w:rPr>
+                <w:rFonts w:ascii="Consolas" w:hAnsi="Consolas"/>
+                <w:color w:val="00B050"/>
+                <w:sz w:val="18"/>
+                <w:szCs w:val="18"/>
+              </w:rPr>
+              <w:t xml:space="preserve"> </w:t>
             </w:r>
             <w:r>
               <w:rPr>
@@ -1746,7 +2898,27 @@
                 <w:sz w:val="18"/>
                 <w:szCs w:val="18"/>
               </w:rPr>
-              <w:t xml:space="preserve"> elif </w:t>
+              <w:t xml:space="preserve"> </w:t>
+            </w:r>
+            <w:proofErr w:type="spellStart"/>
+            <w:r>
+              <w:rPr>
+                <w:rFonts w:ascii="Consolas" w:hAnsi="Consolas"/>
+                <w:color w:val="00B050"/>
+                <w:sz w:val="18"/>
+                <w:szCs w:val="18"/>
+              </w:rPr>
+              <w:t>elif</w:t>
+            </w:r>
+            <w:proofErr w:type="spellEnd"/>
+            <w:r>
+              <w:rPr>
+                <w:rFonts w:ascii="Consolas" w:hAnsi="Consolas"/>
+                <w:color w:val="00B050"/>
+                <w:sz w:val="18"/>
+                <w:szCs w:val="18"/>
+              </w:rPr>
+              <w:t xml:space="preserve"> </w:t>
             </w:r>
             <w:r>
               <w:rPr>
@@ -1806,7 +2978,27 @@
                 <w:sz w:val="18"/>
                 <w:szCs w:val="18"/>
               </w:rPr>
-              <w:t xml:space="preserve"> else %}</w:t>
+              <w:t xml:space="preserve"> </w:t>
+            </w:r>
+            <w:proofErr w:type="spellStart"/>
+            <w:r>
+              <w:rPr>
+                <w:rFonts w:ascii="Consolas" w:hAnsi="Consolas"/>
+                <w:color w:val="00B050"/>
+                <w:sz w:val="18"/>
+                <w:szCs w:val="18"/>
+              </w:rPr>
+              <w:t>else</w:t>
+            </w:r>
+            <w:proofErr w:type="spellEnd"/>
+            <w:r>
+              <w:rPr>
+                <w:rFonts w:ascii="Consolas" w:hAnsi="Consolas"/>
+                <w:color w:val="00B050"/>
+                <w:sz w:val="18"/>
+                <w:szCs w:val="18"/>
+              </w:rPr>
+              <w:t xml:space="preserve"> %}</w:t>
             </w:r>
           </w:p>
           <w:p>
@@ -1822,7 +3014,27 @@
                 <w:sz w:val="18"/>
                 <w:szCs w:val="18"/>
               </w:rPr>
-              <w:t>{%p endif %}</w:t>
+              <w:t xml:space="preserve">{%p </w:t>
+            </w:r>
+            <w:proofErr w:type="spellStart"/>
+            <w:r>
+              <w:rPr>
+                <w:rFonts w:ascii="Consolas" w:hAnsi="Consolas" w:cs="Arial"/>
+                <w:color w:val="00B050"/>
+                <w:sz w:val="18"/>
+                <w:szCs w:val="18"/>
+              </w:rPr>
+              <w:t>endif</w:t>
+            </w:r>
+            <w:proofErr w:type="spellEnd"/>
+            <w:r>
+              <w:rPr>
+                <w:rFonts w:ascii="Consolas" w:hAnsi="Consolas" w:cs="Arial"/>
+                <w:color w:val="00B050"/>
+                <w:sz w:val="18"/>
+                <w:szCs w:val="18"/>
+              </w:rPr>
+              <w:t xml:space="preserve"> %}</w:t>
             </w:r>
           </w:p>
         </w:tc>
@@ -1830,7 +3042,7 @@
       <w:tr>
         <w:tc>
           <w:tcPr>
-            <w:tcW w:w="2834" w:type="dxa"/>
+            <w:tcW w:w="2835" w:type="dxa"/>
             <w:shd w:val="clear" w:color="auto" w:fill="auto"/>
           </w:tcPr>
           <w:p>
@@ -1866,15 +3078,20 @@
         </w:tc>
         <w:tc>
           <w:tcPr>
-            <w:tcW w:w="6511" w:type="dxa"/>
+            <w:tcW w:w="6804" w:type="dxa"/>
             <w:shd w:val="clear" w:color="auto" w:fill="auto"/>
           </w:tcPr>
           <w:p>
             <w:pPr>
               <w:pStyle w:val="Platzhalter"/>
             </w:pPr>
-            <w:r>
-              <w:t>{{ BESCHREIBUNG_BAUVORHABEN }}</w:t>
+            <w:proofErr w:type="gramStart"/>
+            <w:r>
+              <w:t>{{ BESCHREIBUNG</w:t>
+            </w:r>
+            <w:proofErr w:type="gramEnd"/>
+            <w:r>
+              <w:t>_BAUVORHABEN }}</w:t>
             </w:r>
           </w:p>
         </w:tc>
@@ -1882,7 +3099,7 @@
       <w:tr>
         <w:tc>
           <w:tcPr>
-            <w:tcW w:w="2834" w:type="dxa"/>
+            <w:tcW w:w="2835" w:type="dxa"/>
             <w:shd w:val="clear" w:color="auto" w:fill="auto"/>
           </w:tcPr>
           <w:p>
@@ -1908,7 +3125,7 @@
         </w:tc>
         <w:tc>
           <w:tcPr>
-            <w:tcW w:w="6511" w:type="dxa"/>
+            <w:tcW w:w="6804" w:type="dxa"/>
             <w:shd w:val="clear" w:color="auto" w:fill="auto"/>
           </w:tcPr>
           <w:p>
@@ -1919,8 +3136,13 @@
               </w:rPr>
             </w:pPr>
             <w:bookmarkStart w:id="1" w:name="_Hlk176878812"/>
-            <w:r>
-              <w:t>{{ ADRESSE }}</w:t>
+            <w:proofErr w:type="gramStart"/>
+            <w:r>
+              <w:t>{{ ADRESSE</w:t>
+            </w:r>
+            <w:proofErr w:type="gramEnd"/>
+            <w:r>
+              <w:t xml:space="preserve"> }}</w:t>
             </w:r>
             <w:bookmarkEnd w:id="1"/>
           </w:p>
@@ -1929,7 +3151,7 @@
       <w:tr>
         <w:tc>
           <w:tcPr>
-            <w:tcW w:w="2834" w:type="dxa"/>
+            <w:tcW w:w="2835" w:type="dxa"/>
             <w:shd w:val="clear" w:color="auto" w:fill="auto"/>
           </w:tcPr>
           <w:p>
@@ -1964,19 +3186,21 @@
         </w:tc>
         <w:tc>
           <w:tcPr>
-            <w:tcW w:w="6511" w:type="dxa"/>
+            <w:tcW w:w="6804" w:type="dxa"/>
             <w:shd w:val="clear" w:color="auto" w:fill="auto"/>
           </w:tcPr>
           <w:p>
             <w:pPr>
               <w:pStyle w:val="Platzhalter"/>
             </w:pPr>
+            <w:proofErr w:type="gramStart"/>
             <w:r>
               <w:t xml:space="preserve">{{ </w:t>
             </w:r>
             <w:r>
               <w:t>GRUNDSTUECK</w:t>
             </w:r>
+            <w:proofErr w:type="gramEnd"/>
             <w:r>
               <w:t xml:space="preserve"> }}</w:t>
             </w:r>
@@ -1986,7 +3210,7 @@
       <w:tr>
         <w:tc>
           <w:tcPr>
-            <w:tcW w:w="2834" w:type="dxa"/>
+            <w:tcW w:w="2835" w:type="dxa"/>
             <w:shd w:val="clear" w:color="auto" w:fill="auto"/>
           </w:tcPr>
           <w:p>
@@ -2012,15 +3236,20 @@
         </w:tc>
         <w:tc>
           <w:tcPr>
-            <w:tcW w:w="6511" w:type="dxa"/>
+            <w:tcW w:w="6804" w:type="dxa"/>
             <w:shd w:val="clear" w:color="auto" w:fill="auto"/>
           </w:tcPr>
           <w:p>
             <w:pPr>
               <w:pStyle w:val="Platzhalter"/>
             </w:pPr>
-            <w:r>
-              <w:t>{{ NUTZUNGSPLANUNG_GRUNDNUTZUNG }}</w:t>
+            <w:proofErr w:type="gramStart"/>
+            <w:r>
+              <w:t>{{ NUTZUNGSPLANUNG</w:t>
+            </w:r>
+            <w:proofErr w:type="gramEnd"/>
+            <w:r>
+              <w:t>_GRUNDNUTZUNG }}</w:t>
             </w:r>
           </w:p>
         </w:tc>
@@ -2028,7 +3257,7 @@
       <w:tr>
         <w:tc>
           <w:tcPr>
-            <w:tcW w:w="2834" w:type="dxa"/>
+            <w:tcW w:w="2835" w:type="dxa"/>
             <w:shd w:val="clear" w:color="auto" w:fill="auto"/>
           </w:tcPr>
           <w:p>
@@ -2063,15 +3292,20 @@
         </w:tc>
         <w:tc>
           <w:tcPr>
-            <w:tcW w:w="6511" w:type="dxa"/>
+            <w:tcW w:w="6804" w:type="dxa"/>
             <w:shd w:val="clear" w:color="auto" w:fill="auto"/>
           </w:tcPr>
           <w:p>
             <w:pPr>
               <w:pStyle w:val="Platzhalter"/>
             </w:pPr>
-            <w:r>
-              <w:t>{{ BAUEINGABE_DATUM }}</w:t>
+            <w:proofErr w:type="gramStart"/>
+            <w:r>
+              <w:t>{{ BAUEINGABE</w:t>
+            </w:r>
+            <w:proofErr w:type="gramEnd"/>
+            <w:r>
+              <w:t>_DATUM }}</w:t>
             </w:r>
           </w:p>
         </w:tc>
@@ -2079,7 +3313,7 @@
       <w:tr>
         <w:tc>
           <w:tcPr>
-            <w:tcW w:w="2834" w:type="dxa"/>
+            <w:tcW w:w="2835" w:type="dxa"/>
             <w:shd w:val="clear" w:color="auto" w:fill="auto"/>
           </w:tcPr>
           <w:p>
@@ -2105,15 +3339,37 @@
         </w:tc>
         <w:tc>
           <w:tcPr>
-            <w:tcW w:w="6511" w:type="dxa"/>
+            <w:tcW w:w="6804" w:type="dxa"/>
             <w:shd w:val="clear" w:color="auto" w:fill="auto"/>
           </w:tcPr>
           <w:p>
+            <w:proofErr w:type="gramStart"/>
             <w:r>
               <w:rPr>
                 <w:rStyle w:val="PlatzhalterZchn"/>
               </w:rPr>
-              <w:t>{{ PUBLIKATION_START }}</w:t>
+              <w:t>{{ PUBLIKATION</w:t>
+            </w:r>
+            <w:proofErr w:type="gramEnd"/>
+            <w:r>
+              <w:rPr>
+                <w:rStyle w:val="PlatzhalterZchn"/>
+              </w:rPr>
+              <w:t>_</w:t>
+            </w:r>
+            <w:proofErr w:type="gramStart"/>
+            <w:r>
+              <w:rPr>
+                <w:rStyle w:val="PlatzhalterZchn"/>
+              </w:rPr>
+              <w:t>START }</w:t>
+            </w:r>
+            <w:proofErr w:type="gramEnd"/>
+            <w:r>
+              <w:rPr>
+                <w:rStyle w:val="PlatzhalterZchn"/>
+              </w:rPr>
+              <w:t>}</w:t>
             </w:r>
             <w:r>
               <w:t xml:space="preserve"> </w:t>
@@ -2124,484 +3380,674 @@
             <w:r>
               <w:t xml:space="preserve"> </w:t>
             </w:r>
+            <w:proofErr w:type="gramStart"/>
             <w:r>
               <w:rPr>
                 <w:rStyle w:val="PlatzhalterZchn"/>
               </w:rPr>
-              <w:t>{{ PUBLIKATION_ENDE }}</w:t>
+              <w:t>{{ PUBLIKATION</w:t>
+            </w:r>
+            <w:proofErr w:type="gramEnd"/>
+            <w:r>
+              <w:rPr>
+                <w:rStyle w:val="PlatzhalterZchn"/>
+              </w:rPr>
+              <w:t>_ENDE }}</w:t>
             </w:r>
           </w:p>
         </w:tc>
       </w:tr>
     </w:tbl>
     <w:p/>
-    <w:tbl>
-      <w:tblPr>
-        <w:tblStyle w:val="Tabellenraster"/>
-        <w:tblW w:w="9351" w:type="dxa"/>
-        <w:tblLayout w:type="fixed"/>
-        <w:tblCellMar>
-          <w:top w:w="57" w:type="dxa"/>
-          <w:bottom w:w="57" w:type="dxa"/>
-        </w:tblCellMar>
-        <w:tblLook w:val="04A0" w:firstRow="1" w:lastRow="0" w:firstColumn="1" w:lastColumn="0" w:noHBand="0" w:noVBand="1"/>
-      </w:tblPr>
-      <w:tblGrid>
-        <w:gridCol w:w="2547"/>
-        <w:gridCol w:w="6798"/>
-        <w:gridCol w:w="6"/>
-      </w:tblGrid>
-      <w:tr>
-        <w:trPr>
-          <w:gridAfter w:val="1"/>
-          <w:wAfter w:w="6" w:type="dxa"/>
-        </w:trPr>
-        <w:tc>
-          <w:tcPr>
-            <w:tcW w:w="9345" w:type="dxa"/>
-            <w:gridSpan w:val="2"/>
-            <w:tcBorders>
-              <w:top w:val="single" w:sz="4" w:space="0" w:color="D9D9D9" w:themeColor="background1" w:themeShade="D9"/>
-              <w:left w:val="single" w:sz="4" w:space="0" w:color="D9D9D9" w:themeColor="background1" w:themeShade="D9"/>
-              <w:bottom w:val="nil"/>
-              <w:right w:val="single" w:sz="4" w:space="0" w:color="D9D9D9" w:themeColor="background1" w:themeShade="D9"/>
-            </w:tcBorders>
-            <w:shd w:val="clear" w:color="auto" w:fill="auto"/>
-          </w:tcPr>
-          <w:p>
-            <w:pPr>
-              <w:rPr>
-                <w:rFonts w:cs="Arial"/>
-                <w:b/>
-                <w:bCs/>
-                <w:szCs w:val="22"/>
-              </w:rPr>
-            </w:pPr>
-            <w:r>
-              <w:rPr>
-                <w:b/>
-                <w:bCs/>
-              </w:rPr>
-              <w:t>Das Bauvorhaben ist gemäss Auflagen und Bedingungen der Baubewilligung abgeschlossen:</w:t>
-            </w:r>
-          </w:p>
-        </w:tc>
-      </w:tr>
-      <w:tr>
-        <w:trPr>
-          <w:gridAfter w:val="1"/>
-          <w:wAfter w:w="6" w:type="dxa"/>
-        </w:trPr>
-        <w:tc>
-          <w:tcPr>
-            <w:tcW w:w="9345" w:type="dxa"/>
-            <w:gridSpan w:val="2"/>
-            <w:tcBorders>
-              <w:top w:val="nil"/>
-              <w:left w:val="single" w:sz="4" w:space="0" w:color="D9D9D9" w:themeColor="background1" w:themeShade="D9"/>
-              <w:bottom w:val="nil"/>
-              <w:right w:val="single" w:sz="4" w:space="0" w:color="D9D9D9" w:themeColor="background1" w:themeShade="D9"/>
-            </w:tcBorders>
-            <w:shd w:val="clear" w:color="auto" w:fill="auto"/>
-          </w:tcPr>
-          <w:p>
-            <w:sdt>
-              <w:sdtPr>
-                <w:id w:val="-67037457"/>
-                <w14:checkbox>
-                  <w14:checked w14:val="0"/>
-                  <w14:checkedState w14:val="2612" w14:font="MS Gothic"/>
-                  <w14:uncheckedState w14:val="2610" w14:font="MS Gothic"/>
-                </w14:checkbox>
-              </w:sdtPr>
-              <w:sdtEndPr/>
-              <w:sdtContent>
-                <w:r>
-                  <w:rPr>
-                    <w:rFonts w:ascii="MS Gothic" w:eastAsia="MS Gothic" w:hAnsi="MS Gothic" w:hint="eastAsia"/>
-                  </w:rPr>
-                  <w:t>☐</w:t>
-                </w:r>
-              </w:sdtContent>
-            </w:sdt>
-            <w:r>
-              <w:t xml:space="preserve"> Ja</w:t>
-            </w:r>
-          </w:p>
-        </w:tc>
-      </w:tr>
-      <w:tr>
-        <w:trPr>
-          <w:gridAfter w:val="1"/>
-          <w:wAfter w:w="6" w:type="dxa"/>
-        </w:trPr>
-        <w:tc>
-          <w:tcPr>
-            <w:tcW w:w="9345" w:type="dxa"/>
-            <w:gridSpan w:val="2"/>
-            <w:tcBorders>
-              <w:top w:val="nil"/>
-              <w:left w:val="single" w:sz="4" w:space="0" w:color="D9D9D9" w:themeColor="background1" w:themeShade="D9"/>
-              <w:bottom w:val="nil"/>
-              <w:right w:val="single" w:sz="4" w:space="0" w:color="D9D9D9" w:themeColor="background1" w:themeShade="D9"/>
-            </w:tcBorders>
-            <w:shd w:val="clear" w:color="auto" w:fill="auto"/>
-          </w:tcPr>
-          <w:p>
-            <w:pPr>
-              <w:rPr>
-                <w:shd w:val="clear" w:color="auto" w:fill="D9E2F3" w:themeFill="accent1" w:themeFillTint="33"/>
-              </w:rPr>
-            </w:pPr>
-            <w:sdt>
-              <w:sdtPr>
-                <w:id w:val="642014341"/>
-                <w14:checkbox>
-                  <w14:checked w14:val="0"/>
-                  <w14:checkedState w14:val="2612" w14:font="MS Gothic"/>
-                  <w14:uncheckedState w14:val="2610" w14:font="MS Gothic"/>
-                </w14:checkbox>
-              </w:sdtPr>
-              <w:sdtEndPr/>
-              <w:sdtContent>
-                <w:r>
-                  <w:rPr>
-                    <w:rFonts w:ascii="MS Gothic" w:eastAsia="MS Gothic" w:hAnsi="MS Gothic" w:hint="eastAsia"/>
-                  </w:rPr>
-                  <w:t>☐</w:t>
-                </w:r>
-              </w:sdtContent>
-            </w:sdt>
-            <w:r>
-              <w:t xml:space="preserve"> Nein (Die Abweichungen sind untenstehend aufzuführen)</w:t>
-            </w:r>
-          </w:p>
-        </w:tc>
-      </w:tr>
-      <w:tr>
-        <w:tc>
-          <w:tcPr>
-            <w:tcW w:w="2547" w:type="dxa"/>
-            <w:tcBorders>
-              <w:top w:val="nil"/>
-              <w:left w:val="single" w:sz="4" w:space="0" w:color="D9D9D9" w:themeColor="background1" w:themeShade="D9"/>
-              <w:bottom w:val="nil"/>
-              <w:right w:val="nil"/>
-            </w:tcBorders>
-            <w:shd w:val="clear" w:color="auto" w:fill="auto"/>
-          </w:tcPr>
-          <w:p>
-            <w:pPr>
-              <w:ind w:left="57"/>
-              <w:rPr>
-                <w:rFonts w:cs="Arial"/>
-                <w:szCs w:val="22"/>
-              </w:rPr>
-            </w:pPr>
-            <w:r>
-              <w:rPr>
-                <w:rFonts w:cs="Arial"/>
-                <w:szCs w:val="22"/>
-              </w:rPr>
-              <w:t>Abweichungen</w:t>
-            </w:r>
-          </w:p>
-        </w:tc>
-        <w:sdt>
-          <w:sdtPr>
-            <w:rPr>
-              <w:rFonts w:cs="Arial"/>
-              <w:szCs w:val="22"/>
-            </w:rPr>
-            <w:id w:val="-1726371552"/>
-            <w:placeholder>
-              <w:docPart w:val="60EC0B3A49BD45EAA5F089181D4339FC"/>
-            </w:placeholder>
-            <w:showingPlcHdr/>
-          </w:sdtPr>
-          <w:sdtEndPr/>
-          <w:sdtContent>
-            <w:tc>
-              <w:tcPr>
-                <w:tcW w:w="6804" w:type="dxa"/>
-                <w:gridSpan w:val="2"/>
-                <w:tcBorders>
-                  <w:top w:val="nil"/>
-                  <w:left w:val="nil"/>
-                  <w:bottom w:val="nil"/>
-                  <w:right w:val="single" w:sz="4" w:space="0" w:color="D9D9D9" w:themeColor="background1" w:themeShade="D9"/>
-                </w:tcBorders>
-                <w:shd w:val="clear" w:color="auto" w:fill="auto"/>
-              </w:tcPr>
-              <w:p>
-                <w:pPr>
-                  <w:rPr>
-                    <w:rFonts w:cs="Arial"/>
-                    <w:szCs w:val="22"/>
-                  </w:rPr>
-                </w:pPr>
-                <w:r>
-                  <w:rPr>
-                    <w:rFonts w:eastAsiaTheme="minorHAnsi"/>
-                    <w:shd w:val="clear" w:color="auto" w:fill="FBE4D5" w:themeFill="accent2" w:themeFillTint="33"/>
-                  </w:rPr>
-                  <w:t>Abweichungen eingeben</w:t>
-                </w:r>
-              </w:p>
-            </w:tc>
-          </w:sdtContent>
-        </w:sdt>
-      </w:tr>
-      <w:tr>
-        <w:tc>
-          <w:tcPr>
-            <w:tcW w:w="2547" w:type="dxa"/>
-            <w:tcBorders>
-              <w:top w:val="nil"/>
-              <w:left w:val="single" w:sz="4" w:space="0" w:color="D9D9D9" w:themeColor="background1" w:themeShade="D9"/>
-              <w:bottom w:val="single" w:sz="4" w:space="0" w:color="D9D9D9" w:themeColor="background1" w:themeShade="D9"/>
-              <w:right w:val="nil"/>
-            </w:tcBorders>
-            <w:shd w:val="clear" w:color="auto" w:fill="auto"/>
-          </w:tcPr>
-          <w:p>
-            <w:pPr>
-              <w:ind w:left="57"/>
-              <w:rPr>
-                <w:rFonts w:cs="Arial"/>
-                <w:szCs w:val="22"/>
-              </w:rPr>
-            </w:pPr>
-            <w:r>
-              <w:rPr>
-                <w:rFonts w:cs="Arial"/>
-                <w:szCs w:val="22"/>
-              </w:rPr>
-              <w:t>Datum Bauvollendung</w:t>
-            </w:r>
-          </w:p>
-        </w:tc>
-        <w:sdt>
-          <w:sdtPr>
-            <w:rPr>
-              <w:rFonts w:cs="Arial"/>
-              <w:szCs w:val="22"/>
-            </w:rPr>
-            <w:id w:val="-399378105"/>
-            <w:placeholder>
-              <w:docPart w:val="32085A68A082444FBEF8C06B1C7161AA"/>
-            </w:placeholder>
-            <w:showingPlcHdr/>
-            <w:date>
-              <w:dateFormat w:val="dd.MM.yyyy"/>
-              <w:lid w:val="de-CH"/>
-              <w:storeMappedDataAs w:val="dateTime"/>
-              <w:calendar w:val="gregorian"/>
-            </w:date>
-          </w:sdtPr>
-          <w:sdtEndPr/>
-          <w:sdtContent>
-            <w:tc>
-              <w:tcPr>
-                <w:tcW w:w="6804" w:type="dxa"/>
-                <w:gridSpan w:val="2"/>
-                <w:tcBorders>
-                  <w:top w:val="nil"/>
-                  <w:left w:val="nil"/>
-                  <w:bottom w:val="single" w:sz="4" w:space="0" w:color="D9D9D9" w:themeColor="background1" w:themeShade="D9"/>
-                  <w:right w:val="single" w:sz="4" w:space="0" w:color="D9D9D9" w:themeColor="background1" w:themeShade="D9"/>
-                </w:tcBorders>
-                <w:shd w:val="clear" w:color="auto" w:fill="auto"/>
-              </w:tcPr>
-              <w:p>
-                <w:pPr>
-                  <w:rPr>
-                    <w:rFonts w:cs="Arial"/>
-                    <w:szCs w:val="22"/>
-                  </w:rPr>
-                </w:pPr>
-                <w:r>
-                  <w:rPr>
-                    <w:shd w:val="clear" w:color="auto" w:fill="FBE4D5" w:themeFill="accent2" w:themeFillTint="33"/>
-                  </w:rPr>
-                  <w:t>Datum eingeben</w:t>
-                </w:r>
-              </w:p>
-            </w:tc>
-          </w:sdtContent>
-        </w:sdt>
-      </w:tr>
-      <w:tr>
-        <w:trPr>
-          <w:gridAfter w:val="1"/>
-          <w:wAfter w:w="6" w:type="dxa"/>
-        </w:trPr>
-        <w:tc>
-          <w:tcPr>
-            <w:tcW w:w="9345" w:type="dxa"/>
-            <w:gridSpan w:val="2"/>
-            <w:tcBorders>
-              <w:top w:val="dotted" w:sz="4" w:space="0" w:color="D9D9D9" w:themeColor="background1" w:themeShade="D9"/>
-              <w:left w:val="nil"/>
-              <w:bottom w:val="single" w:sz="4" w:space="0" w:color="D9D9D9" w:themeColor="background1" w:themeShade="D9"/>
-              <w:right w:val="nil"/>
-            </w:tcBorders>
-            <w:shd w:val="clear" w:color="auto" w:fill="auto"/>
-          </w:tcPr>
-          <w:p>
-            <w:pPr>
-              <w:rPr>
-                <w:rFonts w:cs="Arial"/>
-                <w:sz w:val="8"/>
-                <w:szCs w:val="8"/>
-              </w:rPr>
-            </w:pPr>
-          </w:p>
-        </w:tc>
-      </w:tr>
-      <w:tr>
-        <w:trPr>
-          <w:gridAfter w:val="1"/>
-          <w:wAfter w:w="6" w:type="dxa"/>
-        </w:trPr>
-        <w:tc>
-          <w:tcPr>
-            <w:tcW w:w="9345" w:type="dxa"/>
-            <w:gridSpan w:val="2"/>
-            <w:tcBorders>
-              <w:top w:val="single" w:sz="4" w:space="0" w:color="D9D9D9" w:themeColor="background1" w:themeShade="D9"/>
-              <w:left w:val="single" w:sz="4" w:space="0" w:color="D9D9D9" w:themeColor="background1" w:themeShade="D9"/>
-              <w:bottom w:val="nil"/>
-              <w:right w:val="single" w:sz="4" w:space="0" w:color="D9D9D9" w:themeColor="background1" w:themeShade="D9"/>
-            </w:tcBorders>
-            <w:shd w:val="clear" w:color="auto" w:fill="auto"/>
-          </w:tcPr>
-          <w:p>
-            <w:pPr>
-              <w:rPr>
-                <w:rFonts w:cs="Arial"/>
-                <w:b/>
-                <w:bCs/>
-                <w:szCs w:val="22"/>
-              </w:rPr>
-            </w:pPr>
-            <w:r>
-              <w:rPr>
-                <w:b/>
-                <w:bCs/>
-              </w:rPr>
-              <w:t xml:space="preserve">Die </w:t>
-            </w:r>
-            <w:r>
-              <w:rPr>
-                <w:rStyle w:val="PlatzhalterZchn"/>
-                <w:b/>
-                <w:bCs/>
-              </w:rPr>
-              <w:t>{{ LEITBEHOERDE_NAME }}</w:t>
-            </w:r>
-            <w:r>
-              <w:rPr>
-                <w:b/>
-                <w:bCs/>
-              </w:rPr>
-              <w:t xml:space="preserve"> übergibt Ihnen bei Bedarf unentgeltlich ein blaues Standardhausnummernschild. Wünschen Sie ein solches Schild zur Selbstmontage?</w:t>
-            </w:r>
-          </w:p>
-        </w:tc>
-      </w:tr>
-      <w:tr>
-        <w:trPr>
-          <w:gridAfter w:val="1"/>
-          <w:wAfter w:w="6" w:type="dxa"/>
-        </w:trPr>
-        <w:tc>
-          <w:tcPr>
-            <w:tcW w:w="9345" w:type="dxa"/>
-            <w:gridSpan w:val="2"/>
-            <w:tcBorders>
-              <w:top w:val="nil"/>
-              <w:left w:val="single" w:sz="4" w:space="0" w:color="D9D9D9" w:themeColor="background1" w:themeShade="D9"/>
-              <w:bottom w:val="nil"/>
-              <w:right w:val="single" w:sz="4" w:space="0" w:color="D9D9D9" w:themeColor="background1" w:themeShade="D9"/>
-            </w:tcBorders>
-            <w:shd w:val="clear" w:color="auto" w:fill="auto"/>
-          </w:tcPr>
-          <w:p>
-            <w:sdt>
-              <w:sdtPr>
-                <w:id w:val="-2093605546"/>
-                <w14:checkbox>
-                  <w14:checked w14:val="0"/>
-                  <w14:checkedState w14:val="2612" w14:font="MS Gothic"/>
-                  <w14:uncheckedState w14:val="2610" w14:font="MS Gothic"/>
-                </w14:checkbox>
-              </w:sdtPr>
-              <w:sdtEndPr/>
-              <w:sdtContent>
-                <w:r>
-                  <w:rPr>
-                    <w:rFonts w:ascii="MS Gothic" w:eastAsia="MS Gothic" w:hAnsi="MS Gothic" w:hint="eastAsia"/>
-                  </w:rPr>
-                  <w:t>☐</w:t>
-                </w:r>
-              </w:sdtContent>
-            </w:sdt>
-            <w:r>
-              <w:t xml:space="preserve"> Ja</w:t>
-            </w:r>
-          </w:p>
-        </w:tc>
-      </w:tr>
-      <w:tr>
-        <w:trPr>
-          <w:gridAfter w:val="1"/>
-          <w:wAfter w:w="6" w:type="dxa"/>
-        </w:trPr>
-        <w:tc>
-          <w:tcPr>
-            <w:tcW w:w="9345" w:type="dxa"/>
-            <w:gridSpan w:val="2"/>
-            <w:tcBorders>
-              <w:top w:val="nil"/>
-              <w:left w:val="single" w:sz="4" w:space="0" w:color="D9D9D9" w:themeColor="background1" w:themeShade="D9"/>
-              <w:bottom w:val="single" w:sz="4" w:space="0" w:color="D9D9D9" w:themeColor="background1" w:themeShade="D9"/>
-              <w:right w:val="single" w:sz="4" w:space="0" w:color="D9D9D9" w:themeColor="background1" w:themeShade="D9"/>
-            </w:tcBorders>
-            <w:shd w:val="clear" w:color="auto" w:fill="auto"/>
-          </w:tcPr>
-          <w:p>
-            <w:pPr>
-              <w:rPr>
-                <w:shd w:val="clear" w:color="auto" w:fill="D9E2F3" w:themeFill="accent1" w:themeFillTint="33"/>
-              </w:rPr>
-            </w:pPr>
-            <w:sdt>
-              <w:sdtPr>
-                <w:id w:val="-1352099126"/>
-                <w14:checkbox>
-                  <w14:checked w14:val="0"/>
-                  <w14:checkedState w14:val="2612" w14:font="MS Gothic"/>
-                  <w14:uncheckedState w14:val="2610" w14:font="MS Gothic"/>
-                </w14:checkbox>
-              </w:sdtPr>
-              <w:sdtEndPr/>
-              <w:sdtContent>
-                <w:r>
-                  <w:rPr>
-                    <w:rFonts w:ascii="MS Gothic" w:eastAsia="MS Gothic" w:hAnsi="MS Gothic" w:hint="eastAsia"/>
-                  </w:rPr>
-                  <w:t>☐</w:t>
-                </w:r>
-              </w:sdtContent>
-            </w:sdt>
-            <w:r>
-              <w:t xml:space="preserve"> Nein</w:t>
-            </w:r>
-          </w:p>
-        </w:tc>
-      </w:tr>
-    </w:tbl>
+    <w:p>
+      <w:pPr>
+        <w:pBdr>
+          <w:top w:val="single" w:sz="4" w:space="1" w:color="A6A6A6" w:themeColor="background1" w:themeShade="A6"/>
+          <w:left w:val="single" w:sz="4" w:space="4" w:color="A6A6A6" w:themeColor="background1" w:themeShade="A6"/>
+          <w:bottom w:val="single" w:sz="4" w:space="1" w:color="A6A6A6" w:themeColor="background1" w:themeShade="A6"/>
+          <w:right w:val="single" w:sz="4" w:space="4" w:color="A6A6A6" w:themeColor="background1" w:themeShade="A6"/>
+        </w:pBdr>
+        <w:spacing w:after="120"/>
+        <w:rPr>
+          <w:b/>
+          <w:bCs/>
+        </w:rPr>
+      </w:pPr>
+      <w:r>
+        <w:rPr>
+          <w:b/>
+          <w:bCs/>
+        </w:rPr>
+        <w:t>Das Bauvorhaben ist gemäss Auflagen und Bedingungen der Baubewilligung abgeschlossen:</w:t>
+      </w:r>
+    </w:p>
+    <w:p>
+      <w:pPr>
+        <w:pBdr>
+          <w:top w:val="single" w:sz="4" w:space="1" w:color="A6A6A6" w:themeColor="background1" w:themeShade="A6"/>
+          <w:left w:val="single" w:sz="4" w:space="4" w:color="A6A6A6" w:themeColor="background1" w:themeShade="A6"/>
+          <w:bottom w:val="single" w:sz="4" w:space="1" w:color="A6A6A6" w:themeColor="background1" w:themeShade="A6"/>
+          <w:right w:val="single" w:sz="4" w:space="4" w:color="A6A6A6" w:themeColor="background1" w:themeShade="A6"/>
+        </w:pBdr>
+        <w:spacing w:before="120" w:after="120"/>
+      </w:pPr>
+      <w:sdt>
+        <w:sdtPr>
+          <w:id w:val="-466662180"/>
+          <w14:checkbox>
+            <w14:checked w14:val="0"/>
+            <w14:checkedState w14:val="2612" w14:font="MS Gothic"/>
+            <w14:uncheckedState w14:val="2610" w14:font="MS Gothic"/>
+          </w14:checkbox>
+        </w:sdtPr>
+        <w:sdtEndPr/>
+        <w:sdtContent>
+          <w:r>
+            <w:rPr>
+              <w:rFonts w:ascii="MS Gothic" w:eastAsia="MS Gothic" w:hAnsi="MS Gothic" w:hint="eastAsia"/>
+            </w:rPr>
+            <w:t>☐</w:t>
+          </w:r>
+        </w:sdtContent>
+      </w:sdt>
+      <w:r>
+        <w:t xml:space="preserve"> Ja</w:t>
+      </w:r>
+    </w:p>
+    <w:p>
+      <w:pPr>
+        <w:pBdr>
+          <w:top w:val="single" w:sz="4" w:space="1" w:color="A6A6A6" w:themeColor="background1" w:themeShade="A6"/>
+          <w:left w:val="single" w:sz="4" w:space="4" w:color="A6A6A6" w:themeColor="background1" w:themeShade="A6"/>
+          <w:bottom w:val="single" w:sz="4" w:space="1" w:color="A6A6A6" w:themeColor="background1" w:themeShade="A6"/>
+          <w:right w:val="single" w:sz="4" w:space="4" w:color="A6A6A6" w:themeColor="background1" w:themeShade="A6"/>
+        </w:pBdr>
+        <w:spacing w:before="120" w:after="120"/>
+      </w:pPr>
+      <w:sdt>
+        <w:sdtPr>
+          <w:id w:val="2137512996"/>
+          <w14:checkbox>
+            <w14:checked w14:val="0"/>
+            <w14:checkedState w14:val="2612" w14:font="MS Gothic"/>
+            <w14:uncheckedState w14:val="2610" w14:font="MS Gothic"/>
+          </w14:checkbox>
+        </w:sdtPr>
+        <w:sdtEndPr/>
+        <w:sdtContent>
+          <w:r>
+            <w:rPr>
+              <w:rFonts w:ascii="MS Gothic" w:eastAsia="MS Gothic" w:hAnsi="MS Gothic" w:hint="eastAsia"/>
+            </w:rPr>
+            <w:t>☐</w:t>
+          </w:r>
+        </w:sdtContent>
+      </w:sdt>
+      <w:r>
+        <w:t xml:space="preserve"> Nein (Die Abweichungen sind untenstehend aufzuführen)</w:t>
+      </w:r>
+    </w:p>
+    <w:p>
+      <w:pPr>
+        <w:pBdr>
+          <w:top w:val="single" w:sz="4" w:space="1" w:color="A6A6A6" w:themeColor="background1" w:themeShade="A6"/>
+          <w:left w:val="single" w:sz="4" w:space="4" w:color="A6A6A6" w:themeColor="background1" w:themeShade="A6"/>
+          <w:bottom w:val="single" w:sz="4" w:space="1" w:color="A6A6A6" w:themeColor="background1" w:themeShade="A6"/>
+          <w:right w:val="single" w:sz="4" w:space="4" w:color="A6A6A6" w:themeColor="background1" w:themeShade="A6"/>
+        </w:pBdr>
+        <w:tabs>
+          <w:tab w:val="left" w:pos="2552"/>
+        </w:tabs>
+        <w:spacing w:before="120" w:after="120"/>
+      </w:pPr>
+      <w:r>
+        <w:rPr>
+          <w:rFonts w:cs="Arial"/>
+          <w:szCs w:val="22"/>
+        </w:rPr>
+        <w:t>Abweichungen</w:t>
+      </w:r>
+      <w:r>
+        <w:rPr>
+          <w:rFonts w:cs="Arial"/>
+          <w:szCs w:val="22"/>
+        </w:rPr>
+        <w:tab/>
+      </w:r>
+      <w:sdt>
+        <w:sdtPr>
+          <w:rPr>
+            <w:rFonts w:cs="Arial"/>
+            <w:szCs w:val="22"/>
+          </w:rPr>
+          <w:id w:val="545108463"/>
+          <w:placeholder>
+            <w:docPart w:val="1FF7030B366647C18256519E715722E3"/>
+          </w:placeholder>
+          <w:showingPlcHdr/>
+        </w:sdtPr>
+        <w:sdtEndPr/>
+        <w:sdtContent>
+          <w:r>
+            <w:rPr>
+              <w:rFonts w:eastAsiaTheme="minorHAnsi"/>
+              <w:shd w:val="clear" w:color="auto" w:fill="FBE4D5" w:themeFill="accent2" w:themeFillTint="33"/>
+            </w:rPr>
+            <w:t>Abweichungen eingeben</w:t>
+          </w:r>
+        </w:sdtContent>
+      </w:sdt>
+    </w:p>
+    <w:p>
+      <w:pPr>
+        <w:pBdr>
+          <w:top w:val="single" w:sz="4" w:space="1" w:color="A6A6A6" w:themeColor="background1" w:themeShade="A6"/>
+          <w:left w:val="single" w:sz="4" w:space="4" w:color="A6A6A6" w:themeColor="background1" w:themeShade="A6"/>
+          <w:bottom w:val="single" w:sz="4" w:space="1" w:color="A6A6A6" w:themeColor="background1" w:themeShade="A6"/>
+          <w:right w:val="single" w:sz="4" w:space="4" w:color="A6A6A6" w:themeColor="background1" w:themeShade="A6"/>
+        </w:pBdr>
+        <w:tabs>
+          <w:tab w:val="left" w:pos="2552"/>
+        </w:tabs>
+        <w:spacing w:before="120"/>
+      </w:pPr>
+      <w:r>
+        <w:rPr>
+          <w:rFonts w:cs="Arial"/>
+          <w:szCs w:val="22"/>
+        </w:rPr>
+        <w:t>Datum Bauvollendung</w:t>
+      </w:r>
+      <w:r>
+        <w:rPr>
+          <w:rFonts w:cs="Arial"/>
+          <w:szCs w:val="22"/>
+        </w:rPr>
+        <w:tab/>
+      </w:r>
+      <w:sdt>
+        <w:sdtPr>
+          <w:rPr>
+            <w:rFonts w:cs="Arial"/>
+            <w:szCs w:val="22"/>
+          </w:rPr>
+          <w:id w:val="-287442031"/>
+          <w:placeholder>
+            <w:docPart w:val="BB652B3546DB4157B79795E461565BA5"/>
+          </w:placeholder>
+          <w:showingPlcHdr/>
+          <w:date>
+            <w:dateFormat w:val="dd.MM.yyyy"/>
+            <w:lid w:val="de-CH"/>
+            <w:storeMappedDataAs w:val="dateTime"/>
+            <w:calendar w:val="gregorian"/>
+          </w:date>
+        </w:sdtPr>
+        <w:sdtEndPr/>
+        <w:sdtContent>
+          <w:r>
+            <w:rPr>
+              <w:shd w:val="clear" w:color="auto" w:fill="FBE4D5" w:themeFill="accent2" w:themeFillTint="33"/>
+            </w:rPr>
+            <w:t>Datum eingeben</w:t>
+          </w:r>
+        </w:sdtContent>
+      </w:sdt>
+    </w:p>
+    <w:p/>
+    <w:p>
+      <w:pPr>
+        <w:pBdr>
+          <w:top w:val="single" w:sz="4" w:space="1" w:color="A6A6A6" w:themeColor="background1" w:themeShade="A6"/>
+          <w:left w:val="single" w:sz="4" w:space="4" w:color="A6A6A6" w:themeColor="background1" w:themeShade="A6"/>
+          <w:bottom w:val="single" w:sz="4" w:space="1" w:color="A6A6A6" w:themeColor="background1" w:themeShade="A6"/>
+          <w:right w:val="single" w:sz="4" w:space="4" w:color="A6A6A6" w:themeColor="background1" w:themeShade="A6"/>
+        </w:pBdr>
+        <w:spacing w:after="120"/>
+        <w:rPr>
+          <w:b/>
+          <w:bCs/>
+        </w:rPr>
+      </w:pPr>
+      <w:r>
+        <w:rPr>
+          <w:b/>
+          <w:bCs/>
+        </w:rPr>
+        <w:t xml:space="preserve">Die </w:t>
+      </w:r>
+      <w:proofErr w:type="gramStart"/>
+      <w:r>
+        <w:rPr>
+          <w:rStyle w:val="PlatzhalterZchn"/>
+          <w:b/>
+          <w:bCs/>
+        </w:rPr>
+        <w:t>{{ LEITBEHOERDE</w:t>
+      </w:r>
+      <w:proofErr w:type="gramEnd"/>
+      <w:r>
+        <w:rPr>
+          <w:rStyle w:val="PlatzhalterZchn"/>
+          <w:b/>
+          <w:bCs/>
+        </w:rPr>
+        <w:t>_</w:t>
+      </w:r>
+      <w:proofErr w:type="gramStart"/>
+      <w:r>
+        <w:rPr>
+          <w:rStyle w:val="PlatzhalterZchn"/>
+          <w:b/>
+          <w:bCs/>
+        </w:rPr>
+        <w:t>NAME }</w:t>
+      </w:r>
+      <w:proofErr w:type="gramEnd"/>
+      <w:r>
+        <w:rPr>
+          <w:rStyle w:val="PlatzhalterZchn"/>
+          <w:b/>
+          <w:bCs/>
+        </w:rPr>
+        <w:t>}</w:t>
+      </w:r>
+      <w:r>
+        <w:rPr>
+          <w:b/>
+          <w:bCs/>
+        </w:rPr>
+        <w:t xml:space="preserve"> übergibt Ihnen bei Bedarf unentgeltlich ein blaues Standardhausnummernschild. Wünschen Sie ein solches Schild zur Selbstmontage?</w:t>
+      </w:r>
+    </w:p>
+    <w:p>
+      <w:pPr>
+        <w:pBdr>
+          <w:top w:val="single" w:sz="4" w:space="1" w:color="A6A6A6" w:themeColor="background1" w:themeShade="A6"/>
+          <w:left w:val="single" w:sz="4" w:space="4" w:color="A6A6A6" w:themeColor="background1" w:themeShade="A6"/>
+          <w:bottom w:val="single" w:sz="4" w:space="1" w:color="A6A6A6" w:themeColor="background1" w:themeShade="A6"/>
+          <w:right w:val="single" w:sz="4" w:space="4" w:color="A6A6A6" w:themeColor="background1" w:themeShade="A6"/>
+        </w:pBdr>
+        <w:spacing w:before="120" w:after="120"/>
+      </w:pPr>
+      <w:sdt>
+        <w:sdtPr>
+          <w:id w:val="-619682406"/>
+          <w14:checkbox>
+            <w14:checked w14:val="0"/>
+            <w14:checkedState w14:val="2612" w14:font="MS Gothic"/>
+            <w14:uncheckedState w14:val="2610" w14:font="MS Gothic"/>
+          </w14:checkbox>
+        </w:sdtPr>
+        <w:sdtEndPr/>
+        <w:sdtContent>
+          <w:r>
+            <w:rPr>
+              <w:rFonts w:ascii="MS Gothic" w:eastAsia="MS Gothic" w:hAnsi="MS Gothic" w:hint="eastAsia"/>
+            </w:rPr>
+            <w:t>☐</w:t>
+          </w:r>
+        </w:sdtContent>
+      </w:sdt>
+      <w:r>
+        <w:t xml:space="preserve"> Ja</w:t>
+      </w:r>
+    </w:p>
+    <w:p>
+      <w:pPr>
+        <w:pBdr>
+          <w:top w:val="single" w:sz="4" w:space="1" w:color="A6A6A6" w:themeColor="background1" w:themeShade="A6"/>
+          <w:left w:val="single" w:sz="4" w:space="4" w:color="A6A6A6" w:themeColor="background1" w:themeShade="A6"/>
+          <w:bottom w:val="single" w:sz="4" w:space="1" w:color="A6A6A6" w:themeColor="background1" w:themeShade="A6"/>
+          <w:right w:val="single" w:sz="4" w:space="4" w:color="A6A6A6" w:themeColor="background1" w:themeShade="A6"/>
+        </w:pBdr>
+        <w:spacing w:before="120"/>
+      </w:pPr>
+      <w:sdt>
+        <w:sdtPr>
+          <w:id w:val="559600196"/>
+          <w14:checkbox>
+            <w14:checked w14:val="0"/>
+            <w14:checkedState w14:val="2612" w14:font="MS Gothic"/>
+            <w14:uncheckedState w14:val="2610" w14:font="MS Gothic"/>
+          </w14:checkbox>
+        </w:sdtPr>
+        <w:sdtEndPr/>
+        <w:sdtContent>
+          <w:r>
+            <w:rPr>
+              <w:rFonts w:ascii="MS Gothic" w:eastAsia="MS Gothic" w:hAnsi="MS Gothic" w:hint="eastAsia"/>
+            </w:rPr>
+            <w:t>☐</w:t>
+          </w:r>
+        </w:sdtContent>
+      </w:sdt>
+      <w:r>
+        <w:t xml:space="preserve"> Nein</w:t>
+      </w:r>
+    </w:p>
+    <w:p/>
+    <w:p>
+      <w:pPr>
+        <w:pBdr>
+          <w:top w:val="single" w:sz="4" w:space="1" w:color="A6A6A6" w:themeColor="background1" w:themeShade="A6"/>
+          <w:left w:val="single" w:sz="4" w:space="4" w:color="A6A6A6" w:themeColor="background1" w:themeShade="A6"/>
+          <w:bottom w:val="single" w:sz="4" w:space="1" w:color="A6A6A6" w:themeColor="background1" w:themeShade="A6"/>
+          <w:right w:val="single" w:sz="4" w:space="4" w:color="A6A6A6" w:themeColor="background1" w:themeShade="A6"/>
+        </w:pBdr>
+        <w:spacing w:after="120"/>
+        <w:rPr>
+          <w:b/>
+          <w:bCs/>
+        </w:rPr>
+      </w:pPr>
+      <w:r>
+        <w:rPr>
+          <w:rFonts w:cs="Arial"/>
+          <w:b/>
+          <w:bCs/>
+          <w:szCs w:val="22"/>
+        </w:rPr>
+        <w:t>Die Nebengebäude sind fertiggestellt:</w:t>
+      </w:r>
+    </w:p>
+    <w:p>
+      <w:pPr>
+        <w:pBdr>
+          <w:top w:val="single" w:sz="4" w:space="1" w:color="A6A6A6" w:themeColor="background1" w:themeShade="A6"/>
+          <w:left w:val="single" w:sz="4" w:space="4" w:color="A6A6A6" w:themeColor="background1" w:themeShade="A6"/>
+          <w:bottom w:val="single" w:sz="4" w:space="1" w:color="A6A6A6" w:themeColor="background1" w:themeShade="A6"/>
+          <w:right w:val="single" w:sz="4" w:space="4" w:color="A6A6A6" w:themeColor="background1" w:themeShade="A6"/>
+        </w:pBdr>
+        <w:spacing w:before="120" w:after="120"/>
+      </w:pPr>
+      <w:sdt>
+        <w:sdtPr>
+          <w:id w:val="1875569475"/>
+          <w14:checkbox>
+            <w14:checked w14:val="0"/>
+            <w14:checkedState w14:val="2612" w14:font="MS Gothic"/>
+            <w14:uncheckedState w14:val="2610" w14:font="MS Gothic"/>
+          </w14:checkbox>
+        </w:sdtPr>
+        <w:sdtEndPr/>
+        <w:sdtContent>
+          <w:r>
+            <w:rPr>
+              <w:rFonts w:ascii="MS Gothic" w:eastAsia="MS Gothic" w:hAnsi="MS Gothic" w:hint="eastAsia"/>
+            </w:rPr>
+            <w:t>☐</w:t>
+          </w:r>
+        </w:sdtContent>
+      </w:sdt>
+      <w:r>
+        <w:t xml:space="preserve"> Ja</w:t>
+      </w:r>
+    </w:p>
+    <w:p>
+      <w:pPr>
+        <w:pBdr>
+          <w:top w:val="single" w:sz="4" w:space="1" w:color="A6A6A6" w:themeColor="background1" w:themeShade="A6"/>
+          <w:left w:val="single" w:sz="4" w:space="4" w:color="A6A6A6" w:themeColor="background1" w:themeShade="A6"/>
+          <w:bottom w:val="single" w:sz="4" w:space="1" w:color="A6A6A6" w:themeColor="background1" w:themeShade="A6"/>
+          <w:right w:val="single" w:sz="4" w:space="4" w:color="A6A6A6" w:themeColor="background1" w:themeShade="A6"/>
+        </w:pBdr>
+        <w:tabs>
+          <w:tab w:val="left" w:pos="7371"/>
+        </w:tabs>
+        <w:spacing w:before="120"/>
+      </w:pPr>
+      <w:sdt>
+        <w:sdtPr>
+          <w:id w:val="-821194105"/>
+          <w14:checkbox>
+            <w14:checked w14:val="0"/>
+            <w14:checkedState w14:val="2612" w14:font="MS Gothic"/>
+            <w14:uncheckedState w14:val="2610" w14:font="MS Gothic"/>
+          </w14:checkbox>
+        </w:sdtPr>
+        <w:sdtEndPr/>
+        <w:sdtContent>
+          <w:r>
+            <w:rPr>
+              <w:rFonts w:ascii="MS Gothic" w:eastAsia="MS Gothic" w:hAnsi="MS Gothic" w:hint="eastAsia"/>
+            </w:rPr>
+            <w:t>☐</w:t>
+          </w:r>
+        </w:sdtContent>
+      </w:sdt>
+      <w:r>
+        <w:t xml:space="preserve"> Nein (Falls «Nein», geben Sie den Zeitpunkt der Fertigstellung an)</w:t>
+      </w:r>
+      <w:r>
+        <w:tab/>
+      </w:r>
+      <w:sdt>
+        <w:sdtPr>
+          <w:rPr>
+            <w:rFonts w:cs="Arial"/>
+            <w:szCs w:val="22"/>
+          </w:rPr>
+          <w:id w:val="120662937"/>
+          <w:placeholder>
+            <w:docPart w:val="E97108F9C0374853A4D679C567C77D18"/>
+          </w:placeholder>
+          <w:showingPlcHdr/>
+          <w:date>
+            <w:dateFormat w:val="dd.MM.yyyy"/>
+            <w:lid w:val="de-CH"/>
+            <w:storeMappedDataAs w:val="dateTime"/>
+            <w:calendar w:val="gregorian"/>
+          </w:date>
+        </w:sdtPr>
+        <w:sdtEndPr/>
+        <w:sdtContent>
+          <w:r>
+            <w:rPr>
+              <w:shd w:val="clear" w:color="auto" w:fill="FBE4D5" w:themeFill="accent2" w:themeFillTint="33"/>
+            </w:rPr>
+            <w:t>Datum eingeben</w:t>
+          </w:r>
+        </w:sdtContent>
+      </w:sdt>
+    </w:p>
+    <w:p/>
+    <w:p>
+      <w:pPr>
+        <w:pBdr>
+          <w:top w:val="single" w:sz="4" w:space="1" w:color="A6A6A6" w:themeColor="background1" w:themeShade="A6"/>
+          <w:left w:val="single" w:sz="4" w:space="4" w:color="A6A6A6" w:themeColor="background1" w:themeShade="A6"/>
+          <w:bottom w:val="single" w:sz="4" w:space="1" w:color="A6A6A6" w:themeColor="background1" w:themeShade="A6"/>
+          <w:right w:val="single" w:sz="4" w:space="4" w:color="A6A6A6" w:themeColor="background1" w:themeShade="A6"/>
+        </w:pBdr>
+        <w:spacing w:after="120"/>
+        <w:rPr>
+          <w:b/>
+          <w:bCs/>
+        </w:rPr>
+      </w:pPr>
+      <w:r>
+        <w:rPr>
+          <w:rFonts w:cs="Arial"/>
+          <w:b/>
+          <w:bCs/>
+          <w:szCs w:val="22"/>
+        </w:rPr>
+        <w:t>Die Umgebungsarbeiten sind fertiggestellt:</w:t>
+      </w:r>
+    </w:p>
+    <w:p>
+      <w:pPr>
+        <w:pBdr>
+          <w:top w:val="single" w:sz="4" w:space="1" w:color="A6A6A6" w:themeColor="background1" w:themeShade="A6"/>
+          <w:left w:val="single" w:sz="4" w:space="4" w:color="A6A6A6" w:themeColor="background1" w:themeShade="A6"/>
+          <w:bottom w:val="single" w:sz="4" w:space="1" w:color="A6A6A6" w:themeColor="background1" w:themeShade="A6"/>
+          <w:right w:val="single" w:sz="4" w:space="4" w:color="A6A6A6" w:themeColor="background1" w:themeShade="A6"/>
+        </w:pBdr>
+        <w:spacing w:before="120" w:after="120"/>
+      </w:pPr>
+      <w:sdt>
+        <w:sdtPr>
+          <w:id w:val="796337836"/>
+          <w14:checkbox>
+            <w14:checked w14:val="0"/>
+            <w14:checkedState w14:val="2612" w14:font="MS Gothic"/>
+            <w14:uncheckedState w14:val="2610" w14:font="MS Gothic"/>
+          </w14:checkbox>
+        </w:sdtPr>
+        <w:sdtEndPr/>
+        <w:sdtContent>
+          <w:r>
+            <w:rPr>
+              <w:rFonts w:ascii="MS Gothic" w:eastAsia="MS Gothic" w:hAnsi="MS Gothic" w:hint="eastAsia"/>
+            </w:rPr>
+            <w:t>☐</w:t>
+          </w:r>
+        </w:sdtContent>
+      </w:sdt>
+      <w:r>
+        <w:t xml:space="preserve"> Ja</w:t>
+      </w:r>
+    </w:p>
+    <w:p>
+      <w:pPr>
+        <w:pBdr>
+          <w:top w:val="single" w:sz="4" w:space="1" w:color="A6A6A6" w:themeColor="background1" w:themeShade="A6"/>
+          <w:left w:val="single" w:sz="4" w:space="4" w:color="A6A6A6" w:themeColor="background1" w:themeShade="A6"/>
+          <w:bottom w:val="single" w:sz="4" w:space="1" w:color="A6A6A6" w:themeColor="background1" w:themeShade="A6"/>
+          <w:right w:val="single" w:sz="4" w:space="4" w:color="A6A6A6" w:themeColor="background1" w:themeShade="A6"/>
+        </w:pBdr>
+        <w:tabs>
+          <w:tab w:val="left" w:pos="7371"/>
+        </w:tabs>
+        <w:spacing w:before="120"/>
+      </w:pPr>
+      <w:sdt>
+        <w:sdtPr>
+          <w:id w:val="-362370761"/>
+          <w14:checkbox>
+            <w14:checked w14:val="0"/>
+            <w14:checkedState w14:val="2612" w14:font="MS Gothic"/>
+            <w14:uncheckedState w14:val="2610" w14:font="MS Gothic"/>
+          </w14:checkbox>
+        </w:sdtPr>
+        <w:sdtEndPr/>
+        <w:sdtContent>
+          <w:r>
+            <w:rPr>
+              <w:rFonts w:ascii="MS Gothic" w:eastAsia="MS Gothic" w:hAnsi="MS Gothic" w:hint="eastAsia"/>
+            </w:rPr>
+            <w:t>☐</w:t>
+          </w:r>
+        </w:sdtContent>
+      </w:sdt>
+      <w:r>
+        <w:t xml:space="preserve"> Nein (Falls «Nein», geben Sie den Zeitpunkt der Fertigstellung an)</w:t>
+      </w:r>
+      <w:r>
+        <w:tab/>
+      </w:r>
+      <w:sdt>
+        <w:sdtPr>
+          <w:rPr>
+            <w:rFonts w:cs="Arial"/>
+            <w:szCs w:val="22"/>
+          </w:rPr>
+          <w:id w:val="259343044"/>
+          <w:placeholder>
+            <w:docPart w:val="88D854EDC35A4E639DB76761CBCFE13E"/>
+          </w:placeholder>
+          <w:showingPlcHdr/>
+          <w:date>
+            <w:dateFormat w:val="dd.MM.yyyy"/>
+            <w:lid w:val="de-CH"/>
+            <w:storeMappedDataAs w:val="dateTime"/>
+            <w:calendar w:val="gregorian"/>
+          </w:date>
+        </w:sdtPr>
+        <w:sdtEndPr/>
+        <w:sdtContent>
+          <w:r>
+            <w:rPr>
+              <w:shd w:val="clear" w:color="auto" w:fill="FBE4D5" w:themeFill="accent2" w:themeFillTint="33"/>
+            </w:rPr>
+            <w:t>Datum eingeben</w:t>
+          </w:r>
+        </w:sdtContent>
+      </w:sdt>
+    </w:p>
+    <w:p/>
+    <w:p>
+      <w:pPr>
+        <w:pBdr>
+          <w:top w:val="single" w:sz="4" w:space="1" w:color="A6A6A6" w:themeColor="background1" w:themeShade="A6"/>
+          <w:left w:val="single" w:sz="4" w:space="4" w:color="A6A6A6" w:themeColor="background1" w:themeShade="A6"/>
+          <w:bottom w:val="single" w:sz="4" w:space="1" w:color="A6A6A6" w:themeColor="background1" w:themeShade="A6"/>
+          <w:right w:val="single" w:sz="4" w:space="4" w:color="A6A6A6" w:themeColor="background1" w:themeShade="A6"/>
+        </w:pBdr>
+        <w:rPr>
+          <w:b/>
+          <w:bCs/>
+        </w:rPr>
+      </w:pPr>
+      <w:r>
+        <w:rPr>
+          <w:rFonts w:cs="Arial"/>
+          <w:b/>
+          <w:bCs/>
+          <w:szCs w:val="22"/>
+        </w:rPr>
+        <w:t>Bemerkungen</w:t>
+      </w:r>
+      <w:r>
+        <w:rPr>
+          <w:rFonts w:cs="Arial"/>
+          <w:b/>
+          <w:bCs/>
+          <w:szCs w:val="22"/>
+        </w:rPr>
+        <w:t>:</w:t>
+      </w:r>
+      <w:r>
+        <w:rPr>
+          <w:rFonts w:cs="Arial"/>
+          <w:b/>
+          <w:bCs/>
+          <w:szCs w:val="22"/>
+        </w:rPr>
+        <w:t xml:space="preserve"> </w:t>
+      </w:r>
+      <w:sdt>
+        <w:sdtPr>
+          <w:rPr>
+            <w:rFonts w:cs="Arial"/>
+            <w:szCs w:val="22"/>
+          </w:rPr>
+          <w:id w:val="891616187"/>
+          <w:placeholder>
+            <w:docPart w:val="1670BA06BC664ECE94C5CAC1AA0DD919"/>
+          </w:placeholder>
+          <w:showingPlcHdr/>
+        </w:sdtPr>
+        <w:sdtEndPr/>
+        <w:sdtContent>
+          <w:r>
+            <w:rPr>
+              <w:rFonts w:eastAsiaTheme="minorHAnsi"/>
+              <w:shd w:val="clear" w:color="auto" w:fill="FBE4D5" w:themeFill="accent2" w:themeFillTint="33"/>
+            </w:rPr>
+            <w:t>Bemerk</w:t>
+          </w:r>
+          <w:r>
+            <w:rPr>
+              <w:rFonts w:eastAsiaTheme="minorHAnsi"/>
+              <w:shd w:val="clear" w:color="auto" w:fill="FBE4D5" w:themeFill="accent2" w:themeFillTint="33"/>
+            </w:rPr>
+            <w:t>ungen eingeben</w:t>
+          </w:r>
+        </w:sdtContent>
+      </w:sdt>
+    </w:p>
     <w:p/>
     <w:tbl>
       <w:tblPr>
@@ -3001,8 +4447,216 @@
       </w:tr>
     </w:tbl>
     <w:p/>
+    <w:p>
+      <w:pPr>
+        <w:rPr>
+          <w:rStyle w:val="Fett"/>
+        </w:rPr>
+      </w:pPr>
+      <w:r>
+        <w:rPr>
+          <w:rStyle w:val="Fett"/>
+        </w:rPr>
+        <w:t>Beilagen</w:t>
+      </w:r>
+    </w:p>
+    <w:p>
+      <w:pPr>
+        <w:pStyle w:val="Auflistung"/>
+        <w:numPr>
+          <w:ilvl w:val="0"/>
+          <w:numId w:val="0"/>
+        </w:numPr>
+      </w:pPr>
+      <w:sdt>
+        <w:sdtPr>
+          <w:id w:val="-1303386376"/>
+          <w14:checkbox>
+            <w14:checked w14:val="0"/>
+            <w14:checkedState w14:val="2612" w14:font="MS Gothic"/>
+            <w14:uncheckedState w14:val="2610" w14:font="MS Gothic"/>
+          </w14:checkbox>
+        </w:sdtPr>
+        <w:sdtEndPr/>
+        <w:sdtContent>
+          <w:r>
+            <w:rPr>
+              <w:rFonts w:ascii="MS Gothic" w:eastAsia="MS Gothic" w:hAnsi="MS Gothic" w:hint="eastAsia"/>
+            </w:rPr>
+            <w:t>☐</w:t>
+          </w:r>
+        </w:sdtContent>
+      </w:sdt>
+      <w:r>
+        <w:t xml:space="preserve"> Dokumente der Bauausführung (z.B. Fotos, Pläne, etc.)</w:t>
+      </w:r>
+    </w:p>
+    <w:p>
+      <w:pPr>
+        <w:rPr>
+          <w:rFonts w:cs="Arial"/>
+          <w:szCs w:val="22"/>
+        </w:rPr>
+      </w:pPr>
+      <w:sdt>
+        <w:sdtPr>
+          <w:id w:val="1165520003"/>
+          <w14:checkbox>
+            <w14:checked w14:val="0"/>
+            <w14:checkedState w14:val="2612" w14:font="MS Gothic"/>
+            <w14:uncheckedState w14:val="2610" w14:font="MS Gothic"/>
+          </w14:checkbox>
+        </w:sdtPr>
+        <w:sdtEndPr/>
+        <w:sdtContent>
+          <w:r>
+            <w:rPr>
+              <w:rFonts w:ascii="MS Gothic" w:eastAsia="MS Gothic" w:hAnsi="MS Gothic" w:hint="eastAsia"/>
+            </w:rPr>
+            <w:t>☐</w:t>
+          </w:r>
+        </w:sdtContent>
+      </w:sdt>
+      <w:r>
+        <w:t xml:space="preserve"> </w:t>
+      </w:r>
+      <w:sdt>
+        <w:sdtPr>
+          <w:rPr>
+            <w:rFonts w:cs="Arial"/>
+            <w:szCs w:val="22"/>
+          </w:rPr>
+          <w:id w:val="-1353416818"/>
+          <w:placeholder>
+            <w:docPart w:val="090E2101D00C4853B2E050A21A0E4D1C"/>
+          </w:placeholder>
+          <w:showingPlcHdr/>
+        </w:sdtPr>
+        <w:sdtEndPr/>
+        <w:sdtContent>
+          <w:r>
+            <w:rPr>
+              <w:rFonts w:eastAsiaTheme="minorHAnsi"/>
+              <w:shd w:val="clear" w:color="auto" w:fill="FBE4D5" w:themeFill="accent2" w:themeFillTint="33"/>
+            </w:rPr>
+            <w:t>Beilage</w:t>
+          </w:r>
+        </w:sdtContent>
+      </w:sdt>
+    </w:p>
+    <w:p>
+      <w:pPr>
+        <w:rPr>
+          <w:rFonts w:cs="Arial"/>
+          <w:szCs w:val="22"/>
+        </w:rPr>
+      </w:pPr>
+      <w:sdt>
+        <w:sdtPr>
+          <w:id w:val="1055668134"/>
+          <w14:checkbox>
+            <w14:checked w14:val="0"/>
+            <w14:checkedState w14:val="2612" w14:font="MS Gothic"/>
+            <w14:uncheckedState w14:val="2610" w14:font="MS Gothic"/>
+          </w14:checkbox>
+        </w:sdtPr>
+        <w:sdtEndPr/>
+        <w:sdtContent>
+          <w:r>
+            <w:rPr>
+              <w:rFonts w:ascii="MS Gothic" w:eastAsia="MS Gothic" w:hAnsi="MS Gothic" w:hint="eastAsia"/>
+            </w:rPr>
+            <w:t>☐</w:t>
+          </w:r>
+        </w:sdtContent>
+      </w:sdt>
+      <w:r>
+        <w:t xml:space="preserve"> </w:t>
+      </w:r>
+      <w:sdt>
+        <w:sdtPr>
+          <w:rPr>
+            <w:rFonts w:cs="Arial"/>
+            <w:szCs w:val="22"/>
+          </w:rPr>
+          <w:id w:val="904181392"/>
+          <w:placeholder>
+            <w:docPart w:val="2A9A113C967C4AC3995FA5B5BF3B14D5"/>
+          </w:placeholder>
+          <w:showingPlcHdr/>
+        </w:sdtPr>
+        <w:sdtEndPr/>
+        <w:sdtContent>
+          <w:r>
+            <w:rPr>
+              <w:rFonts w:eastAsiaTheme="minorHAnsi"/>
+              <w:shd w:val="clear" w:color="auto" w:fill="FBE4D5" w:themeFill="accent2" w:themeFillTint="33"/>
+            </w:rPr>
+            <w:t>Beilage</w:t>
+          </w:r>
+        </w:sdtContent>
+      </w:sdt>
+    </w:p>
+    <w:p>
+      <w:pPr>
+        <w:rPr>
+          <w:rFonts w:cs="Arial"/>
+          <w:szCs w:val="22"/>
+        </w:rPr>
+      </w:pPr>
+      <w:sdt>
+        <w:sdtPr>
+          <w:id w:val="-723756720"/>
+          <w14:checkbox>
+            <w14:checked w14:val="0"/>
+            <w14:checkedState w14:val="2612" w14:font="MS Gothic"/>
+            <w14:uncheckedState w14:val="2610" w14:font="MS Gothic"/>
+          </w14:checkbox>
+        </w:sdtPr>
+        <w:sdtEndPr/>
+        <w:sdtContent>
+          <w:r>
+            <w:rPr>
+              <w:rFonts w:ascii="MS Gothic" w:eastAsia="MS Gothic" w:hAnsi="MS Gothic" w:hint="eastAsia"/>
+            </w:rPr>
+            <w:t>☐</w:t>
+          </w:r>
+        </w:sdtContent>
+      </w:sdt>
+      <w:r>
+        <w:t xml:space="preserve"> </w:t>
+      </w:r>
+      <w:sdt>
+        <w:sdtPr>
+          <w:rPr>
+            <w:rFonts w:cs="Arial"/>
+            <w:szCs w:val="22"/>
+          </w:rPr>
+          <w:id w:val="-1354415386"/>
+          <w:placeholder>
+            <w:docPart w:val="3A83EC457172473E810CDBD3F76D9767"/>
+          </w:placeholder>
+          <w:showingPlcHdr/>
+        </w:sdtPr>
+        <w:sdtEndPr/>
+        <w:sdtContent>
+          <w:r>
+            <w:rPr>
+              <w:rFonts w:eastAsiaTheme="minorHAnsi"/>
+              <w:shd w:val="clear" w:color="auto" w:fill="FBE4D5" w:themeFill="accent2" w:themeFillTint="33"/>
+            </w:rPr>
+            <w:t>Beilage</w:t>
+          </w:r>
+        </w:sdtContent>
+      </w:sdt>
+    </w:p>
     <w:p/>
     <w:p>
+      <w:pPr>
+        <w:rPr>
+          <w:rStyle w:val="Fett"/>
+        </w:rPr>
+      </w:pPr>
       <w:r>
         <w:rPr>
           <w:rStyle w:val="Fett"/>
@@ -3010,13 +4664,29 @@
         <w:t>Die Baubehörde behält sich vor, auf Voranmeldung, trotz eingereichter Selbstdeklaration, im Sinne von Stichproben, Baukontrollen vor Ort durchzuführen.</w:t>
       </w:r>
     </w:p>
+    <w:p/>
+    <w:p>
+      <w:pPr>
+        <w:rPr>
+          <w:rStyle w:val="Fett"/>
+        </w:rPr>
+      </w:pPr>
+      <w:r>
+        <w:rPr>
+          <w:rStyle w:val="Fett"/>
+        </w:rPr>
+        <w:t>Übersehene oder nicht beanstandete Mängel erwachsen nicht automatisch in Rechtskraft. Vorbehalten bleiben allfällige Kontrollen weiterer Fachstellen.</w:t>
+      </w:r>
+    </w:p>
     <w:sectPr>
-      <w:headerReference w:type="default" r:id="rId8"/>
-      <w:footerReference w:type="default" r:id="rId9"/>
-      <w:headerReference w:type="first" r:id="rId10"/>
-      <w:footerReference w:type="first" r:id="rId11"/>
+      <w:headerReference w:type="even" r:id="rId8"/>
+      <w:headerReference w:type="default" r:id="rId9"/>
+      <w:footerReference w:type="even" r:id="rId10"/>
+      <w:footerReference w:type="default" r:id="rId11"/>
+      <w:headerReference w:type="first" r:id="rId12"/>
+      <w:footerReference w:type="first" r:id="rId13"/>
       <w:pgSz w:w="11907" w:h="16840"/>
-      <w:pgMar w:top="851" w:right="1134" w:bottom="1021" w:left="1418" w:header="284" w:footer="567" w:gutter="0"/>
+      <w:pgMar w:top="1134" w:right="1134" w:bottom="1134" w:left="1134" w:header="284" w:footer="567" w:gutter="0"/>
       <w:pgNumType w:start="1"/>
       <w:cols w:space="720"/>
       <w:titlePg/>
@@ -3049,229 +4719,398 @@
 <w:ftr xmlns:wpc="http://schemas.microsoft.com/office/word/2010/wordprocessingCanvas" xmlns:cx="http://schemas.microsoft.com/office/drawing/2014/chartex" xmlns:cx1="http://schemas.microsoft.com/office/drawing/2015/9/8/chartex" xmlns:cx2="http://schemas.microsoft.com/office/drawing/2015/10/21/chartex" xmlns:cx3="http://schemas.microsoft.com/office/drawing/2016/5/9/chartex" xmlns:cx4="http://schemas.microsoft.com/office/drawing/2016/5/10/chartex" xmlns:cx5="http://schemas.microsoft.com/office/drawing/2016/5/11/chartex" xmlns:cx6="http://schemas.microsoft.com/office/drawing/2016/5/12/chartex" xmlns:cx7="http://schemas.microsoft.com/office/drawing/2016/5/13/chartex" xmlns:cx8="http://schemas.microsoft.com/office/drawing/2016/5/14/chartex" xmlns:mc="http://schemas.openxmlformats.org/markup-compatibility/2006" xmlns:aink="http://schemas.microsoft.com/office/drawing/2016/ink" xmlns:am3d="http://schemas.microsoft.com/office/drawing/2017/model3d" xmlns:o="urn:schemas-microsoft-com:office:office" xmlns:oel="http://schemas.microsoft.com/office/2019/extlst" xmlns:r="http://schemas.openxmlformats.org/officeDocument/2006/relationships" xmlns:m="http://schemas.openxmlformats.org/officeDocument/2006/math" xmlns:v="urn:schemas-microsoft-com:vml" xmlns:wp14="http://schemas.microsoft.com/office/word/2010/wordprocessingDrawing" xmlns:wp="http://schemas.openxmlformats.org/drawingml/2006/wordprocessingDrawing" xmlns:w10="urn:schemas-microsoft-com:office:word" xmlns:w="http://schemas.openxmlformats.org/wordprocessingml/2006/main" xmlns:w14="http://schemas.microsoft.com/office/word/2010/wordml" xmlns:w15="http://schemas.microsoft.com/office/word/2012/wordml" xmlns:w16cex="http://schemas.microsoft.com/office/word/2018/wordml/cex" xmlns:w16cid="http://schemas.microsoft.com/office/word/2016/wordml/cid" xmlns:w16="http://schemas.microsoft.com/office/word/2018/wordml" xmlns:w16du="http://schemas.microsoft.com/office/word/2023/wordml/word16du" xmlns:w16sdtdh="http://schemas.microsoft.com/office/word/2020/wordml/sdtdatahash" xmlns:w16sdtfl="http://schemas.microsoft.com/office/word/2024/wordml/sdtformatlock" xmlns:w16se="http://schemas.microsoft.com/office/word/2015/wordml/symex" xmlns:wpg="http://schemas.microsoft.com/office/word/2010/wordprocessingGroup" xmlns:wpi="http://schemas.microsoft.com/office/word/2010/wordprocessingInk" xmlns:wne="http://schemas.microsoft.com/office/word/2006/wordml" xmlns:wps="http://schemas.microsoft.com/office/word/2010/wordprocessingShape" mc:Ignorable="w14 w15 w16se w16cid w16 w16cex w16sdtdh w16sdtfl w16du wp14">
   <w:p>
     <w:pPr>
-      <w:pStyle w:val="Kopfzeile"/>
-      <w:tabs>
-        <w:tab w:val="clear" w:pos="4536"/>
-        <w:tab w:val="clear" w:pos="9072"/>
-      </w:tabs>
-      <w:rPr>
-        <w:sz w:val="18"/>
-        <w:szCs w:val="18"/>
-      </w:rPr>
+      <w:pStyle w:val="Fuzeile"/>
     </w:pPr>
-    <w:r>
-      <w:rPr>
-        <w:rStyle w:val="PlatzhalterZchn"/>
-        <w:sz w:val="16"/>
-        <w:szCs w:val="16"/>
-      </w:rPr>
-      <w:t>{{ LEITBEHOERDE_NAME }}</w:t>
-    </w:r>
-    <w:r>
-      <w:rPr>
-        <w:sz w:val="16"/>
-        <w:szCs w:val="16"/>
-      </w:rPr>
-      <w:t xml:space="preserve"> | </w:t>
-    </w:r>
-    <w:sdt>
-      <w:sdtPr>
-        <w:rPr>
-          <w:sz w:val="18"/>
-          <w:szCs w:val="18"/>
-        </w:rPr>
-        <w:id w:val="1668204801"/>
-        <w:placeholder>
-          <w:docPart w:val="7CE4005DC65248D0A95D75664EB32E14"/>
-        </w:placeholder>
-        <w:showingPlcHdr/>
-      </w:sdtPr>
-      <w:sdtEndPr/>
-      <w:sdtContent>
-        <w:r>
-          <w:rPr>
-            <w:rFonts w:eastAsiaTheme="minorHAnsi"/>
-            <w:sz w:val="16"/>
-            <w:szCs w:val="16"/>
-            <w:shd w:val="clear" w:color="auto" w:fill="FBE4D5" w:themeFill="accent2" w:themeFillTint="33"/>
-          </w:rPr>
-          <w:t>Baubehörde eingeben</w:t>
-        </w:r>
-      </w:sdtContent>
-    </w:sdt>
-    <w:r>
-      <w:rPr>
-        <w:sz w:val="16"/>
-        <w:szCs w:val="16"/>
-      </w:rPr>
-      <w:t xml:space="preserve"> | </w:t>
-    </w:r>
-    <w:r>
-      <w:rPr>
-        <w:rStyle w:val="PlatzhalterZchn"/>
-        <w:sz w:val="16"/>
-        <w:szCs w:val="16"/>
-      </w:rPr>
-      <w:t>{{ LEITBEHOERDE_ADRESSE_1 }}</w:t>
-    </w:r>
-    <w:r>
-      <w:rPr>
-        <w:sz w:val="16"/>
-        <w:szCs w:val="16"/>
-      </w:rPr>
-      <w:t xml:space="preserve"> | </w:t>
-    </w:r>
-    <w:r>
-      <w:rPr>
-        <w:rStyle w:val="PlatzhalterZchn"/>
-        <w:sz w:val="16"/>
-        <w:szCs w:val="16"/>
-      </w:rPr>
-      <w:t>{{ LEITBEHOERDE_ADRESSE_2 }}</w:t>
-    </w:r>
-    <w:r>
-      <w:rPr>
-        <w:sz w:val="16"/>
-        <w:szCs w:val="16"/>
-      </w:rPr>
-      <w:t xml:space="preserve"> | </w:t>
-    </w:r>
-    <w:r>
-      <w:rPr>
-        <w:rStyle w:val="PlatzhalterZchn"/>
-        <w:sz w:val="16"/>
-        <w:szCs w:val="16"/>
-      </w:rPr>
-      <w:t>{{ LEITBEHOERDE_TELEFON }}</w:t>
-    </w:r>
-    <w:r>
-      <w:rPr>
-        <w:sz w:val="16"/>
-        <w:szCs w:val="16"/>
-      </w:rPr>
-      <w:t xml:space="preserve"> | </w:t>
-    </w:r>
-    <w:r>
-      <w:rPr>
-        <w:rStyle w:val="PlatzhalterZchn"/>
-        <w:sz w:val="16"/>
-        <w:szCs w:val="16"/>
-      </w:rPr>
-      <w:t>{{ LEITBEHOERDE_EMAIL }}</w:t>
-    </w:r>
   </w:p>
-  <w:p>
-    <w:pPr>
-      <w:tabs>
-        <w:tab w:val="right" w:pos="9355"/>
-      </w:tabs>
-      <w:spacing w:before="120"/>
-      <w:rPr>
-        <w:sz w:val="16"/>
-      </w:rPr>
-    </w:pPr>
-    <w:r>
-      <w:rPr>
-        <w:sz w:val="16"/>
-      </w:rPr>
-      <w:tab/>
-    </w:r>
-    <w:r>
-      <w:rPr>
-        <w:sz w:val="16"/>
-      </w:rPr>
-      <w:fldChar w:fldCharType="begin"/>
-    </w:r>
-    <w:r>
-      <w:rPr>
-        <w:sz w:val="16"/>
-      </w:rPr>
-      <w:instrText xml:space="preserve"> </w:instrText>
-    </w:r>
-    <w:r>
-      <w:rPr>
-        <w:sz w:val="16"/>
-      </w:rPr>
-      <w:instrText>PAGE</w:instrText>
-    </w:r>
-    <w:r>
-      <w:rPr>
-        <w:sz w:val="16"/>
-      </w:rPr>
-      <w:instrText xml:space="preserve">  \* Arabic  \* MERGEFORMAT </w:instrText>
-    </w:r>
-    <w:r>
-      <w:rPr>
-        <w:sz w:val="16"/>
-      </w:rPr>
-      <w:fldChar w:fldCharType="separate"/>
-    </w:r>
-    <w:r>
-      <w:rPr>
-        <w:noProof/>
-        <w:sz w:val="16"/>
-      </w:rPr>
-      <w:t>1</w:t>
-    </w:r>
-    <w:r>
-      <w:rPr>
-        <w:sz w:val="16"/>
-      </w:rPr>
-      <w:fldChar w:fldCharType="end"/>
-    </w:r>
-    <w:r>
-      <w:rPr>
-        <w:sz w:val="16"/>
-      </w:rPr>
-      <w:t>/</w:t>
-    </w:r>
-    <w:r>
-      <w:rPr>
-        <w:sz w:val="16"/>
-      </w:rPr>
-      <w:fldChar w:fldCharType="begin"/>
-    </w:r>
-    <w:r>
-      <w:rPr>
-        <w:sz w:val="16"/>
-      </w:rPr>
-      <w:instrText xml:space="preserve"> </w:instrText>
-    </w:r>
-    <w:r>
-      <w:rPr>
-        <w:sz w:val="16"/>
-      </w:rPr>
-      <w:instrText>NUMPAGES</w:instrText>
-    </w:r>
-    <w:r>
-      <w:rPr>
-        <w:sz w:val="16"/>
-      </w:rPr>
-      <w:instrText xml:space="preserve">  \* Arabic  \* MERGEFORMAT </w:instrText>
-    </w:r>
-    <w:r>
-      <w:rPr>
-        <w:sz w:val="16"/>
-      </w:rPr>
-      <w:fldChar w:fldCharType="separate"/>
-    </w:r>
-    <w:r>
-      <w:rPr>
-        <w:noProof/>
-        <w:sz w:val="16"/>
-      </w:rPr>
-      <w:t>1</w:t>
-    </w:r>
-    <w:r>
-      <w:rPr>
-        <w:sz w:val="16"/>
-      </w:rPr>
-      <w:fldChar w:fldCharType="end"/>
-    </w:r>
-  </w:p>
+</w:ftr>
+</file>
+
+<file path=word/footer2.xml><?xml version="1.0" encoding="utf-8"?>
+<w:ftr xmlns:wpc="http://schemas.microsoft.com/office/word/2010/wordprocessingCanvas" xmlns:cx="http://schemas.microsoft.com/office/drawing/2014/chartex" xmlns:cx1="http://schemas.microsoft.com/office/drawing/2015/9/8/chartex" xmlns:cx2="http://schemas.microsoft.com/office/drawing/2015/10/21/chartex" xmlns:cx3="http://schemas.microsoft.com/office/drawing/2016/5/9/chartex" xmlns:cx4="http://schemas.microsoft.com/office/drawing/2016/5/10/chartex" xmlns:cx5="http://schemas.microsoft.com/office/drawing/2016/5/11/chartex" xmlns:cx6="http://schemas.microsoft.com/office/drawing/2016/5/12/chartex" xmlns:cx7="http://schemas.microsoft.com/office/drawing/2016/5/13/chartex" xmlns:cx8="http://schemas.microsoft.com/office/drawing/2016/5/14/chartex" xmlns:mc="http://schemas.openxmlformats.org/markup-compatibility/2006" xmlns:aink="http://schemas.microsoft.com/office/drawing/2016/ink" xmlns:am3d="http://schemas.microsoft.com/office/drawing/2017/model3d" xmlns:o="urn:schemas-microsoft-com:office:office" xmlns:oel="http://schemas.microsoft.com/office/2019/extlst" xmlns:r="http://schemas.openxmlformats.org/officeDocument/2006/relationships" xmlns:m="http://schemas.openxmlformats.org/officeDocument/2006/math" xmlns:v="urn:schemas-microsoft-com:vml" xmlns:wp14="http://schemas.microsoft.com/office/word/2010/wordprocessingDrawing" xmlns:wp="http://schemas.openxmlformats.org/drawingml/2006/wordprocessingDrawing" xmlns:w10="urn:schemas-microsoft-com:office:word" xmlns:w="http://schemas.openxmlformats.org/wordprocessingml/2006/main" xmlns:w14="http://schemas.microsoft.com/office/word/2010/wordml" xmlns:w15="http://schemas.microsoft.com/office/word/2012/wordml" xmlns:w16cex="http://schemas.microsoft.com/office/word/2018/wordml/cex" xmlns:w16cid="http://schemas.microsoft.com/office/word/2016/wordml/cid" xmlns:w16="http://schemas.microsoft.com/office/word/2018/wordml" xmlns:w16du="http://schemas.microsoft.com/office/word/2023/wordml/word16du" xmlns:w16sdtdh="http://schemas.microsoft.com/office/word/2020/wordml/sdtdatahash" xmlns:w16sdtfl="http://schemas.microsoft.com/office/word/2024/wordml/sdtformatlock" xmlns:w16se="http://schemas.microsoft.com/office/word/2015/wordml/symex" xmlns:wpg="http://schemas.microsoft.com/office/word/2010/wordprocessingGroup" xmlns:wpi="http://schemas.microsoft.com/office/word/2010/wordprocessingInk" xmlns:wne="http://schemas.microsoft.com/office/word/2006/wordml" xmlns:wps="http://schemas.microsoft.com/office/word/2010/wordprocessingShape" mc:Ignorable="w14 w15 w16se w16cid w16 w16cex w16sdtdh w16sdtfl w16du wp14">
+  <w:tbl>
+    <w:tblPr>
+      <w:tblStyle w:val="Tabellenraster"/>
+      <w:tblpPr w:leftFromText="142" w:rightFromText="142" w:vertAnchor="text" w:tblpY="1"/>
+      <w:tblOverlap w:val="never"/>
+      <w:tblW w:w="9639" w:type="dxa"/>
+      <w:tblBorders>
+        <w:top w:val="none" w:sz="0" w:space="0" w:color="auto"/>
+        <w:left w:val="none" w:sz="0" w:space="0" w:color="auto"/>
+        <w:bottom w:val="none" w:sz="0" w:space="0" w:color="auto"/>
+        <w:right w:val="none" w:sz="0" w:space="0" w:color="auto"/>
+        <w:insideH w:val="none" w:sz="0" w:space="0" w:color="auto"/>
+        <w:insideV w:val="none" w:sz="0" w:space="0" w:color="auto"/>
+      </w:tblBorders>
+      <w:tblLayout w:type="fixed"/>
+      <w:tblCellMar>
+        <w:left w:w="0" w:type="dxa"/>
+        <w:right w:w="0" w:type="dxa"/>
+      </w:tblCellMar>
+      <w:tblLook w:val="04A0" w:firstRow="1" w:lastRow="0" w:firstColumn="1" w:lastColumn="0" w:noHBand="0" w:noVBand="1"/>
+    </w:tblPr>
+    <w:tblGrid>
+      <w:gridCol w:w="9078"/>
+      <w:gridCol w:w="561"/>
+    </w:tblGrid>
+    <w:tr>
+      <w:tc>
+        <w:tcPr>
+          <w:tcW w:w="9072" w:type="dxa"/>
+        </w:tcPr>
+        <w:p>
+          <w:pPr>
+            <w:pStyle w:val="Kopfzeile"/>
+            <w:tabs>
+              <w:tab w:val="clear" w:pos="4536"/>
+              <w:tab w:val="clear" w:pos="9072"/>
+            </w:tabs>
+            <w:rPr>
+              <w:rStyle w:val="PlatzhalterZchn"/>
+              <w:sz w:val="18"/>
+              <w:szCs w:val="18"/>
+            </w:rPr>
+          </w:pPr>
+          <w:proofErr w:type="gramStart"/>
+          <w:r>
+            <w:rPr>
+              <w:rStyle w:val="PlatzhalterZchn"/>
+              <w:sz w:val="16"/>
+              <w:szCs w:val="16"/>
+            </w:rPr>
+            <w:t>{{ LEITBEHOERDE</w:t>
+          </w:r>
+          <w:proofErr w:type="gramEnd"/>
+          <w:r>
+            <w:rPr>
+              <w:rStyle w:val="PlatzhalterZchn"/>
+              <w:sz w:val="16"/>
+              <w:szCs w:val="16"/>
+            </w:rPr>
+            <w:t>_</w:t>
+          </w:r>
+          <w:proofErr w:type="gramStart"/>
+          <w:r>
+            <w:rPr>
+              <w:rStyle w:val="PlatzhalterZchn"/>
+              <w:sz w:val="16"/>
+              <w:szCs w:val="16"/>
+            </w:rPr>
+            <w:t>NAME }</w:t>
+          </w:r>
+          <w:proofErr w:type="gramEnd"/>
+          <w:r>
+            <w:rPr>
+              <w:rStyle w:val="PlatzhalterZchn"/>
+              <w:sz w:val="16"/>
+              <w:szCs w:val="16"/>
+            </w:rPr>
+            <w:t>}</w:t>
+          </w:r>
+          <w:r>
+            <w:rPr>
+              <w:sz w:val="16"/>
+              <w:szCs w:val="16"/>
+            </w:rPr>
+            <w:t xml:space="preserve"> | </w:t>
+          </w:r>
+          <w:sdt>
+            <w:sdtPr>
+              <w:rPr>
+                <w:sz w:val="16"/>
+                <w:szCs w:val="16"/>
+              </w:rPr>
+              <w:id w:val="1587112830"/>
+              <w:placeholder>
+                <w:docPart w:val="288346DB9D97439AB53850C9CFCA7AE6"/>
+              </w:placeholder>
+              <w:showingPlcHdr/>
+            </w:sdtPr>
+            <w:sdtEndPr/>
+            <w:sdtContent>
+              <w:r>
+                <w:rPr>
+                  <w:rFonts w:eastAsiaTheme="minorHAnsi"/>
+                  <w:sz w:val="16"/>
+                  <w:szCs w:val="16"/>
+                  <w:shd w:val="clear" w:color="auto" w:fill="FBE4D5" w:themeFill="accent2" w:themeFillTint="33"/>
+                </w:rPr>
+                <w:t>Baubehörde eingeben</w:t>
+              </w:r>
+            </w:sdtContent>
+          </w:sdt>
+          <w:r>
+            <w:rPr>
+              <w:sz w:val="16"/>
+              <w:szCs w:val="16"/>
+            </w:rPr>
+            <w:t xml:space="preserve"> | </w:t>
+          </w:r>
+          <w:proofErr w:type="gramStart"/>
+          <w:r>
+            <w:rPr>
+              <w:rStyle w:val="PlatzhalterZchn"/>
+              <w:sz w:val="16"/>
+              <w:szCs w:val="16"/>
+            </w:rPr>
+            <w:t>{{ LEITBEHOERDE</w:t>
+          </w:r>
+          <w:proofErr w:type="gramEnd"/>
+          <w:r>
+            <w:rPr>
+              <w:rStyle w:val="PlatzhalterZchn"/>
+              <w:sz w:val="16"/>
+              <w:szCs w:val="16"/>
+            </w:rPr>
+            <w:t>_ADRESSE_</w:t>
+          </w:r>
+          <w:proofErr w:type="gramStart"/>
+          <w:r>
+            <w:rPr>
+              <w:rStyle w:val="PlatzhalterZchn"/>
+              <w:sz w:val="16"/>
+              <w:szCs w:val="16"/>
+            </w:rPr>
+            <w:t>1 }</w:t>
+          </w:r>
+          <w:proofErr w:type="gramEnd"/>
+          <w:r>
+            <w:rPr>
+              <w:rStyle w:val="PlatzhalterZchn"/>
+              <w:sz w:val="16"/>
+              <w:szCs w:val="16"/>
+            </w:rPr>
+            <w:t>}</w:t>
+          </w:r>
+          <w:r>
+            <w:rPr>
+              <w:sz w:val="16"/>
+              <w:szCs w:val="16"/>
+            </w:rPr>
+            <w:t xml:space="preserve"> | </w:t>
+          </w:r>
+          <w:proofErr w:type="gramStart"/>
+          <w:r>
+            <w:rPr>
+              <w:rStyle w:val="PlatzhalterZchn"/>
+              <w:sz w:val="16"/>
+              <w:szCs w:val="16"/>
+            </w:rPr>
+            <w:t>{{ LEITBEHOERDE</w:t>
+          </w:r>
+          <w:proofErr w:type="gramEnd"/>
+          <w:r>
+            <w:rPr>
+              <w:rStyle w:val="PlatzhalterZchn"/>
+              <w:sz w:val="16"/>
+              <w:szCs w:val="16"/>
+            </w:rPr>
+            <w:t>_ADRESSE_</w:t>
+          </w:r>
+          <w:proofErr w:type="gramStart"/>
+          <w:r>
+            <w:rPr>
+              <w:rStyle w:val="PlatzhalterZchn"/>
+              <w:sz w:val="16"/>
+              <w:szCs w:val="16"/>
+            </w:rPr>
+            <w:t>2 }</w:t>
+          </w:r>
+          <w:proofErr w:type="gramEnd"/>
+          <w:r>
+            <w:rPr>
+              <w:rStyle w:val="PlatzhalterZchn"/>
+              <w:sz w:val="16"/>
+              <w:szCs w:val="16"/>
+            </w:rPr>
+            <w:t>}</w:t>
+          </w:r>
+          <w:r>
+            <w:rPr>
+              <w:sz w:val="16"/>
+              <w:szCs w:val="16"/>
+            </w:rPr>
+            <w:t xml:space="preserve"> | </w:t>
+          </w:r>
+          <w:proofErr w:type="gramStart"/>
+          <w:r>
+            <w:rPr>
+              <w:rStyle w:val="PlatzhalterZchn"/>
+              <w:sz w:val="16"/>
+              <w:szCs w:val="16"/>
+            </w:rPr>
+            <w:t>{{ LEITBEHOERDE</w:t>
+          </w:r>
+          <w:proofErr w:type="gramEnd"/>
+          <w:r>
+            <w:rPr>
+              <w:rStyle w:val="PlatzhalterZchn"/>
+              <w:sz w:val="16"/>
+              <w:szCs w:val="16"/>
+            </w:rPr>
+            <w:t>_</w:t>
+          </w:r>
+          <w:proofErr w:type="gramStart"/>
+          <w:r>
+            <w:rPr>
+              <w:rStyle w:val="PlatzhalterZchn"/>
+              <w:sz w:val="16"/>
+              <w:szCs w:val="16"/>
+            </w:rPr>
+            <w:t>TELEFON }</w:t>
+          </w:r>
+          <w:proofErr w:type="gramEnd"/>
+          <w:r>
+            <w:rPr>
+              <w:rStyle w:val="PlatzhalterZchn"/>
+              <w:sz w:val="16"/>
+              <w:szCs w:val="16"/>
+            </w:rPr>
+            <w:t>}</w:t>
+          </w:r>
+          <w:r>
+            <w:rPr>
+              <w:sz w:val="16"/>
+              <w:szCs w:val="16"/>
+            </w:rPr>
+            <w:t xml:space="preserve"> | </w:t>
+          </w:r>
+          <w:proofErr w:type="gramStart"/>
+          <w:r>
+            <w:rPr>
+              <w:rStyle w:val="PlatzhalterZchn"/>
+              <w:sz w:val="16"/>
+              <w:szCs w:val="16"/>
+            </w:rPr>
+            <w:t>{{ LEITBEHOERDE</w:t>
+          </w:r>
+          <w:proofErr w:type="gramEnd"/>
+          <w:r>
+            <w:rPr>
+              <w:rStyle w:val="PlatzhalterZchn"/>
+              <w:sz w:val="16"/>
+              <w:szCs w:val="16"/>
+            </w:rPr>
+            <w:t>_</w:t>
+          </w:r>
+          <w:proofErr w:type="gramStart"/>
+          <w:r>
+            <w:rPr>
+              <w:rStyle w:val="PlatzhalterZchn"/>
+              <w:sz w:val="16"/>
+              <w:szCs w:val="16"/>
+            </w:rPr>
+            <w:t>EMAIL</w:t>
+          </w:r>
+          <w:proofErr w:type="gramEnd"/>
+          <w:r>
+            <w:rPr>
+              <w:rStyle w:val="PlatzhalterZchn"/>
+              <w:sz w:val="16"/>
+              <w:szCs w:val="16"/>
+            </w:rPr>
+            <w:t xml:space="preserve"> }}</w:t>
+          </w:r>
+        </w:p>
+      </w:tc>
+      <w:tc>
+        <w:tcPr>
+          <w:tcW w:w="561" w:type="dxa"/>
+          <w:vAlign w:val="bottom"/>
+        </w:tcPr>
+        <w:p>
+          <w:pPr>
+            <w:jc w:val="right"/>
+            <w:rPr>
+              <w:rStyle w:val="PlatzhalterZchn"/>
+              <w:sz w:val="16"/>
+              <w:szCs w:val="16"/>
+            </w:rPr>
+          </w:pPr>
+          <w:r>
+            <w:rPr>
+              <w:sz w:val="16"/>
+              <w:szCs w:val="16"/>
+            </w:rPr>
+            <w:fldChar w:fldCharType="begin"/>
+          </w:r>
+          <w:r>
+            <w:rPr>
+              <w:sz w:val="16"/>
+              <w:szCs w:val="16"/>
+            </w:rPr>
+            <w:instrText xml:space="preserve"> PAGE  \* Arabic  \* MERGEFORMAT </w:instrText>
+          </w:r>
+          <w:r>
+            <w:rPr>
+              <w:sz w:val="16"/>
+              <w:szCs w:val="16"/>
+            </w:rPr>
+            <w:fldChar w:fldCharType="separate"/>
+          </w:r>
+          <w:r>
+            <w:rPr>
+              <w:sz w:val="16"/>
+              <w:szCs w:val="16"/>
+            </w:rPr>
+            <w:t>1</w:t>
+          </w:r>
+          <w:r>
+            <w:rPr>
+              <w:sz w:val="16"/>
+              <w:szCs w:val="16"/>
+            </w:rPr>
+            <w:fldChar w:fldCharType="end"/>
+          </w:r>
+          <w:r>
+            <w:rPr>
+              <w:sz w:val="16"/>
+              <w:szCs w:val="16"/>
+            </w:rPr>
+            <w:t>/</w:t>
+          </w:r>
+          <w:r>
+            <w:rPr>
+              <w:sz w:val="16"/>
+              <w:szCs w:val="16"/>
+            </w:rPr>
+            <w:fldChar w:fldCharType="begin"/>
+          </w:r>
+          <w:r>
+            <w:rPr>
+              <w:sz w:val="16"/>
+              <w:szCs w:val="16"/>
+            </w:rPr>
+            <w:instrText xml:space="preserve"> NUMPAGES  \* Arabic  \* MERGEFORMAT </w:instrText>
+          </w:r>
+          <w:r>
+            <w:rPr>
+              <w:sz w:val="16"/>
+              <w:szCs w:val="16"/>
+            </w:rPr>
+            <w:fldChar w:fldCharType="separate"/>
+          </w:r>
+          <w:r>
+            <w:rPr>
+              <w:sz w:val="16"/>
+              <w:szCs w:val="16"/>
+            </w:rPr>
+            <w:t>3</w:t>
+          </w:r>
+          <w:r>
+            <w:rPr>
+              <w:sz w:val="16"/>
+              <w:szCs w:val="16"/>
+            </w:rPr>
+            <w:fldChar w:fldCharType="end"/>
+          </w:r>
+        </w:p>
+      </w:tc>
+    </w:tr>
+  </w:tbl>
   <w:p>
     <w:pPr>
       <w:pStyle w:val="Fuzeile"/>
+      <w:spacing w:line="240" w:lineRule="auto"/>
       <w:rPr>
         <w:sz w:val="2"/>
       </w:rPr>
@@ -3280,228 +5119,399 @@
 </w:ftr>
 </file>
 
-<file path=word/footer2.xml><?xml version="1.0" encoding="utf-8"?>
+<file path=word/footer3.xml><?xml version="1.0" encoding="utf-8"?>
 <w:ftr xmlns:wpc="http://schemas.microsoft.com/office/word/2010/wordprocessingCanvas" xmlns:cx="http://schemas.microsoft.com/office/drawing/2014/chartex" xmlns:cx1="http://schemas.microsoft.com/office/drawing/2015/9/8/chartex" xmlns:cx2="http://schemas.microsoft.com/office/drawing/2015/10/21/chartex" xmlns:cx3="http://schemas.microsoft.com/office/drawing/2016/5/9/chartex" xmlns:cx4="http://schemas.microsoft.com/office/drawing/2016/5/10/chartex" xmlns:cx5="http://schemas.microsoft.com/office/drawing/2016/5/11/chartex" xmlns:cx6="http://schemas.microsoft.com/office/drawing/2016/5/12/chartex" xmlns:cx7="http://schemas.microsoft.com/office/drawing/2016/5/13/chartex" xmlns:cx8="http://schemas.microsoft.com/office/drawing/2016/5/14/chartex" xmlns:mc="http://schemas.openxmlformats.org/markup-compatibility/2006" xmlns:aink="http://schemas.microsoft.com/office/drawing/2016/ink" xmlns:am3d="http://schemas.microsoft.com/office/drawing/2017/model3d" xmlns:o="urn:schemas-microsoft-com:office:office" xmlns:oel="http://schemas.microsoft.com/office/2019/extlst" xmlns:r="http://schemas.openxmlformats.org/officeDocument/2006/relationships" xmlns:m="http://schemas.openxmlformats.org/officeDocument/2006/math" xmlns:v="urn:schemas-microsoft-com:vml" xmlns:wp14="http://schemas.microsoft.com/office/word/2010/wordprocessingDrawing" xmlns:wp="http://schemas.openxmlformats.org/drawingml/2006/wordprocessingDrawing" xmlns:w10="urn:schemas-microsoft-com:office:word" xmlns:w="http://schemas.openxmlformats.org/wordprocessingml/2006/main" xmlns:w14="http://schemas.microsoft.com/office/word/2010/wordml" xmlns:w15="http://schemas.microsoft.com/office/word/2012/wordml" xmlns:w16cex="http://schemas.microsoft.com/office/word/2018/wordml/cex" xmlns:w16cid="http://schemas.microsoft.com/office/word/2016/wordml/cid" xmlns:w16="http://schemas.microsoft.com/office/word/2018/wordml" xmlns:w16du="http://schemas.microsoft.com/office/word/2023/wordml/word16du" xmlns:w16sdtdh="http://schemas.microsoft.com/office/word/2020/wordml/sdtdatahash" xmlns:w16sdtfl="http://schemas.microsoft.com/office/word/2024/wordml/sdtformatlock" xmlns:w16se="http://schemas.microsoft.com/office/word/2015/wordml/symex" xmlns:wpg="http://schemas.microsoft.com/office/word/2010/wordprocessingGroup" xmlns:wpi="http://schemas.microsoft.com/office/word/2010/wordprocessingInk" xmlns:wne="http://schemas.microsoft.com/office/word/2006/wordml" xmlns:wps="http://schemas.microsoft.com/office/word/2010/wordprocessingShape" mc:Ignorable="w14 w15 w16se w16cid w16 w16cex w16sdtdh w16sdtfl w16du wp14">
-  <w:p>
-    <w:pPr>
-      <w:pStyle w:val="Kopfzeile"/>
-      <w:tabs>
-        <w:tab w:val="clear" w:pos="4536"/>
-        <w:tab w:val="clear" w:pos="9072"/>
-      </w:tabs>
-      <w:rPr>
-        <w:sz w:val="18"/>
-        <w:szCs w:val="18"/>
-      </w:rPr>
-    </w:pPr>
-    <w:r>
-      <w:rPr>
-        <w:rStyle w:val="PlatzhalterZchn"/>
-        <w:sz w:val="16"/>
-        <w:szCs w:val="16"/>
-      </w:rPr>
-      <w:t>{{ LEITBEHOERDE_NAME }}</w:t>
-    </w:r>
-    <w:r>
-      <w:rPr>
-        <w:sz w:val="16"/>
-        <w:szCs w:val="16"/>
-      </w:rPr>
-      <w:t xml:space="preserve"> | </w:t>
-    </w:r>
-    <w:sdt>
-      <w:sdtPr>
-        <w:rPr>
-          <w:sz w:val="18"/>
-          <w:szCs w:val="18"/>
-        </w:rPr>
-        <w:id w:val="1000546941"/>
-        <w:placeholder>
-          <w:docPart w:val="6FE46B5A9C8F45CEBA133833B5FE0714"/>
-        </w:placeholder>
-        <w:showingPlcHdr/>
-      </w:sdtPr>
-      <w:sdtEndPr/>
-      <w:sdtContent>
-        <w:r>
-          <w:rPr>
-            <w:rFonts w:eastAsiaTheme="minorHAnsi"/>
-            <w:sz w:val="16"/>
-            <w:szCs w:val="16"/>
-            <w:shd w:val="clear" w:color="auto" w:fill="FBE4D5" w:themeFill="accent2" w:themeFillTint="33"/>
-          </w:rPr>
-          <w:t>Baubehörde eingeben</w:t>
-        </w:r>
-      </w:sdtContent>
-    </w:sdt>
-    <w:r>
-      <w:rPr>
-        <w:sz w:val="16"/>
-        <w:szCs w:val="16"/>
-      </w:rPr>
-      <w:t xml:space="preserve"> | </w:t>
-    </w:r>
-    <w:r>
-      <w:rPr>
-        <w:rStyle w:val="PlatzhalterZchn"/>
-        <w:sz w:val="16"/>
-        <w:szCs w:val="16"/>
-      </w:rPr>
-      <w:t>{{ LEITBEHOERDE_ADRESSE_1 }}</w:t>
-    </w:r>
-    <w:r>
-      <w:rPr>
-        <w:sz w:val="16"/>
-        <w:szCs w:val="16"/>
-      </w:rPr>
-      <w:t xml:space="preserve"> | </w:t>
-    </w:r>
-    <w:r>
-      <w:rPr>
-        <w:rStyle w:val="PlatzhalterZchn"/>
-        <w:sz w:val="16"/>
-        <w:szCs w:val="16"/>
-      </w:rPr>
-      <w:t>{{ LEITBEHOERDE_ADRESSE_2 }}</w:t>
-    </w:r>
-    <w:r>
-      <w:rPr>
-        <w:sz w:val="16"/>
-        <w:szCs w:val="16"/>
-      </w:rPr>
-      <w:t xml:space="preserve"> | </w:t>
-    </w:r>
-    <w:r>
-      <w:rPr>
-        <w:rStyle w:val="PlatzhalterZchn"/>
-        <w:sz w:val="16"/>
-        <w:szCs w:val="16"/>
-      </w:rPr>
-      <w:t>{{ LEITBEHOERDE_TELEFON }}</w:t>
-    </w:r>
-    <w:r>
-      <w:rPr>
-        <w:sz w:val="16"/>
-        <w:szCs w:val="16"/>
-      </w:rPr>
-      <w:t xml:space="preserve"> | </w:t>
-    </w:r>
-    <w:r>
-      <w:rPr>
-        <w:rStyle w:val="PlatzhalterZchn"/>
-        <w:sz w:val="16"/>
-        <w:szCs w:val="16"/>
-      </w:rPr>
-      <w:t>{{ LEITBEHOERDE_EMAIL }}</w:t>
-    </w:r>
-  </w:p>
+  <w:tbl>
+    <w:tblPr>
+      <w:tblStyle w:val="Tabellenraster"/>
+      <w:tblpPr w:leftFromText="142" w:rightFromText="142" w:vertAnchor="text" w:tblpY="1"/>
+      <w:tblOverlap w:val="never"/>
+      <w:tblW w:w="9639" w:type="dxa"/>
+      <w:tblBorders>
+        <w:top w:val="none" w:sz="0" w:space="0" w:color="auto"/>
+        <w:left w:val="none" w:sz="0" w:space="0" w:color="auto"/>
+        <w:bottom w:val="none" w:sz="0" w:space="0" w:color="auto"/>
+        <w:right w:val="none" w:sz="0" w:space="0" w:color="auto"/>
+        <w:insideH w:val="none" w:sz="0" w:space="0" w:color="auto"/>
+        <w:insideV w:val="none" w:sz="0" w:space="0" w:color="auto"/>
+      </w:tblBorders>
+      <w:tblLayout w:type="fixed"/>
+      <w:tblCellMar>
+        <w:left w:w="0" w:type="dxa"/>
+        <w:right w:w="0" w:type="dxa"/>
+      </w:tblCellMar>
+      <w:tblLook w:val="04A0" w:firstRow="1" w:lastRow="0" w:firstColumn="1" w:lastColumn="0" w:noHBand="0" w:noVBand="1"/>
+    </w:tblPr>
+    <w:tblGrid>
+      <w:gridCol w:w="9078"/>
+      <w:gridCol w:w="561"/>
+    </w:tblGrid>
+    <w:tr>
+      <w:tc>
+        <w:tcPr>
+          <w:tcW w:w="9072" w:type="dxa"/>
+        </w:tcPr>
+        <w:p>
+          <w:pPr>
+            <w:pStyle w:val="Kopfzeile"/>
+            <w:tabs>
+              <w:tab w:val="clear" w:pos="4536"/>
+              <w:tab w:val="clear" w:pos="9072"/>
+            </w:tabs>
+            <w:rPr>
+              <w:rStyle w:val="PlatzhalterZchn"/>
+              <w:sz w:val="18"/>
+              <w:szCs w:val="18"/>
+            </w:rPr>
+          </w:pPr>
+          <w:proofErr w:type="gramStart"/>
+          <w:r>
+            <w:rPr>
+              <w:rStyle w:val="PlatzhalterZchn"/>
+              <w:sz w:val="16"/>
+              <w:szCs w:val="16"/>
+            </w:rPr>
+            <w:t>{{ LEITBEHOERDE</w:t>
+          </w:r>
+          <w:proofErr w:type="gramEnd"/>
+          <w:r>
+            <w:rPr>
+              <w:rStyle w:val="PlatzhalterZchn"/>
+              <w:sz w:val="16"/>
+              <w:szCs w:val="16"/>
+            </w:rPr>
+            <w:t>_</w:t>
+          </w:r>
+          <w:proofErr w:type="gramStart"/>
+          <w:r>
+            <w:rPr>
+              <w:rStyle w:val="PlatzhalterZchn"/>
+              <w:sz w:val="16"/>
+              <w:szCs w:val="16"/>
+            </w:rPr>
+            <w:t>NAME }</w:t>
+          </w:r>
+          <w:proofErr w:type="gramEnd"/>
+          <w:r>
+            <w:rPr>
+              <w:rStyle w:val="PlatzhalterZchn"/>
+              <w:sz w:val="16"/>
+              <w:szCs w:val="16"/>
+            </w:rPr>
+            <w:t>}</w:t>
+          </w:r>
+          <w:r>
+            <w:rPr>
+              <w:sz w:val="16"/>
+              <w:szCs w:val="16"/>
+            </w:rPr>
+            <w:t xml:space="preserve"> | </w:t>
+          </w:r>
+          <w:sdt>
+            <w:sdtPr>
+              <w:rPr>
+                <w:sz w:val="16"/>
+                <w:szCs w:val="16"/>
+              </w:rPr>
+              <w:id w:val="-1209956759"/>
+              <w:placeholder>
+                <w:docPart w:val="0AD52ACBBB2C4A608E90554377652AD2"/>
+              </w:placeholder>
+              <w:showingPlcHdr/>
+            </w:sdtPr>
+            <w:sdtEndPr/>
+            <w:sdtContent>
+              <w:r>
+                <w:rPr>
+                  <w:rFonts w:eastAsiaTheme="minorHAnsi"/>
+                  <w:sz w:val="16"/>
+                  <w:szCs w:val="16"/>
+                  <w:shd w:val="clear" w:color="auto" w:fill="FBE4D5" w:themeFill="accent2" w:themeFillTint="33"/>
+                </w:rPr>
+                <w:t>Baubehörde eingeben</w:t>
+              </w:r>
+            </w:sdtContent>
+          </w:sdt>
+          <w:r>
+            <w:rPr>
+              <w:sz w:val="16"/>
+              <w:szCs w:val="16"/>
+            </w:rPr>
+            <w:t xml:space="preserve"> | </w:t>
+          </w:r>
+          <w:proofErr w:type="gramStart"/>
+          <w:r>
+            <w:rPr>
+              <w:rStyle w:val="PlatzhalterZchn"/>
+              <w:sz w:val="16"/>
+              <w:szCs w:val="16"/>
+            </w:rPr>
+            <w:t>{{ LEITBEHOERDE</w:t>
+          </w:r>
+          <w:proofErr w:type="gramEnd"/>
+          <w:r>
+            <w:rPr>
+              <w:rStyle w:val="PlatzhalterZchn"/>
+              <w:sz w:val="16"/>
+              <w:szCs w:val="16"/>
+            </w:rPr>
+            <w:t>_ADRESSE_</w:t>
+          </w:r>
+          <w:proofErr w:type="gramStart"/>
+          <w:r>
+            <w:rPr>
+              <w:rStyle w:val="PlatzhalterZchn"/>
+              <w:sz w:val="16"/>
+              <w:szCs w:val="16"/>
+            </w:rPr>
+            <w:t>1 }</w:t>
+          </w:r>
+          <w:proofErr w:type="gramEnd"/>
+          <w:r>
+            <w:rPr>
+              <w:rStyle w:val="PlatzhalterZchn"/>
+              <w:sz w:val="16"/>
+              <w:szCs w:val="16"/>
+            </w:rPr>
+            <w:t>}</w:t>
+          </w:r>
+          <w:r>
+            <w:rPr>
+              <w:sz w:val="16"/>
+              <w:szCs w:val="16"/>
+            </w:rPr>
+            <w:t xml:space="preserve"> | </w:t>
+          </w:r>
+          <w:proofErr w:type="gramStart"/>
+          <w:r>
+            <w:rPr>
+              <w:rStyle w:val="PlatzhalterZchn"/>
+              <w:sz w:val="16"/>
+              <w:szCs w:val="16"/>
+            </w:rPr>
+            <w:t>{{ LEITBEHOERDE</w:t>
+          </w:r>
+          <w:proofErr w:type="gramEnd"/>
+          <w:r>
+            <w:rPr>
+              <w:rStyle w:val="PlatzhalterZchn"/>
+              <w:sz w:val="16"/>
+              <w:szCs w:val="16"/>
+            </w:rPr>
+            <w:t>_ADRESSE_</w:t>
+          </w:r>
+          <w:proofErr w:type="gramStart"/>
+          <w:r>
+            <w:rPr>
+              <w:rStyle w:val="PlatzhalterZchn"/>
+              <w:sz w:val="16"/>
+              <w:szCs w:val="16"/>
+            </w:rPr>
+            <w:t>2 }</w:t>
+          </w:r>
+          <w:proofErr w:type="gramEnd"/>
+          <w:r>
+            <w:rPr>
+              <w:rStyle w:val="PlatzhalterZchn"/>
+              <w:sz w:val="16"/>
+              <w:szCs w:val="16"/>
+            </w:rPr>
+            <w:t>}</w:t>
+          </w:r>
+          <w:r>
+            <w:rPr>
+              <w:sz w:val="16"/>
+              <w:szCs w:val="16"/>
+            </w:rPr>
+            <w:t xml:space="preserve"> | </w:t>
+          </w:r>
+          <w:proofErr w:type="gramStart"/>
+          <w:r>
+            <w:rPr>
+              <w:rStyle w:val="PlatzhalterZchn"/>
+              <w:sz w:val="16"/>
+              <w:szCs w:val="16"/>
+            </w:rPr>
+            <w:t>{{ LEITBEHOERDE</w:t>
+          </w:r>
+          <w:proofErr w:type="gramEnd"/>
+          <w:r>
+            <w:rPr>
+              <w:rStyle w:val="PlatzhalterZchn"/>
+              <w:sz w:val="16"/>
+              <w:szCs w:val="16"/>
+            </w:rPr>
+            <w:t>_</w:t>
+          </w:r>
+          <w:proofErr w:type="gramStart"/>
+          <w:r>
+            <w:rPr>
+              <w:rStyle w:val="PlatzhalterZchn"/>
+              <w:sz w:val="16"/>
+              <w:szCs w:val="16"/>
+            </w:rPr>
+            <w:t>TELEFON }</w:t>
+          </w:r>
+          <w:proofErr w:type="gramEnd"/>
+          <w:r>
+            <w:rPr>
+              <w:rStyle w:val="PlatzhalterZchn"/>
+              <w:sz w:val="16"/>
+              <w:szCs w:val="16"/>
+            </w:rPr>
+            <w:t>}</w:t>
+          </w:r>
+          <w:r>
+            <w:rPr>
+              <w:sz w:val="16"/>
+              <w:szCs w:val="16"/>
+            </w:rPr>
+            <w:t xml:space="preserve"> | </w:t>
+          </w:r>
+          <w:proofErr w:type="gramStart"/>
+          <w:r>
+            <w:rPr>
+              <w:rStyle w:val="PlatzhalterZchn"/>
+              <w:sz w:val="16"/>
+              <w:szCs w:val="16"/>
+            </w:rPr>
+            <w:t>{{ LEITBEHOERDE</w:t>
+          </w:r>
+          <w:proofErr w:type="gramEnd"/>
+          <w:r>
+            <w:rPr>
+              <w:rStyle w:val="PlatzhalterZchn"/>
+              <w:sz w:val="16"/>
+              <w:szCs w:val="16"/>
+            </w:rPr>
+            <w:t>_</w:t>
+          </w:r>
+          <w:proofErr w:type="gramStart"/>
+          <w:r>
+            <w:rPr>
+              <w:rStyle w:val="PlatzhalterZchn"/>
+              <w:sz w:val="16"/>
+              <w:szCs w:val="16"/>
+            </w:rPr>
+            <w:t>EMAIL</w:t>
+          </w:r>
+          <w:proofErr w:type="gramEnd"/>
+          <w:r>
+            <w:rPr>
+              <w:rStyle w:val="PlatzhalterZchn"/>
+              <w:sz w:val="16"/>
+              <w:szCs w:val="16"/>
+            </w:rPr>
+            <w:t xml:space="preserve"> }}</w:t>
+          </w:r>
+        </w:p>
+      </w:tc>
+      <w:tc>
+        <w:tcPr>
+          <w:tcW w:w="561" w:type="dxa"/>
+          <w:vAlign w:val="bottom"/>
+        </w:tcPr>
+        <w:p>
+          <w:pPr>
+            <w:jc w:val="right"/>
+            <w:rPr>
+              <w:rStyle w:val="PlatzhalterZchn"/>
+              <w:sz w:val="16"/>
+              <w:szCs w:val="16"/>
+            </w:rPr>
+          </w:pPr>
+          <w:r>
+            <w:rPr>
+              <w:sz w:val="16"/>
+              <w:szCs w:val="16"/>
+            </w:rPr>
+            <w:fldChar w:fldCharType="begin"/>
+          </w:r>
+          <w:r>
+            <w:rPr>
+              <w:sz w:val="16"/>
+              <w:szCs w:val="16"/>
+            </w:rPr>
+            <w:instrText xml:space="preserve"> PAGE  \* Arabic  \* MERGEFORMAT </w:instrText>
+          </w:r>
+          <w:r>
+            <w:rPr>
+              <w:sz w:val="16"/>
+              <w:szCs w:val="16"/>
+            </w:rPr>
+            <w:fldChar w:fldCharType="separate"/>
+          </w:r>
+          <w:r>
+            <w:rPr>
+              <w:sz w:val="16"/>
+              <w:szCs w:val="16"/>
+            </w:rPr>
+            <w:t>1</w:t>
+          </w:r>
+          <w:r>
+            <w:rPr>
+              <w:sz w:val="16"/>
+              <w:szCs w:val="16"/>
+            </w:rPr>
+            <w:fldChar w:fldCharType="end"/>
+          </w:r>
+          <w:r>
+            <w:rPr>
+              <w:sz w:val="16"/>
+              <w:szCs w:val="16"/>
+            </w:rPr>
+            <w:t>/</w:t>
+          </w:r>
+          <w:r>
+            <w:rPr>
+              <w:sz w:val="16"/>
+              <w:szCs w:val="16"/>
+            </w:rPr>
+            <w:fldChar w:fldCharType="begin"/>
+          </w:r>
+          <w:r>
+            <w:rPr>
+              <w:sz w:val="16"/>
+              <w:szCs w:val="16"/>
+            </w:rPr>
+            <w:instrText xml:space="preserve"> NUMPAGES  \* Arabic  \* MERGEFORMAT </w:instrText>
+          </w:r>
+          <w:r>
+            <w:rPr>
+              <w:sz w:val="16"/>
+              <w:szCs w:val="16"/>
+            </w:rPr>
+            <w:fldChar w:fldCharType="separate"/>
+          </w:r>
+          <w:r>
+            <w:rPr>
+              <w:sz w:val="16"/>
+              <w:szCs w:val="16"/>
+            </w:rPr>
+            <w:t>2</w:t>
+          </w:r>
+          <w:r>
+            <w:rPr>
+              <w:sz w:val="16"/>
+              <w:szCs w:val="16"/>
+            </w:rPr>
+            <w:fldChar w:fldCharType="end"/>
+          </w:r>
+        </w:p>
+      </w:tc>
+    </w:tr>
+  </w:tbl>
   <w:p>
     <w:pPr>
       <w:tabs>
         <w:tab w:val="right" w:pos="9355"/>
       </w:tabs>
-      <w:spacing w:before="120"/>
+      <w:spacing w:line="240" w:lineRule="auto"/>
       <w:rPr>
-        <w:sz w:val="16"/>
+        <w:sz w:val="2"/>
+        <w:szCs w:val="2"/>
       </w:rPr>
     </w:pPr>
-    <w:r>
-      <w:rPr>
-        <w:color w:val="00B050"/>
-        <w:sz w:val="16"/>
-      </w:rPr>
-      <w:tab/>
-    </w:r>
-    <w:r>
-      <w:rPr>
-        <w:sz w:val="16"/>
-      </w:rPr>
-      <w:fldChar w:fldCharType="begin"/>
-    </w:r>
-    <w:r>
-      <w:rPr>
-        <w:sz w:val="16"/>
-      </w:rPr>
-      <w:instrText xml:space="preserve"> </w:instrText>
-    </w:r>
-    <w:r>
-      <w:rPr>
-        <w:sz w:val="16"/>
-      </w:rPr>
-      <w:instrText>PAGE</w:instrText>
-    </w:r>
-    <w:r>
-      <w:rPr>
-        <w:sz w:val="16"/>
-      </w:rPr>
-      <w:instrText xml:space="preserve">  \* Arabic  \* MERGEFORMAT </w:instrText>
-    </w:r>
-    <w:r>
-      <w:rPr>
-        <w:sz w:val="16"/>
-      </w:rPr>
-      <w:fldChar w:fldCharType="separate"/>
-    </w:r>
-    <w:r>
-      <w:rPr>
-        <w:sz w:val="16"/>
-      </w:rPr>
-      <w:t>3</w:t>
-    </w:r>
-    <w:r>
-      <w:rPr>
-        <w:sz w:val="16"/>
-      </w:rPr>
-      <w:fldChar w:fldCharType="end"/>
-    </w:r>
-    <w:r>
-      <w:rPr>
-        <w:sz w:val="16"/>
-      </w:rPr>
-      <w:t>/</w:t>
-    </w:r>
-    <w:r>
-      <w:rPr>
-        <w:sz w:val="16"/>
-      </w:rPr>
-      <w:fldChar w:fldCharType="begin"/>
-    </w:r>
-    <w:r>
-      <w:rPr>
-        <w:sz w:val="16"/>
-      </w:rPr>
-      <w:instrText xml:space="preserve"> </w:instrText>
-    </w:r>
-    <w:r>
-      <w:rPr>
-        <w:sz w:val="16"/>
-      </w:rPr>
-      <w:instrText>NUMPAGES</w:instrText>
-    </w:r>
-    <w:r>
-      <w:rPr>
-        <w:sz w:val="16"/>
-      </w:rPr>
-      <w:instrText xml:space="preserve">  \* Arabic  \* MERGEFORMAT </w:instrText>
-    </w:r>
-    <w:r>
-      <w:rPr>
-        <w:sz w:val="16"/>
-      </w:rPr>
-      <w:fldChar w:fldCharType="separate"/>
-    </w:r>
-    <w:r>
-      <w:rPr>
-        <w:sz w:val="16"/>
-      </w:rPr>
-      <w:t>7</w:t>
-    </w:r>
-    <w:r>
-      <w:rPr>
-        <w:sz w:val="16"/>
-      </w:rPr>
-      <w:fldChar w:fldCharType="end"/>
-    </w:r>
   </w:p>
 </w:ftr>
 </file>
@@ -3529,7 +5539,7 @@
 <w:hdr xmlns:wpc="http://schemas.microsoft.com/office/word/2010/wordprocessingCanvas" xmlns:cx="http://schemas.microsoft.com/office/drawing/2014/chartex" xmlns:cx1="http://schemas.microsoft.com/office/drawing/2015/9/8/chartex" xmlns:cx2="http://schemas.microsoft.com/office/drawing/2015/10/21/chartex" xmlns:cx3="http://schemas.microsoft.com/office/drawing/2016/5/9/chartex" xmlns:cx4="http://schemas.microsoft.com/office/drawing/2016/5/10/chartex" xmlns:cx5="http://schemas.microsoft.com/office/drawing/2016/5/11/chartex" xmlns:cx6="http://schemas.microsoft.com/office/drawing/2016/5/12/chartex" xmlns:cx7="http://schemas.microsoft.com/office/drawing/2016/5/13/chartex" xmlns:cx8="http://schemas.microsoft.com/office/drawing/2016/5/14/chartex" xmlns:mc="http://schemas.openxmlformats.org/markup-compatibility/2006" xmlns:aink="http://schemas.microsoft.com/office/drawing/2016/ink" xmlns:am3d="http://schemas.microsoft.com/office/drawing/2017/model3d" xmlns:o="urn:schemas-microsoft-com:office:office" xmlns:oel="http://schemas.microsoft.com/office/2019/extlst" xmlns:r="http://schemas.openxmlformats.org/officeDocument/2006/relationships" xmlns:m="http://schemas.openxmlformats.org/officeDocument/2006/math" xmlns:v="urn:schemas-microsoft-com:vml" xmlns:wp14="http://schemas.microsoft.com/office/word/2010/wordprocessingDrawing" xmlns:wp="http://schemas.openxmlformats.org/drawingml/2006/wordprocessingDrawing" xmlns:w10="urn:schemas-microsoft-com:office:word" xmlns:w="http://schemas.openxmlformats.org/wordprocessingml/2006/main" xmlns:w14="http://schemas.microsoft.com/office/word/2010/wordml" xmlns:w15="http://schemas.microsoft.com/office/word/2012/wordml" xmlns:w16cex="http://schemas.microsoft.com/office/word/2018/wordml/cex" xmlns:w16cid="http://schemas.microsoft.com/office/word/2016/wordml/cid" xmlns:w16="http://schemas.microsoft.com/office/word/2018/wordml" xmlns:w16du="http://schemas.microsoft.com/office/word/2023/wordml/word16du" xmlns:w16sdtdh="http://schemas.microsoft.com/office/word/2020/wordml/sdtdatahash" xmlns:w16sdtfl="http://schemas.microsoft.com/office/word/2024/wordml/sdtformatlock" xmlns:w16se="http://schemas.microsoft.com/office/word/2015/wordml/symex" xmlns:wpg="http://schemas.microsoft.com/office/word/2010/wordprocessingGroup" xmlns:wpi="http://schemas.microsoft.com/office/word/2010/wordprocessingInk" xmlns:wne="http://schemas.microsoft.com/office/word/2006/wordml" xmlns:wps="http://schemas.microsoft.com/office/word/2010/wordprocessingShape" mc:Ignorable="w14 w15 w16se w16cid w16 w16cex w16sdtdh w16sdtfl w16du wp14">
   <w:p>
     <w:pPr>
-      <w:jc w:val="right"/>
+      <w:pStyle w:val="Kopfzeile"/>
     </w:pPr>
   </w:p>
 </w:hdr>
@@ -3539,12 +5549,48 @@
 <w:hdr xmlns:wpc="http://schemas.microsoft.com/office/word/2010/wordprocessingCanvas" xmlns:cx="http://schemas.microsoft.com/office/drawing/2014/chartex" xmlns:cx1="http://schemas.microsoft.com/office/drawing/2015/9/8/chartex" xmlns:cx2="http://schemas.microsoft.com/office/drawing/2015/10/21/chartex" xmlns:cx3="http://schemas.microsoft.com/office/drawing/2016/5/9/chartex" xmlns:cx4="http://schemas.microsoft.com/office/drawing/2016/5/10/chartex" xmlns:cx5="http://schemas.microsoft.com/office/drawing/2016/5/11/chartex" xmlns:cx6="http://schemas.microsoft.com/office/drawing/2016/5/12/chartex" xmlns:cx7="http://schemas.microsoft.com/office/drawing/2016/5/13/chartex" xmlns:cx8="http://schemas.microsoft.com/office/drawing/2016/5/14/chartex" xmlns:mc="http://schemas.openxmlformats.org/markup-compatibility/2006" xmlns:aink="http://schemas.microsoft.com/office/drawing/2016/ink" xmlns:am3d="http://schemas.microsoft.com/office/drawing/2017/model3d" xmlns:o="urn:schemas-microsoft-com:office:office" xmlns:oel="http://schemas.microsoft.com/office/2019/extlst" xmlns:r="http://schemas.openxmlformats.org/officeDocument/2006/relationships" xmlns:m="http://schemas.openxmlformats.org/officeDocument/2006/math" xmlns:v="urn:schemas-microsoft-com:vml" xmlns:wp14="http://schemas.microsoft.com/office/word/2010/wordprocessingDrawing" xmlns:wp="http://schemas.openxmlformats.org/drawingml/2006/wordprocessingDrawing" xmlns:w10="urn:schemas-microsoft-com:office:word" xmlns:w="http://schemas.openxmlformats.org/wordprocessingml/2006/main" xmlns:w14="http://schemas.microsoft.com/office/word/2010/wordml" xmlns:w15="http://schemas.microsoft.com/office/word/2012/wordml" xmlns:w16cex="http://schemas.microsoft.com/office/word/2018/wordml/cex" xmlns:w16cid="http://schemas.microsoft.com/office/word/2016/wordml/cid" xmlns:w16="http://schemas.microsoft.com/office/word/2018/wordml" xmlns:w16du="http://schemas.microsoft.com/office/word/2023/wordml/word16du" xmlns:w16sdtdh="http://schemas.microsoft.com/office/word/2020/wordml/sdtdatahash" xmlns:w16sdtfl="http://schemas.microsoft.com/office/word/2024/wordml/sdtformatlock" xmlns:w16se="http://schemas.microsoft.com/office/word/2015/wordml/symex" xmlns:wpg="http://schemas.microsoft.com/office/word/2010/wordprocessingGroup" xmlns:wpi="http://schemas.microsoft.com/office/word/2010/wordprocessingInk" xmlns:wne="http://schemas.microsoft.com/office/word/2006/wordml" xmlns:wps="http://schemas.microsoft.com/office/word/2010/wordprocessingShape" mc:Ignorable="w14 w15 w16se w16cid w16 w16cex w16sdtdh w16sdtfl w16du wp14">
   <w:p>
     <w:pPr>
+      <w:jc w:val="right"/>
+    </w:pPr>
+  </w:p>
+</w:hdr>
+</file>
+
+<file path=word/header3.xml><?xml version="1.0" encoding="utf-8"?>
+<w:hdr xmlns:wpc="http://schemas.microsoft.com/office/word/2010/wordprocessingCanvas" xmlns:cx="http://schemas.microsoft.com/office/drawing/2014/chartex" xmlns:cx1="http://schemas.microsoft.com/office/drawing/2015/9/8/chartex" xmlns:cx2="http://schemas.microsoft.com/office/drawing/2015/10/21/chartex" xmlns:cx3="http://schemas.microsoft.com/office/drawing/2016/5/9/chartex" xmlns:cx4="http://schemas.microsoft.com/office/drawing/2016/5/10/chartex" xmlns:cx5="http://schemas.microsoft.com/office/drawing/2016/5/11/chartex" xmlns:cx6="http://schemas.microsoft.com/office/drawing/2016/5/12/chartex" xmlns:cx7="http://schemas.microsoft.com/office/drawing/2016/5/13/chartex" xmlns:cx8="http://schemas.microsoft.com/office/drawing/2016/5/14/chartex" xmlns:mc="http://schemas.openxmlformats.org/markup-compatibility/2006" xmlns:aink="http://schemas.microsoft.com/office/drawing/2016/ink" xmlns:am3d="http://schemas.microsoft.com/office/drawing/2017/model3d" xmlns:o="urn:schemas-microsoft-com:office:office" xmlns:oel="http://schemas.microsoft.com/office/2019/extlst" xmlns:r="http://schemas.openxmlformats.org/officeDocument/2006/relationships" xmlns:m="http://schemas.openxmlformats.org/officeDocument/2006/math" xmlns:v="urn:schemas-microsoft-com:vml" xmlns:wp14="http://schemas.microsoft.com/office/word/2010/wordprocessingDrawing" xmlns:wp="http://schemas.openxmlformats.org/drawingml/2006/wordprocessingDrawing" xmlns:w10="urn:schemas-microsoft-com:office:word" xmlns:w="http://schemas.openxmlformats.org/wordprocessingml/2006/main" xmlns:w14="http://schemas.microsoft.com/office/word/2010/wordml" xmlns:w15="http://schemas.microsoft.com/office/word/2012/wordml" xmlns:w16cex="http://schemas.microsoft.com/office/word/2018/wordml/cex" xmlns:w16cid="http://schemas.microsoft.com/office/word/2016/wordml/cid" xmlns:w16="http://schemas.microsoft.com/office/word/2018/wordml" xmlns:w16du="http://schemas.microsoft.com/office/word/2023/wordml/word16du" xmlns:w16sdtdh="http://schemas.microsoft.com/office/word/2020/wordml/sdtdatahash" xmlns:w16sdtfl="http://schemas.microsoft.com/office/word/2024/wordml/sdtformatlock" xmlns:w16se="http://schemas.microsoft.com/office/word/2015/wordml/symex" xmlns:wpg="http://schemas.microsoft.com/office/word/2010/wordprocessingGroup" xmlns:wpi="http://schemas.microsoft.com/office/word/2010/wordprocessingInk" xmlns:wne="http://schemas.microsoft.com/office/word/2006/wordml" xmlns:wps="http://schemas.microsoft.com/office/word/2010/wordprocessingShape" mc:Ignorable="w14 w15 w16se w16cid w16 w16cex w16sdtdh w16sdtfl w16du wp14">
+  <w:p>
+    <w:pPr>
       <w:pStyle w:val="Platzhalter"/>
       <w:spacing w:before="360" w:after="120"/>
       <w:jc w:val="right"/>
     </w:pPr>
+    <w:proofErr w:type="gramStart"/>
     <w:r>
-      <w:t>{{ "GEMEINDE_WAPPEN" |image(55, 25, True) }}</w:t>
+      <w:t>{{ "</w:t>
+    </w:r>
+    <w:proofErr w:type="gramEnd"/>
+    <w:r>
+      <w:t>GEMEINDE_WAPPEN" |</w:t>
+    </w:r>
+    <w:proofErr w:type="spellStart"/>
+    <w:proofErr w:type="gramStart"/>
+    <w:r>
+      <w:t>image</w:t>
+    </w:r>
+    <w:proofErr w:type="spellEnd"/>
+    <w:r>
+      <w:t>(</w:t>
+    </w:r>
+    <w:proofErr w:type="gramEnd"/>
+    <w:r>
+      <w:t>55, 25, True</w:t>
+    </w:r>
+    <w:proofErr w:type="gramStart"/>
+    <w:r>
+      <w:t>) }</w:t>
+    </w:r>
+    <w:proofErr w:type="gramEnd"/>
+    <w:r>
+      <w:t>}</w:t>
     </w:r>
   </w:p>
 </w:hdr>
@@ -6901,38 +8947,6 @@
   <w:docParts>
     <w:docPart>
       <w:docPartPr>
-        <w:name w:val="6FE46B5A9C8F45CEBA133833B5FE0714"/>
-        <w:category>
-          <w:name w:val="Allgemein"/>
-          <w:gallery w:val="placeholder"/>
-        </w:category>
-        <w:types>
-          <w:type w:val="bbPlcHdr"/>
-        </w:types>
-        <w:behaviors>
-          <w:behavior w:val="content"/>
-        </w:behaviors>
-        <w:guid w:val="{86A9E639-8B2C-4342-A31B-88046455129E}"/>
-      </w:docPartPr>
-      <w:docPartBody>
-        <w:p>
-          <w:pPr>
-            <w:pStyle w:val="6FE46B5A9C8F45CEBA133833B5FE0714"/>
-          </w:pPr>
-          <w:r>
-            <w:rPr>
-              <w:rFonts w:eastAsiaTheme="minorHAnsi"/>
-              <w:sz w:val="16"/>
-              <w:szCs w:val="16"/>
-              <w:shd w:val="clear" w:color="auto" w:fill="FAE2D5" w:themeFill="accent2" w:themeFillTint="33"/>
-            </w:rPr>
-            <w:t>Baubehörde eingeben</w:t>
-          </w:r>
-        </w:p>
-      </w:docPartBody>
-    </w:docPart>
-    <w:docPart>
-      <w:docPartPr>
         <w:name w:val="ACC75E9A6DF243FAACEC7746924B3FD8"/>
         <w:category>
           <w:name w:val="Allgemein"/>
@@ -7009,7 +9023,7 @@
       <w:docPartBody>
         <w:p>
           <w:pPr>
-            <w:pStyle w:val="68340CA7072D490EA18BA85A9338BC391"/>
+            <w:pStyle w:val="68340CA7072D490EA18BA85A9338BC39"/>
           </w:pPr>
           <w:r>
             <w:rPr>
@@ -7019,36 +9033,6 @@
               <w:shd w:val="clear" w:color="auto" w:fill="FAE2D5" w:themeFill="accent2" w:themeFillTint="33"/>
             </w:rPr>
             <w:t>Baubehörde eingeben</w:t>
-          </w:r>
-        </w:p>
-      </w:docPartBody>
-    </w:docPart>
-    <w:docPart>
-      <w:docPartPr>
-        <w:name w:val="60EC0B3A49BD45EAA5F089181D4339FC"/>
-        <w:category>
-          <w:name w:val="Allgemein"/>
-          <w:gallery w:val="placeholder"/>
-        </w:category>
-        <w:types>
-          <w:type w:val="bbPlcHdr"/>
-        </w:types>
-        <w:behaviors>
-          <w:behavior w:val="content"/>
-        </w:behaviors>
-        <w:guid w:val="{695A805F-D331-47D1-BD3B-C3A6759A61BC}"/>
-      </w:docPartPr>
-      <w:docPartBody>
-        <w:p>
-          <w:pPr>
-            <w:pStyle w:val="60EC0B3A49BD45EAA5F089181D4339FC1"/>
-          </w:pPr>
-          <w:r>
-            <w:rPr>
-              <w:rFonts w:eastAsiaTheme="minorHAnsi"/>
-              <w:shd w:val="clear" w:color="auto" w:fill="FAE2D5" w:themeFill="accent2" w:themeFillTint="33"/>
-            </w:rPr>
-            <w:t>Abweichungen eingeben</w:t>
           </w:r>
         </w:p>
       </w:docPartBody>
@@ -7071,7 +9055,7 @@
       <w:docPartBody>
         <w:p>
           <w:pPr>
-            <w:pStyle w:val="03DB4C7C995847B38F57BDCDDD72037A1"/>
+            <w:pStyle w:val="03DB4C7C995847B38F57BDCDDD72037A"/>
           </w:pPr>
           <w:r>
             <w:rPr>
@@ -7101,7 +9085,7 @@
       <w:docPartBody>
         <w:p>
           <w:pPr>
-            <w:pStyle w:val="F0CEC69F3E0943B2B1C1D0C694E83AB41"/>
+            <w:pStyle w:val="F0CEC69F3E0943B2B1C1D0C694E83AB4"/>
           </w:pPr>
           <w:r>
             <w:rPr>
@@ -7115,7 +9099,7 @@
     </w:docPart>
     <w:docPart>
       <w:docPartPr>
-        <w:name w:val="7CE4005DC65248D0A95D75664EB32E14"/>
+        <w:name w:val="090E2101D00C4853B2E050A21A0E4D1C"/>
         <w:category>
           <w:name w:val="Allgemein"/>
           <w:gallery w:val="placeholder"/>
@@ -7126,28 +9110,26 @@
         <w:behaviors>
           <w:behavior w:val="content"/>
         </w:behaviors>
-        <w:guid w:val="{FD36508E-51E1-4B75-AC2D-4AAA46561448}"/>
+        <w:guid w:val="{3602A08F-E42A-476A-98B1-3B95E3231A17}"/>
       </w:docPartPr>
       <w:docPartBody>
         <w:p>
           <w:pPr>
-            <w:pStyle w:val="7CE4005DC65248D0A95D75664EB32E141"/>
+            <w:pStyle w:val="090E2101D00C4853B2E050A21A0E4D1C"/>
           </w:pPr>
           <w:r>
             <w:rPr>
               <w:rFonts w:eastAsiaTheme="minorHAnsi"/>
-              <w:sz w:val="16"/>
-              <w:szCs w:val="16"/>
               <w:shd w:val="clear" w:color="auto" w:fill="FAE2D5" w:themeFill="accent2" w:themeFillTint="33"/>
             </w:rPr>
-            <w:t>Baubehörde eingeben</w:t>
+            <w:t>Beilage</w:t>
           </w:r>
         </w:p>
       </w:docPartBody>
     </w:docPart>
     <w:docPart>
       <w:docPartPr>
-        <w:name w:val="32085A68A082444FBEF8C06B1C7161AA"/>
+        <w:name w:val="2A9A113C967C4AC3995FA5B5BF3B14D5"/>
         <w:category>
           <w:name w:val="Allgemein"/>
           <w:gallery w:val="placeholder"/>
@@ -7158,18 +9140,267 @@
         <w:behaviors>
           <w:behavior w:val="content"/>
         </w:behaviors>
-        <w:guid w:val="{81A44F8B-F7D0-4CA5-B4F5-1A61536967E6}"/>
+        <w:guid w:val="{AEDC33C3-7140-47B3-9EB8-F1741292D25B}"/>
       </w:docPartPr>
       <w:docPartBody>
         <w:p>
           <w:pPr>
-            <w:pStyle w:val="32085A68A082444FBEF8C06B1C7161AA"/>
+            <w:pStyle w:val="2A9A113C967C4AC3995FA5B5BF3B14D5"/>
           </w:pPr>
           <w:r>
             <w:rPr>
+              <w:rFonts w:eastAsiaTheme="minorHAnsi"/>
               <w:shd w:val="clear" w:color="auto" w:fill="FAE2D5" w:themeFill="accent2" w:themeFillTint="33"/>
             </w:rPr>
+            <w:t>Beilage</w:t>
+          </w:r>
+        </w:p>
+      </w:docPartBody>
+    </w:docPart>
+    <w:docPart>
+      <w:docPartPr>
+        <w:name w:val="3A83EC457172473E810CDBD3F76D9767"/>
+        <w:category>
+          <w:name w:val="Allgemein"/>
+          <w:gallery w:val="placeholder"/>
+        </w:category>
+        <w:types>
+          <w:type w:val="bbPlcHdr"/>
+        </w:types>
+        <w:behaviors>
+          <w:behavior w:val="content"/>
+        </w:behaviors>
+        <w:guid w:val="{9ADCD757-4222-47C9-9F46-3173BF7A25EF}"/>
+      </w:docPartPr>
+      <w:docPartBody>
+        <w:p>
+          <w:pPr>
+            <w:pStyle w:val="3A83EC457172473E810CDBD3F76D9767"/>
+          </w:pPr>
+          <w:r>
+            <w:rPr>
+              <w:rFonts w:eastAsiaTheme="minorHAnsi"/>
+              <w:shd w:val="clear" w:color="auto" w:fill="FAE2D5" w:themeFill="accent2" w:themeFillTint="33"/>
+            </w:rPr>
+            <w:t>Beilage</w:t>
+          </w:r>
+        </w:p>
+      </w:docPartBody>
+    </w:docPart>
+    <w:docPart>
+      <w:docPartPr>
+        <w:name w:val="0AD52ACBBB2C4A608E90554377652AD2"/>
+        <w:category>
+          <w:name w:val="Allgemein"/>
+          <w:gallery w:val="placeholder"/>
+        </w:category>
+        <w:types>
+          <w:type w:val="bbPlcHdr"/>
+        </w:types>
+        <w:behaviors>
+          <w:behavior w:val="content"/>
+        </w:behaviors>
+        <w:guid w:val="{C4147CEF-88A9-4A7A-BA4B-EB89C9E5B055}"/>
+      </w:docPartPr>
+      <w:docPartBody>
+        <w:p>
+          <w:pPr>
+            <w:pStyle w:val="0AD52ACBBB2C4A608E90554377652AD21"/>
+          </w:pPr>
+          <w:r>
+            <w:rPr>
+              <w:rFonts w:eastAsiaTheme="minorHAnsi"/>
+              <w:sz w:val="16"/>
+              <w:szCs w:val="16"/>
+              <w:shd w:val="clear" w:color="auto" w:fill="FAE2D5" w:themeFill="accent2" w:themeFillTint="33"/>
+            </w:rPr>
+            <w:t>Baubehörde eingeben</w:t>
+          </w:r>
+        </w:p>
+      </w:docPartBody>
+    </w:docPart>
+    <w:docPart>
+      <w:docPartPr>
+        <w:name w:val="288346DB9D97439AB53850C9CFCA7AE6"/>
+        <w:category>
+          <w:name w:val="Allgemein"/>
+          <w:gallery w:val="placeholder"/>
+        </w:category>
+        <w:types>
+          <w:type w:val="bbPlcHdr"/>
+        </w:types>
+        <w:behaviors>
+          <w:behavior w:val="content"/>
+        </w:behaviors>
+        <w:guid w:val="{105AF654-F333-439D-9F80-C1824C90CD06}"/>
+      </w:docPartPr>
+      <w:docPartBody>
+        <w:p>
+          <w:pPr>
+            <w:pStyle w:val="288346DB9D97439AB53850C9CFCA7AE61"/>
+          </w:pPr>
+          <w:r>
+            <w:rPr>
+              <w:rFonts w:eastAsiaTheme="minorHAnsi"/>
+              <w:sz w:val="16"/>
+              <w:szCs w:val="16"/>
+              <w:shd w:val="clear" w:color="auto" w:fill="FAE2D5" w:themeFill="accent2" w:themeFillTint="33"/>
+            </w:rPr>
+            <w:t>Baubehörde eingeben</w:t>
+          </w:r>
+        </w:p>
+      </w:docPartBody>
+    </w:docPart>
+    <w:docPart>
+      <w:docPartPr>
+        <w:name w:val="1FF7030B366647C18256519E715722E3"/>
+        <w:category>
+          <w:name w:val="Allgemein"/>
+          <w:gallery w:val="placeholder"/>
+        </w:category>
+        <w:types>
+          <w:type w:val="bbPlcHdr"/>
+        </w:types>
+        <w:behaviors>
+          <w:behavior w:val="content"/>
+        </w:behaviors>
+        <w:guid w:val="{44E59DB6-054E-4895-92BE-15B79F0EE8A1}"/>
+      </w:docPartPr>
+      <w:docPartBody>
+        <w:p>
+          <w:pPr>
+            <w:pStyle w:val="1FF7030B366647C18256519E715722E3"/>
+          </w:pPr>
+          <w:r>
+            <w:rPr>
+              <w:rFonts w:eastAsiaTheme="minorHAnsi"/>
+              <w:shd w:val="clear" w:color="auto" w:fill="FAE2D5" w:themeFill="accent2" w:themeFillTint="33"/>
+            </w:rPr>
+            <w:t>Abweichungen eingeben</w:t>
+          </w:r>
+        </w:p>
+      </w:docPartBody>
+    </w:docPart>
+    <w:docPart>
+      <w:docPartPr>
+        <w:name w:val="BB652B3546DB4157B79795E461565BA5"/>
+        <w:category>
+          <w:name w:val="Allgemein"/>
+          <w:gallery w:val="placeholder"/>
+        </w:category>
+        <w:types>
+          <w:type w:val="bbPlcHdr"/>
+        </w:types>
+        <w:behaviors>
+          <w:behavior w:val="content"/>
+        </w:behaviors>
+        <w:guid w:val="{C63C6343-B2FA-4303-8D57-0F4AE7F191A4}"/>
+      </w:docPartPr>
+      <w:docPartBody>
+        <w:p>
+          <w:pPr>
+            <w:pStyle w:val="BB652B3546DB4157B79795E461565BA5"/>
+          </w:pPr>
+          <w:r>
+            <w:rPr>
+              <w:shd w:val="clear" w:color="auto" w:fill="FAE2D5" w:themeFill="accent2" w:themeFillTint="33"/>
+            </w:rPr>
             <w:t>Datum eingeben</w:t>
+          </w:r>
+        </w:p>
+      </w:docPartBody>
+    </w:docPart>
+    <w:docPart>
+      <w:docPartPr>
+        <w:name w:val="E97108F9C0374853A4D679C567C77D18"/>
+        <w:category>
+          <w:name w:val="Allgemein"/>
+          <w:gallery w:val="placeholder"/>
+        </w:category>
+        <w:types>
+          <w:type w:val="bbPlcHdr"/>
+        </w:types>
+        <w:behaviors>
+          <w:behavior w:val="content"/>
+        </w:behaviors>
+        <w:guid w:val="{159E7758-22F7-490A-B3AF-52196B34CF03}"/>
+      </w:docPartPr>
+      <w:docPartBody>
+        <w:p>
+          <w:pPr>
+            <w:pStyle w:val="E97108F9C0374853A4D679C567C77D18"/>
+          </w:pPr>
+          <w:r>
+            <w:rPr>
+              <w:shd w:val="clear" w:color="auto" w:fill="FAE2D5" w:themeFill="accent2" w:themeFillTint="33"/>
+            </w:rPr>
+            <w:t>Datum eingeben</w:t>
+          </w:r>
+        </w:p>
+      </w:docPartBody>
+    </w:docPart>
+    <w:docPart>
+      <w:docPartPr>
+        <w:name w:val="88D854EDC35A4E639DB76761CBCFE13E"/>
+        <w:category>
+          <w:name w:val="Allgemein"/>
+          <w:gallery w:val="placeholder"/>
+        </w:category>
+        <w:types>
+          <w:type w:val="bbPlcHdr"/>
+        </w:types>
+        <w:behaviors>
+          <w:behavior w:val="content"/>
+        </w:behaviors>
+        <w:guid w:val="{4F580293-1FD6-4B29-932E-6AE0517C347E}"/>
+      </w:docPartPr>
+      <w:docPartBody>
+        <w:p>
+          <w:pPr>
+            <w:pStyle w:val="88D854EDC35A4E639DB76761CBCFE13E"/>
+          </w:pPr>
+          <w:r>
+            <w:rPr>
+              <w:shd w:val="clear" w:color="auto" w:fill="FAE2D5" w:themeFill="accent2" w:themeFillTint="33"/>
+            </w:rPr>
+            <w:t>Datum eingeben</w:t>
+          </w:r>
+        </w:p>
+      </w:docPartBody>
+    </w:docPart>
+    <w:docPart>
+      <w:docPartPr>
+        <w:name w:val="1670BA06BC664ECE94C5CAC1AA0DD919"/>
+        <w:category>
+          <w:name w:val="Allgemein"/>
+          <w:gallery w:val="placeholder"/>
+        </w:category>
+        <w:types>
+          <w:type w:val="bbPlcHdr"/>
+        </w:types>
+        <w:behaviors>
+          <w:behavior w:val="content"/>
+        </w:behaviors>
+        <w:guid w:val="{0C5D3C0B-53D5-422A-B4F7-D964A559AE27}"/>
+      </w:docPartPr>
+      <w:docPartBody>
+        <w:p>
+          <w:pPr>
+            <w:pStyle w:val="1670BA06BC664ECE94C5CAC1AA0DD919"/>
+          </w:pPr>
+          <w:r>
+            <w:rPr>
+              <w:rFonts w:eastAsiaTheme="minorHAnsi"/>
+              <w:shd w:val="clear" w:color="auto" w:fill="FAE2D5" w:themeFill="accent2" w:themeFillTint="33"/>
+            </w:rPr>
+            <w:t>Bemerk</w:t>
+          </w:r>
+          <w:r>
+            <w:rPr>
+              <w:rFonts w:eastAsiaTheme="minorHAnsi"/>
+              <w:shd w:val="clear" w:color="auto" w:fill="FAE2D5" w:themeFill="accent2" w:themeFillTint="33"/>
+            </w:rPr>
+            <w:t>ungen eingeben</w:t>
           </w:r>
         </w:p>
       </w:docPartBody>
@@ -7277,22 +9508,39 @@
   <w:rsids>
     <w:rsidRoot w:val="00EB25E0"/>
     <w:rsid w:val="00090CBA"/>
+    <w:rsid w:val="000A71F8"/>
+    <w:rsid w:val="002C4D5D"/>
     <w:rsid w:val="00343469"/>
     <w:rsid w:val="00370BE7"/>
     <w:rsid w:val="004421E6"/>
     <w:rsid w:val="00470F95"/>
+    <w:rsid w:val="004C6226"/>
+    <w:rsid w:val="004E5613"/>
     <w:rsid w:val="005F2132"/>
     <w:rsid w:val="005F47AF"/>
     <w:rsid w:val="0060116E"/>
     <w:rsid w:val="006B402C"/>
     <w:rsid w:val="00735A58"/>
+    <w:rsid w:val="00772186"/>
+    <w:rsid w:val="007A161C"/>
     <w:rsid w:val="007B77A8"/>
+    <w:rsid w:val="00840EC4"/>
+    <w:rsid w:val="009555E1"/>
     <w:rsid w:val="009E7C9E"/>
+    <w:rsid w:val="00A028C6"/>
+    <w:rsid w:val="00B21192"/>
     <w:rsid w:val="00BC612D"/>
     <w:rsid w:val="00C3643A"/>
     <w:rsid w:val="00C60BAB"/>
+    <w:rsid w:val="00CF1796"/>
+    <w:rsid w:val="00CF3590"/>
+    <w:rsid w:val="00D01261"/>
+    <w:rsid w:val="00D61DB6"/>
+    <w:rsid w:val="00D77C85"/>
+    <w:rsid w:val="00E07510"/>
     <w:rsid w:val="00E30D57"/>
     <w:rsid w:val="00EB25E0"/>
+    <w:rsid w:val="00EE4B6E"/>
     <w:rsid w:val="00FA34C7"/>
   </w:rsids>
   <m:mathPr>
@@ -7749,14 +9997,14 @@
     <w:basedOn w:val="Absatz-Standardschriftart"/>
     <w:uiPriority w:val="99"/>
     <w:semiHidden/>
-    <w:rsid w:val="00090CBA"/>
+    <w:rsid w:val="00A028C6"/>
     <w:rPr>
       <w:color w:val="666666"/>
     </w:rPr>
   </w:style>
-  <w:style w:type="paragraph" w:customStyle="1" w:styleId="68340CA7072D490EA18BA85A9338BC391">
-    <w:name w:val="68340CA7072D490EA18BA85A9338BC391"/>
-    <w:rsid w:val="00090CBA"/>
+  <w:style w:type="paragraph" w:customStyle="1" w:styleId="68340CA7072D490EA18BA85A9338BC39">
+    <w:name w:val="68340CA7072D490EA18BA85A9338BC39"/>
+    <w:rsid w:val="00A028C6"/>
     <w:pPr>
       <w:tabs>
         <w:tab w:val="center" w:pos="4536"/>
@@ -7778,9 +10026,9 @@
       <w14:ligatures w14:val="none"/>
     </w:rPr>
   </w:style>
-  <w:style w:type="paragraph" w:customStyle="1" w:styleId="60EC0B3A49BD45EAA5F089181D4339FC1">
-    <w:name w:val="60EC0B3A49BD45EAA5F089181D4339FC1"/>
-    <w:rsid w:val="00090CBA"/>
+  <w:style w:type="paragraph" w:customStyle="1" w:styleId="03DB4C7C995847B38F57BDCDDD72037A">
+    <w:name w:val="03DB4C7C995847B38F57BDCDDD72037A"/>
+    <w:rsid w:val="00A028C6"/>
     <w:pPr>
       <w:overflowPunct w:val="0"/>
       <w:autoSpaceDE w:val="0"/>
@@ -7798,49 +10046,9 @@
       <w14:ligatures w14:val="none"/>
     </w:rPr>
   </w:style>
-  <w:style w:type="paragraph" w:customStyle="1" w:styleId="32085A68A082444FBEF8C06B1C7161AA">
-    <w:name w:val="32085A68A082444FBEF8C06B1C7161AA"/>
-    <w:rsid w:val="00090CBA"/>
-    <w:pPr>
-      <w:overflowPunct w:val="0"/>
-      <w:autoSpaceDE w:val="0"/>
-      <w:autoSpaceDN w:val="0"/>
-      <w:adjustRightInd w:val="0"/>
-      <w:spacing w:after="0" w:line="259" w:lineRule="auto"/>
-      <w:textAlignment w:val="baseline"/>
-    </w:pPr>
-    <w:rPr>
-      <w:rFonts w:ascii="Arial" w:eastAsia="Times New Roman" w:hAnsi="Arial" w:cs="Times New Roman"/>
-      <w:kern w:val="0"/>
-      <w:sz w:val="22"/>
-      <w:szCs w:val="20"/>
-      <w:lang w:eastAsia="de-DE"/>
-      <w14:ligatures w14:val="none"/>
-    </w:rPr>
-  </w:style>
-  <w:style w:type="paragraph" w:customStyle="1" w:styleId="03DB4C7C995847B38F57BDCDDD72037A1">
-    <w:name w:val="03DB4C7C995847B38F57BDCDDD72037A1"/>
-    <w:rsid w:val="00090CBA"/>
-    <w:pPr>
-      <w:overflowPunct w:val="0"/>
-      <w:autoSpaceDE w:val="0"/>
-      <w:autoSpaceDN w:val="0"/>
-      <w:adjustRightInd w:val="0"/>
-      <w:spacing w:after="0" w:line="259" w:lineRule="auto"/>
-      <w:textAlignment w:val="baseline"/>
-    </w:pPr>
-    <w:rPr>
-      <w:rFonts w:ascii="Arial" w:eastAsia="Times New Roman" w:hAnsi="Arial" w:cs="Times New Roman"/>
-      <w:kern w:val="0"/>
-      <w:sz w:val="22"/>
-      <w:szCs w:val="20"/>
-      <w:lang w:eastAsia="de-DE"/>
-      <w14:ligatures w14:val="none"/>
-    </w:rPr>
-  </w:style>
-  <w:style w:type="paragraph" w:customStyle="1" w:styleId="F0CEC69F3E0943B2B1C1D0C694E83AB41">
-    <w:name w:val="F0CEC69F3E0943B2B1C1D0C694E83AB41"/>
-    <w:rsid w:val="00090CBA"/>
+  <w:style w:type="paragraph" w:customStyle="1" w:styleId="F0CEC69F3E0943B2B1C1D0C694E83AB4">
+    <w:name w:val="F0CEC69F3E0943B2B1C1D0C694E83AB4"/>
+    <w:rsid w:val="00A028C6"/>
     <w:pPr>
       <w:overflowPunct w:val="0"/>
       <w:autoSpaceDE w:val="0"/>
@@ -7860,7 +10068,7 @@
   </w:style>
   <w:style w:type="paragraph" w:customStyle="1" w:styleId="ACC75E9A6DF243FAACEC7746924B3FD8">
     <w:name w:val="ACC75E9A6DF243FAACEC7746924B3FD8"/>
-    <w:rsid w:val="00090CBA"/>
+    <w:rsid w:val="00A028C6"/>
     <w:pPr>
       <w:overflowPunct w:val="0"/>
       <w:autoSpaceDE w:val="0"/>
@@ -7880,7 +10088,7 @@
   </w:style>
   <w:style w:type="paragraph" w:customStyle="1" w:styleId="7F32940FAE8143D2B78B691DCF6CD6E5">
     <w:name w:val="7F32940FAE8143D2B78B691DCF6CD6E5"/>
-    <w:rsid w:val="00090CBA"/>
+    <w:rsid w:val="00A028C6"/>
     <w:pPr>
       <w:overflowPunct w:val="0"/>
       <w:autoSpaceDE w:val="0"/>
@@ -7898,9 +10106,69 @@
       <w14:ligatures w14:val="none"/>
     </w:rPr>
   </w:style>
-  <w:style w:type="paragraph" w:customStyle="1" w:styleId="7CE4005DC65248D0A95D75664EB32E141">
-    <w:name w:val="7CE4005DC65248D0A95D75664EB32E141"/>
-    <w:rsid w:val="00090CBA"/>
+  <w:style w:type="paragraph" w:customStyle="1" w:styleId="090E2101D00C4853B2E050A21A0E4D1C">
+    <w:name w:val="090E2101D00C4853B2E050A21A0E4D1C"/>
+    <w:rsid w:val="00A028C6"/>
+    <w:pPr>
+      <w:overflowPunct w:val="0"/>
+      <w:autoSpaceDE w:val="0"/>
+      <w:autoSpaceDN w:val="0"/>
+      <w:adjustRightInd w:val="0"/>
+      <w:spacing w:after="0" w:line="259" w:lineRule="auto"/>
+      <w:textAlignment w:val="baseline"/>
+    </w:pPr>
+    <w:rPr>
+      <w:rFonts w:ascii="Arial" w:eastAsia="Times New Roman" w:hAnsi="Arial" w:cs="Times New Roman"/>
+      <w:kern w:val="0"/>
+      <w:sz w:val="22"/>
+      <w:szCs w:val="20"/>
+      <w:lang w:eastAsia="de-DE"/>
+      <w14:ligatures w14:val="none"/>
+    </w:rPr>
+  </w:style>
+  <w:style w:type="paragraph" w:customStyle="1" w:styleId="2A9A113C967C4AC3995FA5B5BF3B14D5">
+    <w:name w:val="2A9A113C967C4AC3995FA5B5BF3B14D5"/>
+    <w:rsid w:val="00A028C6"/>
+    <w:pPr>
+      <w:overflowPunct w:val="0"/>
+      <w:autoSpaceDE w:val="0"/>
+      <w:autoSpaceDN w:val="0"/>
+      <w:adjustRightInd w:val="0"/>
+      <w:spacing w:after="0" w:line="259" w:lineRule="auto"/>
+      <w:textAlignment w:val="baseline"/>
+    </w:pPr>
+    <w:rPr>
+      <w:rFonts w:ascii="Arial" w:eastAsia="Times New Roman" w:hAnsi="Arial" w:cs="Times New Roman"/>
+      <w:kern w:val="0"/>
+      <w:sz w:val="22"/>
+      <w:szCs w:val="20"/>
+      <w:lang w:eastAsia="de-DE"/>
+      <w14:ligatures w14:val="none"/>
+    </w:rPr>
+  </w:style>
+  <w:style w:type="paragraph" w:customStyle="1" w:styleId="3A83EC457172473E810CDBD3F76D9767">
+    <w:name w:val="3A83EC457172473E810CDBD3F76D9767"/>
+    <w:rsid w:val="00A028C6"/>
+    <w:pPr>
+      <w:overflowPunct w:val="0"/>
+      <w:autoSpaceDE w:val="0"/>
+      <w:autoSpaceDN w:val="0"/>
+      <w:adjustRightInd w:val="0"/>
+      <w:spacing w:after="0" w:line="259" w:lineRule="auto"/>
+      <w:textAlignment w:val="baseline"/>
+    </w:pPr>
+    <w:rPr>
+      <w:rFonts w:ascii="Arial" w:eastAsia="Times New Roman" w:hAnsi="Arial" w:cs="Times New Roman"/>
+      <w:kern w:val="0"/>
+      <w:sz w:val="22"/>
+      <w:szCs w:val="20"/>
+      <w:lang w:eastAsia="de-DE"/>
+      <w14:ligatures w14:val="none"/>
+    </w:rPr>
+  </w:style>
+  <w:style w:type="paragraph" w:customStyle="1" w:styleId="288346DB9D97439AB53850C9CFCA7AE61">
+    <w:name w:val="288346DB9D97439AB53850C9CFCA7AE61"/>
+    <w:rsid w:val="00A028C6"/>
     <w:pPr>
       <w:tabs>
         <w:tab w:val="center" w:pos="4536"/>
@@ -7922,9 +10190,9 @@
       <w14:ligatures w14:val="none"/>
     </w:rPr>
   </w:style>
-  <w:style w:type="paragraph" w:customStyle="1" w:styleId="6FE46B5A9C8F45CEBA133833B5FE0714">
-    <w:name w:val="6FE46B5A9C8F45CEBA133833B5FE0714"/>
-    <w:rsid w:val="00090CBA"/>
+  <w:style w:type="paragraph" w:customStyle="1" w:styleId="0AD52ACBBB2C4A608E90554377652AD21">
+    <w:name w:val="0AD52ACBBB2C4A608E90554377652AD21"/>
+    <w:rsid w:val="00A028C6"/>
     <w:pPr>
       <w:tabs>
         <w:tab w:val="center" w:pos="4536"/>
@@ -7945,6 +10213,26 @@
       <w:lang w:eastAsia="de-DE"/>
       <w14:ligatures w14:val="none"/>
     </w:rPr>
+  </w:style>
+  <w:style w:type="paragraph" w:customStyle="1" w:styleId="1FF7030B366647C18256519E715722E3">
+    <w:name w:val="1FF7030B366647C18256519E715722E3"/>
+    <w:rsid w:val="00E07510"/>
+  </w:style>
+  <w:style w:type="paragraph" w:customStyle="1" w:styleId="BB652B3546DB4157B79795E461565BA5">
+    <w:name w:val="BB652B3546DB4157B79795E461565BA5"/>
+    <w:rsid w:val="00E07510"/>
+  </w:style>
+  <w:style w:type="paragraph" w:customStyle="1" w:styleId="E97108F9C0374853A4D679C567C77D18">
+    <w:name w:val="E97108F9C0374853A4D679C567C77D18"/>
+    <w:rsid w:val="00E07510"/>
+  </w:style>
+  <w:style w:type="paragraph" w:customStyle="1" w:styleId="88D854EDC35A4E639DB76761CBCFE13E">
+    <w:name w:val="88D854EDC35A4E639DB76761CBCFE13E"/>
+    <w:rsid w:val="00E07510"/>
+  </w:style>
+  <w:style w:type="paragraph" w:customStyle="1" w:styleId="1670BA06BC664ECE94C5CAC1AA0DD919">
+    <w:name w:val="1670BA06BC664ECE94C5CAC1AA0DD919"/>
+    <w:rsid w:val="00E07510"/>
   </w:style>
 </w:styles>
 </file>

--- a/document-merge-service/kt_so/templatefiles/selbstdeklaration-bauabschluss.docx
+++ b/document-merge-service/kt_so/templatefiles/selbstdeklaration-bauabschluss.docx
@@ -2,202 +2,6 @@
 <file path=word/document.xml><?xml version="1.0" encoding="utf-8"?>
 <w:document xmlns:wpc="http://schemas.microsoft.com/office/word/2010/wordprocessingCanvas" xmlns:cx="http://schemas.microsoft.com/office/drawing/2014/chartex" xmlns:cx1="http://schemas.microsoft.com/office/drawing/2015/9/8/chartex" xmlns:cx2="http://schemas.microsoft.com/office/drawing/2015/10/21/chartex" xmlns:cx3="http://schemas.microsoft.com/office/drawing/2016/5/9/chartex" xmlns:cx4="http://schemas.microsoft.com/office/drawing/2016/5/10/chartex" xmlns:cx5="http://schemas.microsoft.com/office/drawing/2016/5/11/chartex" xmlns:cx6="http://schemas.microsoft.com/office/drawing/2016/5/12/chartex" xmlns:cx7="http://schemas.microsoft.com/office/drawing/2016/5/13/chartex" xmlns:cx8="http://schemas.microsoft.com/office/drawing/2016/5/14/chartex" xmlns:mc="http://schemas.openxmlformats.org/markup-compatibility/2006" xmlns:aink="http://schemas.microsoft.com/office/drawing/2016/ink" xmlns:am3d="http://schemas.microsoft.com/office/drawing/2017/model3d" xmlns:o="urn:schemas-microsoft-com:office:office" xmlns:oel="http://schemas.microsoft.com/office/2019/extlst" xmlns:r="http://schemas.openxmlformats.org/officeDocument/2006/relationships" xmlns:m="http://schemas.openxmlformats.org/officeDocument/2006/math" xmlns:v="urn:schemas-microsoft-com:vml" xmlns:wp14="http://schemas.microsoft.com/office/word/2010/wordprocessingDrawing" xmlns:wp="http://schemas.openxmlformats.org/drawingml/2006/wordprocessingDrawing" xmlns:w10="urn:schemas-microsoft-com:office:word" xmlns:w="http://schemas.openxmlformats.org/wordprocessingml/2006/main" xmlns:w14="http://schemas.microsoft.com/office/word/2010/wordml" xmlns:w15="http://schemas.microsoft.com/office/word/2012/wordml" xmlns:w16cex="http://schemas.microsoft.com/office/word/2018/wordml/cex" xmlns:w16cid="http://schemas.microsoft.com/office/word/2016/wordml/cid" xmlns:w16="http://schemas.microsoft.com/office/word/2018/wordml" xmlns:w16du="http://schemas.microsoft.com/office/word/2023/wordml/word16du" xmlns:w16sdtdh="http://schemas.microsoft.com/office/word/2020/wordml/sdtdatahash" xmlns:w16sdtfl="http://schemas.microsoft.com/office/word/2024/wordml/sdtformatlock" xmlns:w16se="http://schemas.microsoft.com/office/word/2015/wordml/symex" xmlns:wpg="http://schemas.microsoft.com/office/word/2010/wordprocessingGroup" xmlns:wpi="http://schemas.microsoft.com/office/word/2010/wordprocessingInk" xmlns:wne="http://schemas.microsoft.com/office/word/2006/wordml" xmlns:wps="http://schemas.microsoft.com/office/word/2010/wordprocessingShape" mc:Ignorable="w14 w15 w16se w16cid w16 w16cex w16sdtdh w16sdtfl w16du wp14">
   <w:body>
-    <w:tbl>
-      <w:tblPr>
-        <w:tblStyle w:val="Tabellenraster"/>
-        <w:tblW w:w="0" w:type="auto"/>
-        <w:tblBorders>
-          <w:top w:val="none" w:sz="0" w:space="0" w:color="auto"/>
-          <w:left w:val="none" w:sz="0" w:space="0" w:color="auto"/>
-          <w:bottom w:val="none" w:sz="0" w:space="0" w:color="auto"/>
-          <w:right w:val="none" w:sz="0" w:space="0" w:color="auto"/>
-          <w:insideH w:val="none" w:sz="0" w:space="0" w:color="auto"/>
-          <w:insideV w:val="none" w:sz="0" w:space="0" w:color="auto"/>
-        </w:tblBorders>
-        <w:tblLook w:val="04A0" w:firstRow="1" w:lastRow="0" w:firstColumn="1" w:lastColumn="0" w:noHBand="0" w:noVBand="1"/>
-      </w:tblPr>
-      <w:tblGrid>
-        <w:gridCol w:w="5376"/>
-        <w:gridCol w:w="3969"/>
-      </w:tblGrid>
-      <w:tr>
-        <w:trPr>
-          <w:trHeight w:hRule="exact" w:val="1588"/>
-        </w:trPr>
-        <w:tc>
-          <w:tcPr>
-            <w:tcW w:w="5376" w:type="dxa"/>
-            <w:tcMar>
-              <w:top w:w="57" w:type="dxa"/>
-              <w:bottom w:w="57" w:type="dxa"/>
-            </w:tcMar>
-          </w:tcPr>
-          <w:p>
-            <w:pPr>
-              <w:pStyle w:val="Platzhalter"/>
-            </w:pPr>
-            <w:proofErr w:type="gramStart"/>
-            <w:r>
-              <w:rPr>
-                <w:b/>
-                <w:bCs/>
-              </w:rPr>
-              <w:t>{{ LEITBEHOERDE</w:t>
-            </w:r>
-            <w:proofErr w:type="gramEnd"/>
-            <w:r>
-              <w:rPr>
-                <w:b/>
-                <w:bCs/>
-              </w:rPr>
-              <w:t>_</w:t>
-            </w:r>
-            <w:proofErr w:type="gramStart"/>
-            <w:r>
-              <w:rPr>
-                <w:b/>
-                <w:bCs/>
-              </w:rPr>
-              <w:t>NAME }</w:t>
-            </w:r>
-            <w:proofErr w:type="gramEnd"/>
-            <w:r>
-              <w:rPr>
-                <w:b/>
-                <w:bCs/>
-              </w:rPr>
-              <w:t>}</w:t>
-            </w:r>
-          </w:p>
-          <w:sdt>
-            <w:sdtPr>
-              <w:rPr>
-                <w:sz w:val="18"/>
-                <w:szCs w:val="18"/>
-              </w:rPr>
-              <w:id w:val="-1600098089"/>
-              <w:placeholder>
-                <w:docPart w:val="68340CA7072D490EA18BA85A9338BC39"/>
-              </w:placeholder>
-              <w:showingPlcHdr/>
-            </w:sdtPr>
-            <w:sdtEndPr/>
-            <w:sdtContent>
-              <w:p>
-                <w:pPr>
-                  <w:pStyle w:val="Kopfzeile"/>
-                  <w:tabs>
-                    <w:tab w:val="clear" w:pos="4536"/>
-                    <w:tab w:val="clear" w:pos="9072"/>
-                  </w:tabs>
-                  <w:rPr>
-                    <w:sz w:val="18"/>
-                    <w:szCs w:val="18"/>
-                  </w:rPr>
-                </w:pPr>
-                <w:r>
-                  <w:rPr>
-                    <w:rFonts w:eastAsiaTheme="minorHAnsi"/>
-                    <w:sz w:val="18"/>
-                    <w:szCs w:val="18"/>
-                    <w:shd w:val="clear" w:color="auto" w:fill="FBE4D5" w:themeFill="accent2" w:themeFillTint="33"/>
-                  </w:rPr>
-                  <w:t>Baubehörde eingeben</w:t>
-                </w:r>
-              </w:p>
-            </w:sdtContent>
-          </w:sdt>
-          <w:p>
-            <w:pPr>
-              <w:pStyle w:val="Platzhalter"/>
-              <w:rPr>
-                <w:sz w:val="18"/>
-                <w:szCs w:val="18"/>
-              </w:rPr>
-            </w:pPr>
-            <w:proofErr w:type="gramStart"/>
-            <w:r>
-              <w:rPr>
-                <w:sz w:val="18"/>
-                <w:szCs w:val="18"/>
-              </w:rPr>
-              <w:t>{{ LEITBEHOERDE</w:t>
-            </w:r>
-            <w:proofErr w:type="gramEnd"/>
-            <w:r>
-              <w:rPr>
-                <w:sz w:val="18"/>
-                <w:szCs w:val="18"/>
-              </w:rPr>
-              <w:t>_ADRESSE_</w:t>
-            </w:r>
-            <w:proofErr w:type="gramStart"/>
-            <w:r>
-              <w:rPr>
-                <w:sz w:val="18"/>
-                <w:szCs w:val="18"/>
-              </w:rPr>
-              <w:t>1 }</w:t>
-            </w:r>
-            <w:proofErr w:type="gramEnd"/>
-            <w:r>
-              <w:rPr>
-                <w:sz w:val="18"/>
-                <w:szCs w:val="18"/>
-              </w:rPr>
-              <w:t>}</w:t>
-            </w:r>
-          </w:p>
-          <w:p>
-            <w:pPr>
-              <w:pStyle w:val="Platzhalter"/>
-              <w:rPr>
-                <w:sz w:val="18"/>
-                <w:szCs w:val="18"/>
-              </w:rPr>
-            </w:pPr>
-            <w:proofErr w:type="gramStart"/>
-            <w:r>
-              <w:rPr>
-                <w:sz w:val="18"/>
-                <w:szCs w:val="18"/>
-              </w:rPr>
-              <w:t>{{ LEITBEHOERDE</w:t>
-            </w:r>
-            <w:proofErr w:type="gramEnd"/>
-            <w:r>
-              <w:rPr>
-                <w:sz w:val="18"/>
-                <w:szCs w:val="18"/>
-              </w:rPr>
-              <w:t>_ADRESSE_2 }}</w:t>
-            </w:r>
-          </w:p>
-        </w:tc>
-        <w:tc>
-          <w:tcPr>
-            <w:tcW w:w="3969" w:type="dxa"/>
-            <w:tcMar>
-              <w:top w:w="57" w:type="dxa"/>
-              <w:bottom w:w="57" w:type="dxa"/>
-            </w:tcMar>
-          </w:tcPr>
-          <w:p>
-            <w:pPr>
-              <w:tabs>
-                <w:tab w:val="right" w:pos="3752"/>
-              </w:tabs>
-              <w:jc w:val="both"/>
-              <w:rPr>
-                <w:b/>
-                <w:bCs/>
-                <w:szCs w:val="22"/>
-              </w:rPr>
-            </w:pPr>
-          </w:p>
-        </w:tc>
-      </w:tr>
-    </w:tbl>
     <w:p>
       <w:pPr>
         <w:pStyle w:val="Titel"/>
@@ -245,11 +49,9 @@
         <w:tc>
           <w:tcPr>
             <w:tcW w:w="2835" w:type="dxa"/>
-            <w:shd w:val="clear" w:color="auto" w:fill="auto"/>
           </w:tcPr>
           <w:p>
             <w:pPr>
-              <w:ind w:left="57"/>
               <w:rPr>
                 <w:rFonts w:cs="Arial"/>
                 <w:b/>
@@ -264,14 +66,13 @@
                 <w:bCs/>
                 <w:szCs w:val="22"/>
               </w:rPr>
-              <w:t>Dossier-Nummer:</w:t>
+              <w:t>Dossier-Nummer</w:t>
             </w:r>
           </w:p>
         </w:tc>
         <w:tc>
           <w:tcPr>
             <w:tcW w:w="6804" w:type="dxa"/>
-            <w:shd w:val="clear" w:color="auto" w:fill="auto"/>
           </w:tcPr>
           <w:p>
             <w:pPr>
@@ -292,11 +93,9 @@
         <w:tc>
           <w:tcPr>
             <w:tcW w:w="2835" w:type="dxa"/>
-            <w:shd w:val="clear" w:color="auto" w:fill="auto"/>
           </w:tcPr>
           <w:p>
             <w:pPr>
-              <w:ind w:left="57"/>
               <w:rPr>
                 <w:rFonts w:cs="Arial"/>
                 <w:b/>
@@ -311,23 +110,13 @@
                 <w:bCs/>
                 <w:szCs w:val="22"/>
               </w:rPr>
-              <w:t>Gesuchsteller/in</w:t>
-            </w:r>
-            <w:r>
-              <w:rPr>
-                <w:rFonts w:cs="Arial"/>
-                <w:b/>
-                <w:bCs/>
-                <w:szCs w:val="22"/>
-              </w:rPr>
-              <w:t>:</w:t>
+              <w:t>Gesuchsteller/in (Bauherrschaft)</w:t>
             </w:r>
           </w:p>
         </w:tc>
         <w:tc>
           <w:tcPr>
             <w:tcW w:w="6804" w:type="dxa"/>
-            <w:shd w:val="clear" w:color="auto" w:fill="auto"/>
           </w:tcPr>
           <w:p>
             <w:pPr>
@@ -449,6 +238,9 @@
           <w:p>
             <w:pPr>
               <w:ind w:left="357" w:hanging="357"/>
+              <w:rPr>
+                <w:rStyle w:val="PlatzhalterZchn"/>
+              </w:rPr>
             </w:pPr>
             <w:r>
               <w:rPr>
@@ -495,12 +287,157 @@
               <w:rPr>
                 <w:rStyle w:val="PlatzhalterZchn"/>
               </w:rPr>
-              <w:t xml:space="preserve"> }}</w:t>
+              <w:t xml:space="preserve"> </w:t>
+            </w:r>
+            <w:proofErr w:type="gramStart"/>
+            <w:r>
+              <w:rPr>
+                <w:rStyle w:val="PlatzhalterZchn"/>
+              </w:rPr>
+              <w:t>}}</w:t>
+            </w:r>
+            <w:r>
+              <w:rPr>
+                <w:rFonts w:ascii="Consolas" w:hAnsi="Consolas" w:cs="Arial"/>
+                <w:color w:val="00B050"/>
+                <w:sz w:val="18"/>
+                <w:szCs w:val="18"/>
+              </w:rPr>
+              <w:t>{</w:t>
+            </w:r>
+            <w:proofErr w:type="gramEnd"/>
+            <w:r>
+              <w:rPr>
+                <w:rFonts w:ascii="Consolas" w:hAnsi="Consolas" w:cs="Arial"/>
+                <w:color w:val="00B050"/>
+                <w:sz w:val="18"/>
+                <w:szCs w:val="18"/>
+              </w:rPr>
+              <w:t xml:space="preserve">% </w:t>
+            </w:r>
+            <w:proofErr w:type="spellStart"/>
+            <w:r>
+              <w:rPr>
+                <w:rFonts w:ascii="Consolas" w:hAnsi="Consolas" w:cs="Arial"/>
+                <w:color w:val="00B050"/>
+                <w:sz w:val="18"/>
+                <w:szCs w:val="18"/>
+              </w:rPr>
+              <w:t>if</w:t>
+            </w:r>
+            <w:proofErr w:type="spellEnd"/>
+            <w:r>
+              <w:rPr>
+                <w:rFonts w:ascii="Consolas" w:hAnsi="Consolas" w:cs="Arial"/>
+                <w:color w:val="00B050"/>
+                <w:sz w:val="18"/>
+                <w:szCs w:val="18"/>
+              </w:rPr>
+              <w:t xml:space="preserve"> G.VERTRETER_NAME %}</w:t>
+            </w:r>
+            <w:r>
+              <w:t xml:space="preserve"> </w:t>
+            </w:r>
+            <w:r>
+              <w:t>vertreten durch</w:t>
+            </w:r>
+            <w:r>
+              <w:t xml:space="preserve"> </w:t>
+            </w:r>
+            <w:proofErr w:type="gramStart"/>
+            <w:r>
+              <w:rPr>
+                <w:rStyle w:val="PlatzhalterZchn"/>
+              </w:rPr>
+              <w:t>{{ G.VERTRETER</w:t>
+            </w:r>
+            <w:proofErr w:type="gramEnd"/>
+            <w:r>
+              <w:rPr>
+                <w:rStyle w:val="PlatzhalterZchn"/>
+              </w:rPr>
+              <w:t>_</w:t>
+            </w:r>
+            <w:proofErr w:type="gramStart"/>
+            <w:r>
+              <w:rPr>
+                <w:rStyle w:val="PlatzhalterZchn"/>
+              </w:rPr>
+              <w:t>NAME }</w:t>
+            </w:r>
+            <w:proofErr w:type="gramEnd"/>
+            <w:r>
+              <w:rPr>
+                <w:rStyle w:val="PlatzhalterZchn"/>
+              </w:rPr>
+              <w:t>}</w:t>
+            </w:r>
+            <w:r>
+              <w:t xml:space="preserve">, </w:t>
+            </w:r>
+            <w:proofErr w:type="gramStart"/>
+            <w:r>
+              <w:rPr>
+                <w:rStyle w:val="PlatzhalterZchn"/>
+              </w:rPr>
+              <w:t>{{ G.VERTRETER</w:t>
+            </w:r>
+            <w:proofErr w:type="gramEnd"/>
+            <w:r>
+              <w:rPr>
+                <w:rStyle w:val="PlatzhalterZchn"/>
+              </w:rPr>
+              <w:t>_</w:t>
+            </w:r>
+            <w:proofErr w:type="gramStart"/>
+            <w:r>
+              <w:rPr>
+                <w:rStyle w:val="PlatzhalterZchn"/>
+              </w:rPr>
+              <w:t>ADRESSE }}</w:t>
+            </w:r>
+            <w:r>
+              <w:rPr>
+                <w:rFonts w:ascii="Consolas" w:hAnsi="Consolas" w:cs="Arial"/>
+                <w:color w:val="00B050"/>
+                <w:sz w:val="18"/>
+                <w:szCs w:val="18"/>
+              </w:rPr>
+              <w:t>{</w:t>
+            </w:r>
+            <w:proofErr w:type="gramEnd"/>
+            <w:r>
+              <w:rPr>
+                <w:rFonts w:ascii="Consolas" w:hAnsi="Consolas" w:cs="Arial"/>
+                <w:color w:val="00B050"/>
+                <w:sz w:val="18"/>
+                <w:szCs w:val="18"/>
+              </w:rPr>
+              <w:t xml:space="preserve">% </w:t>
+            </w:r>
+            <w:proofErr w:type="spellStart"/>
+            <w:r>
+              <w:rPr>
+                <w:rFonts w:ascii="Consolas" w:hAnsi="Consolas" w:cs="Arial"/>
+                <w:color w:val="00B050"/>
+                <w:sz w:val="18"/>
+                <w:szCs w:val="18"/>
+              </w:rPr>
+              <w:t>endif</w:t>
+            </w:r>
+            <w:proofErr w:type="spellEnd"/>
+            <w:r>
+              <w:rPr>
+                <w:rFonts w:ascii="Consolas" w:hAnsi="Consolas" w:cs="Arial"/>
+                <w:color w:val="00B050"/>
+                <w:sz w:val="18"/>
+                <w:szCs w:val="18"/>
+              </w:rPr>
+              <w:t xml:space="preserve"> %}</w:t>
             </w:r>
           </w:p>
           <w:p>
             <w:pPr>
-              <w:ind w:left="357"/>
               <w:rPr>
                 <w:rFonts w:ascii="Consolas" w:hAnsi="Consolas" w:cs="Arial"/>
                 <w:color w:val="00B050"/>
@@ -515,7 +452,25 @@
                 <w:sz w:val="18"/>
                 <w:szCs w:val="18"/>
               </w:rPr>
-              <w:t xml:space="preserve">{%p </w:t>
+              <w:t>{%</w:t>
+            </w:r>
+            <w:r>
+              <w:rPr>
+                <w:rFonts w:ascii="Consolas" w:hAnsi="Consolas" w:cs="Arial"/>
+                <w:color w:val="00B050"/>
+                <w:sz w:val="18"/>
+                <w:szCs w:val="18"/>
+              </w:rPr>
+              <w:t>p</w:t>
+            </w:r>
+            <w:r>
+              <w:rPr>
+                <w:rFonts w:ascii="Consolas" w:hAnsi="Consolas" w:cs="Arial"/>
+                <w:color w:val="00B050"/>
+                <w:sz w:val="18"/>
+                <w:szCs w:val="18"/>
+              </w:rPr>
+              <w:t xml:space="preserve"> </w:t>
             </w:r>
             <w:proofErr w:type="spellStart"/>
             <w:r>
@@ -525,7 +480,7 @@
                 <w:sz w:val="18"/>
                 <w:szCs w:val="18"/>
               </w:rPr>
-              <w:t>if</w:t>
+              <w:t>else</w:t>
             </w:r>
             <w:proofErr w:type="spellEnd"/>
             <w:r>
@@ -535,26 +490,110 @@
                 <w:sz w:val="18"/>
                 <w:szCs w:val="18"/>
               </w:rPr>
-              <w:t xml:space="preserve"> G.VERTRETER_NAME %}</w:t>
+              <w:t xml:space="preserve"> %}</w:t>
             </w:r>
           </w:p>
           <w:p>
             <w:pPr>
-              <w:ind w:left="357"/>
-            </w:pPr>
-            <w:r>
-              <w:t>vertreten durch</w:t>
-            </w:r>
-          </w:p>
-          <w:p>
-            <w:pPr>
-              <w:ind w:left="357"/>
+              <w:rPr>
+                <w:rFonts w:ascii="Consolas" w:hAnsi="Consolas"/>
+                <w:color w:val="00B050"/>
+                <w:sz w:val="18"/>
+                <w:szCs w:val="18"/>
+              </w:rPr>
             </w:pPr>
             <w:proofErr w:type="gramStart"/>
             <w:r>
               <w:rPr>
                 <w:rStyle w:val="PlatzhalterZchn"/>
               </w:rPr>
+              <w:t>{{ G.NAME</w:t>
+            </w:r>
+            <w:proofErr w:type="gramEnd"/>
+            <w:r>
+              <w:rPr>
+                <w:rStyle w:val="PlatzhalterZchn"/>
+              </w:rPr>
+              <w:t xml:space="preserve"> }}</w:t>
+            </w:r>
+            <w:r>
+              <w:t xml:space="preserve">, </w:t>
+            </w:r>
+            <w:proofErr w:type="gramStart"/>
+            <w:r>
+              <w:rPr>
+                <w:rStyle w:val="PlatzhalterZchn"/>
+              </w:rPr>
+              <w:t>{{ G.ADRESSE</w:t>
+            </w:r>
+            <w:proofErr w:type="gramEnd"/>
+            <w:r>
+              <w:rPr>
+                <w:rStyle w:val="PlatzhalterZchn"/>
+              </w:rPr>
+              <w:t xml:space="preserve"> </w:t>
+            </w:r>
+            <w:proofErr w:type="gramStart"/>
+            <w:r>
+              <w:rPr>
+                <w:rStyle w:val="PlatzhalterZchn"/>
+              </w:rPr>
+              <w:t>}}</w:t>
+            </w:r>
+            <w:bookmarkStart w:id="0" w:name="_Hlk178144308"/>
+            <w:r>
+              <w:rPr>
+                <w:rFonts w:ascii="Consolas" w:hAnsi="Consolas" w:cs="Arial"/>
+                <w:color w:val="00B050"/>
+                <w:sz w:val="18"/>
+                <w:szCs w:val="18"/>
+              </w:rPr>
+              <w:t>{</w:t>
+            </w:r>
+            <w:proofErr w:type="gramEnd"/>
+            <w:r>
+              <w:rPr>
+                <w:rFonts w:ascii="Consolas" w:hAnsi="Consolas" w:cs="Arial"/>
+                <w:color w:val="00B050"/>
+                <w:sz w:val="18"/>
+                <w:szCs w:val="18"/>
+              </w:rPr>
+              <w:t xml:space="preserve">% </w:t>
+            </w:r>
+            <w:proofErr w:type="spellStart"/>
+            <w:r>
+              <w:rPr>
+                <w:rFonts w:ascii="Consolas" w:hAnsi="Consolas" w:cs="Arial"/>
+                <w:color w:val="00B050"/>
+                <w:sz w:val="18"/>
+                <w:szCs w:val="18"/>
+              </w:rPr>
+              <w:t>if</w:t>
+            </w:r>
+            <w:proofErr w:type="spellEnd"/>
+            <w:r>
+              <w:rPr>
+                <w:rFonts w:ascii="Consolas" w:hAnsi="Consolas" w:cs="Arial"/>
+                <w:color w:val="00B050"/>
+                <w:sz w:val="18"/>
+                <w:szCs w:val="18"/>
+              </w:rPr>
+              <w:t xml:space="preserve"> G.VERTRETER_NAME %}</w:t>
+            </w:r>
+            <w:r>
+              <w:t xml:space="preserve"> </w:t>
+            </w:r>
+            <w:r>
+              <w:t>vertreten durch</w:t>
+            </w:r>
+            <w:r>
+              <w:t xml:space="preserve"> </w:t>
+            </w:r>
+            <w:proofErr w:type="gramStart"/>
+            <w:r>
+              <w:rPr>
+                <w:rStyle w:val="PlatzhalterZchn"/>
+              </w:rPr>
               <w:t>{{ G.VERTRETER</w:t>
             </w:r>
             <w:proofErr w:type="gramEnd"/>
@@ -600,290 +639,49 @@
               <w:rPr>
                 <w:rStyle w:val="PlatzhalterZchn"/>
               </w:rPr>
-              <w:t>ADRESSE }</w:t>
+              <w:t>ADRESSE }}</w:t>
+            </w:r>
+            <w:r>
+              <w:rPr>
+                <w:rFonts w:ascii="Consolas" w:hAnsi="Consolas"/>
+                <w:color w:val="00B050"/>
+                <w:sz w:val="18"/>
+                <w:szCs w:val="18"/>
+              </w:rPr>
+              <w:t>{</w:t>
             </w:r>
             <w:proofErr w:type="gramEnd"/>
             <w:r>
               <w:rPr>
-                <w:rStyle w:val="PlatzhalterZchn"/>
-              </w:rPr>
-              <w:t>}</w:t>
+                <w:rFonts w:ascii="Consolas" w:hAnsi="Consolas"/>
+                <w:color w:val="00B050"/>
+                <w:sz w:val="18"/>
+                <w:szCs w:val="18"/>
+              </w:rPr>
+              <w:t xml:space="preserve">% </w:t>
+            </w:r>
+            <w:proofErr w:type="spellStart"/>
+            <w:r>
+              <w:rPr>
+                <w:rFonts w:ascii="Consolas" w:hAnsi="Consolas"/>
+                <w:color w:val="00B050"/>
+                <w:sz w:val="18"/>
+                <w:szCs w:val="18"/>
+              </w:rPr>
+              <w:t>endif</w:t>
+            </w:r>
+            <w:proofErr w:type="spellEnd"/>
+            <w:r>
+              <w:rPr>
+                <w:rFonts w:ascii="Consolas" w:hAnsi="Consolas"/>
+                <w:color w:val="00B050"/>
+                <w:sz w:val="18"/>
+                <w:szCs w:val="18"/>
+              </w:rPr>
+              <w:t xml:space="preserve"> %}</w:t>
             </w:r>
           </w:p>
-          <w:p>
-            <w:pPr>
-              <w:ind w:left="357"/>
-              <w:rPr>
-                <w:rFonts w:ascii="Consolas" w:hAnsi="Consolas" w:cs="Arial"/>
-                <w:color w:val="00B050"/>
-                <w:sz w:val="18"/>
-                <w:szCs w:val="18"/>
-              </w:rPr>
-            </w:pPr>
-            <w:r>
-              <w:rPr>
-                <w:rFonts w:ascii="Consolas" w:hAnsi="Consolas" w:cs="Arial"/>
-                <w:color w:val="00B050"/>
-                <w:sz w:val="18"/>
-                <w:szCs w:val="18"/>
-              </w:rPr>
-              <w:t xml:space="preserve">{%p </w:t>
-            </w:r>
-            <w:proofErr w:type="spellStart"/>
-            <w:r>
-              <w:rPr>
-                <w:rFonts w:ascii="Consolas" w:hAnsi="Consolas" w:cs="Arial"/>
-                <w:color w:val="00B050"/>
-                <w:sz w:val="18"/>
-                <w:szCs w:val="18"/>
-              </w:rPr>
-              <w:t>endif</w:t>
-            </w:r>
-            <w:proofErr w:type="spellEnd"/>
-            <w:r>
-              <w:rPr>
-                <w:rFonts w:ascii="Consolas" w:hAnsi="Consolas" w:cs="Arial"/>
-                <w:color w:val="00B050"/>
-                <w:sz w:val="18"/>
-                <w:szCs w:val="18"/>
-              </w:rPr>
-              <w:t xml:space="preserve"> %}</w:t>
-            </w:r>
-          </w:p>
-          <w:p>
-            <w:pPr>
-              <w:rPr>
-                <w:rFonts w:ascii="Consolas" w:hAnsi="Consolas" w:cs="Arial"/>
-                <w:color w:val="00B050"/>
-                <w:sz w:val="18"/>
-                <w:szCs w:val="18"/>
-              </w:rPr>
-            </w:pPr>
-            <w:r>
-              <w:rPr>
-                <w:rFonts w:ascii="Consolas" w:hAnsi="Consolas" w:cs="Arial"/>
-                <w:color w:val="00B050"/>
-                <w:sz w:val="18"/>
-                <w:szCs w:val="18"/>
-              </w:rPr>
-              <w:t>{%</w:t>
-            </w:r>
-            <w:r>
-              <w:rPr>
-                <w:rFonts w:ascii="Consolas" w:hAnsi="Consolas" w:cs="Arial"/>
-                <w:color w:val="00B050"/>
-                <w:sz w:val="18"/>
-                <w:szCs w:val="18"/>
-              </w:rPr>
-              <w:t>p</w:t>
-            </w:r>
-            <w:r>
-              <w:rPr>
-                <w:rFonts w:ascii="Consolas" w:hAnsi="Consolas" w:cs="Arial"/>
-                <w:color w:val="00B050"/>
-                <w:sz w:val="18"/>
-                <w:szCs w:val="18"/>
-              </w:rPr>
-              <w:t xml:space="preserve"> </w:t>
-            </w:r>
-            <w:proofErr w:type="spellStart"/>
-            <w:r>
-              <w:rPr>
-                <w:rFonts w:ascii="Consolas" w:hAnsi="Consolas" w:cs="Arial"/>
-                <w:color w:val="00B050"/>
-                <w:sz w:val="18"/>
-                <w:szCs w:val="18"/>
-              </w:rPr>
-              <w:t>else</w:t>
-            </w:r>
-            <w:proofErr w:type="spellEnd"/>
-            <w:r>
-              <w:rPr>
-                <w:rFonts w:ascii="Consolas" w:hAnsi="Consolas" w:cs="Arial"/>
-                <w:color w:val="00B050"/>
-                <w:sz w:val="18"/>
-                <w:szCs w:val="18"/>
-              </w:rPr>
-              <w:t xml:space="preserve"> %}</w:t>
-            </w:r>
-          </w:p>
-          <w:p>
-            <w:proofErr w:type="gramStart"/>
-            <w:r>
-              <w:rPr>
-                <w:rStyle w:val="PlatzhalterZchn"/>
-              </w:rPr>
-              <w:t>{{ G.NAME</w:t>
-            </w:r>
-            <w:proofErr w:type="gramEnd"/>
-            <w:r>
-              <w:rPr>
-                <w:rStyle w:val="PlatzhalterZchn"/>
-              </w:rPr>
-              <w:t xml:space="preserve"> }}</w:t>
-            </w:r>
-            <w:r>
-              <w:t xml:space="preserve">, </w:t>
-            </w:r>
-            <w:proofErr w:type="gramStart"/>
-            <w:r>
-              <w:rPr>
-                <w:rStyle w:val="PlatzhalterZchn"/>
-              </w:rPr>
-              <w:t>{{ G.ADRESSE</w:t>
-            </w:r>
-            <w:proofErr w:type="gramEnd"/>
-            <w:r>
-              <w:rPr>
-                <w:rStyle w:val="PlatzhalterZchn"/>
-              </w:rPr>
-              <w:t xml:space="preserve"> }}</w:t>
-            </w:r>
-          </w:p>
-          <w:p>
-            <w:pPr>
-              <w:rPr>
-                <w:rFonts w:ascii="Consolas" w:hAnsi="Consolas" w:cs="Arial"/>
-                <w:color w:val="00B050"/>
-                <w:sz w:val="18"/>
-                <w:szCs w:val="18"/>
-              </w:rPr>
-            </w:pPr>
-            <w:r>
-              <w:rPr>
-                <w:rFonts w:ascii="Consolas" w:hAnsi="Consolas" w:cs="Arial"/>
-                <w:color w:val="00B050"/>
-                <w:sz w:val="18"/>
-                <w:szCs w:val="18"/>
-              </w:rPr>
-              <w:t xml:space="preserve">{%p </w:t>
-            </w:r>
-            <w:proofErr w:type="spellStart"/>
-            <w:r>
-              <w:rPr>
-                <w:rFonts w:ascii="Consolas" w:hAnsi="Consolas" w:cs="Arial"/>
-                <w:color w:val="00B050"/>
-                <w:sz w:val="18"/>
-                <w:szCs w:val="18"/>
-              </w:rPr>
-              <w:t>if</w:t>
-            </w:r>
-            <w:proofErr w:type="spellEnd"/>
-            <w:r>
-              <w:rPr>
-                <w:rFonts w:ascii="Consolas" w:hAnsi="Consolas" w:cs="Arial"/>
-                <w:color w:val="00B050"/>
-                <w:sz w:val="18"/>
-                <w:szCs w:val="18"/>
-              </w:rPr>
-              <w:t xml:space="preserve"> G.VERTRETER_NAME %}</w:t>
-            </w:r>
-          </w:p>
-          <w:p>
-            <w:r>
-              <w:t>vertreten durch</w:t>
-            </w:r>
-          </w:p>
-          <w:p>
-            <w:proofErr w:type="gramStart"/>
-            <w:r>
-              <w:rPr>
-                <w:rStyle w:val="PlatzhalterZchn"/>
-              </w:rPr>
-              <w:t>{{ G.VERTRETER</w:t>
-            </w:r>
-            <w:proofErr w:type="gramEnd"/>
-            <w:r>
-              <w:rPr>
-                <w:rStyle w:val="PlatzhalterZchn"/>
-              </w:rPr>
-              <w:t>_</w:t>
-            </w:r>
-            <w:proofErr w:type="gramStart"/>
-            <w:r>
-              <w:rPr>
-                <w:rStyle w:val="PlatzhalterZchn"/>
-              </w:rPr>
-              <w:t>NAME }</w:t>
-            </w:r>
-            <w:proofErr w:type="gramEnd"/>
-            <w:r>
-              <w:rPr>
-                <w:rStyle w:val="PlatzhalterZchn"/>
-              </w:rPr>
-              <w:t>}</w:t>
-            </w:r>
-            <w:r>
-              <w:t xml:space="preserve">, </w:t>
-            </w:r>
-            <w:proofErr w:type="gramStart"/>
-            <w:r>
-              <w:rPr>
-                <w:rStyle w:val="PlatzhalterZchn"/>
-              </w:rPr>
-              <w:t>{{ G.VERTRETER</w:t>
-            </w:r>
-            <w:proofErr w:type="gramEnd"/>
-            <w:r>
-              <w:rPr>
-                <w:rStyle w:val="PlatzhalterZchn"/>
-              </w:rPr>
-              <w:t>_</w:t>
-            </w:r>
-            <w:proofErr w:type="gramStart"/>
-            <w:r>
-              <w:rPr>
-                <w:rStyle w:val="PlatzhalterZchn"/>
-              </w:rPr>
-              <w:t>ADRESSE }</w:t>
-            </w:r>
-            <w:proofErr w:type="gramEnd"/>
-            <w:r>
-              <w:rPr>
-                <w:rStyle w:val="PlatzhalterZchn"/>
-              </w:rPr>
-              <w:t>}</w:t>
-            </w:r>
-          </w:p>
-          <w:p>
-            <w:pPr>
-              <w:rPr>
-                <w:rFonts w:ascii="Consolas" w:hAnsi="Consolas"/>
-                <w:color w:val="00B050"/>
-                <w:sz w:val="18"/>
-                <w:szCs w:val="18"/>
-              </w:rPr>
-            </w:pPr>
-            <w:r>
-              <w:rPr>
-                <w:rFonts w:ascii="Consolas" w:hAnsi="Consolas"/>
-                <w:color w:val="00B050"/>
-                <w:sz w:val="18"/>
-                <w:szCs w:val="18"/>
-              </w:rPr>
-              <w:t xml:space="preserve">{%p </w:t>
-            </w:r>
-            <w:proofErr w:type="spellStart"/>
-            <w:r>
-              <w:rPr>
-                <w:rFonts w:ascii="Consolas" w:hAnsi="Consolas"/>
-                <w:color w:val="00B050"/>
-                <w:sz w:val="18"/>
-                <w:szCs w:val="18"/>
-              </w:rPr>
-              <w:t>endif</w:t>
-            </w:r>
-            <w:proofErr w:type="spellEnd"/>
-            <w:r>
-              <w:rPr>
-                <w:rFonts w:ascii="Consolas" w:hAnsi="Consolas"/>
-                <w:color w:val="00B050"/>
-                <w:sz w:val="18"/>
-                <w:szCs w:val="18"/>
-              </w:rPr>
-              <w:t xml:space="preserve"> %}</w:t>
-            </w:r>
-          </w:p>
+          <w:bookmarkEnd w:id="0"/>
           <w:p>
             <w:pPr>
               <w:rPr>
@@ -985,11 +783,9 @@
         <w:tc>
           <w:tcPr>
             <w:tcW w:w="2835" w:type="dxa"/>
-            <w:shd w:val="clear" w:color="auto" w:fill="auto"/>
           </w:tcPr>
           <w:p>
             <w:pPr>
-              <w:ind w:left="57"/>
               <w:rPr>
                 <w:rFonts w:cs="Arial"/>
                 <w:b/>
@@ -1013,14 +809,13 @@
                 <w:bCs/>
                 <w:szCs w:val="22"/>
               </w:rPr>
-              <w:t>/in:</w:t>
+              <w:t>/in</w:t>
             </w:r>
           </w:p>
         </w:tc>
         <w:tc>
           <w:tcPr>
             <w:tcW w:w="6804" w:type="dxa"/>
-            <w:shd w:val="clear" w:color="auto" w:fill="auto"/>
           </w:tcPr>
           <w:p>
             <w:pPr>
@@ -1031,7 +826,6 @@
                 <w:szCs w:val="18"/>
               </w:rPr>
             </w:pPr>
-            <w:bookmarkStart w:id="0" w:name="_Hlk177392079"/>
             <w:r>
               <w:rPr>
                 <w:rFonts w:ascii="Consolas" w:hAnsi="Consolas" w:cs="Arial"/>
@@ -1243,8 +1037,7 @@
               <w:spacing w:before="0"/>
               <w:ind w:left="357" w:hanging="357"/>
               <w:rPr>
-                <w:rFonts w:cs="Arial"/>
-                <w:szCs w:val="22"/>
+                <w:rStyle w:val="PlatzhalterZchn"/>
               </w:rPr>
             </w:pPr>
             <w:proofErr w:type="gramStart"/>
@@ -1276,12 +1069,157 @@
               <w:rPr>
                 <w:rStyle w:val="PlatzhalterZchn"/>
               </w:rPr>
-              <w:t xml:space="preserve"> }}</w:t>
+              <w:t xml:space="preserve"> </w:t>
+            </w:r>
+            <w:proofErr w:type="gramStart"/>
+            <w:r>
+              <w:rPr>
+                <w:rStyle w:val="PlatzhalterZchn"/>
+              </w:rPr>
+              <w:t>}}</w:t>
+            </w:r>
+            <w:r>
+              <w:rPr>
+                <w:rFonts w:ascii="Consolas" w:hAnsi="Consolas" w:cs="Arial"/>
+                <w:color w:val="00B050"/>
+                <w:sz w:val="18"/>
+                <w:szCs w:val="18"/>
+              </w:rPr>
+              <w:t>{</w:t>
+            </w:r>
+            <w:proofErr w:type="gramEnd"/>
+            <w:r>
+              <w:rPr>
+                <w:rFonts w:ascii="Consolas" w:hAnsi="Consolas" w:cs="Arial"/>
+                <w:color w:val="00B050"/>
+                <w:sz w:val="18"/>
+                <w:szCs w:val="18"/>
+              </w:rPr>
+              <w:t xml:space="preserve">% </w:t>
+            </w:r>
+            <w:proofErr w:type="spellStart"/>
+            <w:r>
+              <w:rPr>
+                <w:rFonts w:ascii="Consolas" w:hAnsi="Consolas" w:cs="Arial"/>
+                <w:color w:val="00B050"/>
+                <w:sz w:val="18"/>
+                <w:szCs w:val="18"/>
+              </w:rPr>
+              <w:t>if</w:t>
+            </w:r>
+            <w:proofErr w:type="spellEnd"/>
+            <w:r>
+              <w:rPr>
+                <w:rFonts w:ascii="Consolas" w:hAnsi="Consolas" w:cs="Arial"/>
+                <w:color w:val="00B050"/>
+                <w:sz w:val="18"/>
+                <w:szCs w:val="18"/>
+              </w:rPr>
+              <w:t xml:space="preserve"> G.VERTRETER_NAME %}</w:t>
+            </w:r>
+            <w:r>
+              <w:t xml:space="preserve"> </w:t>
+            </w:r>
+            <w:r>
+              <w:t>vertreten durch</w:t>
+            </w:r>
+            <w:r>
+              <w:t xml:space="preserve"> </w:t>
+            </w:r>
+            <w:proofErr w:type="gramStart"/>
+            <w:r>
+              <w:rPr>
+                <w:rStyle w:val="PlatzhalterZchn"/>
+              </w:rPr>
+              <w:t>{{ G.VERTRETER</w:t>
+            </w:r>
+            <w:proofErr w:type="gramEnd"/>
+            <w:r>
+              <w:rPr>
+                <w:rStyle w:val="PlatzhalterZchn"/>
+              </w:rPr>
+              <w:t>_</w:t>
+            </w:r>
+            <w:proofErr w:type="gramStart"/>
+            <w:r>
+              <w:rPr>
+                <w:rStyle w:val="PlatzhalterZchn"/>
+              </w:rPr>
+              <w:t>NAME }</w:t>
+            </w:r>
+            <w:proofErr w:type="gramEnd"/>
+            <w:r>
+              <w:rPr>
+                <w:rStyle w:val="PlatzhalterZchn"/>
+              </w:rPr>
+              <w:t>}</w:t>
+            </w:r>
+            <w:r>
+              <w:t xml:space="preserve">, </w:t>
+            </w:r>
+            <w:proofErr w:type="gramStart"/>
+            <w:r>
+              <w:rPr>
+                <w:rStyle w:val="PlatzhalterZchn"/>
+              </w:rPr>
+              <w:t>{{ G.VERTRETER</w:t>
+            </w:r>
+            <w:proofErr w:type="gramEnd"/>
+            <w:r>
+              <w:rPr>
+                <w:rStyle w:val="PlatzhalterZchn"/>
+              </w:rPr>
+              <w:t>_</w:t>
+            </w:r>
+            <w:proofErr w:type="gramStart"/>
+            <w:r>
+              <w:rPr>
+                <w:rStyle w:val="PlatzhalterZchn"/>
+              </w:rPr>
+              <w:t>ADRESSE }}</w:t>
+            </w:r>
+            <w:r>
+              <w:rPr>
+                <w:rFonts w:ascii="Consolas" w:hAnsi="Consolas" w:cs="Arial"/>
+                <w:color w:val="00B050"/>
+                <w:sz w:val="18"/>
+                <w:szCs w:val="18"/>
+              </w:rPr>
+              <w:t>{</w:t>
+            </w:r>
+            <w:proofErr w:type="gramEnd"/>
+            <w:r>
+              <w:rPr>
+                <w:rFonts w:ascii="Consolas" w:hAnsi="Consolas" w:cs="Arial"/>
+                <w:color w:val="00B050"/>
+                <w:sz w:val="18"/>
+                <w:szCs w:val="18"/>
+              </w:rPr>
+              <w:t xml:space="preserve">% </w:t>
+            </w:r>
+            <w:proofErr w:type="spellStart"/>
+            <w:r>
+              <w:rPr>
+                <w:rFonts w:ascii="Consolas" w:hAnsi="Consolas" w:cs="Arial"/>
+                <w:color w:val="00B050"/>
+                <w:sz w:val="18"/>
+                <w:szCs w:val="18"/>
+              </w:rPr>
+              <w:t>endif</w:t>
+            </w:r>
+            <w:proofErr w:type="spellEnd"/>
+            <w:r>
+              <w:rPr>
+                <w:rFonts w:ascii="Consolas" w:hAnsi="Consolas" w:cs="Arial"/>
+                <w:color w:val="00B050"/>
+                <w:sz w:val="18"/>
+                <w:szCs w:val="18"/>
+              </w:rPr>
+              <w:t xml:space="preserve"> %}</w:t>
             </w:r>
           </w:p>
           <w:p>
             <w:pPr>
-              <w:ind w:left="357"/>
               <w:rPr>
                 <w:rFonts w:ascii="Consolas" w:hAnsi="Consolas" w:cs="Arial"/>
                 <w:color w:val="00B050"/>
@@ -1296,7 +1234,25 @@
                 <w:sz w:val="18"/>
                 <w:szCs w:val="18"/>
               </w:rPr>
-              <w:t xml:space="preserve">{%p </w:t>
+              <w:t>{%</w:t>
+            </w:r>
+            <w:r>
+              <w:rPr>
+                <w:rFonts w:ascii="Consolas" w:hAnsi="Consolas" w:cs="Arial"/>
+                <w:color w:val="00B050"/>
+                <w:sz w:val="18"/>
+                <w:szCs w:val="18"/>
+              </w:rPr>
+              <w:t>p</w:t>
+            </w:r>
+            <w:r>
+              <w:rPr>
+                <w:rFonts w:ascii="Consolas" w:hAnsi="Consolas" w:cs="Arial"/>
+                <w:color w:val="00B050"/>
+                <w:sz w:val="18"/>
+                <w:szCs w:val="18"/>
+              </w:rPr>
+              <w:t xml:space="preserve"> </w:t>
             </w:r>
             <w:proofErr w:type="spellStart"/>
             <w:r>
@@ -1306,7 +1262,7 @@
                 <w:sz w:val="18"/>
                 <w:szCs w:val="18"/>
               </w:rPr>
-              <w:t>if</w:t>
+              <w:t>else</w:t>
             </w:r>
             <w:proofErr w:type="spellEnd"/>
             <w:r>
@@ -1316,87 +1272,237 @@
                 <w:sz w:val="18"/>
                 <w:szCs w:val="18"/>
               </w:rPr>
-              <w:t xml:space="preserve"> G.VERTRETER_NAME %}</w:t>
+              <w:t xml:space="preserve"> %}</w:t>
             </w:r>
           </w:p>
           <w:p>
             <w:pPr>
-              <w:ind w:left="357"/>
+              <w:rPr>
+                <w:rFonts w:ascii="Consolas" w:hAnsi="Consolas" w:cs="Arial"/>
+                <w:color w:val="00B050"/>
+                <w:sz w:val="18"/>
+                <w:szCs w:val="18"/>
+              </w:rPr>
             </w:pPr>
+            <w:proofErr w:type="gramStart"/>
+            <w:r>
+              <w:rPr>
+                <w:rStyle w:val="PlatzhalterZchn"/>
+              </w:rPr>
+              <w:t>{{ G.NAME</w:t>
+            </w:r>
+            <w:proofErr w:type="gramEnd"/>
+            <w:r>
+              <w:rPr>
+                <w:rStyle w:val="PlatzhalterZchn"/>
+              </w:rPr>
+              <w:t xml:space="preserve"> }}</w:t>
+            </w:r>
+            <w:r>
+              <w:t xml:space="preserve">, </w:t>
+            </w:r>
+            <w:proofErr w:type="gramStart"/>
+            <w:r>
+              <w:rPr>
+                <w:rStyle w:val="PlatzhalterZchn"/>
+              </w:rPr>
+              <w:t>{{ G.ADRESSE</w:t>
+            </w:r>
+            <w:proofErr w:type="gramEnd"/>
+            <w:r>
+              <w:rPr>
+                <w:rStyle w:val="PlatzhalterZchn"/>
+              </w:rPr>
+              <w:t xml:space="preserve"> </w:t>
+            </w:r>
+            <w:proofErr w:type="gramStart"/>
+            <w:r>
+              <w:rPr>
+                <w:rStyle w:val="PlatzhalterZchn"/>
+              </w:rPr>
+              <w:t>}}</w:t>
+            </w:r>
+            <w:r>
+              <w:rPr>
+                <w:rFonts w:ascii="Consolas" w:hAnsi="Consolas" w:cs="Arial"/>
+                <w:color w:val="00B050"/>
+                <w:sz w:val="18"/>
+                <w:szCs w:val="18"/>
+              </w:rPr>
+              <w:t>{</w:t>
+            </w:r>
+            <w:proofErr w:type="gramEnd"/>
+            <w:r>
+              <w:rPr>
+                <w:rFonts w:ascii="Consolas" w:hAnsi="Consolas" w:cs="Arial"/>
+                <w:color w:val="00B050"/>
+                <w:sz w:val="18"/>
+                <w:szCs w:val="18"/>
+              </w:rPr>
+              <w:t xml:space="preserve">% </w:t>
+            </w:r>
+            <w:proofErr w:type="spellStart"/>
+            <w:r>
+              <w:rPr>
+                <w:rFonts w:ascii="Consolas" w:hAnsi="Consolas" w:cs="Arial"/>
+                <w:color w:val="00B050"/>
+                <w:sz w:val="18"/>
+                <w:szCs w:val="18"/>
+              </w:rPr>
+              <w:t>if</w:t>
+            </w:r>
+            <w:proofErr w:type="spellEnd"/>
+            <w:r>
+              <w:rPr>
+                <w:rFonts w:ascii="Consolas" w:hAnsi="Consolas" w:cs="Arial"/>
+                <w:color w:val="00B050"/>
+                <w:sz w:val="18"/>
+                <w:szCs w:val="18"/>
+              </w:rPr>
+              <w:t xml:space="preserve"> G.VERTRETER_NAME %}</w:t>
+            </w:r>
+            <w:r>
+              <w:t xml:space="preserve"> </w:t>
+            </w:r>
             <w:r>
               <w:t>vertreten durch</w:t>
+            </w:r>
+            <w:r>
+              <w:t xml:space="preserve"> </w:t>
+            </w:r>
+            <w:proofErr w:type="gramStart"/>
+            <w:r>
+              <w:rPr>
+                <w:rStyle w:val="PlatzhalterZchn"/>
+              </w:rPr>
+              <w:t>{{ G.VERTRETER</w:t>
+            </w:r>
+            <w:proofErr w:type="gramEnd"/>
+            <w:r>
+              <w:rPr>
+                <w:rStyle w:val="PlatzhalterZchn"/>
+              </w:rPr>
+              <w:t>_</w:t>
+            </w:r>
+            <w:proofErr w:type="gramStart"/>
+            <w:r>
+              <w:rPr>
+                <w:rStyle w:val="PlatzhalterZchn"/>
+              </w:rPr>
+              <w:t>NAME }</w:t>
+            </w:r>
+            <w:proofErr w:type="gramEnd"/>
+            <w:r>
+              <w:rPr>
+                <w:rStyle w:val="PlatzhalterZchn"/>
+              </w:rPr>
+              <w:t>}</w:t>
+            </w:r>
+            <w:r>
+              <w:t xml:space="preserve">, </w:t>
+            </w:r>
+            <w:proofErr w:type="gramStart"/>
+            <w:r>
+              <w:rPr>
+                <w:rStyle w:val="PlatzhalterZchn"/>
+              </w:rPr>
+              <w:t>{{ G.VERTRETER</w:t>
+            </w:r>
+            <w:proofErr w:type="gramEnd"/>
+            <w:r>
+              <w:rPr>
+                <w:rStyle w:val="PlatzhalterZchn"/>
+              </w:rPr>
+              <w:t>_</w:t>
+            </w:r>
+            <w:proofErr w:type="gramStart"/>
+            <w:r>
+              <w:rPr>
+                <w:rStyle w:val="PlatzhalterZchn"/>
+              </w:rPr>
+              <w:t>ADRESSE }}</w:t>
+            </w:r>
+            <w:r>
+              <w:rPr>
+                <w:rFonts w:ascii="Consolas" w:hAnsi="Consolas" w:cs="Arial"/>
+                <w:color w:val="00B050"/>
+                <w:sz w:val="18"/>
+                <w:szCs w:val="18"/>
+              </w:rPr>
+              <w:t>{</w:t>
+            </w:r>
+            <w:proofErr w:type="gramEnd"/>
+            <w:r>
+              <w:rPr>
+                <w:rFonts w:ascii="Consolas" w:hAnsi="Consolas" w:cs="Arial"/>
+                <w:color w:val="00B050"/>
+                <w:sz w:val="18"/>
+                <w:szCs w:val="18"/>
+              </w:rPr>
+              <w:t xml:space="preserve">% </w:t>
+            </w:r>
+            <w:proofErr w:type="spellStart"/>
+            <w:r>
+              <w:rPr>
+                <w:rFonts w:ascii="Consolas" w:hAnsi="Consolas" w:cs="Arial"/>
+                <w:color w:val="00B050"/>
+                <w:sz w:val="18"/>
+                <w:szCs w:val="18"/>
+              </w:rPr>
+              <w:t>endif</w:t>
+            </w:r>
+            <w:proofErr w:type="spellEnd"/>
+            <w:r>
+              <w:rPr>
+                <w:rFonts w:ascii="Consolas" w:hAnsi="Consolas" w:cs="Arial"/>
+                <w:color w:val="00B050"/>
+                <w:sz w:val="18"/>
+                <w:szCs w:val="18"/>
+              </w:rPr>
+              <w:t xml:space="preserve"> %}</w:t>
             </w:r>
           </w:p>
           <w:p>
             <w:pPr>
-              <w:ind w:left="357"/>
-              <w:rPr>
-                <w:color w:val="00B050"/>
+              <w:rPr>
+                <w:rFonts w:ascii="Consolas" w:hAnsi="Consolas" w:cs="Arial"/>
+                <w:color w:val="00B050"/>
+                <w:sz w:val="18"/>
+                <w:szCs w:val="18"/>
               </w:rPr>
             </w:pPr>
-            <w:proofErr w:type="gramStart"/>
-            <w:r>
-              <w:rPr>
-                <w:rStyle w:val="PlatzhalterZchn"/>
-              </w:rPr>
-              <w:t>{{ G.VERTRETER</w:t>
-            </w:r>
-            <w:proofErr w:type="gramEnd"/>
-            <w:r>
-              <w:rPr>
-                <w:rStyle w:val="PlatzhalterZchn"/>
-              </w:rPr>
-              <w:t>_</w:t>
-            </w:r>
-            <w:proofErr w:type="gramStart"/>
-            <w:r>
-              <w:rPr>
-                <w:rStyle w:val="PlatzhalterZchn"/>
-              </w:rPr>
-              <w:t>NAME }</w:t>
-            </w:r>
-            <w:proofErr w:type="gramEnd"/>
-            <w:r>
-              <w:rPr>
-                <w:rStyle w:val="PlatzhalterZchn"/>
-              </w:rPr>
-              <w:t>}</w:t>
-            </w:r>
-            <w:r>
-              <w:t xml:space="preserve">, </w:t>
-            </w:r>
-            <w:proofErr w:type="gramStart"/>
-            <w:r>
-              <w:rPr>
-                <w:rStyle w:val="PlatzhalterZchn"/>
-              </w:rPr>
-              <w:t>{{ G.VERTRETER</w:t>
-            </w:r>
-            <w:proofErr w:type="gramEnd"/>
-            <w:r>
-              <w:rPr>
-                <w:rStyle w:val="PlatzhalterZchn"/>
-              </w:rPr>
-              <w:t>_</w:t>
-            </w:r>
-            <w:proofErr w:type="gramStart"/>
-            <w:r>
-              <w:rPr>
-                <w:rStyle w:val="PlatzhalterZchn"/>
-              </w:rPr>
-              <w:t>ADRESSE }</w:t>
-            </w:r>
-            <w:proofErr w:type="gramEnd"/>
-            <w:r>
-              <w:rPr>
-                <w:rStyle w:val="PlatzhalterZchn"/>
-              </w:rPr>
-              <w:t>}</w:t>
+            <w:r>
+              <w:rPr>
+                <w:rFonts w:ascii="Consolas" w:hAnsi="Consolas" w:cs="Arial"/>
+                <w:color w:val="00B050"/>
+                <w:sz w:val="18"/>
+                <w:szCs w:val="18"/>
+              </w:rPr>
+              <w:t xml:space="preserve">{%p </w:t>
+            </w:r>
+            <w:proofErr w:type="spellStart"/>
+            <w:r>
+              <w:rPr>
+                <w:rFonts w:ascii="Consolas" w:hAnsi="Consolas" w:cs="Arial"/>
+                <w:color w:val="00B050"/>
+                <w:sz w:val="18"/>
+                <w:szCs w:val="18"/>
+              </w:rPr>
+              <w:t>endif</w:t>
+            </w:r>
+            <w:proofErr w:type="spellEnd"/>
+            <w:r>
+              <w:rPr>
+                <w:rFonts w:ascii="Consolas" w:hAnsi="Consolas" w:cs="Arial"/>
+                <w:color w:val="00B050"/>
+                <w:sz w:val="18"/>
+                <w:szCs w:val="18"/>
+              </w:rPr>
+              <w:t xml:space="preserve"> %}</w:t>
             </w:r>
           </w:p>
           <w:p>
             <w:pPr>
-              <w:ind w:left="357"/>
               <w:rPr>
                 <w:rFonts w:ascii="Consolas" w:hAnsi="Consolas" w:cs="Arial"/>
                 <w:color w:val="00B050"/>
@@ -1421,7 +1527,7 @@
                 <w:sz w:val="18"/>
                 <w:szCs w:val="18"/>
               </w:rPr>
-              <w:t>endif</w:t>
+              <w:t>endfor</w:t>
             </w:r>
             <w:proofErr w:type="spellEnd"/>
             <w:r>
@@ -1437,7 +1543,7 @@
           <w:p>
             <w:pPr>
               <w:rPr>
-                <w:rFonts w:ascii="Consolas" w:hAnsi="Consolas" w:cs="Arial"/>
+                <w:rFonts w:ascii="Consolas" w:hAnsi="Consolas"/>
                 <w:color w:val="00B050"/>
                 <w:sz w:val="18"/>
                 <w:szCs w:val="18"/>
@@ -1450,25 +1556,7 @@
                 <w:sz w:val="18"/>
                 <w:szCs w:val="18"/>
               </w:rPr>
-              <w:t>{%</w:t>
-            </w:r>
-            <w:r>
-              <w:rPr>
-                <w:rFonts w:ascii="Consolas" w:hAnsi="Consolas" w:cs="Arial"/>
-                <w:color w:val="00B050"/>
-                <w:sz w:val="18"/>
-                <w:szCs w:val="18"/>
-              </w:rPr>
-              <w:t>p</w:t>
-            </w:r>
-            <w:r>
-              <w:rPr>
-                <w:rFonts w:ascii="Consolas" w:hAnsi="Consolas" w:cs="Arial"/>
-                <w:color w:val="00B050"/>
-                <w:sz w:val="18"/>
-                <w:szCs w:val="18"/>
-              </w:rPr>
-              <w:t xml:space="preserve"> </w:t>
+              <w:t xml:space="preserve">{%p </w:t>
             </w:r>
             <w:proofErr w:type="spellStart"/>
             <w:r>
@@ -1478,56 +1566,37 @@
                 <w:sz w:val="18"/>
                 <w:szCs w:val="18"/>
               </w:rPr>
-              <w:t>else</w:t>
+              <w:t>el</w:t>
+            </w:r>
+            <w:r>
+              <w:rPr>
+                <w:rFonts w:ascii="Consolas" w:hAnsi="Consolas"/>
+                <w:color w:val="00B050"/>
+                <w:sz w:val="18"/>
+                <w:szCs w:val="18"/>
+              </w:rPr>
+              <w:t>if</w:t>
             </w:r>
             <w:proofErr w:type="spellEnd"/>
             <w:r>
               <w:rPr>
-                <w:rFonts w:ascii="Consolas" w:hAnsi="Consolas" w:cs="Arial"/>
-                <w:color w:val="00B050"/>
-                <w:sz w:val="18"/>
-                <w:szCs w:val="18"/>
-              </w:rPr>
-              <w:t xml:space="preserve"> %}</w:t>
+                <w:rFonts w:ascii="Consolas" w:hAnsi="Consolas"/>
+                <w:color w:val="00B050"/>
+                <w:sz w:val="18"/>
+                <w:szCs w:val="18"/>
+              </w:rPr>
+              <w:t xml:space="preserve"> GESUCHSTELLER_ANREDE == "Herr" %}</w:t>
             </w:r>
           </w:p>
           <w:p>
-            <w:proofErr w:type="gramStart"/>
-            <w:r>
-              <w:rPr>
-                <w:rStyle w:val="PlatzhalterZchn"/>
-              </w:rPr>
-              <w:t>{{ G.NAME</w:t>
-            </w:r>
-            <w:proofErr w:type="gramEnd"/>
-            <w:r>
-              <w:rPr>
-                <w:rStyle w:val="PlatzhalterZchn"/>
-              </w:rPr>
-              <w:t xml:space="preserve"> }}</w:t>
-            </w:r>
-            <w:r>
-              <w:t xml:space="preserve">, </w:t>
-            </w:r>
-            <w:proofErr w:type="gramStart"/>
-            <w:r>
-              <w:rPr>
-                <w:rStyle w:val="PlatzhalterZchn"/>
-              </w:rPr>
-              <w:t>{{ G.ADRESSE</w:t>
-            </w:r>
-            <w:proofErr w:type="gramEnd"/>
-            <w:r>
-              <w:rPr>
-                <w:rStyle w:val="PlatzhalterZchn"/>
-              </w:rPr>
-              <w:t xml:space="preserve"> }}</w:t>
+            <w:r>
+              <w:t>Gesuchsteller (Bauherrschaft)</w:t>
             </w:r>
           </w:p>
           <w:p>
             <w:pPr>
               <w:rPr>
-                <w:rFonts w:ascii="Consolas" w:hAnsi="Consolas" w:cs="Arial"/>
+                <w:rFonts w:ascii="Consolas" w:hAnsi="Consolas"/>
                 <w:color w:val="00B050"/>
                 <w:sz w:val="18"/>
                 <w:szCs w:val="18"/>
@@ -1535,7 +1604,7 @@
             </w:pPr>
             <w:r>
               <w:rPr>
-                <w:rFonts w:ascii="Consolas" w:hAnsi="Consolas" w:cs="Arial"/>
+                <w:rFonts w:ascii="Consolas" w:hAnsi="Consolas"/>
                 <w:color w:val="00B050"/>
                 <w:sz w:val="18"/>
                 <w:szCs w:val="18"/>
@@ -1545,105 +1614,82 @@
             <w:proofErr w:type="spellStart"/>
             <w:r>
               <w:rPr>
-                <w:rFonts w:ascii="Consolas" w:hAnsi="Consolas" w:cs="Arial"/>
-                <w:color w:val="00B050"/>
-                <w:sz w:val="18"/>
-                <w:szCs w:val="18"/>
-              </w:rPr>
-              <w:t>if</w:t>
+                <w:rFonts w:ascii="Consolas" w:hAnsi="Consolas"/>
+                <w:color w:val="00B050"/>
+                <w:sz w:val="18"/>
+                <w:szCs w:val="18"/>
+              </w:rPr>
+              <w:t>elif</w:t>
             </w:r>
             <w:proofErr w:type="spellEnd"/>
             <w:r>
               <w:rPr>
-                <w:rFonts w:ascii="Consolas" w:hAnsi="Consolas" w:cs="Arial"/>
-                <w:color w:val="00B050"/>
-                <w:sz w:val="18"/>
-                <w:szCs w:val="18"/>
-              </w:rPr>
-              <w:t xml:space="preserve"> G.VERTRETER_NAME %}</w:t>
+                <w:rFonts w:ascii="Consolas" w:hAnsi="Consolas"/>
+                <w:color w:val="00B050"/>
+                <w:sz w:val="18"/>
+                <w:szCs w:val="18"/>
+              </w:rPr>
+              <w:t xml:space="preserve"> GESUCHSTELLER_ANREDE == "Frau" %}</w:t>
+            </w:r>
+          </w:p>
+          <w:p>
+            <w:r>
+              <w:t>Gesuchstellerin (Bauherrschaft)</w:t>
             </w:r>
           </w:p>
           <w:p>
             <w:pPr>
-              <w:ind w:left="37"/>
+              <w:rPr>
+                <w:rFonts w:ascii="Consolas" w:hAnsi="Consolas"/>
+                <w:color w:val="00B050"/>
+                <w:sz w:val="18"/>
+                <w:szCs w:val="18"/>
+              </w:rPr>
             </w:pPr>
             <w:r>
-              <w:t>vertreten durch</w:t>
+              <w:rPr>
+                <w:rFonts w:ascii="Consolas" w:hAnsi="Consolas"/>
+                <w:color w:val="00B050"/>
+                <w:sz w:val="18"/>
+                <w:szCs w:val="18"/>
+              </w:rPr>
+              <w:t xml:space="preserve">{%p </w:t>
+            </w:r>
+            <w:proofErr w:type="spellStart"/>
+            <w:r>
+              <w:rPr>
+                <w:rFonts w:ascii="Consolas" w:hAnsi="Consolas"/>
+                <w:color w:val="00B050"/>
+                <w:sz w:val="18"/>
+                <w:szCs w:val="18"/>
+              </w:rPr>
+              <w:t>else</w:t>
+            </w:r>
+            <w:proofErr w:type="spellEnd"/>
+            <w:r>
+              <w:rPr>
+                <w:rFonts w:ascii="Consolas" w:hAnsi="Consolas"/>
+                <w:color w:val="00B050"/>
+                <w:sz w:val="18"/>
+                <w:szCs w:val="18"/>
+              </w:rPr>
+              <w:t xml:space="preserve"> %}</w:t>
+            </w:r>
+          </w:p>
+          <w:p>
+            <w:r>
+              <w:t>Gesuchsteller/in (Bauherrschaft)</w:t>
             </w:r>
           </w:p>
           <w:p>
             <w:pPr>
-              <w:ind w:left="37"/>
+              <w:rPr>
+                <w:rFonts w:ascii="Consolas" w:hAnsi="Consolas" w:cs="Arial"/>
+                <w:color w:val="00B050"/>
+                <w:sz w:val="18"/>
+                <w:szCs w:val="18"/>
+              </w:rPr>
             </w:pPr>
-            <w:proofErr w:type="gramStart"/>
-            <w:r>
-              <w:rPr>
-                <w:rStyle w:val="PlatzhalterZchn"/>
-              </w:rPr>
-              <w:t>{{ G.VERTRETER</w:t>
-            </w:r>
-            <w:proofErr w:type="gramEnd"/>
-            <w:r>
-              <w:rPr>
-                <w:rStyle w:val="PlatzhalterZchn"/>
-              </w:rPr>
-              <w:t>_</w:t>
-            </w:r>
-            <w:proofErr w:type="gramStart"/>
-            <w:r>
-              <w:rPr>
-                <w:rStyle w:val="PlatzhalterZchn"/>
-              </w:rPr>
-              <w:t>NAME }</w:t>
-            </w:r>
-            <w:proofErr w:type="gramEnd"/>
-            <w:r>
-              <w:rPr>
-                <w:rStyle w:val="PlatzhalterZchn"/>
-              </w:rPr>
-              <w:t>}</w:t>
-            </w:r>
-            <w:r>
-              <w:t xml:space="preserve">, </w:t>
-            </w:r>
-            <w:proofErr w:type="gramStart"/>
-            <w:r>
-              <w:rPr>
-                <w:rStyle w:val="PlatzhalterZchn"/>
-              </w:rPr>
-              <w:t>{{ G.VERTRETER</w:t>
-            </w:r>
-            <w:proofErr w:type="gramEnd"/>
-            <w:r>
-              <w:rPr>
-                <w:rStyle w:val="PlatzhalterZchn"/>
-              </w:rPr>
-              <w:t>_</w:t>
-            </w:r>
-            <w:proofErr w:type="gramStart"/>
-            <w:r>
-              <w:rPr>
-                <w:rStyle w:val="PlatzhalterZchn"/>
-              </w:rPr>
-              <w:t>ADRESSE }</w:t>
-            </w:r>
-            <w:proofErr w:type="gramEnd"/>
-            <w:r>
-              <w:rPr>
-                <w:rStyle w:val="PlatzhalterZchn"/>
-              </w:rPr>
-              <w:t>}</w:t>
-            </w:r>
-          </w:p>
-          <w:p>
-            <w:pPr>
-              <w:rPr>
-                <w:rFonts w:ascii="Consolas" w:hAnsi="Consolas" w:cs="Arial"/>
-                <w:color w:val="00B050"/>
-                <w:sz w:val="18"/>
-                <w:szCs w:val="18"/>
-              </w:rPr>
-            </w:pPr>
             <w:r>
               <w:rPr>
                 <w:rFonts w:ascii="Consolas" w:hAnsi="Consolas" w:cs="Arial"/>
@@ -1673,337 +1719,6 @@
               </w:rPr>
               <w:t xml:space="preserve"> %}</w:t>
             </w:r>
-          </w:p>
-          <w:p>
-            <w:pPr>
-              <w:rPr>
-                <w:rFonts w:ascii="Consolas" w:hAnsi="Consolas" w:cs="Arial"/>
-                <w:color w:val="00B050"/>
-                <w:sz w:val="18"/>
-                <w:szCs w:val="18"/>
-              </w:rPr>
-            </w:pPr>
-            <w:r>
-              <w:rPr>
-                <w:rFonts w:ascii="Consolas" w:hAnsi="Consolas" w:cs="Arial"/>
-                <w:color w:val="00B050"/>
-                <w:sz w:val="18"/>
-                <w:szCs w:val="18"/>
-              </w:rPr>
-              <w:t xml:space="preserve">{%p </w:t>
-            </w:r>
-            <w:proofErr w:type="spellStart"/>
-            <w:r>
-              <w:rPr>
-                <w:rFonts w:ascii="Consolas" w:hAnsi="Consolas" w:cs="Arial"/>
-                <w:color w:val="00B050"/>
-                <w:sz w:val="18"/>
-                <w:szCs w:val="18"/>
-              </w:rPr>
-              <w:t>endif</w:t>
-            </w:r>
-            <w:proofErr w:type="spellEnd"/>
-            <w:r>
-              <w:rPr>
-                <w:rFonts w:ascii="Consolas" w:hAnsi="Consolas" w:cs="Arial"/>
-                <w:color w:val="00B050"/>
-                <w:sz w:val="18"/>
-                <w:szCs w:val="18"/>
-              </w:rPr>
-              <w:t xml:space="preserve"> %}</w:t>
-            </w:r>
-          </w:p>
-          <w:p>
-            <w:pPr>
-              <w:rPr>
-                <w:rFonts w:ascii="Consolas" w:hAnsi="Consolas" w:cs="Arial"/>
-                <w:color w:val="00B050"/>
-                <w:sz w:val="18"/>
-                <w:szCs w:val="18"/>
-              </w:rPr>
-            </w:pPr>
-            <w:r>
-              <w:rPr>
-                <w:rFonts w:ascii="Consolas" w:hAnsi="Consolas" w:cs="Arial"/>
-                <w:color w:val="00B050"/>
-                <w:sz w:val="18"/>
-                <w:szCs w:val="18"/>
-              </w:rPr>
-              <w:t xml:space="preserve">{%p </w:t>
-            </w:r>
-            <w:proofErr w:type="spellStart"/>
-            <w:r>
-              <w:rPr>
-                <w:rFonts w:ascii="Consolas" w:hAnsi="Consolas" w:cs="Arial"/>
-                <w:color w:val="00B050"/>
-                <w:sz w:val="18"/>
-                <w:szCs w:val="18"/>
-              </w:rPr>
-              <w:t>endfor</w:t>
-            </w:r>
-            <w:proofErr w:type="spellEnd"/>
-            <w:r>
-              <w:rPr>
-                <w:rFonts w:ascii="Consolas" w:hAnsi="Consolas" w:cs="Arial"/>
-                <w:color w:val="00B050"/>
-                <w:sz w:val="18"/>
-                <w:szCs w:val="18"/>
-              </w:rPr>
-              <w:t xml:space="preserve"> %}</w:t>
-            </w:r>
-          </w:p>
-          <w:p>
-            <w:pPr>
-              <w:rPr>
-                <w:rFonts w:ascii="Consolas" w:hAnsi="Consolas"/>
-                <w:color w:val="00B050"/>
-                <w:sz w:val="18"/>
-                <w:szCs w:val="18"/>
-              </w:rPr>
-            </w:pPr>
-            <w:r>
-              <w:rPr>
-                <w:rFonts w:ascii="Consolas" w:hAnsi="Consolas" w:cs="Arial"/>
-                <w:color w:val="00B050"/>
-                <w:sz w:val="18"/>
-                <w:szCs w:val="18"/>
-              </w:rPr>
-              <w:t xml:space="preserve">{%p </w:t>
-            </w:r>
-            <w:proofErr w:type="spellStart"/>
-            <w:r>
-              <w:rPr>
-                <w:rFonts w:ascii="Consolas" w:hAnsi="Consolas" w:cs="Arial"/>
-                <w:color w:val="00B050"/>
-                <w:sz w:val="18"/>
-                <w:szCs w:val="18"/>
-              </w:rPr>
-              <w:t>el</w:t>
-            </w:r>
-            <w:r>
-              <w:rPr>
-                <w:rFonts w:ascii="Consolas" w:hAnsi="Consolas"/>
-                <w:color w:val="00B050"/>
-                <w:sz w:val="18"/>
-                <w:szCs w:val="18"/>
-              </w:rPr>
-              <w:t>if</w:t>
-            </w:r>
-            <w:proofErr w:type="spellEnd"/>
-            <w:r>
-              <w:rPr>
-                <w:rFonts w:ascii="Consolas" w:hAnsi="Consolas"/>
-                <w:color w:val="00B050"/>
-                <w:sz w:val="18"/>
-                <w:szCs w:val="18"/>
-              </w:rPr>
-              <w:t xml:space="preserve"> </w:t>
-            </w:r>
-            <w:r>
-              <w:rPr>
-                <w:rFonts w:ascii="Consolas" w:hAnsi="Consolas"/>
-                <w:color w:val="00B050"/>
-                <w:sz w:val="18"/>
-                <w:szCs w:val="18"/>
-              </w:rPr>
-              <w:t>GESUCHSTELLER</w:t>
-            </w:r>
-            <w:r>
-              <w:rPr>
-                <w:rFonts w:ascii="Consolas" w:hAnsi="Consolas"/>
-                <w:color w:val="00B050"/>
-                <w:sz w:val="18"/>
-                <w:szCs w:val="18"/>
-              </w:rPr>
-              <w:t>_ANREDE == "Herr" %}</w:t>
-            </w:r>
-          </w:p>
-          <w:p>
-            <w:r>
-              <w:t>Gesuchsteller</w:t>
-            </w:r>
-          </w:p>
-          <w:p>
-            <w:pPr>
-              <w:rPr>
-                <w:rFonts w:ascii="Consolas" w:hAnsi="Consolas"/>
-                <w:color w:val="00B050"/>
-                <w:sz w:val="18"/>
-                <w:szCs w:val="18"/>
-              </w:rPr>
-            </w:pPr>
-            <w:r>
-              <w:rPr>
-                <w:rFonts w:ascii="Consolas" w:hAnsi="Consolas"/>
-                <w:color w:val="00B050"/>
-                <w:sz w:val="18"/>
-                <w:szCs w:val="18"/>
-              </w:rPr>
-              <w:t>{%</w:t>
-            </w:r>
-            <w:r>
-              <w:rPr>
-                <w:rFonts w:ascii="Consolas" w:hAnsi="Consolas"/>
-                <w:color w:val="00B050"/>
-                <w:sz w:val="18"/>
-                <w:szCs w:val="18"/>
-              </w:rPr>
-              <w:t>p</w:t>
-            </w:r>
-            <w:r>
-              <w:rPr>
-                <w:rFonts w:ascii="Consolas" w:hAnsi="Consolas"/>
-                <w:color w:val="00B050"/>
-                <w:sz w:val="18"/>
-                <w:szCs w:val="18"/>
-              </w:rPr>
-              <w:t xml:space="preserve"> </w:t>
-            </w:r>
-            <w:proofErr w:type="spellStart"/>
-            <w:r>
-              <w:rPr>
-                <w:rFonts w:ascii="Consolas" w:hAnsi="Consolas"/>
-                <w:color w:val="00B050"/>
-                <w:sz w:val="18"/>
-                <w:szCs w:val="18"/>
-              </w:rPr>
-              <w:t>elif</w:t>
-            </w:r>
-            <w:proofErr w:type="spellEnd"/>
-            <w:r>
-              <w:rPr>
-                <w:rFonts w:ascii="Consolas" w:hAnsi="Consolas"/>
-                <w:color w:val="00B050"/>
-                <w:sz w:val="18"/>
-                <w:szCs w:val="18"/>
-              </w:rPr>
-              <w:t xml:space="preserve"> </w:t>
-            </w:r>
-            <w:r>
-              <w:rPr>
-                <w:rFonts w:ascii="Consolas" w:hAnsi="Consolas"/>
-                <w:color w:val="00B050"/>
-                <w:sz w:val="18"/>
-                <w:szCs w:val="18"/>
-              </w:rPr>
-              <w:t>GESUCHSTELLER</w:t>
-            </w:r>
-            <w:r>
-              <w:rPr>
-                <w:rFonts w:ascii="Consolas" w:hAnsi="Consolas"/>
-                <w:color w:val="00B050"/>
-                <w:sz w:val="18"/>
-                <w:szCs w:val="18"/>
-              </w:rPr>
-              <w:t>_ANREDE == "Frau" %}</w:t>
-            </w:r>
-          </w:p>
-          <w:p>
-            <w:r>
-              <w:t>Gesuchstellerin</w:t>
-            </w:r>
-          </w:p>
-          <w:p>
-            <w:pPr>
-              <w:rPr>
-                <w:rFonts w:ascii="Consolas" w:hAnsi="Consolas"/>
-                <w:color w:val="00B050"/>
-                <w:sz w:val="18"/>
-                <w:szCs w:val="18"/>
-              </w:rPr>
-            </w:pPr>
-            <w:r>
-              <w:rPr>
-                <w:rFonts w:ascii="Consolas" w:hAnsi="Consolas"/>
-                <w:color w:val="00B050"/>
-                <w:sz w:val="18"/>
-                <w:szCs w:val="18"/>
-              </w:rPr>
-              <w:t>{%</w:t>
-            </w:r>
-            <w:r>
-              <w:rPr>
-                <w:rFonts w:ascii="Consolas" w:hAnsi="Consolas"/>
-                <w:color w:val="00B050"/>
-                <w:sz w:val="18"/>
-                <w:szCs w:val="18"/>
-              </w:rPr>
-              <w:t>p</w:t>
-            </w:r>
-            <w:r>
-              <w:rPr>
-                <w:rFonts w:ascii="Consolas" w:hAnsi="Consolas"/>
-                <w:color w:val="00B050"/>
-                <w:sz w:val="18"/>
-                <w:szCs w:val="18"/>
-              </w:rPr>
-              <w:t xml:space="preserve"> </w:t>
-            </w:r>
-            <w:proofErr w:type="spellStart"/>
-            <w:r>
-              <w:rPr>
-                <w:rFonts w:ascii="Consolas" w:hAnsi="Consolas"/>
-                <w:color w:val="00B050"/>
-                <w:sz w:val="18"/>
-                <w:szCs w:val="18"/>
-              </w:rPr>
-              <w:t>else</w:t>
-            </w:r>
-            <w:proofErr w:type="spellEnd"/>
-            <w:r>
-              <w:rPr>
-                <w:rFonts w:ascii="Consolas" w:hAnsi="Consolas"/>
-                <w:color w:val="00B050"/>
-                <w:sz w:val="18"/>
-                <w:szCs w:val="18"/>
-              </w:rPr>
-              <w:t xml:space="preserve"> %}</w:t>
-            </w:r>
-          </w:p>
-          <w:p>
-            <w:r>
-              <w:t>Gesuchsteller/in</w:t>
-            </w:r>
-          </w:p>
-          <w:p>
-            <w:pPr>
-              <w:rPr>
-                <w:rFonts w:ascii="Consolas" w:hAnsi="Consolas" w:cs="Arial"/>
-                <w:color w:val="00B050"/>
-                <w:sz w:val="18"/>
-                <w:szCs w:val="18"/>
-              </w:rPr>
-            </w:pPr>
-            <w:r>
-              <w:rPr>
-                <w:rFonts w:ascii="Consolas" w:hAnsi="Consolas" w:cs="Arial"/>
-                <w:color w:val="00B050"/>
-                <w:sz w:val="18"/>
-                <w:szCs w:val="18"/>
-              </w:rPr>
-              <w:t xml:space="preserve">{%p </w:t>
-            </w:r>
-            <w:proofErr w:type="spellStart"/>
-            <w:r>
-              <w:rPr>
-                <w:rFonts w:ascii="Consolas" w:hAnsi="Consolas" w:cs="Arial"/>
-                <w:color w:val="00B050"/>
-                <w:sz w:val="18"/>
-                <w:szCs w:val="18"/>
-              </w:rPr>
-              <w:t>endif</w:t>
-            </w:r>
-            <w:proofErr w:type="spellEnd"/>
-            <w:r>
-              <w:rPr>
-                <w:rFonts w:ascii="Consolas" w:hAnsi="Consolas" w:cs="Arial"/>
-                <w:color w:val="00B050"/>
-                <w:sz w:val="18"/>
-                <w:szCs w:val="18"/>
-              </w:rPr>
-              <w:t xml:space="preserve"> %}</w:t>
-            </w:r>
-            <w:bookmarkEnd w:id="0"/>
           </w:p>
         </w:tc>
       </w:tr>
@@ -2011,11 +1726,9 @@
         <w:tc>
           <w:tcPr>
             <w:tcW w:w="2835" w:type="dxa"/>
-            <w:shd w:val="clear" w:color="auto" w:fill="auto"/>
           </w:tcPr>
           <w:p>
             <w:pPr>
-              <w:ind w:left="57"/>
               <w:rPr>
                 <w:rFonts w:cs="Arial"/>
                 <w:b/>
@@ -2031,22 +1744,12 @@
                 <w:szCs w:val="22"/>
               </w:rPr>
               <w:t>Projektverfasser/in</w:t>
-            </w:r>
-            <w:r>
-              <w:rPr>
-                <w:rFonts w:cs="Arial"/>
-                <w:b/>
-                <w:bCs/>
-                <w:szCs w:val="22"/>
-              </w:rPr>
-              <w:t>:</w:t>
             </w:r>
           </w:p>
         </w:tc>
         <w:tc>
           <w:tcPr>
             <w:tcW w:w="6804" w:type="dxa"/>
-            <w:shd w:val="clear" w:color="auto" w:fill="auto"/>
           </w:tcPr>
           <w:p>
             <w:pPr>
@@ -2084,43 +1787,7 @@
                 <w:sz w:val="18"/>
                 <w:szCs w:val="18"/>
               </w:rPr>
-              <w:t xml:space="preserve"> </w:t>
-            </w:r>
-            <w:r>
-              <w:rPr>
-                <w:rFonts w:ascii="Consolas" w:hAnsi="Consolas" w:cs="Arial"/>
-                <w:color w:val="00B050"/>
-                <w:sz w:val="18"/>
-                <w:szCs w:val="18"/>
-              </w:rPr>
-              <w:t>ALLE_</w:t>
-            </w:r>
-            <w:r>
-              <w:rPr>
-                <w:rFonts w:ascii="Consolas" w:hAnsi="Consolas" w:cs="Arial"/>
-                <w:color w:val="00B050"/>
-                <w:sz w:val="18"/>
-                <w:szCs w:val="18"/>
-              </w:rPr>
-              <w:t>PROJEKTVERFASSER</w:t>
-            </w:r>
-            <w:r>
-              <w:rPr>
-                <w:rFonts w:ascii="Consolas" w:hAnsi="Consolas" w:cs="Arial"/>
-                <w:color w:val="00B050"/>
-                <w:sz w:val="18"/>
-                <w:szCs w:val="18"/>
-              </w:rPr>
-              <w:t>_LISTE</w:t>
-            </w:r>
-            <w:r>
-              <w:rPr>
-                <w:rFonts w:ascii="Consolas" w:hAnsi="Consolas" w:cs="Arial"/>
-                <w:color w:val="00B050"/>
-                <w:sz w:val="18"/>
-                <w:szCs w:val="18"/>
-              </w:rPr>
-              <w:t xml:space="preserve"> %}</w:t>
+              <w:t xml:space="preserve"> ALLE_PROJEKTVERFASSER_LISTE %}</w:t>
             </w:r>
           </w:p>
           <w:p>
@@ -2159,25 +1826,7 @@
                 <w:sz w:val="18"/>
                 <w:szCs w:val="18"/>
               </w:rPr>
-              <w:t xml:space="preserve"> G in ALLE_</w:t>
-            </w:r>
-            <w:r>
-              <w:rPr>
-                <w:rFonts w:ascii="Consolas" w:hAnsi="Consolas" w:cs="Arial"/>
-                <w:color w:val="00B050"/>
-                <w:sz w:val="18"/>
-                <w:szCs w:val="18"/>
-              </w:rPr>
-              <w:t>PROJEKTVERFASSER</w:t>
-            </w:r>
-            <w:r>
-              <w:rPr>
-                <w:rFonts w:ascii="Consolas" w:hAnsi="Consolas" w:cs="Arial"/>
-                <w:color w:val="00B050"/>
-                <w:sz w:val="18"/>
-                <w:szCs w:val="18"/>
-              </w:rPr>
-              <w:t>_LISTE %}</w:t>
+              <w:t xml:space="preserve"> G in ALLE_PROJEKTVERFASSER_LISTE %}</w:t>
             </w:r>
           </w:p>
           <w:p>
@@ -2197,17 +1846,19 @@
                 <w:sz w:val="18"/>
                 <w:szCs w:val="18"/>
               </w:rPr>
-              <w:t>{%</w:t>
-            </w:r>
-            <w:r>
-              <w:rPr>
-                <w:rFonts w:ascii="Consolas" w:hAnsi="Consolas" w:cs="Arial"/>
-                <w:color w:val="00B050"/>
-                <w:sz w:val="18"/>
-                <w:szCs w:val="18"/>
-              </w:rPr>
-              <w:t>p</w:t>
-            </w:r>
+              <w:t xml:space="preserve">{%p </w:t>
+            </w:r>
+            <w:proofErr w:type="spellStart"/>
+            <w:r>
+              <w:rPr>
+                <w:rFonts w:ascii="Consolas" w:hAnsi="Consolas" w:cs="Arial"/>
+                <w:color w:val="00B050"/>
+                <w:sz w:val="18"/>
+                <w:szCs w:val="18"/>
+              </w:rPr>
+              <w:t>if</w:t>
+            </w:r>
+            <w:proofErr w:type="spellEnd"/>
             <w:r>
               <w:rPr>
                 <w:rFonts w:ascii="Consolas" w:hAnsi="Consolas" w:cs="Arial"/>
@@ -2225,45 +1876,7 @@
                 <w:sz w:val="18"/>
                 <w:szCs w:val="18"/>
               </w:rPr>
-              <w:t>if</w:t>
-            </w:r>
-            <w:proofErr w:type="spellEnd"/>
-            <w:r>
-              <w:rPr>
-                <w:rFonts w:ascii="Consolas" w:hAnsi="Consolas" w:cs="Arial"/>
-                <w:color w:val="00B050"/>
-                <w:sz w:val="18"/>
-                <w:szCs w:val="18"/>
-              </w:rPr>
-              <w:t xml:space="preserve"> </w:t>
-            </w:r>
-            <w:proofErr w:type="spellStart"/>
-            <w:r>
-              <w:rPr>
-                <w:rFonts w:ascii="Consolas" w:hAnsi="Consolas" w:cs="Arial"/>
-                <w:color w:val="00B050"/>
-                <w:sz w:val="18"/>
-                <w:szCs w:val="18"/>
-              </w:rPr>
-              <w:t>ALLE_</w:t>
-            </w:r>
-            <w:r>
-              <w:rPr>
-                <w:rFonts w:ascii="Consolas" w:hAnsi="Consolas" w:cs="Arial"/>
-                <w:color w:val="00B050"/>
-                <w:sz w:val="18"/>
-                <w:szCs w:val="18"/>
-              </w:rPr>
-              <w:t>PROJEKTVERFASSER</w:t>
-            </w:r>
-            <w:r>
-              <w:rPr>
-                <w:rFonts w:ascii="Consolas" w:hAnsi="Consolas" w:cs="Arial"/>
-                <w:color w:val="00B050"/>
-                <w:sz w:val="18"/>
-                <w:szCs w:val="18"/>
-              </w:rPr>
-              <w:t>_LISTE|length</w:t>
+              <w:t>ALLE_PROJEKTVERFASSER_LISTE|length</w:t>
             </w:r>
             <w:proofErr w:type="spellEnd"/>
             <w:r>
@@ -2286,8 +1899,7 @@
               <w:spacing w:before="0"/>
               <w:ind w:left="357" w:hanging="357"/>
               <w:rPr>
-                <w:rFonts w:cs="Arial"/>
-                <w:szCs w:val="22"/>
+                <w:rStyle w:val="PlatzhalterZchn"/>
               </w:rPr>
             </w:pPr>
             <w:proofErr w:type="gramStart"/>
@@ -2319,12 +1931,151 @@
               <w:rPr>
                 <w:rStyle w:val="PlatzhalterZchn"/>
               </w:rPr>
-              <w:t xml:space="preserve"> }}</w:t>
+              <w:t xml:space="preserve"> </w:t>
+            </w:r>
+            <w:proofErr w:type="gramStart"/>
+            <w:r>
+              <w:rPr>
+                <w:rStyle w:val="PlatzhalterZchn"/>
+              </w:rPr>
+              <w:t>}}</w:t>
+            </w:r>
+            <w:r>
+              <w:rPr>
+                <w:rFonts w:ascii="Consolas" w:hAnsi="Consolas" w:cs="Arial"/>
+                <w:color w:val="00B050"/>
+                <w:sz w:val="18"/>
+                <w:szCs w:val="18"/>
+              </w:rPr>
+              <w:t>{</w:t>
+            </w:r>
+            <w:proofErr w:type="gramEnd"/>
+            <w:r>
+              <w:rPr>
+                <w:rFonts w:ascii="Consolas" w:hAnsi="Consolas" w:cs="Arial"/>
+                <w:color w:val="00B050"/>
+                <w:sz w:val="18"/>
+                <w:szCs w:val="18"/>
+              </w:rPr>
+              <w:t xml:space="preserve">% </w:t>
+            </w:r>
+            <w:proofErr w:type="spellStart"/>
+            <w:r>
+              <w:rPr>
+                <w:rFonts w:ascii="Consolas" w:hAnsi="Consolas" w:cs="Arial"/>
+                <w:color w:val="00B050"/>
+                <w:sz w:val="18"/>
+                <w:szCs w:val="18"/>
+              </w:rPr>
+              <w:t>if</w:t>
+            </w:r>
+            <w:proofErr w:type="spellEnd"/>
+            <w:r>
+              <w:rPr>
+                <w:rFonts w:ascii="Consolas" w:hAnsi="Consolas" w:cs="Arial"/>
+                <w:color w:val="00B050"/>
+                <w:sz w:val="18"/>
+                <w:szCs w:val="18"/>
+              </w:rPr>
+              <w:t xml:space="preserve"> G.VERTRETER_NAME %}</w:t>
+            </w:r>
+            <w:r>
+              <w:t xml:space="preserve"> vertreten durch </w:t>
+            </w:r>
+            <w:proofErr w:type="gramStart"/>
+            <w:r>
+              <w:rPr>
+                <w:rStyle w:val="PlatzhalterZchn"/>
+              </w:rPr>
+              <w:t>{{ G.VERTRETER</w:t>
+            </w:r>
+            <w:proofErr w:type="gramEnd"/>
+            <w:r>
+              <w:rPr>
+                <w:rStyle w:val="PlatzhalterZchn"/>
+              </w:rPr>
+              <w:t>_</w:t>
+            </w:r>
+            <w:proofErr w:type="gramStart"/>
+            <w:r>
+              <w:rPr>
+                <w:rStyle w:val="PlatzhalterZchn"/>
+              </w:rPr>
+              <w:t>NAME }</w:t>
+            </w:r>
+            <w:proofErr w:type="gramEnd"/>
+            <w:r>
+              <w:rPr>
+                <w:rStyle w:val="PlatzhalterZchn"/>
+              </w:rPr>
+              <w:t>}</w:t>
+            </w:r>
+            <w:r>
+              <w:t xml:space="preserve">, </w:t>
+            </w:r>
+            <w:proofErr w:type="gramStart"/>
+            <w:r>
+              <w:rPr>
+                <w:rStyle w:val="PlatzhalterZchn"/>
+              </w:rPr>
+              <w:t>{{ G.VERTRETER</w:t>
+            </w:r>
+            <w:proofErr w:type="gramEnd"/>
+            <w:r>
+              <w:rPr>
+                <w:rStyle w:val="PlatzhalterZchn"/>
+              </w:rPr>
+              <w:t>_</w:t>
+            </w:r>
+            <w:proofErr w:type="gramStart"/>
+            <w:r>
+              <w:rPr>
+                <w:rStyle w:val="PlatzhalterZchn"/>
+              </w:rPr>
+              <w:t>ADRESSE }}</w:t>
+            </w:r>
+            <w:r>
+              <w:rPr>
+                <w:rFonts w:ascii="Consolas" w:hAnsi="Consolas" w:cs="Arial"/>
+                <w:color w:val="00B050"/>
+                <w:sz w:val="18"/>
+                <w:szCs w:val="18"/>
+              </w:rPr>
+              <w:t>{</w:t>
+            </w:r>
+            <w:proofErr w:type="gramEnd"/>
+            <w:r>
+              <w:rPr>
+                <w:rFonts w:ascii="Consolas" w:hAnsi="Consolas" w:cs="Arial"/>
+                <w:color w:val="00B050"/>
+                <w:sz w:val="18"/>
+                <w:szCs w:val="18"/>
+              </w:rPr>
+              <w:t xml:space="preserve">% </w:t>
+            </w:r>
+            <w:proofErr w:type="spellStart"/>
+            <w:r>
+              <w:rPr>
+                <w:rFonts w:ascii="Consolas" w:hAnsi="Consolas" w:cs="Arial"/>
+                <w:color w:val="00B050"/>
+                <w:sz w:val="18"/>
+                <w:szCs w:val="18"/>
+              </w:rPr>
+              <w:t>endif</w:t>
+            </w:r>
+            <w:proofErr w:type="spellEnd"/>
+            <w:r>
+              <w:rPr>
+                <w:rFonts w:ascii="Consolas" w:hAnsi="Consolas" w:cs="Arial"/>
+                <w:color w:val="00B050"/>
+                <w:sz w:val="18"/>
+                <w:szCs w:val="18"/>
+              </w:rPr>
+              <w:t xml:space="preserve"> %}</w:t>
             </w:r>
           </w:p>
           <w:p>
             <w:pPr>
-              <w:ind w:left="357"/>
               <w:rPr>
                 <w:rFonts w:ascii="Consolas" w:hAnsi="Consolas" w:cs="Arial"/>
                 <w:color w:val="00B050"/>
@@ -2349,7 +2100,7 @@
                 <w:sz w:val="18"/>
                 <w:szCs w:val="18"/>
               </w:rPr>
-              <w:t>if</w:t>
+              <w:t>else</w:t>
             </w:r>
             <w:proofErr w:type="spellEnd"/>
             <w:r>
@@ -2359,229 +2110,74 @@
                 <w:sz w:val="18"/>
                 <w:szCs w:val="18"/>
               </w:rPr>
-              <w:t xml:space="preserve"> G.VERTRETER_NAME %}</w:t>
+              <w:t xml:space="preserve"> %}</w:t>
             </w:r>
           </w:p>
           <w:p>
             <w:pPr>
-              <w:ind w:left="357"/>
-            </w:pPr>
-            <w:r>
-              <w:t>vertreten durch</w:t>
-            </w:r>
-          </w:p>
-          <w:p>
-            <w:pPr>
-              <w:ind w:left="357"/>
+              <w:rPr>
+                <w:rFonts w:ascii="Consolas" w:hAnsi="Consolas" w:cs="Arial"/>
+                <w:color w:val="00B050"/>
+                <w:sz w:val="18"/>
+                <w:szCs w:val="18"/>
+              </w:rPr>
             </w:pPr>
             <w:proofErr w:type="gramStart"/>
             <w:r>
               <w:rPr>
                 <w:rStyle w:val="PlatzhalterZchn"/>
               </w:rPr>
-              <w:t>{{ G.VERTRETER</w:t>
+              <w:t>{{ G.NAME</w:t>
             </w:r>
             <w:proofErr w:type="gramEnd"/>
             <w:r>
               <w:rPr>
                 <w:rStyle w:val="PlatzhalterZchn"/>
               </w:rPr>
-              <w:t>_</w:t>
+              <w:t xml:space="preserve"> }}</w:t>
+            </w:r>
+            <w:r>
+              <w:t xml:space="preserve">, </w:t>
             </w:r>
             <w:proofErr w:type="gramStart"/>
             <w:r>
               <w:rPr>
                 <w:rStyle w:val="PlatzhalterZchn"/>
               </w:rPr>
-              <w:t>NAME }</w:t>
+              <w:t>{{ G.ADRESSE</w:t>
             </w:r>
             <w:proofErr w:type="gramEnd"/>
             <w:r>
               <w:rPr>
                 <w:rStyle w:val="PlatzhalterZchn"/>
               </w:rPr>
-              <w:t>}</w:t>
-            </w:r>
-            <w:r>
-              <w:t xml:space="preserve">, </w:t>
+              <w:t xml:space="preserve"> </w:t>
             </w:r>
             <w:proofErr w:type="gramStart"/>
             <w:r>
               <w:rPr>
                 <w:rStyle w:val="PlatzhalterZchn"/>
               </w:rPr>
-              <w:t>{{ G.VERTRETER</w:t>
+              <w:t>}}</w:t>
+            </w:r>
+            <w:r>
+              <w:rPr>
+                <w:rFonts w:ascii="Consolas" w:hAnsi="Consolas" w:cs="Arial"/>
+                <w:color w:val="00B050"/>
+                <w:sz w:val="18"/>
+                <w:szCs w:val="18"/>
+              </w:rPr>
+              <w:t>{</w:t>
             </w:r>
             <w:proofErr w:type="gramEnd"/>
             <w:r>
               <w:rPr>
-                <w:rStyle w:val="PlatzhalterZchn"/>
-              </w:rPr>
-              <w:t>_</w:t>
-            </w:r>
-            <w:proofErr w:type="gramStart"/>
-            <w:r>
-              <w:rPr>
-                <w:rStyle w:val="PlatzhalterZchn"/>
-              </w:rPr>
-              <w:t>ADRESSE }</w:t>
-            </w:r>
-            <w:proofErr w:type="gramEnd"/>
-            <w:r>
-              <w:rPr>
-                <w:rStyle w:val="PlatzhalterZchn"/>
-              </w:rPr>
-              <w:t>}</w:t>
-            </w:r>
-          </w:p>
-          <w:p>
-            <w:pPr>
-              <w:ind w:left="357"/>
-              <w:rPr>
-                <w:rFonts w:ascii="Consolas" w:hAnsi="Consolas" w:cs="Arial"/>
-                <w:color w:val="00B050"/>
-                <w:sz w:val="18"/>
-                <w:szCs w:val="18"/>
-              </w:rPr>
-            </w:pPr>
-            <w:r>
-              <w:rPr>
-                <w:rFonts w:ascii="Consolas" w:hAnsi="Consolas" w:cs="Arial"/>
-                <w:color w:val="00B050"/>
-                <w:sz w:val="18"/>
-                <w:szCs w:val="18"/>
-              </w:rPr>
-              <w:lastRenderedPageBreak/>
-              <w:t xml:space="preserve">{%p </w:t>
-            </w:r>
-            <w:proofErr w:type="spellStart"/>
-            <w:r>
-              <w:rPr>
-                <w:rFonts w:ascii="Consolas" w:hAnsi="Consolas" w:cs="Arial"/>
-                <w:color w:val="00B050"/>
-                <w:sz w:val="18"/>
-                <w:szCs w:val="18"/>
-              </w:rPr>
-              <w:t>endif</w:t>
-            </w:r>
-            <w:proofErr w:type="spellEnd"/>
-            <w:r>
-              <w:rPr>
-                <w:rFonts w:ascii="Consolas" w:hAnsi="Consolas" w:cs="Arial"/>
-                <w:color w:val="00B050"/>
-                <w:sz w:val="18"/>
-                <w:szCs w:val="18"/>
-              </w:rPr>
-              <w:t xml:space="preserve"> %}</w:t>
-            </w:r>
-          </w:p>
-          <w:p>
-            <w:pPr>
-              <w:rPr>
-                <w:rFonts w:ascii="Consolas" w:hAnsi="Consolas" w:cs="Arial"/>
-                <w:color w:val="00B050"/>
-                <w:sz w:val="18"/>
-                <w:szCs w:val="18"/>
-              </w:rPr>
-            </w:pPr>
-            <w:r>
-              <w:rPr>
-                <w:rFonts w:ascii="Consolas" w:hAnsi="Consolas" w:cs="Arial"/>
-                <w:color w:val="00B050"/>
-                <w:sz w:val="18"/>
-                <w:szCs w:val="18"/>
-              </w:rPr>
-              <w:t>{%</w:t>
-            </w:r>
-            <w:r>
-              <w:rPr>
-                <w:rFonts w:ascii="Consolas" w:hAnsi="Consolas" w:cs="Arial"/>
-                <w:color w:val="00B050"/>
-                <w:sz w:val="18"/>
-                <w:szCs w:val="18"/>
-              </w:rPr>
-              <w:t>p</w:t>
-            </w:r>
-            <w:r>
-              <w:rPr>
-                <w:rFonts w:ascii="Consolas" w:hAnsi="Consolas" w:cs="Arial"/>
-                <w:color w:val="00B050"/>
-                <w:sz w:val="18"/>
-                <w:szCs w:val="18"/>
-              </w:rPr>
-              <w:t xml:space="preserve"> </w:t>
-            </w:r>
-            <w:proofErr w:type="spellStart"/>
-            <w:r>
-              <w:rPr>
-                <w:rFonts w:ascii="Consolas" w:hAnsi="Consolas" w:cs="Arial"/>
-                <w:color w:val="00B050"/>
-                <w:sz w:val="18"/>
-                <w:szCs w:val="18"/>
-              </w:rPr>
-              <w:t>else</w:t>
-            </w:r>
-            <w:proofErr w:type="spellEnd"/>
-            <w:r>
-              <w:rPr>
-                <w:rFonts w:ascii="Consolas" w:hAnsi="Consolas" w:cs="Arial"/>
-                <w:color w:val="00B050"/>
-                <w:sz w:val="18"/>
-                <w:szCs w:val="18"/>
-              </w:rPr>
-              <w:t xml:space="preserve"> %}</w:t>
-            </w:r>
-          </w:p>
-          <w:p>
-            <w:proofErr w:type="gramStart"/>
-            <w:r>
-              <w:rPr>
-                <w:rStyle w:val="PlatzhalterZchn"/>
-              </w:rPr>
-              <w:t>{{ G.NAME</w:t>
-            </w:r>
-            <w:proofErr w:type="gramEnd"/>
-            <w:r>
-              <w:rPr>
-                <w:rStyle w:val="PlatzhalterZchn"/>
-              </w:rPr>
-              <w:t xml:space="preserve"> }}</w:t>
-            </w:r>
-            <w:r>
-              <w:t xml:space="preserve">, </w:t>
-            </w:r>
-            <w:proofErr w:type="gramStart"/>
-            <w:r>
-              <w:rPr>
-                <w:rStyle w:val="PlatzhalterZchn"/>
-              </w:rPr>
-              <w:t>{{ G.ADRESSE</w:t>
-            </w:r>
-            <w:proofErr w:type="gramEnd"/>
-            <w:r>
-              <w:rPr>
-                <w:rStyle w:val="PlatzhalterZchn"/>
-              </w:rPr>
-              <w:t xml:space="preserve"> }}</w:t>
-            </w:r>
-          </w:p>
-          <w:p>
-            <w:pPr>
-              <w:rPr>
-                <w:rFonts w:ascii="Consolas" w:hAnsi="Consolas" w:cs="Arial"/>
-                <w:color w:val="00B050"/>
-                <w:sz w:val="18"/>
-                <w:szCs w:val="18"/>
-              </w:rPr>
-            </w:pPr>
-            <w:r>
-              <w:rPr>
-                <w:rFonts w:ascii="Consolas" w:hAnsi="Consolas" w:cs="Arial"/>
-                <w:color w:val="00B050"/>
-                <w:sz w:val="18"/>
-                <w:szCs w:val="18"/>
-              </w:rPr>
-              <w:t xml:space="preserve">{%p </w:t>
+                <w:rFonts w:ascii="Consolas" w:hAnsi="Consolas" w:cs="Arial"/>
+                <w:color w:val="00B050"/>
+                <w:sz w:val="18"/>
+                <w:szCs w:val="18"/>
+              </w:rPr>
+              <w:t xml:space="preserve">% </w:t>
             </w:r>
             <w:proofErr w:type="spellStart"/>
             <w:r>
@@ -2607,73 +2203,145 @@
           <w:p>
             <w:pPr>
               <w:ind w:left="37"/>
+              <w:rPr>
+                <w:rFonts w:ascii="Consolas" w:hAnsi="Consolas" w:cs="Arial"/>
+                <w:color w:val="00B050"/>
+                <w:sz w:val="18"/>
+                <w:szCs w:val="18"/>
+              </w:rPr>
             </w:pPr>
             <w:r>
-              <w:t>vertreten durch</w:t>
+              <w:t xml:space="preserve"> vertreten durch </w:t>
+            </w:r>
+            <w:proofErr w:type="gramStart"/>
+            <w:r>
+              <w:rPr>
+                <w:rStyle w:val="PlatzhalterZchn"/>
+              </w:rPr>
+              <w:t>{{ G.VERTRETER</w:t>
+            </w:r>
+            <w:proofErr w:type="gramEnd"/>
+            <w:r>
+              <w:rPr>
+                <w:rStyle w:val="PlatzhalterZchn"/>
+              </w:rPr>
+              <w:t>_</w:t>
+            </w:r>
+            <w:proofErr w:type="gramStart"/>
+            <w:r>
+              <w:rPr>
+                <w:rStyle w:val="PlatzhalterZchn"/>
+              </w:rPr>
+              <w:t>NAME }</w:t>
+            </w:r>
+            <w:proofErr w:type="gramEnd"/>
+            <w:r>
+              <w:rPr>
+                <w:rStyle w:val="PlatzhalterZchn"/>
+              </w:rPr>
+              <w:t>}</w:t>
+            </w:r>
+            <w:r>
+              <w:t xml:space="preserve">, </w:t>
+            </w:r>
+            <w:proofErr w:type="gramStart"/>
+            <w:r>
+              <w:rPr>
+                <w:rStyle w:val="PlatzhalterZchn"/>
+              </w:rPr>
+              <w:t>{{ G.VERTRETER</w:t>
+            </w:r>
+            <w:proofErr w:type="gramEnd"/>
+            <w:r>
+              <w:rPr>
+                <w:rStyle w:val="PlatzhalterZchn"/>
+              </w:rPr>
+              <w:t>_</w:t>
+            </w:r>
+            <w:proofErr w:type="gramStart"/>
+            <w:r>
+              <w:rPr>
+                <w:rStyle w:val="PlatzhalterZchn"/>
+              </w:rPr>
+              <w:t>ADRESSE }}</w:t>
+            </w:r>
+            <w:r>
+              <w:rPr>
+                <w:rFonts w:ascii="Consolas" w:hAnsi="Consolas" w:cs="Arial"/>
+                <w:color w:val="00B050"/>
+                <w:sz w:val="18"/>
+                <w:szCs w:val="18"/>
+              </w:rPr>
+              <w:t>{</w:t>
+            </w:r>
+            <w:proofErr w:type="gramEnd"/>
+            <w:r>
+              <w:rPr>
+                <w:rFonts w:ascii="Consolas" w:hAnsi="Consolas" w:cs="Arial"/>
+                <w:color w:val="00B050"/>
+                <w:sz w:val="18"/>
+                <w:szCs w:val="18"/>
+              </w:rPr>
+              <w:t xml:space="preserve">% </w:t>
+            </w:r>
+            <w:proofErr w:type="spellStart"/>
+            <w:r>
+              <w:rPr>
+                <w:rFonts w:ascii="Consolas" w:hAnsi="Consolas" w:cs="Arial"/>
+                <w:color w:val="00B050"/>
+                <w:sz w:val="18"/>
+                <w:szCs w:val="18"/>
+              </w:rPr>
+              <w:t>endif</w:t>
+            </w:r>
+            <w:proofErr w:type="spellEnd"/>
+            <w:r>
+              <w:rPr>
+                <w:rFonts w:ascii="Consolas" w:hAnsi="Consolas" w:cs="Arial"/>
+                <w:color w:val="00B050"/>
+                <w:sz w:val="18"/>
+                <w:szCs w:val="18"/>
+              </w:rPr>
+              <w:t xml:space="preserve"> %}</w:t>
             </w:r>
           </w:p>
           <w:p>
             <w:pPr>
-              <w:ind w:left="37"/>
+              <w:rPr>
+                <w:rFonts w:ascii="Consolas" w:hAnsi="Consolas" w:cs="Arial"/>
+                <w:color w:val="00B050"/>
+                <w:sz w:val="18"/>
+                <w:szCs w:val="18"/>
+              </w:rPr>
             </w:pPr>
-            <w:proofErr w:type="gramStart"/>
-            <w:r>
-              <w:rPr>
-                <w:rStyle w:val="PlatzhalterZchn"/>
-              </w:rPr>
-              <w:t>{{ G.VERTRETER</w:t>
-            </w:r>
-            <w:proofErr w:type="gramEnd"/>
-            <w:r>
-              <w:rPr>
-                <w:rStyle w:val="PlatzhalterZchn"/>
-              </w:rPr>
-              <w:t>_</w:t>
-            </w:r>
-            <w:proofErr w:type="gramStart"/>
-            <w:r>
-              <w:rPr>
-                <w:rStyle w:val="PlatzhalterZchn"/>
-              </w:rPr>
-              <w:t>NAME }</w:t>
-            </w:r>
-            <w:proofErr w:type="gramEnd"/>
-            <w:r>
-              <w:rPr>
-                <w:rStyle w:val="PlatzhalterZchn"/>
-              </w:rPr>
-              <w:t>}</w:t>
-            </w:r>
-            <w:r>
-              <w:t xml:space="preserve">, </w:t>
-            </w:r>
-            <w:proofErr w:type="gramStart"/>
-            <w:r>
-              <w:rPr>
-                <w:rStyle w:val="PlatzhalterZchn"/>
-              </w:rPr>
-              <w:t>{{ G.VERTRETER</w:t>
-            </w:r>
-            <w:proofErr w:type="gramEnd"/>
-            <w:r>
-              <w:rPr>
-                <w:rStyle w:val="PlatzhalterZchn"/>
-              </w:rPr>
-              <w:t>_</w:t>
-            </w:r>
-            <w:proofErr w:type="gramStart"/>
-            <w:r>
-              <w:rPr>
-                <w:rStyle w:val="PlatzhalterZchn"/>
-              </w:rPr>
-              <w:t>ADRESSE }</w:t>
-            </w:r>
-            <w:proofErr w:type="gramEnd"/>
-            <w:r>
-              <w:rPr>
-                <w:rStyle w:val="PlatzhalterZchn"/>
-              </w:rPr>
-              <w:t>}</w:t>
+            <w:r>
+              <w:rPr>
+                <w:rFonts w:ascii="Consolas" w:hAnsi="Consolas" w:cs="Arial"/>
+                <w:color w:val="00B050"/>
+                <w:sz w:val="18"/>
+                <w:szCs w:val="18"/>
+              </w:rPr>
+              <w:t xml:space="preserve">{%p </w:t>
+            </w:r>
+            <w:proofErr w:type="spellStart"/>
+            <w:r>
+              <w:rPr>
+                <w:rFonts w:ascii="Consolas" w:hAnsi="Consolas" w:cs="Arial"/>
+                <w:color w:val="00B050"/>
+                <w:sz w:val="18"/>
+                <w:szCs w:val="18"/>
+              </w:rPr>
+              <w:t>endif</w:t>
+            </w:r>
+            <w:proofErr w:type="spellEnd"/>
+            <w:r>
+              <w:rPr>
+                <w:rFonts w:ascii="Consolas" w:hAnsi="Consolas" w:cs="Arial"/>
+                <w:color w:val="00B050"/>
+                <w:sz w:val="18"/>
+                <w:szCs w:val="18"/>
+              </w:rPr>
+              <w:t xml:space="preserve"> %}</w:t>
             </w:r>
           </w:p>
           <w:p>
@@ -2702,7 +2370,7 @@
                 <w:sz w:val="18"/>
                 <w:szCs w:val="18"/>
               </w:rPr>
-              <w:t>endif</w:t>
+              <w:t>endfor</w:t>
             </w:r>
             <w:proofErr w:type="spellEnd"/>
             <w:r>
@@ -2718,7 +2386,7 @@
           <w:p>
             <w:pPr>
               <w:rPr>
-                <w:rFonts w:ascii="Consolas" w:hAnsi="Consolas" w:cs="Arial"/>
+                <w:rFonts w:ascii="Consolas" w:hAnsi="Consolas"/>
                 <w:color w:val="00B050"/>
                 <w:sz w:val="18"/>
                 <w:szCs w:val="18"/>
@@ -2741,23 +2409,37 @@
                 <w:sz w:val="18"/>
                 <w:szCs w:val="18"/>
               </w:rPr>
-              <w:t>endif</w:t>
+              <w:t>el</w:t>
+            </w:r>
+            <w:r>
+              <w:rPr>
+                <w:rFonts w:ascii="Consolas" w:hAnsi="Consolas"/>
+                <w:color w:val="00B050"/>
+                <w:sz w:val="18"/>
+                <w:szCs w:val="18"/>
+              </w:rPr>
+              <w:t>if</w:t>
             </w:r>
             <w:proofErr w:type="spellEnd"/>
             <w:r>
               <w:rPr>
-                <w:rFonts w:ascii="Consolas" w:hAnsi="Consolas" w:cs="Arial"/>
-                <w:color w:val="00B050"/>
-                <w:sz w:val="18"/>
-                <w:szCs w:val="18"/>
-              </w:rPr>
-              <w:t xml:space="preserve"> %}</w:t>
+                <w:rFonts w:ascii="Consolas" w:hAnsi="Consolas"/>
+                <w:color w:val="00B050"/>
+                <w:sz w:val="18"/>
+                <w:szCs w:val="18"/>
+              </w:rPr>
+              <w:t xml:space="preserve"> GESUCHSTELLER_ANREDE == "Herr" %}</w:t>
+            </w:r>
+          </w:p>
+          <w:p>
+            <w:r>
+              <w:t>Gesuchsteller (Bauherrschaft)</w:t>
             </w:r>
           </w:p>
           <w:p>
             <w:pPr>
               <w:rPr>
-                <w:rFonts w:ascii="Consolas" w:hAnsi="Consolas" w:cs="Arial"/>
+                <w:rFonts w:ascii="Consolas" w:hAnsi="Consolas"/>
                 <w:color w:val="00B050"/>
                 <w:sz w:val="18"/>
                 <w:szCs w:val="18"/>
@@ -2765,7 +2447,7 @@
             </w:pPr>
             <w:r>
               <w:rPr>
-                <w:rFonts w:ascii="Consolas" w:hAnsi="Consolas" w:cs="Arial"/>
+                <w:rFonts w:ascii="Consolas" w:hAnsi="Consolas"/>
                 <w:color w:val="00B050"/>
                 <w:sz w:val="18"/>
                 <w:szCs w:val="18"/>
@@ -2775,22 +2457,27 @@
             <w:proofErr w:type="spellStart"/>
             <w:r>
               <w:rPr>
-                <w:rFonts w:ascii="Consolas" w:hAnsi="Consolas" w:cs="Arial"/>
-                <w:color w:val="00B050"/>
-                <w:sz w:val="18"/>
-                <w:szCs w:val="18"/>
-              </w:rPr>
-              <w:t>endfor</w:t>
+                <w:rFonts w:ascii="Consolas" w:hAnsi="Consolas"/>
+                <w:color w:val="00B050"/>
+                <w:sz w:val="18"/>
+                <w:szCs w:val="18"/>
+              </w:rPr>
+              <w:t>elif</w:t>
             </w:r>
             <w:proofErr w:type="spellEnd"/>
             <w:r>
               <w:rPr>
-                <w:rFonts w:ascii="Consolas" w:hAnsi="Consolas" w:cs="Arial"/>
-                <w:color w:val="00B050"/>
-                <w:sz w:val="18"/>
-                <w:szCs w:val="18"/>
-              </w:rPr>
-              <w:t xml:space="preserve"> %}</w:t>
+                <w:rFonts w:ascii="Consolas" w:hAnsi="Consolas"/>
+                <w:color w:val="00B050"/>
+                <w:sz w:val="18"/>
+                <w:szCs w:val="18"/>
+              </w:rPr>
+              <w:t xml:space="preserve"> GESUCHSTELLER_ANREDE == "Frau" %}</w:t>
+            </w:r>
+          </w:p>
+          <w:p>
+            <w:r>
+              <w:t>Gesuchstellerin (Bauherrschaft)</w:t>
             </w:r>
           </w:p>
           <w:p>
@@ -2804,7 +2491,7 @@
             </w:pPr>
             <w:r>
               <w:rPr>
-                <w:rFonts w:ascii="Consolas" w:hAnsi="Consolas" w:cs="Arial"/>
+                <w:rFonts w:ascii="Consolas" w:hAnsi="Consolas"/>
                 <w:color w:val="00B050"/>
                 <w:sz w:val="18"/>
                 <w:szCs w:val="18"/>
@@ -2814,21 +2501,12 @@
             <w:proofErr w:type="spellStart"/>
             <w:r>
               <w:rPr>
-                <w:rFonts w:ascii="Consolas" w:hAnsi="Consolas" w:cs="Arial"/>
-                <w:color w:val="00B050"/>
-                <w:sz w:val="18"/>
-                <w:szCs w:val="18"/>
-              </w:rPr>
-              <w:t>el</w:t>
-            </w:r>
-            <w:r>
-              <w:rPr>
                 <w:rFonts w:ascii="Consolas" w:hAnsi="Consolas"/>
                 <w:color w:val="00B050"/>
                 <w:sz w:val="18"/>
                 <w:szCs w:val="18"/>
               </w:rPr>
-              <w:t>if</w:t>
+              <w:t>else</w:t>
             </w:r>
             <w:proofErr w:type="spellEnd"/>
             <w:r>
@@ -2838,172 +2516,13 @@
                 <w:sz w:val="18"/>
                 <w:szCs w:val="18"/>
               </w:rPr>
-              <w:t xml:space="preserve"> </w:t>
-            </w:r>
-            <w:r>
-              <w:rPr>
-                <w:rFonts w:ascii="Consolas" w:hAnsi="Consolas"/>
-                <w:color w:val="00B050"/>
-                <w:sz w:val="18"/>
-                <w:szCs w:val="18"/>
-              </w:rPr>
-              <w:t>GESUCHSTELLER</w:t>
-            </w:r>
-            <w:r>
-              <w:rPr>
-                <w:rFonts w:ascii="Consolas" w:hAnsi="Consolas"/>
-                <w:color w:val="00B050"/>
-                <w:sz w:val="18"/>
-                <w:szCs w:val="18"/>
-              </w:rPr>
-              <w:t>_ANREDE == "Herr" %}</w:t>
+              <w:t xml:space="preserve"> %}</w:t>
             </w:r>
           </w:p>
           <w:p>
             <w:r>
-              <w:t>Gesuchsteller</w:t>
-            </w:r>
-          </w:p>
-          <w:p>
-            <w:pPr>
-              <w:rPr>
-                <w:rFonts w:ascii="Consolas" w:hAnsi="Consolas"/>
-                <w:color w:val="00B050"/>
-                <w:sz w:val="18"/>
-                <w:szCs w:val="18"/>
-              </w:rPr>
-            </w:pPr>
-            <w:r>
-              <w:rPr>
-                <w:rFonts w:ascii="Consolas" w:hAnsi="Consolas"/>
-                <w:color w:val="00B050"/>
-                <w:sz w:val="18"/>
-                <w:szCs w:val="18"/>
-              </w:rPr>
-              <w:t>{%</w:t>
-            </w:r>
-            <w:r>
-              <w:rPr>
-                <w:rFonts w:ascii="Consolas" w:hAnsi="Consolas"/>
-                <w:color w:val="00B050"/>
-                <w:sz w:val="18"/>
-                <w:szCs w:val="18"/>
-              </w:rPr>
-              <w:t>p</w:t>
-            </w:r>
-            <w:r>
-              <w:rPr>
-                <w:rFonts w:ascii="Consolas" w:hAnsi="Consolas"/>
-                <w:color w:val="00B050"/>
-                <w:sz w:val="18"/>
-                <w:szCs w:val="18"/>
-              </w:rPr>
-              <w:t xml:space="preserve"> </w:t>
-            </w:r>
-            <w:proofErr w:type="spellStart"/>
-            <w:r>
-              <w:rPr>
-                <w:rFonts w:ascii="Consolas" w:hAnsi="Consolas"/>
-                <w:color w:val="00B050"/>
-                <w:sz w:val="18"/>
-                <w:szCs w:val="18"/>
-              </w:rPr>
-              <w:t>elif</w:t>
-            </w:r>
-            <w:proofErr w:type="spellEnd"/>
-            <w:r>
-              <w:rPr>
-                <w:rFonts w:ascii="Consolas" w:hAnsi="Consolas"/>
-                <w:color w:val="00B050"/>
-                <w:sz w:val="18"/>
-                <w:szCs w:val="18"/>
-              </w:rPr>
-              <w:t xml:space="preserve"> </w:t>
-            </w:r>
-            <w:r>
-              <w:rPr>
-                <w:rFonts w:ascii="Consolas" w:hAnsi="Consolas"/>
-                <w:color w:val="00B050"/>
-                <w:sz w:val="18"/>
-                <w:szCs w:val="18"/>
-              </w:rPr>
-              <w:t>GESUCHSTELLER</w:t>
-            </w:r>
-            <w:r>
-              <w:rPr>
-                <w:rFonts w:ascii="Consolas" w:hAnsi="Consolas"/>
-                <w:color w:val="00B050"/>
-                <w:sz w:val="18"/>
-                <w:szCs w:val="18"/>
-              </w:rPr>
-              <w:t>_ANREDE == "Frau" %}</w:t>
-            </w:r>
-          </w:p>
-          <w:p>
-            <w:r>
-              <w:t>Gesuchstellerin</w:t>
-            </w:r>
-          </w:p>
-          <w:p>
-            <w:pPr>
-              <w:rPr>
-                <w:rFonts w:ascii="Consolas" w:hAnsi="Consolas"/>
-                <w:color w:val="00B050"/>
-                <w:sz w:val="18"/>
-                <w:szCs w:val="18"/>
-              </w:rPr>
-            </w:pPr>
-            <w:r>
-              <w:rPr>
-                <w:rFonts w:ascii="Consolas" w:hAnsi="Consolas"/>
-                <w:color w:val="00B050"/>
-                <w:sz w:val="18"/>
-                <w:szCs w:val="18"/>
-              </w:rPr>
-              <w:t>{%</w:t>
-            </w:r>
-            <w:r>
-              <w:rPr>
-                <w:rFonts w:ascii="Consolas" w:hAnsi="Consolas"/>
-                <w:color w:val="00B050"/>
-                <w:sz w:val="18"/>
-                <w:szCs w:val="18"/>
-              </w:rPr>
-              <w:t>p</w:t>
-            </w:r>
-            <w:r>
-              <w:rPr>
-                <w:rFonts w:ascii="Consolas" w:hAnsi="Consolas"/>
-                <w:color w:val="00B050"/>
-                <w:sz w:val="18"/>
-                <w:szCs w:val="18"/>
-              </w:rPr>
-              <w:t xml:space="preserve"> </w:t>
-            </w:r>
-            <w:proofErr w:type="spellStart"/>
-            <w:r>
-              <w:rPr>
-                <w:rFonts w:ascii="Consolas" w:hAnsi="Consolas"/>
-                <w:color w:val="00B050"/>
-                <w:sz w:val="18"/>
-                <w:szCs w:val="18"/>
-              </w:rPr>
-              <w:t>else</w:t>
-            </w:r>
-            <w:proofErr w:type="spellEnd"/>
-            <w:r>
-              <w:rPr>
-                <w:rFonts w:ascii="Consolas" w:hAnsi="Consolas"/>
-                <w:color w:val="00B050"/>
-                <w:sz w:val="18"/>
-                <w:szCs w:val="18"/>
-              </w:rPr>
-              <w:t xml:space="preserve"> %}</w:t>
-            </w:r>
-          </w:p>
-          <w:p>
-            <w:r>
-              <w:t>Gesuchsteller/in</w:t>
+              <w:lastRenderedPageBreak/>
+              <w:t>Gesuchsteller/in (Bauherrschaft)</w:t>
             </w:r>
           </w:p>
           <w:p>
@@ -3043,11 +2562,9 @@
         <w:tc>
           <w:tcPr>
             <w:tcW w:w="2835" w:type="dxa"/>
-            <w:shd w:val="clear" w:color="auto" w:fill="auto"/>
           </w:tcPr>
           <w:p>
             <w:pPr>
-              <w:ind w:left="57"/>
               <w:rPr>
                 <w:rFonts w:cs="Arial"/>
                 <w:b/>
@@ -3064,22 +2581,12 @@
               </w:rPr>
               <w:lastRenderedPageBreak/>
               <w:t>Bauvorhaben</w:t>
-            </w:r>
-            <w:r>
-              <w:rPr>
-                <w:rFonts w:cs="Arial"/>
-                <w:b/>
-                <w:bCs/>
-                <w:szCs w:val="22"/>
-              </w:rPr>
-              <w:t>:</w:t>
             </w:r>
           </w:p>
         </w:tc>
         <w:tc>
           <w:tcPr>
             <w:tcW w:w="6804" w:type="dxa"/>
-            <w:shd w:val="clear" w:color="auto" w:fill="auto"/>
           </w:tcPr>
           <w:p>
             <w:pPr>
@@ -3087,7 +2594,7 @@
             </w:pPr>
             <w:proofErr w:type="gramStart"/>
             <w:r>
-              <w:t>{{ BESCHREIBUNG</w:t>
+              <w:t>{{ KURZBESCHREIBUNG</w:t>
             </w:r>
             <w:proofErr w:type="gramEnd"/>
             <w:r>
@@ -3100,11 +2607,9 @@
         <w:tc>
           <w:tcPr>
             <w:tcW w:w="2835" w:type="dxa"/>
-            <w:shd w:val="clear" w:color="auto" w:fill="auto"/>
           </w:tcPr>
           <w:p>
             <w:pPr>
-              <w:ind w:left="57"/>
               <w:rPr>
                 <w:rFonts w:cs="Arial"/>
                 <w:b/>
@@ -3119,14 +2624,13 @@
                 <w:bCs/>
                 <w:szCs w:val="22"/>
               </w:rPr>
-              <w:t>Adresse:</w:t>
+              <w:t>Adresse</w:t>
             </w:r>
           </w:p>
         </w:tc>
         <w:tc>
           <w:tcPr>
             <w:tcW w:w="6804" w:type="dxa"/>
-            <w:shd w:val="clear" w:color="auto" w:fill="auto"/>
           </w:tcPr>
           <w:p>
             <w:pPr>
@@ -3135,7 +2639,6 @@
                 <w:highlight w:val="green"/>
               </w:rPr>
             </w:pPr>
-            <w:bookmarkStart w:id="1" w:name="_Hlk176878812"/>
             <w:proofErr w:type="gramStart"/>
             <w:r>
               <w:t>{{ ADRESSE</w:t>
@@ -3144,7 +2647,6 @@
             <w:r>
               <w:t xml:space="preserve"> }}</w:t>
             </w:r>
-            <w:bookmarkEnd w:id="1"/>
           </w:p>
         </w:tc>
       </w:tr>
@@ -3152,11 +2654,9 @@
         <w:tc>
           <w:tcPr>
             <w:tcW w:w="2835" w:type="dxa"/>
-            <w:shd w:val="clear" w:color="auto" w:fill="auto"/>
           </w:tcPr>
           <w:p>
             <w:pPr>
-              <w:ind w:left="57"/>
               <w:rPr>
                 <w:rFonts w:cs="Arial"/>
                 <w:b/>
@@ -3180,14 +2680,13 @@
                 <w:bCs/>
                 <w:szCs w:val="22"/>
               </w:rPr>
-              <w:t>stücksnummer:</w:t>
+              <w:t>stücksnummer</w:t>
             </w:r>
           </w:p>
         </w:tc>
         <w:tc>
           <w:tcPr>
             <w:tcW w:w="6804" w:type="dxa"/>
-            <w:shd w:val="clear" w:color="auto" w:fill="auto"/>
           </w:tcPr>
           <w:p>
             <w:pPr>
@@ -3211,11 +2710,9 @@
         <w:tc>
           <w:tcPr>
             <w:tcW w:w="2835" w:type="dxa"/>
-            <w:shd w:val="clear" w:color="auto" w:fill="auto"/>
           </w:tcPr>
           <w:p>
             <w:pPr>
-              <w:ind w:left="57"/>
               <w:rPr>
                 <w:rFonts w:cs="Arial"/>
                 <w:b/>
@@ -3223,6 +2720,7 @@
                 <w:szCs w:val="22"/>
               </w:rPr>
             </w:pPr>
+            <w:bookmarkStart w:id="1" w:name="_Hlk178775361"/>
             <w:r>
               <w:rPr>
                 <w:rFonts w:cs="Arial"/>
@@ -3237,7 +2735,6 @@
         <w:tc>
           <w:tcPr>
             <w:tcW w:w="6804" w:type="dxa"/>
-            <w:shd w:val="clear" w:color="auto" w:fill="auto"/>
           </w:tcPr>
           <w:p>
             <w:pPr>
@@ -3250,6 +2747,51 @@
             <w:proofErr w:type="gramEnd"/>
             <w:r>
               <w:t>_GRUNDNUTZUNG }}</w:t>
+            </w:r>
+          </w:p>
+        </w:tc>
+      </w:tr>
+      <w:bookmarkEnd w:id="1"/>
+      <w:tr>
+        <w:tc>
+          <w:tcPr>
+            <w:tcW w:w="2835" w:type="dxa"/>
+          </w:tcPr>
+          <w:p>
+            <w:pPr>
+              <w:rPr>
+                <w:rFonts w:cs="Arial"/>
+                <w:b/>
+                <w:bCs/>
+                <w:szCs w:val="22"/>
+              </w:rPr>
+            </w:pPr>
+            <w:r>
+              <w:rPr>
+                <w:rFonts w:cs="Arial"/>
+                <w:b/>
+                <w:bCs/>
+                <w:szCs w:val="22"/>
+              </w:rPr>
+              <w:t>Eingereicht am</w:t>
+            </w:r>
+          </w:p>
+        </w:tc>
+        <w:tc>
+          <w:tcPr>
+            <w:tcW w:w="6804" w:type="dxa"/>
+          </w:tcPr>
+          <w:p>
+            <w:pPr>
+              <w:pStyle w:val="Platzhalter"/>
+            </w:pPr>
+            <w:proofErr w:type="gramStart"/>
+            <w:r>
+              <w:t>{{ BAUEINGABE</w:t>
+            </w:r>
+            <w:proofErr w:type="gramEnd"/>
+            <w:r>
+              <w:t>_DATUM }}</w:t>
             </w:r>
           </w:p>
         </w:tc>
@@ -3258,11 +2800,9 @@
         <w:tc>
           <w:tcPr>
             <w:tcW w:w="2835" w:type="dxa"/>
-            <w:shd w:val="clear" w:color="auto" w:fill="auto"/>
           </w:tcPr>
           <w:p>
             <w:pPr>
-              <w:ind w:left="57"/>
               <w:rPr>
                 <w:rFonts w:cs="Arial"/>
                 <w:b/>
@@ -3277,122 +2817,230 @@
                 <w:bCs/>
                 <w:szCs w:val="22"/>
               </w:rPr>
-              <w:t>Eingereicht am</w:t>
-            </w:r>
-            <w:r>
-              <w:rPr>
-                <w:rFonts w:cs="Arial"/>
-                <w:b/>
-                <w:bCs/>
-                <w:szCs w:val="22"/>
-              </w:rPr>
-              <w:t>:</w:t>
+              <w:t>Publiziert am</w:t>
             </w:r>
           </w:p>
         </w:tc>
         <w:tc>
           <w:tcPr>
             <w:tcW w:w="6804" w:type="dxa"/>
-            <w:shd w:val="clear" w:color="auto" w:fill="auto"/>
           </w:tcPr>
           <w:p>
             <w:pPr>
-              <w:pStyle w:val="Platzhalter"/>
+              <w:rPr>
+                <w:rStyle w:val="PlatzhalterZchn"/>
+                <w:rFonts w:ascii="Consolas" w:hAnsi="Consolas"/>
+                <w:color w:val="00B050"/>
+                <w:sz w:val="18"/>
+                <w:szCs w:val="18"/>
+              </w:rPr>
+            </w:pPr>
+            <w:r>
+              <w:rPr>
+                <w:rStyle w:val="PlatzhalterZchn"/>
+                <w:rFonts w:ascii="Consolas" w:hAnsi="Consolas"/>
+                <w:color w:val="00B050"/>
+                <w:sz w:val="18"/>
+                <w:szCs w:val="18"/>
+              </w:rPr>
+              <w:t xml:space="preserve">{%p </w:t>
+            </w:r>
+            <w:proofErr w:type="spellStart"/>
+            <w:r>
+              <w:rPr>
+                <w:rStyle w:val="PlatzhalterZchn"/>
+                <w:rFonts w:ascii="Consolas" w:hAnsi="Consolas"/>
+                <w:color w:val="00B050"/>
+                <w:sz w:val="18"/>
+                <w:szCs w:val="18"/>
+              </w:rPr>
+              <w:t>if</w:t>
+            </w:r>
+            <w:proofErr w:type="spellEnd"/>
+            <w:r>
+              <w:rPr>
+                <w:rStyle w:val="PlatzhalterZchn"/>
+                <w:rFonts w:ascii="Consolas" w:hAnsi="Consolas"/>
+                <w:color w:val="00B050"/>
+                <w:sz w:val="18"/>
+                <w:szCs w:val="18"/>
+              </w:rPr>
+              <w:t xml:space="preserve"> PUBLIKATION_ORGAN %}</w:t>
+            </w:r>
+          </w:p>
+          <w:p>
+            <w:pPr>
+              <w:rPr>
+                <w:rStyle w:val="PlatzhalterZchn"/>
+              </w:rPr>
             </w:pPr>
             <w:proofErr w:type="gramStart"/>
             <w:r>
-              <w:t>{{ BAUEINGABE</w:t>
+              <w:rPr>
+                <w:rStyle w:val="PlatzhalterZchn"/>
+              </w:rPr>
+              <w:t>{{ PUBLIKATION</w:t>
             </w:r>
             <w:proofErr w:type="gramEnd"/>
             <w:r>
-              <w:t>_DATUM }}</w:t>
+              <w:rPr>
+                <w:rStyle w:val="PlatzhalterZchn"/>
+              </w:rPr>
+              <w:t>_</w:t>
+            </w:r>
+            <w:proofErr w:type="gramStart"/>
+            <w:r>
+              <w:rPr>
+                <w:rStyle w:val="PlatzhalterZchn"/>
+              </w:rPr>
+              <w:t>START }</w:t>
+            </w:r>
+            <w:proofErr w:type="gramEnd"/>
+            <w:r>
+              <w:rPr>
+                <w:rStyle w:val="PlatzhalterZchn"/>
+              </w:rPr>
+              <w:t>}</w:t>
+            </w:r>
+            <w:r>
+              <w:t xml:space="preserve"> </w:t>
+            </w:r>
+            <w:r>
+              <w:t>-</w:t>
+            </w:r>
+            <w:r>
+              <w:t xml:space="preserve"> </w:t>
+            </w:r>
+            <w:proofErr w:type="gramStart"/>
+            <w:r>
+              <w:rPr>
+                <w:rStyle w:val="PlatzhalterZchn"/>
+              </w:rPr>
+              <w:t>{{ PUBLIKATION</w:t>
+            </w:r>
+            <w:proofErr w:type="gramEnd"/>
+            <w:r>
+              <w:rPr>
+                <w:rStyle w:val="PlatzhalterZchn"/>
+              </w:rPr>
+              <w:t>_</w:t>
+            </w:r>
+            <w:proofErr w:type="gramStart"/>
+            <w:r>
+              <w:rPr>
+                <w:rStyle w:val="PlatzhalterZchn"/>
+              </w:rPr>
+              <w:t>ENDE }</w:t>
+            </w:r>
+            <w:proofErr w:type="gramEnd"/>
+            <w:r>
+              <w:rPr>
+                <w:rStyle w:val="PlatzhalterZchn"/>
+              </w:rPr>
+              <w:t>}</w:t>
             </w:r>
           </w:p>
-        </w:tc>
-      </w:tr>
-      <w:tr>
-        <w:tc>
-          <w:tcPr>
-            <w:tcW w:w="2835" w:type="dxa"/>
-            <w:shd w:val="clear" w:color="auto" w:fill="auto"/>
-          </w:tcPr>
           <w:p>
             <w:pPr>
-              <w:ind w:left="57"/>
+              <w:rPr>
+                <w:rFonts w:ascii="Consolas" w:hAnsi="Consolas" w:cs="Arial"/>
+                <w:color w:val="00B050"/>
+                <w:sz w:val="18"/>
+                <w:szCs w:val="18"/>
+              </w:rPr>
+            </w:pPr>
+            <w:r>
+              <w:rPr>
+                <w:rFonts w:ascii="Consolas" w:hAnsi="Consolas" w:cs="Arial"/>
+                <w:color w:val="00B050"/>
+                <w:sz w:val="18"/>
+                <w:szCs w:val="18"/>
+              </w:rPr>
+              <w:t xml:space="preserve">{%p </w:t>
+            </w:r>
+            <w:proofErr w:type="spellStart"/>
+            <w:r>
+              <w:rPr>
+                <w:rFonts w:ascii="Consolas" w:hAnsi="Consolas" w:cs="Arial"/>
+                <w:color w:val="00B050"/>
+                <w:sz w:val="18"/>
+                <w:szCs w:val="18"/>
+              </w:rPr>
+              <w:t>else</w:t>
+            </w:r>
+            <w:proofErr w:type="spellEnd"/>
+            <w:r>
+              <w:rPr>
+                <w:rFonts w:ascii="Consolas" w:hAnsi="Consolas" w:cs="Arial"/>
+                <w:color w:val="00B050"/>
+                <w:sz w:val="18"/>
+                <w:szCs w:val="18"/>
+              </w:rPr>
+              <w:t xml:space="preserve"> %}</w:t>
+            </w:r>
+          </w:p>
+          <w:p>
+            <w:pPr>
               <w:rPr>
                 <w:rFonts w:cs="Arial"/>
-                <w:b/>
-                <w:bCs/>
+                <w:color w:val="FF0000"/>
                 <w:szCs w:val="22"/>
               </w:rPr>
             </w:pPr>
             <w:r>
               <w:rPr>
                 <w:rFonts w:cs="Arial"/>
-                <w:b/>
-                <w:bCs/>
+                <w:color w:val="FF0000"/>
                 <w:szCs w:val="22"/>
               </w:rPr>
-              <w:t>Publiziert am:</w:t>
+              <w:t>Für dieses Dossier ist in eBau keine Publikation erfasst</w:t>
+            </w:r>
+            <w:r>
+              <w:rPr>
+                <w:rFonts w:cs="Arial"/>
+                <w:color w:val="FF0000"/>
+                <w:szCs w:val="22"/>
+              </w:rPr>
+              <w:t>!</w:t>
             </w:r>
           </w:p>
-        </w:tc>
-        <w:tc>
-          <w:tcPr>
-            <w:tcW w:w="6804" w:type="dxa"/>
-            <w:shd w:val="clear" w:color="auto" w:fill="auto"/>
-          </w:tcPr>
           <w:p>
-            <w:proofErr w:type="gramStart"/>
-            <w:r>
-              <w:rPr>
-                <w:rStyle w:val="PlatzhalterZchn"/>
-              </w:rPr>
-              <w:t>{{ PUBLIKATION</w:t>
-            </w:r>
-            <w:proofErr w:type="gramEnd"/>
-            <w:r>
-              <w:rPr>
-                <w:rStyle w:val="PlatzhalterZchn"/>
-              </w:rPr>
-              <w:t>_</w:t>
-            </w:r>
-            <w:proofErr w:type="gramStart"/>
-            <w:r>
-              <w:rPr>
-                <w:rStyle w:val="PlatzhalterZchn"/>
-              </w:rPr>
-              <w:t>START }</w:t>
-            </w:r>
-            <w:proofErr w:type="gramEnd"/>
-            <w:r>
-              <w:rPr>
-                <w:rStyle w:val="PlatzhalterZchn"/>
-              </w:rPr>
-              <w:t>}</w:t>
-            </w:r>
-            <w:r>
-              <w:t xml:space="preserve"> </w:t>
-            </w:r>
-            <w:r>
-              <w:t>-</w:t>
-            </w:r>
-            <w:r>
-              <w:t xml:space="preserve"> </w:t>
-            </w:r>
-            <w:proofErr w:type="gramStart"/>
-            <w:r>
-              <w:rPr>
-                <w:rStyle w:val="PlatzhalterZchn"/>
-              </w:rPr>
-              <w:t>{{ PUBLIKATION</w:t>
-            </w:r>
-            <w:proofErr w:type="gramEnd"/>
-            <w:r>
-              <w:rPr>
-                <w:rStyle w:val="PlatzhalterZchn"/>
-              </w:rPr>
-              <w:t>_ENDE }}</w:t>
+            <w:pPr>
+              <w:rPr>
+                <w:rFonts w:ascii="Consolas" w:hAnsi="Consolas" w:cs="Arial"/>
+                <w:color w:val="00B050"/>
+                <w:sz w:val="18"/>
+                <w:szCs w:val="18"/>
+              </w:rPr>
+            </w:pPr>
+            <w:r>
+              <w:rPr>
+                <w:rFonts w:ascii="Consolas" w:hAnsi="Consolas" w:cs="Arial"/>
+                <w:color w:val="00B050"/>
+                <w:sz w:val="18"/>
+                <w:szCs w:val="18"/>
+              </w:rPr>
+              <w:t xml:space="preserve">{%p </w:t>
+            </w:r>
+            <w:proofErr w:type="spellStart"/>
+            <w:r>
+              <w:rPr>
+                <w:rFonts w:ascii="Consolas" w:hAnsi="Consolas" w:cs="Arial"/>
+                <w:color w:val="00B050"/>
+                <w:sz w:val="18"/>
+                <w:szCs w:val="18"/>
+              </w:rPr>
+              <w:t>endif</w:t>
+            </w:r>
+            <w:proofErr w:type="spellEnd"/>
+            <w:r>
+              <w:rPr>
+                <w:rFonts w:ascii="Consolas" w:hAnsi="Consolas" w:cs="Arial"/>
+                <w:color w:val="00B050"/>
+                <w:sz w:val="18"/>
+                <w:szCs w:val="18"/>
+              </w:rPr>
+              <w:t xml:space="preserve"> %}</w:t>
             </w:r>
           </w:p>
         </w:tc>
@@ -4076,7 +3724,6 @@
               <w:bottom w:val="single" w:sz="4" w:space="0" w:color="FFFFFF" w:themeColor="background1"/>
               <w:right w:val="nil"/>
             </w:tcBorders>
-            <w:shd w:val="clear" w:color="auto" w:fill="auto"/>
             <w:tcMar>
               <w:left w:w="0" w:type="dxa"/>
             </w:tcMar>
@@ -4112,7 +3759,6 @@
               <w:bottom w:val="single" w:sz="4" w:space="0" w:color="FFFFFF" w:themeColor="background1"/>
               <w:right w:val="single" w:sz="4" w:space="0" w:color="FFFFFF" w:themeColor="background1"/>
             </w:tcBorders>
-            <w:shd w:val="clear" w:color="auto" w:fill="auto"/>
             <w:tcMar>
               <w:left w:w="0" w:type="dxa"/>
             </w:tcMar>
@@ -4194,7 +3840,6 @@
               <w:bottom w:val="single" w:sz="4" w:space="0" w:color="FFFFFF" w:themeColor="background1"/>
               <w:right w:val="single" w:sz="4" w:space="0" w:color="FFFFFF" w:themeColor="background1"/>
             </w:tcBorders>
-            <w:shd w:val="clear" w:color="auto" w:fill="auto"/>
             <w:tcMar>
               <w:left w:w="0" w:type="dxa"/>
             </w:tcMar>
@@ -4278,7 +3923,6 @@
               <w:bottom w:val="single" w:sz="4" w:space="0" w:color="FFFFFF" w:themeColor="background1"/>
               <w:right w:val="single" w:sz="4" w:space="0" w:color="FFFFFF" w:themeColor="background1"/>
             </w:tcBorders>
-            <w:shd w:val="clear" w:color="auto" w:fill="auto"/>
             <w:tcMar>
               <w:left w:w="0" w:type="dxa"/>
               <w:right w:w="0" w:type="dxa"/>
@@ -4303,7 +3947,6 @@
               <w:bottom w:val="single" w:sz="4" w:space="0" w:color="FFFFFF" w:themeColor="background1"/>
               <w:right w:val="single" w:sz="4" w:space="0" w:color="FFFFFF" w:themeColor="background1"/>
             </w:tcBorders>
-            <w:shd w:val="clear" w:color="auto" w:fill="auto"/>
             <w:tcMar>
               <w:left w:w="0" w:type="dxa"/>
               <w:right w:w="0" w:type="dxa"/>
@@ -4330,7 +3973,6 @@
               <w:bottom w:val="single" w:sz="4" w:space="0" w:color="FFFFFF" w:themeColor="background1"/>
               <w:right w:val="single" w:sz="4" w:space="0" w:color="FFFFFF" w:themeColor="background1"/>
             </w:tcBorders>
-            <w:shd w:val="clear" w:color="auto" w:fill="auto"/>
             <w:tcMar>
               <w:left w:w="0" w:type="dxa"/>
             </w:tcMar>
@@ -4374,7 +4016,6 @@
               <w:bottom w:val="single" w:sz="4" w:space="0" w:color="FFFFFF" w:themeColor="background1"/>
               <w:right w:val="single" w:sz="4" w:space="0" w:color="FFFFFF" w:themeColor="background1"/>
             </w:tcBorders>
-            <w:shd w:val="clear" w:color="auto" w:fill="auto"/>
             <w:tcMar>
               <w:left w:w="0" w:type="dxa"/>
             </w:tcMar>
@@ -4679,14 +4320,12 @@
       </w:r>
     </w:p>
     <w:sectPr>
-      <w:headerReference w:type="even" r:id="rId8"/>
-      <w:headerReference w:type="default" r:id="rId9"/>
-      <w:footerReference w:type="even" r:id="rId10"/>
-      <w:footerReference w:type="default" r:id="rId11"/>
-      <w:headerReference w:type="first" r:id="rId12"/>
-      <w:footerReference w:type="first" r:id="rId13"/>
+      <w:headerReference w:type="default" r:id="rId8"/>
+      <w:footerReference w:type="default" r:id="rId9"/>
+      <w:headerReference w:type="first" r:id="rId10"/>
+      <w:footerReference w:type="first" r:id="rId11"/>
       <w:pgSz w:w="11907" w:h="16840"/>
-      <w:pgMar w:top="1134" w:right="1134" w:bottom="1134" w:left="1134" w:header="284" w:footer="567" w:gutter="0"/>
+      <w:pgMar w:top="1134" w:right="1134" w:bottom="1134" w:left="1134" w:header="567" w:footer="567" w:gutter="0"/>
       <w:pgNumType w:start="1"/>
       <w:cols w:space="720"/>
       <w:titlePg/>
@@ -4717,9 +4356,375 @@
 
 <file path=word/footer1.xml><?xml version="1.0" encoding="utf-8"?>
 <w:ftr xmlns:wpc="http://schemas.microsoft.com/office/word/2010/wordprocessingCanvas" xmlns:cx="http://schemas.microsoft.com/office/drawing/2014/chartex" xmlns:cx1="http://schemas.microsoft.com/office/drawing/2015/9/8/chartex" xmlns:cx2="http://schemas.microsoft.com/office/drawing/2015/10/21/chartex" xmlns:cx3="http://schemas.microsoft.com/office/drawing/2016/5/9/chartex" xmlns:cx4="http://schemas.microsoft.com/office/drawing/2016/5/10/chartex" xmlns:cx5="http://schemas.microsoft.com/office/drawing/2016/5/11/chartex" xmlns:cx6="http://schemas.microsoft.com/office/drawing/2016/5/12/chartex" xmlns:cx7="http://schemas.microsoft.com/office/drawing/2016/5/13/chartex" xmlns:cx8="http://schemas.microsoft.com/office/drawing/2016/5/14/chartex" xmlns:mc="http://schemas.openxmlformats.org/markup-compatibility/2006" xmlns:aink="http://schemas.microsoft.com/office/drawing/2016/ink" xmlns:am3d="http://schemas.microsoft.com/office/drawing/2017/model3d" xmlns:o="urn:schemas-microsoft-com:office:office" xmlns:oel="http://schemas.microsoft.com/office/2019/extlst" xmlns:r="http://schemas.openxmlformats.org/officeDocument/2006/relationships" xmlns:m="http://schemas.openxmlformats.org/officeDocument/2006/math" xmlns:v="urn:schemas-microsoft-com:vml" xmlns:wp14="http://schemas.microsoft.com/office/word/2010/wordprocessingDrawing" xmlns:wp="http://schemas.openxmlformats.org/drawingml/2006/wordprocessingDrawing" xmlns:w10="urn:schemas-microsoft-com:office:word" xmlns:w="http://schemas.openxmlformats.org/wordprocessingml/2006/main" xmlns:w14="http://schemas.microsoft.com/office/word/2010/wordml" xmlns:w15="http://schemas.microsoft.com/office/word/2012/wordml" xmlns:w16cex="http://schemas.microsoft.com/office/word/2018/wordml/cex" xmlns:w16cid="http://schemas.microsoft.com/office/word/2016/wordml/cid" xmlns:w16="http://schemas.microsoft.com/office/word/2018/wordml" xmlns:w16du="http://schemas.microsoft.com/office/word/2023/wordml/word16du" xmlns:w16sdtdh="http://schemas.microsoft.com/office/word/2020/wordml/sdtdatahash" xmlns:w16sdtfl="http://schemas.microsoft.com/office/word/2024/wordml/sdtformatlock" xmlns:w16se="http://schemas.microsoft.com/office/word/2015/wordml/symex" xmlns:wpg="http://schemas.microsoft.com/office/word/2010/wordprocessingGroup" xmlns:wpi="http://schemas.microsoft.com/office/word/2010/wordprocessingInk" xmlns:wne="http://schemas.microsoft.com/office/word/2006/wordml" xmlns:wps="http://schemas.microsoft.com/office/word/2010/wordprocessingShape" mc:Ignorable="w14 w15 w16se w16cid w16 w16cex w16sdtdh w16sdtfl w16du wp14">
+  <w:tbl>
+    <w:tblPr>
+      <w:tblStyle w:val="Tabellenraster"/>
+      <w:tblpPr w:leftFromText="142" w:rightFromText="142" w:vertAnchor="text" w:tblpY="1"/>
+      <w:tblOverlap w:val="never"/>
+      <w:tblW w:w="9639" w:type="dxa"/>
+      <w:tblBorders>
+        <w:top w:val="none" w:sz="0" w:space="0" w:color="auto"/>
+        <w:left w:val="none" w:sz="0" w:space="0" w:color="auto"/>
+        <w:bottom w:val="none" w:sz="0" w:space="0" w:color="auto"/>
+        <w:right w:val="none" w:sz="0" w:space="0" w:color="auto"/>
+        <w:insideH w:val="none" w:sz="0" w:space="0" w:color="auto"/>
+        <w:insideV w:val="none" w:sz="0" w:space="0" w:color="auto"/>
+      </w:tblBorders>
+      <w:tblLayout w:type="fixed"/>
+      <w:tblCellMar>
+        <w:left w:w="0" w:type="dxa"/>
+        <w:right w:w="0" w:type="dxa"/>
+      </w:tblCellMar>
+      <w:tblLook w:val="04A0" w:firstRow="1" w:lastRow="0" w:firstColumn="1" w:lastColumn="0" w:noHBand="0" w:noVBand="1"/>
+    </w:tblPr>
+    <w:tblGrid>
+      <w:gridCol w:w="9078"/>
+      <w:gridCol w:w="561"/>
+    </w:tblGrid>
+    <w:tr>
+      <w:tc>
+        <w:tcPr>
+          <w:tcW w:w="9072" w:type="dxa"/>
+        </w:tcPr>
+        <w:p>
+          <w:pPr>
+            <w:pStyle w:val="Kopfzeile"/>
+            <w:tabs>
+              <w:tab w:val="clear" w:pos="4536"/>
+              <w:tab w:val="clear" w:pos="9072"/>
+            </w:tabs>
+            <w:rPr>
+              <w:rStyle w:val="PlatzhalterZchn"/>
+              <w:sz w:val="18"/>
+              <w:szCs w:val="18"/>
+            </w:rPr>
+          </w:pPr>
+          <w:proofErr w:type="gramStart"/>
+          <w:r>
+            <w:rPr>
+              <w:rStyle w:val="PlatzhalterZchn"/>
+              <w:sz w:val="16"/>
+              <w:szCs w:val="16"/>
+            </w:rPr>
+            <w:t>{{ LEITBEHOERDE</w:t>
+          </w:r>
+          <w:proofErr w:type="gramEnd"/>
+          <w:r>
+            <w:rPr>
+              <w:rStyle w:val="PlatzhalterZchn"/>
+              <w:sz w:val="16"/>
+              <w:szCs w:val="16"/>
+            </w:rPr>
+            <w:t>_</w:t>
+          </w:r>
+          <w:proofErr w:type="gramStart"/>
+          <w:r>
+            <w:rPr>
+              <w:rStyle w:val="PlatzhalterZchn"/>
+              <w:sz w:val="16"/>
+              <w:szCs w:val="16"/>
+            </w:rPr>
+            <w:t>NAME }</w:t>
+          </w:r>
+          <w:proofErr w:type="gramEnd"/>
+          <w:r>
+            <w:rPr>
+              <w:rStyle w:val="PlatzhalterZchn"/>
+              <w:sz w:val="16"/>
+              <w:szCs w:val="16"/>
+            </w:rPr>
+            <w:t>}</w:t>
+          </w:r>
+          <w:r>
+            <w:rPr>
+              <w:sz w:val="16"/>
+              <w:szCs w:val="16"/>
+            </w:rPr>
+            <w:t xml:space="preserve"> | </w:t>
+          </w:r>
+          <w:r>
+            <w:rPr>
+              <w:sz w:val="16"/>
+              <w:szCs w:val="16"/>
+            </w:rPr>
+            <w:t>Baubehörde</w:t>
+          </w:r>
+          <w:r>
+            <w:rPr>
+              <w:sz w:val="16"/>
+              <w:szCs w:val="16"/>
+            </w:rPr>
+            <w:t xml:space="preserve"> | </w:t>
+          </w:r>
+          <w:proofErr w:type="gramStart"/>
+          <w:r>
+            <w:rPr>
+              <w:rStyle w:val="PlatzhalterZchn"/>
+              <w:sz w:val="16"/>
+              <w:szCs w:val="16"/>
+            </w:rPr>
+            <w:t>{{ LEITBEHOERDE</w:t>
+          </w:r>
+          <w:proofErr w:type="gramEnd"/>
+          <w:r>
+            <w:rPr>
+              <w:rStyle w:val="PlatzhalterZchn"/>
+              <w:sz w:val="16"/>
+              <w:szCs w:val="16"/>
+            </w:rPr>
+            <w:t>_ADRESSE_</w:t>
+          </w:r>
+          <w:proofErr w:type="gramStart"/>
+          <w:r>
+            <w:rPr>
+              <w:rStyle w:val="PlatzhalterZchn"/>
+              <w:sz w:val="16"/>
+              <w:szCs w:val="16"/>
+            </w:rPr>
+            <w:t>1 }</w:t>
+          </w:r>
+          <w:proofErr w:type="gramEnd"/>
+          <w:r>
+            <w:rPr>
+              <w:rStyle w:val="PlatzhalterZchn"/>
+              <w:sz w:val="16"/>
+              <w:szCs w:val="16"/>
+            </w:rPr>
+            <w:t>}</w:t>
+          </w:r>
+          <w:r>
+            <w:rPr>
+              <w:sz w:val="16"/>
+              <w:szCs w:val="16"/>
+            </w:rPr>
+            <w:t xml:space="preserve"> | </w:t>
+          </w:r>
+          <w:proofErr w:type="gramStart"/>
+          <w:r>
+            <w:rPr>
+              <w:rStyle w:val="PlatzhalterZchn"/>
+              <w:sz w:val="16"/>
+              <w:szCs w:val="16"/>
+            </w:rPr>
+            <w:t>{{ LEITBEHOERDE</w:t>
+          </w:r>
+          <w:proofErr w:type="gramEnd"/>
+          <w:r>
+            <w:rPr>
+              <w:rStyle w:val="PlatzhalterZchn"/>
+              <w:sz w:val="16"/>
+              <w:szCs w:val="16"/>
+            </w:rPr>
+            <w:t>_ADRESSE_</w:t>
+          </w:r>
+          <w:proofErr w:type="gramStart"/>
+          <w:r>
+            <w:rPr>
+              <w:rStyle w:val="PlatzhalterZchn"/>
+              <w:sz w:val="16"/>
+              <w:szCs w:val="16"/>
+            </w:rPr>
+            <w:t>2 }</w:t>
+          </w:r>
+          <w:proofErr w:type="gramEnd"/>
+          <w:r>
+            <w:rPr>
+              <w:rStyle w:val="PlatzhalterZchn"/>
+              <w:sz w:val="16"/>
+              <w:szCs w:val="16"/>
+            </w:rPr>
+            <w:t>}</w:t>
+          </w:r>
+          <w:r>
+            <w:rPr>
+              <w:sz w:val="16"/>
+              <w:szCs w:val="16"/>
+            </w:rPr>
+            <w:t xml:space="preserve"> | </w:t>
+          </w:r>
+          <w:proofErr w:type="gramStart"/>
+          <w:r>
+            <w:rPr>
+              <w:rStyle w:val="PlatzhalterZchn"/>
+              <w:sz w:val="16"/>
+              <w:szCs w:val="16"/>
+            </w:rPr>
+            <w:t>{{ LEITBEHOERDE</w:t>
+          </w:r>
+          <w:proofErr w:type="gramEnd"/>
+          <w:r>
+            <w:rPr>
+              <w:rStyle w:val="PlatzhalterZchn"/>
+              <w:sz w:val="16"/>
+              <w:szCs w:val="16"/>
+            </w:rPr>
+            <w:t>_</w:t>
+          </w:r>
+          <w:proofErr w:type="gramStart"/>
+          <w:r>
+            <w:rPr>
+              <w:rStyle w:val="PlatzhalterZchn"/>
+              <w:sz w:val="16"/>
+              <w:szCs w:val="16"/>
+            </w:rPr>
+            <w:t>TELEFON }</w:t>
+          </w:r>
+          <w:proofErr w:type="gramEnd"/>
+          <w:r>
+            <w:rPr>
+              <w:rStyle w:val="PlatzhalterZchn"/>
+              <w:sz w:val="16"/>
+              <w:szCs w:val="16"/>
+            </w:rPr>
+            <w:t>}</w:t>
+          </w:r>
+          <w:r>
+            <w:rPr>
+              <w:sz w:val="16"/>
+              <w:szCs w:val="16"/>
+            </w:rPr>
+            <w:t xml:space="preserve"> | </w:t>
+          </w:r>
+          <w:proofErr w:type="gramStart"/>
+          <w:r>
+            <w:rPr>
+              <w:rStyle w:val="PlatzhalterZchn"/>
+              <w:sz w:val="16"/>
+              <w:szCs w:val="16"/>
+            </w:rPr>
+            <w:t>{{ LEITBEHOERDE</w:t>
+          </w:r>
+          <w:proofErr w:type="gramEnd"/>
+          <w:r>
+            <w:rPr>
+              <w:rStyle w:val="PlatzhalterZchn"/>
+              <w:sz w:val="16"/>
+              <w:szCs w:val="16"/>
+            </w:rPr>
+            <w:t>_</w:t>
+          </w:r>
+          <w:proofErr w:type="gramStart"/>
+          <w:r>
+            <w:rPr>
+              <w:rStyle w:val="PlatzhalterZchn"/>
+              <w:sz w:val="16"/>
+              <w:szCs w:val="16"/>
+            </w:rPr>
+            <w:t>EMAIL</w:t>
+          </w:r>
+          <w:proofErr w:type="gramEnd"/>
+          <w:r>
+            <w:rPr>
+              <w:rStyle w:val="PlatzhalterZchn"/>
+              <w:sz w:val="16"/>
+              <w:szCs w:val="16"/>
+            </w:rPr>
+            <w:t xml:space="preserve"> }}</w:t>
+          </w:r>
+        </w:p>
+      </w:tc>
+      <w:tc>
+        <w:tcPr>
+          <w:tcW w:w="561" w:type="dxa"/>
+          <w:vAlign w:val="bottom"/>
+        </w:tcPr>
+        <w:p>
+          <w:pPr>
+            <w:jc w:val="right"/>
+            <w:rPr>
+              <w:rStyle w:val="PlatzhalterZchn"/>
+              <w:sz w:val="16"/>
+              <w:szCs w:val="16"/>
+            </w:rPr>
+          </w:pPr>
+          <w:r>
+            <w:rPr>
+              <w:sz w:val="16"/>
+              <w:szCs w:val="16"/>
+            </w:rPr>
+            <w:fldChar w:fldCharType="begin"/>
+          </w:r>
+          <w:r>
+            <w:rPr>
+              <w:sz w:val="16"/>
+              <w:szCs w:val="16"/>
+            </w:rPr>
+            <w:instrText xml:space="preserve"> PAGE  \* Arabic  \* MERGEFORMAT </w:instrText>
+          </w:r>
+          <w:r>
+            <w:rPr>
+              <w:sz w:val="16"/>
+              <w:szCs w:val="16"/>
+            </w:rPr>
+            <w:fldChar w:fldCharType="separate"/>
+          </w:r>
+          <w:r>
+            <w:rPr>
+              <w:sz w:val="16"/>
+              <w:szCs w:val="16"/>
+            </w:rPr>
+            <w:t>1</w:t>
+          </w:r>
+          <w:r>
+            <w:rPr>
+              <w:sz w:val="16"/>
+              <w:szCs w:val="16"/>
+            </w:rPr>
+            <w:fldChar w:fldCharType="end"/>
+          </w:r>
+          <w:r>
+            <w:rPr>
+              <w:sz w:val="16"/>
+              <w:szCs w:val="16"/>
+            </w:rPr>
+            <w:t>/</w:t>
+          </w:r>
+          <w:r>
+            <w:rPr>
+              <w:sz w:val="16"/>
+              <w:szCs w:val="16"/>
+            </w:rPr>
+            <w:fldChar w:fldCharType="begin"/>
+          </w:r>
+          <w:r>
+            <w:rPr>
+              <w:sz w:val="16"/>
+              <w:szCs w:val="16"/>
+            </w:rPr>
+            <w:instrText xml:space="preserve"> NUMPAGES  \* Arabic  \* MERGEFORMAT </w:instrText>
+          </w:r>
+          <w:r>
+            <w:rPr>
+              <w:sz w:val="16"/>
+              <w:szCs w:val="16"/>
+            </w:rPr>
+            <w:fldChar w:fldCharType="separate"/>
+          </w:r>
+          <w:r>
+            <w:rPr>
+              <w:sz w:val="16"/>
+              <w:szCs w:val="16"/>
+            </w:rPr>
+            <w:t>3</w:t>
+          </w:r>
+          <w:r>
+            <w:rPr>
+              <w:sz w:val="16"/>
+              <w:szCs w:val="16"/>
+            </w:rPr>
+            <w:fldChar w:fldCharType="end"/>
+          </w:r>
+        </w:p>
+      </w:tc>
+    </w:tr>
+  </w:tbl>
   <w:p>
     <w:pPr>
       <w:pStyle w:val="Fuzeile"/>
+      <w:spacing w:line="240" w:lineRule="auto"/>
+      <w:rPr>
+        <w:sz w:val="2"/>
+      </w:rPr>
     </w:pPr>
   </w:p>
 </w:ftr>
@@ -4813,425 +4818,13 @@
             </w:rPr>
             <w:t xml:space="preserve"> | </w:t>
           </w:r>
-          <w:sdt>
-            <w:sdtPr>
-              <w:rPr>
-                <w:sz w:val="16"/>
-                <w:szCs w:val="16"/>
-              </w:rPr>
-              <w:id w:val="1587112830"/>
-              <w:placeholder>
-                <w:docPart w:val="288346DB9D97439AB53850C9CFCA7AE6"/>
-              </w:placeholder>
-              <w:showingPlcHdr/>
-            </w:sdtPr>
-            <w:sdtEndPr/>
-            <w:sdtContent>
-              <w:r>
-                <w:rPr>
-                  <w:rFonts w:eastAsiaTheme="minorHAnsi"/>
-                  <w:sz w:val="16"/>
-                  <w:szCs w:val="16"/>
-                  <w:shd w:val="clear" w:color="auto" w:fill="FBE4D5" w:themeFill="accent2" w:themeFillTint="33"/>
-                </w:rPr>
-                <w:t>Baubehörde eingeben</w:t>
-              </w:r>
-            </w:sdtContent>
-          </w:sdt>
           <w:r>
             <w:rPr>
               <w:sz w:val="16"/>
               <w:szCs w:val="16"/>
             </w:rPr>
-            <w:t xml:space="preserve"> | </w:t>
-          </w:r>
-          <w:proofErr w:type="gramStart"/>
-          <w:r>
-            <w:rPr>
-              <w:rStyle w:val="PlatzhalterZchn"/>
-              <w:sz w:val="16"/>
-              <w:szCs w:val="16"/>
-            </w:rPr>
-            <w:t>{{ LEITBEHOERDE</w:t>
-          </w:r>
-          <w:proofErr w:type="gramEnd"/>
-          <w:r>
-            <w:rPr>
-              <w:rStyle w:val="PlatzhalterZchn"/>
-              <w:sz w:val="16"/>
-              <w:szCs w:val="16"/>
-            </w:rPr>
-            <w:t>_ADRESSE_</w:t>
-          </w:r>
-          <w:proofErr w:type="gramStart"/>
-          <w:r>
-            <w:rPr>
-              <w:rStyle w:val="PlatzhalterZchn"/>
-              <w:sz w:val="16"/>
-              <w:szCs w:val="16"/>
-            </w:rPr>
-            <w:t>1 }</w:t>
-          </w:r>
-          <w:proofErr w:type="gramEnd"/>
-          <w:r>
-            <w:rPr>
-              <w:rStyle w:val="PlatzhalterZchn"/>
-              <w:sz w:val="16"/>
-              <w:szCs w:val="16"/>
-            </w:rPr>
-            <w:t>}</w:t>
-          </w:r>
-          <w:r>
-            <w:rPr>
-              <w:sz w:val="16"/>
-              <w:szCs w:val="16"/>
-            </w:rPr>
-            <w:t xml:space="preserve"> | </w:t>
-          </w:r>
-          <w:proofErr w:type="gramStart"/>
-          <w:r>
-            <w:rPr>
-              <w:rStyle w:val="PlatzhalterZchn"/>
-              <w:sz w:val="16"/>
-              <w:szCs w:val="16"/>
-            </w:rPr>
-            <w:t>{{ LEITBEHOERDE</w:t>
-          </w:r>
-          <w:proofErr w:type="gramEnd"/>
-          <w:r>
-            <w:rPr>
-              <w:rStyle w:val="PlatzhalterZchn"/>
-              <w:sz w:val="16"/>
-              <w:szCs w:val="16"/>
-            </w:rPr>
-            <w:t>_ADRESSE_</w:t>
-          </w:r>
-          <w:proofErr w:type="gramStart"/>
-          <w:r>
-            <w:rPr>
-              <w:rStyle w:val="PlatzhalterZchn"/>
-              <w:sz w:val="16"/>
-              <w:szCs w:val="16"/>
-            </w:rPr>
-            <w:t>2 }</w:t>
-          </w:r>
-          <w:proofErr w:type="gramEnd"/>
-          <w:r>
-            <w:rPr>
-              <w:rStyle w:val="PlatzhalterZchn"/>
-              <w:sz w:val="16"/>
-              <w:szCs w:val="16"/>
-            </w:rPr>
-            <w:t>}</w:t>
-          </w:r>
-          <w:r>
-            <w:rPr>
-              <w:sz w:val="16"/>
-              <w:szCs w:val="16"/>
-            </w:rPr>
-            <w:t xml:space="preserve"> | </w:t>
-          </w:r>
-          <w:proofErr w:type="gramStart"/>
-          <w:r>
-            <w:rPr>
-              <w:rStyle w:val="PlatzhalterZchn"/>
-              <w:sz w:val="16"/>
-              <w:szCs w:val="16"/>
-            </w:rPr>
-            <w:t>{{ LEITBEHOERDE</w:t>
-          </w:r>
-          <w:proofErr w:type="gramEnd"/>
-          <w:r>
-            <w:rPr>
-              <w:rStyle w:val="PlatzhalterZchn"/>
-              <w:sz w:val="16"/>
-              <w:szCs w:val="16"/>
-            </w:rPr>
-            <w:t>_</w:t>
-          </w:r>
-          <w:proofErr w:type="gramStart"/>
-          <w:r>
-            <w:rPr>
-              <w:rStyle w:val="PlatzhalterZchn"/>
-              <w:sz w:val="16"/>
-              <w:szCs w:val="16"/>
-            </w:rPr>
-            <w:t>TELEFON }</w:t>
-          </w:r>
-          <w:proofErr w:type="gramEnd"/>
-          <w:r>
-            <w:rPr>
-              <w:rStyle w:val="PlatzhalterZchn"/>
-              <w:sz w:val="16"/>
-              <w:szCs w:val="16"/>
-            </w:rPr>
-            <w:t>}</w:t>
-          </w:r>
-          <w:r>
-            <w:rPr>
-              <w:sz w:val="16"/>
-              <w:szCs w:val="16"/>
-            </w:rPr>
-            <w:t xml:space="preserve"> | </w:t>
-          </w:r>
-          <w:proofErr w:type="gramStart"/>
-          <w:r>
-            <w:rPr>
-              <w:rStyle w:val="PlatzhalterZchn"/>
-              <w:sz w:val="16"/>
-              <w:szCs w:val="16"/>
-            </w:rPr>
-            <w:t>{{ LEITBEHOERDE</w:t>
-          </w:r>
-          <w:proofErr w:type="gramEnd"/>
-          <w:r>
-            <w:rPr>
-              <w:rStyle w:val="PlatzhalterZchn"/>
-              <w:sz w:val="16"/>
-              <w:szCs w:val="16"/>
-            </w:rPr>
-            <w:t>_</w:t>
-          </w:r>
-          <w:proofErr w:type="gramStart"/>
-          <w:r>
-            <w:rPr>
-              <w:rStyle w:val="PlatzhalterZchn"/>
-              <w:sz w:val="16"/>
-              <w:szCs w:val="16"/>
-            </w:rPr>
-            <w:t>EMAIL</w:t>
-          </w:r>
-          <w:proofErr w:type="gramEnd"/>
-          <w:r>
-            <w:rPr>
-              <w:rStyle w:val="PlatzhalterZchn"/>
-              <w:sz w:val="16"/>
-              <w:szCs w:val="16"/>
-            </w:rPr>
-            <w:t xml:space="preserve"> }}</w:t>
-          </w:r>
-        </w:p>
-      </w:tc>
-      <w:tc>
-        <w:tcPr>
-          <w:tcW w:w="561" w:type="dxa"/>
-          <w:vAlign w:val="bottom"/>
-        </w:tcPr>
-        <w:p>
-          <w:pPr>
-            <w:jc w:val="right"/>
-            <w:rPr>
-              <w:rStyle w:val="PlatzhalterZchn"/>
-              <w:sz w:val="16"/>
-              <w:szCs w:val="16"/>
-            </w:rPr>
-          </w:pPr>
-          <w:r>
-            <w:rPr>
-              <w:sz w:val="16"/>
-              <w:szCs w:val="16"/>
-            </w:rPr>
-            <w:fldChar w:fldCharType="begin"/>
-          </w:r>
-          <w:r>
-            <w:rPr>
-              <w:sz w:val="16"/>
-              <w:szCs w:val="16"/>
-            </w:rPr>
-            <w:instrText xml:space="preserve"> PAGE  \* Arabic  \* MERGEFORMAT </w:instrText>
-          </w:r>
-          <w:r>
-            <w:rPr>
-              <w:sz w:val="16"/>
-              <w:szCs w:val="16"/>
-            </w:rPr>
-            <w:fldChar w:fldCharType="separate"/>
-          </w:r>
-          <w:r>
-            <w:rPr>
-              <w:sz w:val="16"/>
-              <w:szCs w:val="16"/>
-            </w:rPr>
-            <w:t>1</w:t>
-          </w:r>
-          <w:r>
-            <w:rPr>
-              <w:sz w:val="16"/>
-              <w:szCs w:val="16"/>
-            </w:rPr>
-            <w:fldChar w:fldCharType="end"/>
-          </w:r>
-          <w:r>
-            <w:rPr>
-              <w:sz w:val="16"/>
-              <w:szCs w:val="16"/>
-            </w:rPr>
-            <w:t>/</w:t>
-          </w:r>
-          <w:r>
-            <w:rPr>
-              <w:sz w:val="16"/>
-              <w:szCs w:val="16"/>
-            </w:rPr>
-            <w:fldChar w:fldCharType="begin"/>
-          </w:r>
-          <w:r>
-            <w:rPr>
-              <w:sz w:val="16"/>
-              <w:szCs w:val="16"/>
-            </w:rPr>
-            <w:instrText xml:space="preserve"> NUMPAGES  \* Arabic  \* MERGEFORMAT </w:instrText>
-          </w:r>
-          <w:r>
-            <w:rPr>
-              <w:sz w:val="16"/>
-              <w:szCs w:val="16"/>
-            </w:rPr>
-            <w:fldChar w:fldCharType="separate"/>
-          </w:r>
-          <w:r>
-            <w:rPr>
-              <w:sz w:val="16"/>
-              <w:szCs w:val="16"/>
-            </w:rPr>
-            <w:t>3</w:t>
-          </w:r>
-          <w:r>
-            <w:rPr>
-              <w:sz w:val="16"/>
-              <w:szCs w:val="16"/>
-            </w:rPr>
-            <w:fldChar w:fldCharType="end"/>
-          </w:r>
-        </w:p>
-      </w:tc>
-    </w:tr>
-  </w:tbl>
-  <w:p>
-    <w:pPr>
-      <w:pStyle w:val="Fuzeile"/>
-      <w:spacing w:line="240" w:lineRule="auto"/>
-      <w:rPr>
-        <w:sz w:val="2"/>
-      </w:rPr>
-    </w:pPr>
-  </w:p>
-</w:ftr>
-</file>
-
-<file path=word/footer3.xml><?xml version="1.0" encoding="utf-8"?>
-<w:ftr xmlns:wpc="http://schemas.microsoft.com/office/word/2010/wordprocessingCanvas" xmlns:cx="http://schemas.microsoft.com/office/drawing/2014/chartex" xmlns:cx1="http://schemas.microsoft.com/office/drawing/2015/9/8/chartex" xmlns:cx2="http://schemas.microsoft.com/office/drawing/2015/10/21/chartex" xmlns:cx3="http://schemas.microsoft.com/office/drawing/2016/5/9/chartex" xmlns:cx4="http://schemas.microsoft.com/office/drawing/2016/5/10/chartex" xmlns:cx5="http://schemas.microsoft.com/office/drawing/2016/5/11/chartex" xmlns:cx6="http://schemas.microsoft.com/office/drawing/2016/5/12/chartex" xmlns:cx7="http://schemas.microsoft.com/office/drawing/2016/5/13/chartex" xmlns:cx8="http://schemas.microsoft.com/office/drawing/2016/5/14/chartex" xmlns:mc="http://schemas.openxmlformats.org/markup-compatibility/2006" xmlns:aink="http://schemas.microsoft.com/office/drawing/2016/ink" xmlns:am3d="http://schemas.microsoft.com/office/drawing/2017/model3d" xmlns:o="urn:schemas-microsoft-com:office:office" xmlns:oel="http://schemas.microsoft.com/office/2019/extlst" xmlns:r="http://schemas.openxmlformats.org/officeDocument/2006/relationships" xmlns:m="http://schemas.openxmlformats.org/officeDocument/2006/math" xmlns:v="urn:schemas-microsoft-com:vml" xmlns:wp14="http://schemas.microsoft.com/office/word/2010/wordprocessingDrawing" xmlns:wp="http://schemas.openxmlformats.org/drawingml/2006/wordprocessingDrawing" xmlns:w10="urn:schemas-microsoft-com:office:word" xmlns:w="http://schemas.openxmlformats.org/wordprocessingml/2006/main" xmlns:w14="http://schemas.microsoft.com/office/word/2010/wordml" xmlns:w15="http://schemas.microsoft.com/office/word/2012/wordml" xmlns:w16cex="http://schemas.microsoft.com/office/word/2018/wordml/cex" xmlns:w16cid="http://schemas.microsoft.com/office/word/2016/wordml/cid" xmlns:w16="http://schemas.microsoft.com/office/word/2018/wordml" xmlns:w16du="http://schemas.microsoft.com/office/word/2023/wordml/word16du" xmlns:w16sdtdh="http://schemas.microsoft.com/office/word/2020/wordml/sdtdatahash" xmlns:w16sdtfl="http://schemas.microsoft.com/office/word/2024/wordml/sdtformatlock" xmlns:w16se="http://schemas.microsoft.com/office/word/2015/wordml/symex" xmlns:wpg="http://schemas.microsoft.com/office/word/2010/wordprocessingGroup" xmlns:wpi="http://schemas.microsoft.com/office/word/2010/wordprocessingInk" xmlns:wne="http://schemas.microsoft.com/office/word/2006/wordml" xmlns:wps="http://schemas.microsoft.com/office/word/2010/wordprocessingShape" mc:Ignorable="w14 w15 w16se w16cid w16 w16cex w16sdtdh w16sdtfl w16du wp14">
-  <w:tbl>
-    <w:tblPr>
-      <w:tblStyle w:val="Tabellenraster"/>
-      <w:tblpPr w:leftFromText="142" w:rightFromText="142" w:vertAnchor="text" w:tblpY="1"/>
-      <w:tblOverlap w:val="never"/>
-      <w:tblW w:w="9639" w:type="dxa"/>
-      <w:tblBorders>
-        <w:top w:val="none" w:sz="0" w:space="0" w:color="auto"/>
-        <w:left w:val="none" w:sz="0" w:space="0" w:color="auto"/>
-        <w:bottom w:val="none" w:sz="0" w:space="0" w:color="auto"/>
-        <w:right w:val="none" w:sz="0" w:space="0" w:color="auto"/>
-        <w:insideH w:val="none" w:sz="0" w:space="0" w:color="auto"/>
-        <w:insideV w:val="none" w:sz="0" w:space="0" w:color="auto"/>
-      </w:tblBorders>
-      <w:tblLayout w:type="fixed"/>
-      <w:tblCellMar>
-        <w:left w:w="0" w:type="dxa"/>
-        <w:right w:w="0" w:type="dxa"/>
-      </w:tblCellMar>
-      <w:tblLook w:val="04A0" w:firstRow="1" w:lastRow="0" w:firstColumn="1" w:lastColumn="0" w:noHBand="0" w:noVBand="1"/>
-    </w:tblPr>
-    <w:tblGrid>
-      <w:gridCol w:w="9078"/>
-      <w:gridCol w:w="561"/>
-    </w:tblGrid>
-    <w:tr>
-      <w:tc>
-        <w:tcPr>
-          <w:tcW w:w="9072" w:type="dxa"/>
-        </w:tcPr>
-        <w:p>
-          <w:pPr>
-            <w:pStyle w:val="Kopfzeile"/>
-            <w:tabs>
-              <w:tab w:val="clear" w:pos="4536"/>
-              <w:tab w:val="clear" w:pos="9072"/>
-            </w:tabs>
-            <w:rPr>
-              <w:rStyle w:val="PlatzhalterZchn"/>
-              <w:sz w:val="18"/>
-              <w:szCs w:val="18"/>
-            </w:rPr>
-          </w:pPr>
-          <w:proofErr w:type="gramStart"/>
-          <w:r>
-            <w:rPr>
-              <w:rStyle w:val="PlatzhalterZchn"/>
-              <w:sz w:val="16"/>
-              <w:szCs w:val="16"/>
-            </w:rPr>
-            <w:t>{{ LEITBEHOERDE</w:t>
-          </w:r>
-          <w:proofErr w:type="gramEnd"/>
-          <w:r>
-            <w:rPr>
-              <w:rStyle w:val="PlatzhalterZchn"/>
-              <w:sz w:val="16"/>
-              <w:szCs w:val="16"/>
-            </w:rPr>
-            <w:t>_</w:t>
-          </w:r>
-          <w:proofErr w:type="gramStart"/>
-          <w:r>
-            <w:rPr>
-              <w:rStyle w:val="PlatzhalterZchn"/>
-              <w:sz w:val="16"/>
-              <w:szCs w:val="16"/>
-            </w:rPr>
-            <w:t>NAME }</w:t>
-          </w:r>
-          <w:proofErr w:type="gramEnd"/>
-          <w:r>
-            <w:rPr>
-              <w:rStyle w:val="PlatzhalterZchn"/>
-              <w:sz w:val="16"/>
-              <w:szCs w:val="16"/>
-            </w:rPr>
-            <w:t>}</w:t>
-          </w:r>
-          <w:r>
-            <w:rPr>
-              <w:sz w:val="16"/>
-              <w:szCs w:val="16"/>
-            </w:rPr>
-            <w:t xml:space="preserve"> | </w:t>
-          </w:r>
-          <w:sdt>
-            <w:sdtPr>
-              <w:rPr>
-                <w:sz w:val="16"/>
-                <w:szCs w:val="16"/>
-              </w:rPr>
-              <w:id w:val="-1209956759"/>
-              <w:placeholder>
-                <w:docPart w:val="0AD52ACBBB2C4A608E90554377652AD2"/>
-              </w:placeholder>
-              <w:showingPlcHdr/>
-            </w:sdtPr>
-            <w:sdtEndPr/>
-            <w:sdtContent>
-              <w:r>
-                <w:rPr>
-                  <w:rFonts w:eastAsiaTheme="minorHAnsi"/>
-                  <w:sz w:val="16"/>
-                  <w:szCs w:val="16"/>
-                  <w:shd w:val="clear" w:color="auto" w:fill="FBE4D5" w:themeFill="accent2" w:themeFillTint="33"/>
-                </w:rPr>
-                <w:t>Baubehörde eingeben</w:t>
-              </w:r>
-            </w:sdtContent>
-          </w:sdt>
+            <w:t>Baubehörde</w:t>
+          </w:r>
           <w:r>
             <w:rPr>
               <w:sz w:val="16"/>
@@ -5539,7 +5132,7 @@
 <w:hdr xmlns:wpc="http://schemas.microsoft.com/office/word/2010/wordprocessingCanvas" xmlns:cx="http://schemas.microsoft.com/office/drawing/2014/chartex" xmlns:cx1="http://schemas.microsoft.com/office/drawing/2015/9/8/chartex" xmlns:cx2="http://schemas.microsoft.com/office/drawing/2015/10/21/chartex" xmlns:cx3="http://schemas.microsoft.com/office/drawing/2016/5/9/chartex" xmlns:cx4="http://schemas.microsoft.com/office/drawing/2016/5/10/chartex" xmlns:cx5="http://schemas.microsoft.com/office/drawing/2016/5/11/chartex" xmlns:cx6="http://schemas.microsoft.com/office/drawing/2016/5/12/chartex" xmlns:cx7="http://schemas.microsoft.com/office/drawing/2016/5/13/chartex" xmlns:cx8="http://schemas.microsoft.com/office/drawing/2016/5/14/chartex" xmlns:mc="http://schemas.openxmlformats.org/markup-compatibility/2006" xmlns:aink="http://schemas.microsoft.com/office/drawing/2016/ink" xmlns:am3d="http://schemas.microsoft.com/office/drawing/2017/model3d" xmlns:o="urn:schemas-microsoft-com:office:office" xmlns:oel="http://schemas.microsoft.com/office/2019/extlst" xmlns:r="http://schemas.openxmlformats.org/officeDocument/2006/relationships" xmlns:m="http://schemas.openxmlformats.org/officeDocument/2006/math" xmlns:v="urn:schemas-microsoft-com:vml" xmlns:wp14="http://schemas.microsoft.com/office/word/2010/wordprocessingDrawing" xmlns:wp="http://schemas.openxmlformats.org/drawingml/2006/wordprocessingDrawing" xmlns:w10="urn:schemas-microsoft-com:office:word" xmlns:w="http://schemas.openxmlformats.org/wordprocessingml/2006/main" xmlns:w14="http://schemas.microsoft.com/office/word/2010/wordml" xmlns:w15="http://schemas.microsoft.com/office/word/2012/wordml" xmlns:w16cex="http://schemas.microsoft.com/office/word/2018/wordml/cex" xmlns:w16cid="http://schemas.microsoft.com/office/word/2016/wordml/cid" xmlns:w16="http://schemas.microsoft.com/office/word/2018/wordml" xmlns:w16du="http://schemas.microsoft.com/office/word/2023/wordml/word16du" xmlns:w16sdtdh="http://schemas.microsoft.com/office/word/2020/wordml/sdtdatahash" xmlns:w16sdtfl="http://schemas.microsoft.com/office/word/2024/wordml/sdtformatlock" xmlns:w16se="http://schemas.microsoft.com/office/word/2015/wordml/symex" xmlns:wpg="http://schemas.microsoft.com/office/word/2010/wordprocessingGroup" xmlns:wpi="http://schemas.microsoft.com/office/word/2010/wordprocessingInk" xmlns:wne="http://schemas.microsoft.com/office/word/2006/wordml" xmlns:wps="http://schemas.microsoft.com/office/word/2010/wordprocessingShape" mc:Ignorable="w14 w15 w16se w16cid w16 w16cex w16sdtdh w16sdtfl w16du wp14">
   <w:p>
     <w:pPr>
-      <w:pStyle w:val="Kopfzeile"/>
+      <w:jc w:val="right"/>
     </w:pPr>
   </w:p>
 </w:hdr>
@@ -5547,51 +5140,197 @@
 
 <file path=word/header2.xml><?xml version="1.0" encoding="utf-8"?>
 <w:hdr xmlns:wpc="http://schemas.microsoft.com/office/word/2010/wordprocessingCanvas" xmlns:cx="http://schemas.microsoft.com/office/drawing/2014/chartex" xmlns:cx1="http://schemas.microsoft.com/office/drawing/2015/9/8/chartex" xmlns:cx2="http://schemas.microsoft.com/office/drawing/2015/10/21/chartex" xmlns:cx3="http://schemas.microsoft.com/office/drawing/2016/5/9/chartex" xmlns:cx4="http://schemas.microsoft.com/office/drawing/2016/5/10/chartex" xmlns:cx5="http://schemas.microsoft.com/office/drawing/2016/5/11/chartex" xmlns:cx6="http://schemas.microsoft.com/office/drawing/2016/5/12/chartex" xmlns:cx7="http://schemas.microsoft.com/office/drawing/2016/5/13/chartex" xmlns:cx8="http://schemas.microsoft.com/office/drawing/2016/5/14/chartex" xmlns:mc="http://schemas.openxmlformats.org/markup-compatibility/2006" xmlns:aink="http://schemas.microsoft.com/office/drawing/2016/ink" xmlns:am3d="http://schemas.microsoft.com/office/drawing/2017/model3d" xmlns:o="urn:schemas-microsoft-com:office:office" xmlns:oel="http://schemas.microsoft.com/office/2019/extlst" xmlns:r="http://schemas.openxmlformats.org/officeDocument/2006/relationships" xmlns:m="http://schemas.openxmlformats.org/officeDocument/2006/math" xmlns:v="urn:schemas-microsoft-com:vml" xmlns:wp14="http://schemas.microsoft.com/office/word/2010/wordprocessingDrawing" xmlns:wp="http://schemas.openxmlformats.org/drawingml/2006/wordprocessingDrawing" xmlns:w10="urn:schemas-microsoft-com:office:word" xmlns:w="http://schemas.openxmlformats.org/wordprocessingml/2006/main" xmlns:w14="http://schemas.microsoft.com/office/word/2010/wordml" xmlns:w15="http://schemas.microsoft.com/office/word/2012/wordml" xmlns:w16cex="http://schemas.microsoft.com/office/word/2018/wordml/cex" xmlns:w16cid="http://schemas.microsoft.com/office/word/2016/wordml/cid" xmlns:w16="http://schemas.microsoft.com/office/word/2018/wordml" xmlns:w16du="http://schemas.microsoft.com/office/word/2023/wordml/word16du" xmlns:w16sdtdh="http://schemas.microsoft.com/office/word/2020/wordml/sdtdatahash" xmlns:w16sdtfl="http://schemas.microsoft.com/office/word/2024/wordml/sdtformatlock" xmlns:w16se="http://schemas.microsoft.com/office/word/2015/wordml/symex" xmlns:wpg="http://schemas.microsoft.com/office/word/2010/wordprocessingGroup" xmlns:wpi="http://schemas.microsoft.com/office/word/2010/wordprocessingInk" xmlns:wne="http://schemas.microsoft.com/office/word/2006/wordml" xmlns:wps="http://schemas.microsoft.com/office/word/2010/wordprocessingShape" mc:Ignorable="w14 w15 w16se w16cid w16 w16cex w16sdtdh w16sdtfl w16du wp14">
+  <w:tbl>
+    <w:tblPr>
+      <w:tblStyle w:val="Tabellenraster"/>
+      <w:tblW w:w="9639" w:type="dxa"/>
+      <w:tblBorders>
+        <w:top w:val="none" w:sz="0" w:space="0" w:color="auto"/>
+        <w:left w:val="none" w:sz="0" w:space="0" w:color="auto"/>
+        <w:bottom w:val="none" w:sz="0" w:space="0" w:color="auto"/>
+        <w:right w:val="none" w:sz="0" w:space="0" w:color="auto"/>
+        <w:insideH w:val="none" w:sz="0" w:space="0" w:color="auto"/>
+        <w:insideV w:val="none" w:sz="0" w:space="0" w:color="auto"/>
+      </w:tblBorders>
+      <w:tblCellMar>
+        <w:left w:w="0" w:type="dxa"/>
+        <w:right w:w="0" w:type="dxa"/>
+      </w:tblCellMar>
+      <w:tblLook w:val="04A0" w:firstRow="1" w:lastRow="0" w:firstColumn="1" w:lastColumn="0" w:noHBand="0" w:noVBand="1"/>
+    </w:tblPr>
+    <w:tblGrid>
+      <w:gridCol w:w="5840"/>
+      <w:gridCol w:w="3799"/>
+    </w:tblGrid>
+    <w:tr>
+      <w:trPr>
+        <w:trHeight w:hRule="exact" w:val="1474"/>
+      </w:trPr>
+      <w:tc>
+        <w:tcPr>
+          <w:tcW w:w="5840" w:type="dxa"/>
+        </w:tcPr>
+        <w:p>
+          <w:pPr>
+            <w:pStyle w:val="Platzhalter"/>
+            <w:rPr>
+              <w:b/>
+              <w:bCs/>
+            </w:rPr>
+          </w:pPr>
+          <w:proofErr w:type="gramStart"/>
+          <w:r>
+            <w:rPr>
+              <w:b/>
+              <w:bCs/>
+            </w:rPr>
+            <w:t>{{ LEITBEHOERDE</w:t>
+          </w:r>
+          <w:proofErr w:type="gramEnd"/>
+          <w:r>
+            <w:rPr>
+              <w:b/>
+              <w:bCs/>
+            </w:rPr>
+            <w:t>_</w:t>
+          </w:r>
+          <w:proofErr w:type="gramStart"/>
+          <w:r>
+            <w:rPr>
+              <w:b/>
+              <w:bCs/>
+            </w:rPr>
+            <w:t>NAME }</w:t>
+          </w:r>
+          <w:proofErr w:type="gramEnd"/>
+          <w:r>
+            <w:rPr>
+              <w:b/>
+              <w:bCs/>
+            </w:rPr>
+            <w:t>}</w:t>
+          </w:r>
+        </w:p>
+        <w:p>
+          <w:pPr>
+            <w:rPr>
+              <w:sz w:val="18"/>
+              <w:szCs w:val="18"/>
+            </w:rPr>
+          </w:pPr>
+          <w:r>
+            <w:rPr>
+              <w:sz w:val="18"/>
+              <w:szCs w:val="18"/>
+            </w:rPr>
+            <w:t>Baubehörde</w:t>
+          </w:r>
+        </w:p>
+        <w:p>
+          <w:pPr>
+            <w:pStyle w:val="Platzhalter"/>
+            <w:rPr>
+              <w:sz w:val="18"/>
+              <w:szCs w:val="18"/>
+            </w:rPr>
+          </w:pPr>
+          <w:proofErr w:type="gramStart"/>
+          <w:r>
+            <w:rPr>
+              <w:sz w:val="18"/>
+              <w:szCs w:val="18"/>
+            </w:rPr>
+            <w:t>{{ LEITBEHOERDE</w:t>
+          </w:r>
+          <w:proofErr w:type="gramEnd"/>
+          <w:r>
+            <w:rPr>
+              <w:sz w:val="18"/>
+              <w:szCs w:val="18"/>
+            </w:rPr>
+            <w:t>_ADRESSE_</w:t>
+          </w:r>
+          <w:proofErr w:type="gramStart"/>
+          <w:r>
+            <w:rPr>
+              <w:sz w:val="18"/>
+              <w:szCs w:val="18"/>
+            </w:rPr>
+            <w:t>1 }</w:t>
+          </w:r>
+          <w:proofErr w:type="gramEnd"/>
+          <w:r>
+            <w:rPr>
+              <w:sz w:val="18"/>
+              <w:szCs w:val="18"/>
+            </w:rPr>
+            <w:t>}</w:t>
+          </w:r>
+        </w:p>
+        <w:p>
+          <w:pPr>
+            <w:pStyle w:val="Platzhalter"/>
+          </w:pPr>
+          <w:proofErr w:type="gramStart"/>
+          <w:r>
+            <w:rPr>
+              <w:sz w:val="18"/>
+              <w:szCs w:val="18"/>
+            </w:rPr>
+            <w:t>{{ LEITBEHOERDE</w:t>
+          </w:r>
+          <w:proofErr w:type="gramEnd"/>
+          <w:r>
+            <w:rPr>
+              <w:sz w:val="18"/>
+              <w:szCs w:val="18"/>
+            </w:rPr>
+            <w:t>_ADRESSE_2 }}</w:t>
+          </w:r>
+        </w:p>
+      </w:tc>
+      <w:tc>
+        <w:tcPr>
+          <w:tcW w:w="3799" w:type="dxa"/>
+        </w:tcPr>
+        <w:p>
+          <w:pPr>
+            <w:pStyle w:val="Platzhalter"/>
+            <w:jc w:val="right"/>
+          </w:pPr>
+          <w:proofErr w:type="gramStart"/>
+          <w:r>
+            <w:t>{{ "</w:t>
+          </w:r>
+          <w:proofErr w:type="gramEnd"/>
+          <w:r>
+            <w:t>GEMEINDE_WAPPEN" |</w:t>
+          </w:r>
+          <w:proofErr w:type="spellStart"/>
+          <w:proofErr w:type="gramStart"/>
+          <w:r>
+            <w:t>image</w:t>
+          </w:r>
+          <w:proofErr w:type="spellEnd"/>
+          <w:r>
+            <w:t>(</w:t>
+          </w:r>
+          <w:proofErr w:type="gramEnd"/>
+          <w:r>
+            <w:t>55, 25, True) }}</w:t>
+          </w:r>
+        </w:p>
+      </w:tc>
+    </w:tr>
+  </w:tbl>
   <w:p>
     <w:pPr>
-      <w:jc w:val="right"/>
+      <w:pStyle w:val="Kopfzeile"/>
+      <w:rPr>
+        <w:sz w:val="2"/>
+        <w:szCs w:val="2"/>
+      </w:rPr>
     </w:pPr>
-  </w:p>
-</w:hdr>
-</file>
-
-<file path=word/header3.xml><?xml version="1.0" encoding="utf-8"?>
-<w:hdr xmlns:wpc="http://schemas.microsoft.com/office/word/2010/wordprocessingCanvas" xmlns:cx="http://schemas.microsoft.com/office/drawing/2014/chartex" xmlns:cx1="http://schemas.microsoft.com/office/drawing/2015/9/8/chartex" xmlns:cx2="http://schemas.microsoft.com/office/drawing/2015/10/21/chartex" xmlns:cx3="http://schemas.microsoft.com/office/drawing/2016/5/9/chartex" xmlns:cx4="http://schemas.microsoft.com/office/drawing/2016/5/10/chartex" xmlns:cx5="http://schemas.microsoft.com/office/drawing/2016/5/11/chartex" xmlns:cx6="http://schemas.microsoft.com/office/drawing/2016/5/12/chartex" xmlns:cx7="http://schemas.microsoft.com/office/drawing/2016/5/13/chartex" xmlns:cx8="http://schemas.microsoft.com/office/drawing/2016/5/14/chartex" xmlns:mc="http://schemas.openxmlformats.org/markup-compatibility/2006" xmlns:aink="http://schemas.microsoft.com/office/drawing/2016/ink" xmlns:am3d="http://schemas.microsoft.com/office/drawing/2017/model3d" xmlns:o="urn:schemas-microsoft-com:office:office" xmlns:oel="http://schemas.microsoft.com/office/2019/extlst" xmlns:r="http://schemas.openxmlformats.org/officeDocument/2006/relationships" xmlns:m="http://schemas.openxmlformats.org/officeDocument/2006/math" xmlns:v="urn:schemas-microsoft-com:vml" xmlns:wp14="http://schemas.microsoft.com/office/word/2010/wordprocessingDrawing" xmlns:wp="http://schemas.openxmlformats.org/drawingml/2006/wordprocessingDrawing" xmlns:w10="urn:schemas-microsoft-com:office:word" xmlns:w="http://schemas.openxmlformats.org/wordprocessingml/2006/main" xmlns:w14="http://schemas.microsoft.com/office/word/2010/wordml" xmlns:w15="http://schemas.microsoft.com/office/word/2012/wordml" xmlns:w16cex="http://schemas.microsoft.com/office/word/2018/wordml/cex" xmlns:w16cid="http://schemas.microsoft.com/office/word/2016/wordml/cid" xmlns:w16="http://schemas.microsoft.com/office/word/2018/wordml" xmlns:w16du="http://schemas.microsoft.com/office/word/2023/wordml/word16du" xmlns:w16sdtdh="http://schemas.microsoft.com/office/word/2020/wordml/sdtdatahash" xmlns:w16sdtfl="http://schemas.microsoft.com/office/word/2024/wordml/sdtformatlock" xmlns:w16se="http://schemas.microsoft.com/office/word/2015/wordml/symex" xmlns:wpg="http://schemas.microsoft.com/office/word/2010/wordprocessingGroup" xmlns:wpi="http://schemas.microsoft.com/office/word/2010/wordprocessingInk" xmlns:wne="http://schemas.microsoft.com/office/word/2006/wordml" xmlns:wps="http://schemas.microsoft.com/office/word/2010/wordprocessingShape" mc:Ignorable="w14 w15 w16se w16cid w16 w16cex w16sdtdh w16sdtfl w16du wp14">
-  <w:p>
-    <w:pPr>
-      <w:pStyle w:val="Platzhalter"/>
-      <w:spacing w:before="360" w:after="120"/>
-      <w:jc w:val="right"/>
-    </w:pPr>
-    <w:proofErr w:type="gramStart"/>
-    <w:r>
-      <w:t>{{ "</w:t>
-    </w:r>
-    <w:proofErr w:type="gramEnd"/>
-    <w:r>
-      <w:t>GEMEINDE_WAPPEN" |</w:t>
-    </w:r>
-    <w:proofErr w:type="spellStart"/>
-    <w:proofErr w:type="gramStart"/>
-    <w:r>
-      <w:t>image</w:t>
-    </w:r>
-    <w:proofErr w:type="spellEnd"/>
-    <w:r>
-      <w:t>(</w:t>
-    </w:r>
-    <w:proofErr w:type="gramEnd"/>
-    <w:r>
-      <w:t>55, 25, True</w:t>
-    </w:r>
-    <w:proofErr w:type="gramStart"/>
-    <w:r>
-      <w:t>) }</w:t>
-    </w:r>
-    <w:proofErr w:type="gramEnd"/>
-    <w:r>
-      <w:t>}</w:t>
-    </w:r>
   </w:p>
 </w:hdr>
 </file>
@@ -9007,38 +8746,6 @@
     </w:docPart>
     <w:docPart>
       <w:docPartPr>
-        <w:name w:val="68340CA7072D490EA18BA85A9338BC39"/>
-        <w:category>
-          <w:name w:val="Allgemein"/>
-          <w:gallery w:val="placeholder"/>
-        </w:category>
-        <w:types>
-          <w:type w:val="bbPlcHdr"/>
-        </w:types>
-        <w:behaviors>
-          <w:behavior w:val="content"/>
-        </w:behaviors>
-        <w:guid w:val="{3152034E-2BC5-4AB7-84AB-45E814286E77}"/>
-      </w:docPartPr>
-      <w:docPartBody>
-        <w:p>
-          <w:pPr>
-            <w:pStyle w:val="68340CA7072D490EA18BA85A9338BC39"/>
-          </w:pPr>
-          <w:r>
-            <w:rPr>
-              <w:rFonts w:eastAsiaTheme="minorHAnsi"/>
-              <w:sz w:val="18"/>
-              <w:szCs w:val="18"/>
-              <w:shd w:val="clear" w:color="auto" w:fill="FAE2D5" w:themeFill="accent2" w:themeFillTint="33"/>
-            </w:rPr>
-            <w:t>Baubehörde eingeben</w:t>
-          </w:r>
-        </w:p>
-      </w:docPartBody>
-    </w:docPart>
-    <w:docPart>
-      <w:docPartPr>
         <w:name w:val="03DB4C7C995847B38F57BDCDDD72037A"/>
         <w:category>
           <w:name w:val="Allgemein"/>
@@ -9183,70 +8890,6 @@
               <w:shd w:val="clear" w:color="auto" w:fill="FAE2D5" w:themeFill="accent2" w:themeFillTint="33"/>
             </w:rPr>
             <w:t>Beilage</w:t>
-          </w:r>
-        </w:p>
-      </w:docPartBody>
-    </w:docPart>
-    <w:docPart>
-      <w:docPartPr>
-        <w:name w:val="0AD52ACBBB2C4A608E90554377652AD2"/>
-        <w:category>
-          <w:name w:val="Allgemein"/>
-          <w:gallery w:val="placeholder"/>
-        </w:category>
-        <w:types>
-          <w:type w:val="bbPlcHdr"/>
-        </w:types>
-        <w:behaviors>
-          <w:behavior w:val="content"/>
-        </w:behaviors>
-        <w:guid w:val="{C4147CEF-88A9-4A7A-BA4B-EB89C9E5B055}"/>
-      </w:docPartPr>
-      <w:docPartBody>
-        <w:p>
-          <w:pPr>
-            <w:pStyle w:val="0AD52ACBBB2C4A608E90554377652AD21"/>
-          </w:pPr>
-          <w:r>
-            <w:rPr>
-              <w:rFonts w:eastAsiaTheme="minorHAnsi"/>
-              <w:sz w:val="16"/>
-              <w:szCs w:val="16"/>
-              <w:shd w:val="clear" w:color="auto" w:fill="FAE2D5" w:themeFill="accent2" w:themeFillTint="33"/>
-            </w:rPr>
-            <w:t>Baubehörde eingeben</w:t>
-          </w:r>
-        </w:p>
-      </w:docPartBody>
-    </w:docPart>
-    <w:docPart>
-      <w:docPartPr>
-        <w:name w:val="288346DB9D97439AB53850C9CFCA7AE6"/>
-        <w:category>
-          <w:name w:val="Allgemein"/>
-          <w:gallery w:val="placeholder"/>
-        </w:category>
-        <w:types>
-          <w:type w:val="bbPlcHdr"/>
-        </w:types>
-        <w:behaviors>
-          <w:behavior w:val="content"/>
-        </w:behaviors>
-        <w:guid w:val="{105AF654-F333-439D-9F80-C1824C90CD06}"/>
-      </w:docPartPr>
-      <w:docPartBody>
-        <w:p>
-          <w:pPr>
-            <w:pStyle w:val="288346DB9D97439AB53850C9CFCA7AE61"/>
-          </w:pPr>
-          <w:r>
-            <w:rPr>
-              <w:rFonts w:eastAsiaTheme="minorHAnsi"/>
-              <w:sz w:val="16"/>
-              <w:szCs w:val="16"/>
-              <w:shd w:val="clear" w:color="auto" w:fill="FAE2D5" w:themeFill="accent2" w:themeFillTint="33"/>
-            </w:rPr>
-            <w:t>Baubehörde eingeben</w:t>
           </w:r>
         </w:p>
       </w:docPartBody>
@@ -9520,6 +9163,7 @@
     <w:rsid w:val="005F47AF"/>
     <w:rsid w:val="0060116E"/>
     <w:rsid w:val="006B402C"/>
+    <w:rsid w:val="006D5908"/>
     <w:rsid w:val="00735A58"/>
     <w:rsid w:val="00772186"/>
     <w:rsid w:val="007A161C"/>
@@ -9528,6 +9172,7 @@
     <w:rsid w:val="009555E1"/>
     <w:rsid w:val="009E7C9E"/>
     <w:rsid w:val="00A028C6"/>
+    <w:rsid w:val="00A63D9E"/>
     <w:rsid w:val="00B21192"/>
     <w:rsid w:val="00BC612D"/>
     <w:rsid w:val="00C3643A"/>
@@ -9539,6 +9184,7 @@
     <w:rsid w:val="00D77C85"/>
     <w:rsid w:val="00E07510"/>
     <w:rsid w:val="00E30D57"/>
+    <w:rsid w:val="00E67F5E"/>
     <w:rsid w:val="00EB25E0"/>
     <w:rsid w:val="00EE4B6E"/>
     <w:rsid w:val="00FA34C7"/>
@@ -10002,30 +9648,6 @@
       <w:color w:val="666666"/>
     </w:rPr>
   </w:style>
-  <w:style w:type="paragraph" w:customStyle="1" w:styleId="68340CA7072D490EA18BA85A9338BC39">
-    <w:name w:val="68340CA7072D490EA18BA85A9338BC39"/>
-    <w:rsid w:val="00A028C6"/>
-    <w:pPr>
-      <w:tabs>
-        <w:tab w:val="center" w:pos="4536"/>
-        <w:tab w:val="right" w:pos="9072"/>
-      </w:tabs>
-      <w:overflowPunct w:val="0"/>
-      <w:autoSpaceDE w:val="0"/>
-      <w:autoSpaceDN w:val="0"/>
-      <w:adjustRightInd w:val="0"/>
-      <w:spacing w:after="0" w:line="259" w:lineRule="auto"/>
-      <w:textAlignment w:val="baseline"/>
-    </w:pPr>
-    <w:rPr>
-      <w:rFonts w:ascii="Arial" w:eastAsia="Times New Roman" w:hAnsi="Arial" w:cs="Times New Roman"/>
-      <w:kern w:val="0"/>
-      <w:sz w:val="22"/>
-      <w:szCs w:val="20"/>
-      <w:lang w:eastAsia="de-DE"/>
-      <w14:ligatures w14:val="none"/>
-    </w:rPr>
-  </w:style>
   <w:style w:type="paragraph" w:customStyle="1" w:styleId="03DB4C7C995847B38F57BDCDDD72037A">
     <w:name w:val="03DB4C7C995847B38F57BDCDDD72037A"/>
     <w:rsid w:val="00A028C6"/>
@@ -10150,54 +9772,6 @@
     <w:name w:val="3A83EC457172473E810CDBD3F76D9767"/>
     <w:rsid w:val="00A028C6"/>
     <w:pPr>
-      <w:overflowPunct w:val="0"/>
-      <w:autoSpaceDE w:val="0"/>
-      <w:autoSpaceDN w:val="0"/>
-      <w:adjustRightInd w:val="0"/>
-      <w:spacing w:after="0" w:line="259" w:lineRule="auto"/>
-      <w:textAlignment w:val="baseline"/>
-    </w:pPr>
-    <w:rPr>
-      <w:rFonts w:ascii="Arial" w:eastAsia="Times New Roman" w:hAnsi="Arial" w:cs="Times New Roman"/>
-      <w:kern w:val="0"/>
-      <w:sz w:val="22"/>
-      <w:szCs w:val="20"/>
-      <w:lang w:eastAsia="de-DE"/>
-      <w14:ligatures w14:val="none"/>
-    </w:rPr>
-  </w:style>
-  <w:style w:type="paragraph" w:customStyle="1" w:styleId="288346DB9D97439AB53850C9CFCA7AE61">
-    <w:name w:val="288346DB9D97439AB53850C9CFCA7AE61"/>
-    <w:rsid w:val="00A028C6"/>
-    <w:pPr>
-      <w:tabs>
-        <w:tab w:val="center" w:pos="4536"/>
-        <w:tab w:val="right" w:pos="9072"/>
-      </w:tabs>
-      <w:overflowPunct w:val="0"/>
-      <w:autoSpaceDE w:val="0"/>
-      <w:autoSpaceDN w:val="0"/>
-      <w:adjustRightInd w:val="0"/>
-      <w:spacing w:after="0" w:line="259" w:lineRule="auto"/>
-      <w:textAlignment w:val="baseline"/>
-    </w:pPr>
-    <w:rPr>
-      <w:rFonts w:ascii="Arial" w:eastAsia="Times New Roman" w:hAnsi="Arial" w:cs="Times New Roman"/>
-      <w:kern w:val="0"/>
-      <w:sz w:val="22"/>
-      <w:szCs w:val="20"/>
-      <w:lang w:eastAsia="de-DE"/>
-      <w14:ligatures w14:val="none"/>
-    </w:rPr>
-  </w:style>
-  <w:style w:type="paragraph" w:customStyle="1" w:styleId="0AD52ACBBB2C4A608E90554377652AD21">
-    <w:name w:val="0AD52ACBBB2C4A608E90554377652AD21"/>
-    <w:rsid w:val="00A028C6"/>
-    <w:pPr>
-      <w:tabs>
-        <w:tab w:val="center" w:pos="4536"/>
-        <w:tab w:val="right" w:pos="9072"/>
-      </w:tabs>
       <w:overflowPunct w:val="0"/>
       <w:autoSpaceDE w:val="0"/>
       <w:autoSpaceDN w:val="0"/>
